--- a/docs/SimpleMCU_MAS.docx
+++ b/docs/SimpleMCU_MAS.docx
@@ -517,8 +517,8 @@
           <w:rFonts w:hint="eastAsia" w:asciiTheme="majorEastAsia" w:hAnsiTheme="majorEastAsia" w:eastAsiaTheme="majorEastAsia" w:cstheme="majorEastAsia"/>
           <w:b/>
           <w:bCs/>
-          <w:sz w:val="28"/>
-          <w:szCs w:val="28"/>
+          <w:sz w:val="26"/>
+          <w:szCs w:val="26"/>
         </w:rPr>
       </w:pPr>
       <w:r>
@@ -526,8 +526,8 @@
           <w:rFonts w:hint="eastAsia" w:asciiTheme="majorEastAsia" w:hAnsiTheme="majorEastAsia" w:eastAsiaTheme="majorEastAsia" w:cstheme="majorEastAsia"/>
           <w:b/>
           <w:bCs/>
-          <w:sz w:val="28"/>
-          <w:szCs w:val="28"/>
+          <w:sz w:val="26"/>
+          <w:szCs w:val="26"/>
         </w:rPr>
         <w:t>Contents</w:t>
       </w:r>
@@ -566,8 +566,8 @@
           <w:rFonts w:hint="eastAsia" w:asciiTheme="majorEastAsia" w:hAnsiTheme="majorEastAsia" w:eastAsiaTheme="majorEastAsia" w:cstheme="majorEastAsia"/>
           <w:b/>
           <w:bCs/>
-          <w:sz w:val="28"/>
-          <w:szCs w:val="28"/>
+          <w:sz w:val="26"/>
+          <w:szCs w:val="26"/>
         </w:rPr>
       </w:pPr>
       <w:r>
@@ -575,8 +575,8 @@
           <w:rFonts w:hint="eastAsia" w:asciiTheme="majorEastAsia" w:hAnsiTheme="majorEastAsia" w:eastAsiaTheme="majorEastAsia" w:cstheme="majorEastAsia"/>
           <w:b/>
           <w:bCs/>
-          <w:sz w:val="28"/>
-          <w:szCs w:val="28"/>
+          <w:sz w:val="26"/>
+          <w:szCs w:val="26"/>
         </w:rPr>
         <w:t>List of Figures</w:t>
       </w:r>
@@ -605,11 +605,23 @@
           <w:rFonts w:hint="eastAsia" w:asciiTheme="majorEastAsia" w:hAnsiTheme="majorEastAsia" w:eastAsiaTheme="majorEastAsia" w:cstheme="majorEastAsia"/>
           <w:b/>
           <w:bCs/>
-          <w:sz w:val="28"/>
-          <w:szCs w:val="28"/>
+          <w:sz w:val="26"/>
+          <w:szCs w:val="26"/>
         </w:rPr>
       </w:pPr>
       <w:r>
+        <w:rPr>
+          <w:rFonts w:hint="eastAsia" w:asciiTheme="majorEastAsia" w:hAnsiTheme="majorEastAsia" w:eastAsiaTheme="majorEastAsia" w:cstheme="majorEastAsia"/>
+          <w:b/>
+          <w:bCs/>
+          <w:sz w:val="26"/>
+          <w:szCs w:val="26"/>
+        </w:rPr>
+        <w:t>List of Tables</w:t>
+      </w:r>
+    </w:p>
+    <w:p>
+      <w:pPr>
         <w:rPr>
           <w:rFonts w:hint="eastAsia" w:asciiTheme="majorEastAsia" w:hAnsiTheme="majorEastAsia" w:eastAsiaTheme="majorEastAsia" w:cstheme="majorEastAsia"/>
           <w:b/>
@@ -617,11 +629,8 @@
           <w:sz w:val="28"/>
           <w:szCs w:val="28"/>
         </w:rPr>
-        <w:t>List of Tables</w:t>
-      </w:r>
-    </w:p>
-    <w:p>
-      <w:pPr>
+      </w:pPr>
+      <w:r>
         <w:rPr>
           <w:rFonts w:hint="eastAsia" w:asciiTheme="majorEastAsia" w:hAnsiTheme="majorEastAsia" w:eastAsiaTheme="majorEastAsia" w:cstheme="majorEastAsia"/>
           <w:b/>
@@ -629,21 +638,12 @@
           <w:sz w:val="28"/>
           <w:szCs w:val="28"/>
         </w:rPr>
-      </w:pPr>
-      <w:r>
-        <w:rPr>
-          <w:rFonts w:hint="eastAsia" w:asciiTheme="majorEastAsia" w:hAnsiTheme="majorEastAsia" w:eastAsiaTheme="majorEastAsia" w:cstheme="majorEastAsia"/>
-          <w:b/>
-          <w:bCs/>
-          <w:sz w:val="28"/>
-          <w:szCs w:val="28"/>
-        </w:rPr>
         <w:br w:type="page"/>
       </w:r>
     </w:p>
     <w:p>
       <w:pPr>
-        <w:ind w:left="0" w:leftChars="0" w:firstLine="399" w:firstLineChars="142"/>
+        <w:ind w:left="0" w:leftChars="0" w:firstLine="0" w:firstLineChars="0"/>
         <w:jc w:val="left"/>
         <w:outlineLvl w:val="0"/>
         <w:rPr>
@@ -651,8 +651,8 @@
           <w:b/>
           <w:bCs/>
           <w:color w:val="auto"/>
-          <w:sz w:val="20"/>
-          <w:szCs w:val="20"/>
+          <w:sz w:val="26"/>
+          <w:szCs w:val="26"/>
         </w:rPr>
       </w:pPr>
       <w:r>
@@ -661,8 +661,8 @@
           <w:b/>
           <w:bCs/>
           <w:color w:val="002060"/>
-          <w:sz w:val="28"/>
-          <w:szCs w:val="28"/>
+          <w:sz w:val="26"/>
+          <w:szCs w:val="26"/>
         </w:rPr>
         <w:t>Chapter 1: Introduction</w:t>
       </w:r>
@@ -963,8 +963,8 @@
           <w:b/>
           <w:bCs/>
           <w:color w:val="002060"/>
-          <w:sz w:val="28"/>
-          <w:szCs w:val="28"/>
+          <w:sz w:val="26"/>
+          <w:szCs w:val="26"/>
         </w:rPr>
       </w:pPr>
       <w:r>
@@ -973,8 +973,8 @@
           <w:b/>
           <w:bCs/>
           <w:color w:val="002060"/>
-          <w:sz w:val="28"/>
-          <w:szCs w:val="28"/>
+          <w:sz w:val="26"/>
+          <w:szCs w:val="26"/>
         </w:rPr>
         <w:t>Chapter 2: Design Configurations</w:t>
       </w:r>
@@ -992,8 +992,8 @@
           <w:b/>
           <w:bCs/>
           <w:color w:val="002060"/>
-          <w:sz w:val="24"/>
-          <w:szCs w:val="24"/>
+          <w:sz w:val="20"/>
+          <w:szCs w:val="20"/>
         </w:rPr>
       </w:pPr>
       <w:r>
@@ -1002,8 +1002,8 @@
           <w:b/>
           <w:bCs/>
           <w:color w:val="002060"/>
-          <w:sz w:val="24"/>
-          <w:szCs w:val="24"/>
+          <w:sz w:val="20"/>
+          <w:szCs w:val="20"/>
         </w:rPr>
         <w:t>Defines</w:t>
       </w:r>
@@ -1298,6 +1298,190 @@
               <w:widowControl w:val="0"/>
               <w:jc w:val="both"/>
               <w:rPr>
+                <w:rFonts w:hint="default" w:asciiTheme="majorEastAsia" w:hAnsiTheme="majorEastAsia" w:eastAsiaTheme="majorEastAsia" w:cstheme="majorEastAsia"/>
+                <w:b w:val="0"/>
+                <w:bCs w:val="0"/>
+                <w:color w:val="auto"/>
+                <w:sz w:val="20"/>
+                <w:szCs w:val="20"/>
+                <w:vertAlign w:val="baseline"/>
+              </w:rPr>
+            </w:pPr>
+            <w:r>
+              <w:rPr>
+                <w:rFonts w:hint="default" w:asciiTheme="majorEastAsia" w:hAnsiTheme="majorEastAsia" w:eastAsiaTheme="majorEastAsia" w:cstheme="majorEastAsia"/>
+                <w:b w:val="0"/>
+                <w:bCs w:val="0"/>
+                <w:color w:val="auto"/>
+                <w:sz w:val="20"/>
+                <w:szCs w:val="20"/>
+                <w:vertAlign w:val="baseline"/>
+              </w:rPr>
+              <w:t>USE_A</w:t>
+            </w:r>
+            <w:r>
+              <w:rPr>
+                <w:rFonts w:hint="default" w:asciiTheme="majorEastAsia" w:hAnsiTheme="majorEastAsia" w:eastAsiaTheme="majorEastAsia" w:cstheme="majorEastAsia"/>
+                <w:b w:val="0"/>
+                <w:bCs w:val="0"/>
+                <w:color w:val="auto"/>
+                <w:sz w:val="20"/>
+                <w:szCs w:val="20"/>
+                <w:vertAlign w:val="baseline"/>
+              </w:rPr>
+              <w:t>HB</w:t>
+            </w:r>
+          </w:p>
+        </w:tc>
+        <w:tc>
+          <w:tcPr>
+            <w:tcW w:w="5364" w:type="dxa"/>
+            <w:tcBorders>
+              <w:tl2br w:val="nil"/>
+              <w:tr2bl w:val="nil"/>
+            </w:tcBorders>
+            <w:shd w:val="clear" w:color="auto" w:fill="auto"/>
+            <w:vAlign w:val="top"/>
+          </w:tcPr>
+          <w:p>
+            <w:pPr>
+              <w:widowControl w:val="0"/>
+              <w:jc w:val="both"/>
+              <w:rPr>
+                <w:rFonts w:hint="default" w:asciiTheme="majorEastAsia" w:hAnsiTheme="majorEastAsia" w:eastAsiaTheme="majorEastAsia" w:cstheme="majorEastAsia"/>
+                <w:b w:val="0"/>
+                <w:bCs w:val="0"/>
+                <w:color w:val="auto"/>
+                <w:sz w:val="20"/>
+                <w:szCs w:val="20"/>
+                <w:vertAlign w:val="baseline"/>
+              </w:rPr>
+            </w:pPr>
+            <w:r>
+              <w:rPr>
+                <w:rFonts w:hint="default" w:asciiTheme="majorEastAsia" w:hAnsiTheme="majorEastAsia" w:eastAsiaTheme="majorEastAsia" w:cstheme="majorEastAsia"/>
+                <w:b w:val="0"/>
+                <w:bCs w:val="0"/>
+                <w:color w:val="auto"/>
+                <w:sz w:val="20"/>
+                <w:szCs w:val="20"/>
+                <w:vertAlign w:val="baseline"/>
+              </w:rPr>
+              <w:t>Turn on this to use A</w:t>
+            </w:r>
+            <w:r>
+              <w:rPr>
+                <w:rFonts w:hint="default" w:asciiTheme="majorEastAsia" w:hAnsiTheme="majorEastAsia" w:eastAsiaTheme="majorEastAsia" w:cstheme="majorEastAsia"/>
+                <w:b w:val="0"/>
+                <w:bCs w:val="0"/>
+                <w:color w:val="auto"/>
+                <w:sz w:val="20"/>
+                <w:szCs w:val="20"/>
+                <w:vertAlign w:val="baseline"/>
+              </w:rPr>
+              <w:t>HB</w:t>
+            </w:r>
+            <w:r>
+              <w:rPr>
+                <w:rFonts w:hint="default" w:asciiTheme="majorEastAsia" w:hAnsiTheme="majorEastAsia" w:eastAsiaTheme="majorEastAsia" w:cstheme="majorEastAsia"/>
+                <w:b w:val="0"/>
+                <w:bCs w:val="0"/>
+                <w:color w:val="auto"/>
+                <w:sz w:val="20"/>
+                <w:szCs w:val="20"/>
+                <w:vertAlign w:val="baseline"/>
+              </w:rPr>
+              <w:t xml:space="preserve"> as the main bus</w:t>
+            </w:r>
+          </w:p>
+        </w:tc>
+        <w:tc>
+          <w:tcPr>
+            <w:tcW w:w="1005" w:type="dxa"/>
+            <w:tcBorders>
+              <w:tl2br w:val="nil"/>
+              <w:tr2bl w:val="nil"/>
+            </w:tcBorders>
+            <w:shd w:val="clear" w:color="auto" w:fill="auto"/>
+            <w:vAlign w:val="top"/>
+          </w:tcPr>
+          <w:p>
+            <w:pPr>
+              <w:widowControl w:val="0"/>
+              <w:jc w:val="both"/>
+              <w:rPr>
+                <w:rFonts w:hint="default" w:asciiTheme="majorEastAsia" w:hAnsiTheme="majorEastAsia" w:eastAsiaTheme="majorEastAsia" w:cstheme="majorEastAsia"/>
+                <w:b w:val="0"/>
+                <w:bCs w:val="0"/>
+                <w:color w:val="auto"/>
+                <w:sz w:val="20"/>
+                <w:szCs w:val="20"/>
+                <w:vertAlign w:val="baseline"/>
+              </w:rPr>
+            </w:pPr>
+            <w:r>
+              <w:rPr>
+                <w:rFonts w:hint="default" w:asciiTheme="majorEastAsia" w:hAnsiTheme="majorEastAsia" w:eastAsiaTheme="majorEastAsia" w:cstheme="majorEastAsia"/>
+                <w:b w:val="0"/>
+                <w:bCs w:val="0"/>
+                <w:color w:val="auto"/>
+                <w:sz w:val="20"/>
+                <w:szCs w:val="20"/>
+                <w:vertAlign w:val="baseline"/>
+              </w:rPr>
+              <w:t>O</w:t>
+            </w:r>
+            <w:r>
+              <w:rPr>
+                <w:rFonts w:hint="default" w:asciiTheme="majorEastAsia" w:hAnsiTheme="majorEastAsia" w:eastAsiaTheme="majorEastAsia" w:cstheme="majorEastAsia"/>
+                <w:b w:val="0"/>
+                <w:bCs w:val="0"/>
+                <w:color w:val="auto"/>
+                <w:sz w:val="20"/>
+                <w:szCs w:val="20"/>
+                <w:vertAlign w:val="baseline"/>
+              </w:rPr>
+              <w:t>n</w:t>
+            </w:r>
+          </w:p>
+        </w:tc>
+      </w:tr>
+      <w:tr>
+        <w:tblPrEx>
+          <w:tblBorders>
+            <w:top w:val="single" w:color="auto" w:sz="4" w:space="0"/>
+            <w:left w:val="single" w:color="auto" w:sz="4" w:space="0"/>
+            <w:bottom w:val="single" w:color="auto" w:sz="4" w:space="0"/>
+            <w:right w:val="single" w:color="auto" w:sz="4" w:space="0"/>
+            <w:insideH w:val="single" w:color="auto" w:sz="4" w:space="0"/>
+            <w:insideV w:val="single" w:color="auto" w:sz="4" w:space="0"/>
+          </w:tblBorders>
+          <w:tblLayout w:type="fixed"/>
+          <w:tblCellMar>
+            <w:top w:w="0" w:type="dxa"/>
+            <w:left w:w="108" w:type="dxa"/>
+            <w:bottom w:w="0" w:type="dxa"/>
+            <w:right w:w="108" w:type="dxa"/>
+          </w:tblCellMar>
+        </w:tblPrEx>
+        <w:trPr>
+          <w:trHeight w:val="302" w:hRule="atLeast"/>
+        </w:trPr>
+        <w:tc>
+          <w:tcPr>
+            <w:tcW w:w="2130" w:type="dxa"/>
+            <w:tcBorders>
+              <w:tl2br w:val="nil"/>
+              <w:tr2bl w:val="nil"/>
+            </w:tcBorders>
+            <w:shd w:val="clear" w:color="auto" w:fill="auto"/>
+            <w:vAlign w:val="top"/>
+          </w:tcPr>
+          <w:p>
+            <w:pPr>
+              <w:widowControl w:val="0"/>
+              <w:jc w:val="both"/>
+              <w:rPr>
                 <w:rFonts w:hint="eastAsia" w:asciiTheme="majorEastAsia" w:hAnsiTheme="majorEastAsia" w:eastAsiaTheme="majorEastAsia" w:cstheme="majorEastAsia"/>
                 <w:b w:val="0"/>
                 <w:bCs w:val="0"/>
@@ -1336,53 +1520,26 @@
               <w:widowControl w:val="0"/>
               <w:jc w:val="both"/>
               <w:rPr>
-                <w:rFonts w:hint="default" w:asciiTheme="majorEastAsia" w:hAnsiTheme="majorEastAsia" w:eastAsiaTheme="majorEastAsia" w:cstheme="majorEastAsia"/>
-                <w:b w:val="0"/>
-                <w:bCs w:val="0"/>
-                <w:color w:val="auto"/>
-                <w:sz w:val="20"/>
-                <w:szCs w:val="20"/>
-                <w:vertAlign w:val="baseline"/>
-              </w:rPr>
-            </w:pPr>
-            <w:r>
-              <w:rPr>
-                <w:rFonts w:hint="default" w:asciiTheme="majorEastAsia" w:hAnsiTheme="majorEastAsia" w:eastAsiaTheme="majorEastAsia" w:cstheme="majorEastAsia"/>
-                <w:b w:val="0"/>
-                <w:bCs w:val="0"/>
-                <w:color w:val="auto"/>
-                <w:sz w:val="20"/>
-                <w:szCs w:val="20"/>
-                <w:vertAlign w:val="baseline"/>
-              </w:rPr>
-              <w:t>Turn on this to switch to use AXI as the main bus</w:t>
-            </w:r>
-          </w:p>
-          <w:p>
-            <w:pPr>
-              <w:widowControl w:val="0"/>
-              <w:jc w:val="both"/>
-              <w:rPr>
-                <w:rFonts w:hint="eastAsia" w:asciiTheme="majorEastAsia" w:hAnsiTheme="majorEastAsia" w:eastAsiaTheme="majorEastAsia" w:cstheme="majorEastAsia"/>
-                <w:b w:val="0"/>
-                <w:bCs w:val="0"/>
-                <w:color w:val="auto"/>
-                <w:sz w:val="20"/>
-                <w:szCs w:val="20"/>
-                <w:vertAlign w:val="baseline"/>
-              </w:rPr>
-            </w:pPr>
-            <w:r>
-              <w:rPr>
-                <w:rFonts w:hint="default" w:asciiTheme="majorEastAsia" w:hAnsiTheme="majorEastAsia" w:eastAsiaTheme="majorEastAsia" w:cstheme="majorEastAsia"/>
-                <w:b w:val="0"/>
-                <w:bCs w:val="0"/>
-                <w:color w:val="auto"/>
-                <w:sz w:val="20"/>
-                <w:szCs w:val="20"/>
-                <w:vertAlign w:val="baseline"/>
-              </w:rPr>
-              <w:t>(currently use AHB)</w:t>
+                <w:rFonts w:hint="eastAsia" w:asciiTheme="majorEastAsia" w:hAnsiTheme="majorEastAsia" w:eastAsiaTheme="majorEastAsia" w:cstheme="majorEastAsia"/>
+                <w:b w:val="0"/>
+                <w:bCs w:val="0"/>
+                <w:color w:val="auto"/>
+                <w:sz w:val="20"/>
+                <w:szCs w:val="20"/>
+                <w:vertAlign w:val="baseline"/>
+              </w:rPr>
+            </w:pPr>
+            <w:r>
+              <w:rPr>
+                <w:rFonts w:hint="default" w:asciiTheme="majorEastAsia" w:hAnsiTheme="majorEastAsia" w:eastAsiaTheme="majorEastAsia" w:cstheme="majorEastAsia"/>
+                <w:b w:val="0"/>
+                <w:bCs w:val="0"/>
+                <w:color w:val="auto"/>
+                <w:sz w:val="20"/>
+                <w:szCs w:val="20"/>
+                <w:vertAlign w:val="baseline"/>
+              </w:rPr>
+              <w:t>Turn on this to use AXI as the main bus</w:t>
             </w:r>
           </w:p>
         </w:tc>
@@ -1439,8 +1596,8 @@
           <w:rFonts w:hint="eastAsia" w:asciiTheme="majorEastAsia" w:hAnsiTheme="majorEastAsia" w:eastAsiaTheme="majorEastAsia" w:cstheme="majorEastAsia"/>
           <w:b w:val="0"/>
           <w:bCs w:val="0"/>
-          <w:i/>
-          <w:iCs/>
+          <w:i w:val="0"/>
+          <w:iCs w:val="0"/>
           <w:color w:val="auto"/>
           <w:sz w:val="20"/>
           <w:szCs w:val="20"/>
@@ -1451,118 +1608,13 @@
           <w:rFonts w:hint="default" w:asciiTheme="majorEastAsia" w:hAnsiTheme="majorEastAsia" w:eastAsiaTheme="majorEastAsia" w:cstheme="majorEastAsia"/>
           <w:b w:val="0"/>
           <w:bCs w:val="0"/>
-          <w:i/>
-          <w:iCs/>
+          <w:i w:val="0"/>
+          <w:iCs w:val="0"/>
           <w:color w:val="auto"/>
           <w:sz w:val="20"/>
           <w:szCs w:val="20"/>
         </w:rPr>
-        <w:t>*</w:t>
-      </w:r>
-      <w:r>
-        <w:rPr>
-          <w:rFonts w:hint="default" w:asciiTheme="majorEastAsia" w:hAnsiTheme="majorEastAsia" w:eastAsiaTheme="majorEastAsia" w:cstheme="majorEastAsia"/>
-          <w:b w:val="0"/>
-          <w:bCs w:val="0"/>
-          <w:i/>
-          <w:iCs/>
-          <w:color w:val="auto"/>
-          <w:sz w:val="20"/>
-          <w:szCs w:val="20"/>
-          <w:u w:val="single"/>
-        </w:rPr>
-        <w:t>Note</w:t>
-      </w:r>
-      <w:r>
-        <w:rPr>
-          <w:rFonts w:hint="default" w:asciiTheme="majorEastAsia" w:hAnsiTheme="majorEastAsia" w:eastAsiaTheme="majorEastAsia" w:cstheme="majorEastAsia"/>
-          <w:b w:val="0"/>
-          <w:bCs w:val="0"/>
-          <w:i/>
-          <w:iCs/>
-          <w:color w:val="auto"/>
-          <w:sz w:val="20"/>
-          <w:szCs w:val="20"/>
-        </w:rPr>
-        <w:t>: To ON/OFF these defines, modify ‘$</w:t>
-      </w:r>
-      <w:r>
-        <w:rPr>
-          <w:rFonts w:hint="default" w:asciiTheme="majorEastAsia" w:hAnsiTheme="majorEastAsia" w:eastAsiaTheme="majorEastAsia" w:cstheme="majorEastAsia"/>
-          <w:b w:val="0"/>
-          <w:bCs w:val="0"/>
-          <w:i/>
-          <w:iCs/>
-          <w:color w:val="auto"/>
-          <w:sz w:val="20"/>
-          <w:szCs w:val="20"/>
-        </w:rPr>
-        <w:t>{</w:t>
-      </w:r>
-      <w:r>
-        <w:rPr>
-          <w:rFonts w:hint="default" w:asciiTheme="majorEastAsia" w:hAnsiTheme="majorEastAsia" w:eastAsiaTheme="majorEastAsia" w:cstheme="majorEastAsia"/>
-          <w:b w:val="0"/>
-          <w:bCs w:val="0"/>
-          <w:i/>
-          <w:iCs/>
-          <w:color w:val="auto"/>
-          <w:sz w:val="20"/>
-          <w:szCs w:val="20"/>
-        </w:rPr>
-        <w:t>PROJ_ROOT</w:t>
-      </w:r>
-      <w:r>
-        <w:rPr>
-          <w:rFonts w:hint="default" w:asciiTheme="majorEastAsia" w:hAnsiTheme="majorEastAsia" w:eastAsiaTheme="majorEastAsia" w:cstheme="majorEastAsia"/>
-          <w:b w:val="0"/>
-          <w:bCs w:val="0"/>
-          <w:i/>
-          <w:iCs/>
-          <w:color w:val="auto"/>
-          <w:sz w:val="20"/>
-          <w:szCs w:val="20"/>
-        </w:rPr>
-        <w:t>}</w:t>
-      </w:r>
-      <w:r>
-        <w:rPr>
-          <w:rFonts w:hint="default" w:asciiTheme="majorEastAsia" w:hAnsiTheme="majorEastAsia" w:eastAsiaTheme="majorEastAsia" w:cstheme="majorEastAsia"/>
-          <w:b w:val="0"/>
-          <w:bCs w:val="0"/>
-          <w:i/>
-          <w:iCs/>
-          <w:color w:val="auto"/>
-          <w:sz w:val="20"/>
-          <w:szCs w:val="20"/>
-        </w:rPr>
-        <w:t>/rtl/</w:t>
-      </w:r>
-      <w:r>
-        <w:rPr>
-          <w:rFonts w:hint="default" w:asciiTheme="majorEastAsia" w:hAnsiTheme="majorEastAsia" w:eastAsiaTheme="majorEastAsia" w:cstheme="majorEastAsia"/>
-          <w:b w:val="0"/>
-          <w:bCs w:val="0"/>
-          <w:i/>
-          <w:iCs/>
-          <w:color w:val="auto"/>
-          <w:sz w:val="20"/>
-          <w:szCs w:val="20"/>
-        </w:rPr>
-        <w:t>spmcu</w:t>
-      </w:r>
-      <w:r>
-        <w:rPr>
-          <w:rFonts w:hint="default" w:asciiTheme="majorEastAsia" w:hAnsiTheme="majorEastAsia" w:eastAsiaTheme="majorEastAsia" w:cstheme="majorEastAsia"/>
-          <w:b w:val="0"/>
-          <w:bCs w:val="0"/>
-          <w:i/>
-          <w:iCs/>
-          <w:color w:val="auto"/>
-          <w:sz w:val="20"/>
-          <w:szCs w:val="20"/>
-        </w:rPr>
-        <w:t>_define_pkg.sv’</w:t>
+        <w:t>*To ON/OFF these defines, modify ‘${PROJ_ROOT}/rtl/spmcu_define_pkg.sv’</w:t>
       </w:r>
     </w:p>
     <w:p>
@@ -1578,8 +1630,8 @@
           <w:b/>
           <w:bCs/>
           <w:color w:val="002060"/>
-          <w:sz w:val="24"/>
-          <w:szCs w:val="24"/>
+          <w:sz w:val="20"/>
+          <w:szCs w:val="20"/>
         </w:rPr>
       </w:pPr>
       <w:r>
@@ -1588,8 +1640,8 @@
           <w:b/>
           <w:bCs/>
           <w:color w:val="002060"/>
-          <w:sz w:val="24"/>
-          <w:szCs w:val="24"/>
+          <w:sz w:val="20"/>
+          <w:szCs w:val="20"/>
         </w:rPr>
         <w:t>Parameters</w:t>
       </w:r>
@@ -1967,85 +2019,7 @@
           <w:sz w:val="20"/>
           <w:szCs w:val="20"/>
         </w:rPr>
-        <w:t>These parameters are defined in ‘$</w:t>
-      </w:r>
-      <w:r>
-        <w:rPr>
-          <w:rFonts w:hint="default" w:asciiTheme="majorEastAsia" w:hAnsiTheme="majorEastAsia" w:eastAsiaTheme="majorEastAsia" w:cstheme="majorEastAsia"/>
-          <w:b w:val="0"/>
-          <w:bCs w:val="0"/>
-          <w:i w:val="0"/>
-          <w:iCs w:val="0"/>
-          <w:color w:val="auto"/>
-          <w:sz w:val="20"/>
-          <w:szCs w:val="20"/>
-        </w:rPr>
-        <w:t>{</w:t>
-      </w:r>
-      <w:r>
-        <w:rPr>
-          <w:rFonts w:hint="default" w:asciiTheme="majorEastAsia" w:hAnsiTheme="majorEastAsia" w:eastAsiaTheme="majorEastAsia" w:cstheme="majorEastAsia"/>
-          <w:b w:val="0"/>
-          <w:bCs w:val="0"/>
-          <w:i w:val="0"/>
-          <w:iCs w:val="0"/>
-          <w:color w:val="auto"/>
-          <w:sz w:val="20"/>
-          <w:szCs w:val="20"/>
-        </w:rPr>
-        <w:t>PROJ_ROOT</w:t>
-      </w:r>
-      <w:r>
-        <w:rPr>
-          <w:rFonts w:hint="default" w:asciiTheme="majorEastAsia" w:hAnsiTheme="majorEastAsia" w:eastAsiaTheme="majorEastAsia" w:cstheme="majorEastAsia"/>
-          <w:b w:val="0"/>
-          <w:bCs w:val="0"/>
-          <w:i w:val="0"/>
-          <w:iCs w:val="0"/>
-          <w:color w:val="auto"/>
-          <w:sz w:val="20"/>
-          <w:szCs w:val="20"/>
-        </w:rPr>
-        <w:t>}</w:t>
-      </w:r>
-      <w:r>
-        <w:rPr>
-          <w:rFonts w:hint="default" w:asciiTheme="majorEastAsia" w:hAnsiTheme="majorEastAsia" w:eastAsiaTheme="majorEastAsia" w:cstheme="majorEastAsia"/>
-          <w:b w:val="0"/>
-          <w:bCs w:val="0"/>
-          <w:i w:val="0"/>
-          <w:iCs w:val="0"/>
-          <w:color w:val="auto"/>
-          <w:sz w:val="20"/>
-          <w:szCs w:val="20"/>
-        </w:rPr>
-        <w:t>/rtl/s</w:t>
-      </w:r>
-      <w:r>
-        <w:rPr>
-          <w:rFonts w:hint="default" w:asciiTheme="majorEastAsia" w:hAnsiTheme="majorEastAsia" w:eastAsiaTheme="majorEastAsia" w:cstheme="majorEastAsia"/>
-          <w:b w:val="0"/>
-          <w:bCs w:val="0"/>
-          <w:i w:val="0"/>
-          <w:iCs w:val="0"/>
-          <w:color w:val="auto"/>
-          <w:sz w:val="20"/>
-          <w:szCs w:val="20"/>
-        </w:rPr>
-        <w:t>pmcu</w:t>
-      </w:r>
-      <w:r>
-        <w:rPr>
-          <w:rFonts w:hint="default" w:asciiTheme="majorEastAsia" w:hAnsiTheme="majorEastAsia" w:eastAsiaTheme="majorEastAsia" w:cstheme="majorEastAsia"/>
-          <w:b w:val="0"/>
-          <w:bCs w:val="0"/>
-          <w:i w:val="0"/>
-          <w:iCs w:val="0"/>
-          <w:color w:val="auto"/>
-          <w:sz w:val="20"/>
-          <w:szCs w:val="20"/>
-        </w:rPr>
-        <w:t>_param_pkg.sv’.</w:t>
+        <w:t>These parameters are defined in ‘${PROJ_ROOT}/rtl/spmcu_param_pkg.sv’.</w:t>
       </w:r>
     </w:p>
     <w:p>
@@ -2090,8 +2064,8 @@
           <w:i w:val="0"/>
           <w:iCs w:val="0"/>
           <w:color w:val="002060"/>
-          <w:sz w:val="28"/>
-          <w:szCs w:val="28"/>
+          <w:sz w:val="26"/>
+          <w:szCs w:val="26"/>
         </w:rPr>
       </w:pPr>
       <w:r>
@@ -2102,8 +2076,8 @@
           <w:i w:val="0"/>
           <w:iCs w:val="0"/>
           <w:color w:val="002060"/>
-          <w:sz w:val="28"/>
-          <w:szCs w:val="28"/>
+          <w:sz w:val="26"/>
+          <w:szCs w:val="26"/>
         </w:rPr>
         <w:t>Chapter 3: Architechture and Implementation</w:t>
       </w:r>
@@ -2138,48 +2112,8 @@
           <w:color w:val="auto"/>
           <w:sz w:val="20"/>
           <w:szCs w:val="20"/>
-          <w:u w:val="single"/>
-        </w:rPr>
-        <w:t>Note</w:t>
-      </w:r>
-      <w:r>
-        <w:rPr>
-          <w:rFonts w:hint="default" w:asciiTheme="majorEastAsia" w:hAnsiTheme="majorEastAsia" w:eastAsiaTheme="majorEastAsia" w:cstheme="majorEastAsia"/>
-          <w:b w:val="0"/>
-          <w:bCs w:val="0"/>
-          <w:i/>
-          <w:iCs/>
-          <w:color w:val="auto"/>
-          <w:sz w:val="20"/>
-          <w:szCs w:val="20"/>
-        </w:rPr>
-        <w:t>: For reuse purpose - each section (</w:t>
-      </w:r>
-      <w:r>
-        <w:rPr>
-          <w:rFonts w:hint="default" w:asciiTheme="majorEastAsia" w:hAnsiTheme="majorEastAsia" w:eastAsiaTheme="majorEastAsia" w:cstheme="majorEastAsia"/>
-          <w:b w:val="0"/>
-          <w:bCs w:val="0"/>
-          <w:i/>
-          <w:iCs/>
-          <w:color w:val="auto"/>
-          <w:sz w:val="20"/>
-          <w:szCs w:val="20"/>
-        </w:rPr>
-        <w:t>from section 4 to 8</w:t>
-      </w:r>
-      <w:r>
-        <w:rPr>
-          <w:rFonts w:hint="default" w:asciiTheme="majorEastAsia" w:hAnsiTheme="majorEastAsia" w:eastAsiaTheme="majorEastAsia" w:cstheme="majorEastAsia"/>
-          <w:b w:val="0"/>
-          <w:bCs w:val="0"/>
-          <w:i/>
-          <w:iCs/>
-          <w:color w:val="auto"/>
-          <w:sz w:val="20"/>
-          <w:szCs w:val="20"/>
-        </w:rPr>
-        <w:t>) in this chapter can be reused as an independent design document of the corresponding top module mentioned in that section.</w:t>
+        </w:rPr>
+        <w:t>For reuse purpose - each section (from section 4 to 8) in this chapter can be reused as an independent design document of the corresponding top module mentioned in that section.</w:t>
       </w:r>
     </w:p>
     <w:p>
@@ -2363,7 +2297,7 @@
     <w:tbl>
       <w:tblPr>
         <w:tblStyle w:val="5"/>
-        <w:tblW w:w="8454" w:type="dxa"/>
+        <w:tblW w:w="8496" w:type="dxa"/>
         <w:tblInd w:w="0" w:type="dxa"/>
         <w:tblBorders>
           <w:top w:val="single" w:color="auto" w:sz="4" w:space="0"/>
@@ -2383,10 +2317,11 @@
         </w:tblCellMar>
       </w:tblPr>
       <w:tblGrid>
-        <w:gridCol w:w="2319"/>
-        <w:gridCol w:w="840"/>
-        <w:gridCol w:w="840"/>
-        <w:gridCol w:w="4455"/>
+        <w:gridCol w:w="1844"/>
+        <w:gridCol w:w="889"/>
+        <w:gridCol w:w="854"/>
+        <w:gridCol w:w="900"/>
+        <w:gridCol w:w="4009"/>
       </w:tblGrid>
       <w:tr>
         <w:tblPrEx>
@@ -2412,7 +2347,7 @@
         </w:trPr>
         <w:tc>
           <w:tcPr>
-            <w:tcW w:w="2319" w:type="dxa"/>
+            <w:tcW w:w="1844" w:type="dxa"/>
             <w:tcBorders>
               <w:tl2br w:val="nil"/>
               <w:tr2bl w:val="nil"/>
@@ -2452,7 +2387,7 @@
         </w:tc>
         <w:tc>
           <w:tcPr>
-            <w:tcW w:w="840" w:type="dxa"/>
+            <w:tcW w:w="889" w:type="dxa"/>
             <w:tcBorders>
               <w:tl2br w:val="nil"/>
               <w:tr2bl w:val="nil"/>
@@ -2492,7 +2427,7 @@
         </w:tc>
         <w:tc>
           <w:tcPr>
-            <w:tcW w:w="840" w:type="dxa"/>
+            <w:tcW w:w="854" w:type="dxa"/>
             <w:tcBorders>
               <w:tl2br w:val="nil"/>
               <w:tr2bl w:val="nil"/>
@@ -2532,7 +2467,47 @@
         </w:tc>
         <w:tc>
           <w:tcPr>
-            <w:tcW w:w="4455" w:type="dxa"/>
+            <w:tcW w:w="900" w:type="dxa"/>
+            <w:tcBorders>
+              <w:tl2br w:val="nil"/>
+              <w:tr2bl w:val="nil"/>
+            </w:tcBorders>
+            <w:shd w:val="clear" w:color="auto" w:fill="A5A5A5" w:themeFill="accent3"/>
+            <w:vAlign w:val="center"/>
+          </w:tcPr>
+          <w:p>
+            <w:pPr>
+              <w:widowControl w:val="0"/>
+              <w:jc w:val="both"/>
+              <w:rPr>
+                <w:rFonts w:hint="default" w:asciiTheme="majorEastAsia" w:hAnsiTheme="majorEastAsia" w:eastAsiaTheme="majorEastAsia" w:cstheme="majorEastAsia"/>
+                <w:b/>
+                <w:bCs/>
+                <w:color w:val="002060"/>
+                <w:sz w:val="20"/>
+                <w:szCs w:val="20"/>
+                <w:shd w:val="clear" w:color="auto" w:fill="auto"/>
+                <w:vertAlign w:val="baseline"/>
+              </w:rPr>
+            </w:pPr>
+            <w:r>
+              <w:rPr>
+                <w:rFonts w:hint="default" w:asciiTheme="majorEastAsia" w:hAnsiTheme="majorEastAsia" w:eastAsiaTheme="majorEastAsia" w:cstheme="majorEastAsia"/>
+                <w:b/>
+                <w:bCs/>
+                <w:color w:val="002060"/>
+                <w:sz w:val="20"/>
+                <w:szCs w:val="20"/>
+                <w:shd w:val="clear" w:color="auto" w:fill="auto"/>
+                <w:vertAlign w:val="baseline"/>
+              </w:rPr>
+              <w:t>Width</w:t>
+            </w:r>
+          </w:p>
+        </w:tc>
+        <w:tc>
+          <w:tcPr>
+            <w:tcW w:w="4009" w:type="dxa"/>
             <w:tcBorders>
               <w:tl2br w:val="nil"/>
               <w:tr2bl w:val="nil"/>
@@ -2595,7 +2570,7 @@
         </w:trPr>
         <w:tc>
           <w:tcPr>
-            <w:tcW w:w="2319" w:type="dxa"/>
+            <w:tcW w:w="1844" w:type="dxa"/>
             <w:tcBorders>
               <w:tl2br w:val="nil"/>
               <w:tr2bl w:val="nil"/>
@@ -2634,7 +2609,7 @@
         </w:tc>
         <w:tc>
           <w:tcPr>
-            <w:tcW w:w="840" w:type="dxa"/>
+            <w:tcW w:w="889" w:type="dxa"/>
             <w:tcBorders>
               <w:tl2br w:val="nil"/>
               <w:tr2bl w:val="nil"/>
@@ -2673,7 +2648,7 @@
         </w:tc>
         <w:tc>
           <w:tcPr>
-            <w:tcW w:w="840" w:type="dxa"/>
+            <w:tcW w:w="854" w:type="dxa"/>
             <w:tcBorders>
               <w:tl2br w:val="nil"/>
               <w:tr2bl w:val="nil"/>
@@ -2712,7 +2687,34 @@
         </w:tc>
         <w:tc>
           <w:tcPr>
-            <w:tcW w:w="4455" w:type="dxa"/>
+            <w:tcW w:w="900" w:type="dxa"/>
+            <w:tcBorders>
+              <w:tl2br w:val="nil"/>
+              <w:tr2bl w:val="nil"/>
+            </w:tcBorders>
+            <w:shd w:val="clear" w:color="auto" w:fill="FFFFFF" w:themeFill="background1"/>
+            <w:textDirection w:val="lrTbV"/>
+            <w:vAlign w:val="center"/>
+          </w:tcPr>
+          <w:p>
+            <w:pPr>
+              <w:widowControl w:val="0"/>
+              <w:jc w:val="both"/>
+              <w:rPr>
+                <w:rFonts w:hint="default" w:asciiTheme="majorEastAsia" w:hAnsiTheme="majorEastAsia" w:eastAsiaTheme="majorEastAsia" w:cstheme="majorEastAsia"/>
+                <w:b w:val="0"/>
+                <w:bCs w:val="0"/>
+                <w:color w:val="auto"/>
+                <w:sz w:val="20"/>
+                <w:szCs w:val="20"/>
+                <w:vertAlign w:val="baseline"/>
+              </w:rPr>
+            </w:pPr>
+          </w:p>
+        </w:tc>
+        <w:tc>
+          <w:tcPr>
+            <w:tcW w:w="4009" w:type="dxa"/>
             <w:tcBorders>
               <w:tl2br w:val="nil"/>
               <w:tr2bl w:val="nil"/>
@@ -2774,7 +2776,7 @@
         </w:trPr>
         <w:tc>
           <w:tcPr>
-            <w:tcW w:w="2319" w:type="dxa"/>
+            <w:tcW w:w="1844" w:type="dxa"/>
             <w:tcBorders>
               <w:tl2br w:val="nil"/>
               <w:tr2bl w:val="nil"/>
@@ -2813,7 +2815,7 @@
         </w:tc>
         <w:tc>
           <w:tcPr>
-            <w:tcW w:w="840" w:type="dxa"/>
+            <w:tcW w:w="889" w:type="dxa"/>
             <w:tcBorders>
               <w:tl2br w:val="nil"/>
               <w:tr2bl w:val="nil"/>
@@ -2852,7 +2854,7 @@
         </w:tc>
         <w:tc>
           <w:tcPr>
-            <w:tcW w:w="840" w:type="dxa"/>
+            <w:tcW w:w="854" w:type="dxa"/>
             <w:tcBorders>
               <w:tl2br w:val="nil"/>
               <w:tr2bl w:val="nil"/>
@@ -2891,7 +2893,34 @@
         </w:tc>
         <w:tc>
           <w:tcPr>
-            <w:tcW w:w="4455" w:type="dxa"/>
+            <w:tcW w:w="900" w:type="dxa"/>
+            <w:tcBorders>
+              <w:tl2br w:val="nil"/>
+              <w:tr2bl w:val="nil"/>
+            </w:tcBorders>
+            <w:shd w:val="clear" w:color="auto" w:fill="FFFFFF" w:themeFill="background1"/>
+            <w:textDirection w:val="lrTbV"/>
+            <w:vAlign w:val="center"/>
+          </w:tcPr>
+          <w:p>
+            <w:pPr>
+              <w:widowControl w:val="0"/>
+              <w:jc w:val="both"/>
+              <w:rPr>
+                <w:rFonts w:hint="default" w:asciiTheme="majorEastAsia" w:hAnsiTheme="majorEastAsia" w:eastAsiaTheme="majorEastAsia" w:cstheme="majorEastAsia"/>
+                <w:b w:val="0"/>
+                <w:bCs w:val="0"/>
+                <w:color w:val="auto"/>
+                <w:sz w:val="20"/>
+                <w:szCs w:val="20"/>
+                <w:vertAlign w:val="baseline"/>
+              </w:rPr>
+            </w:pPr>
+          </w:p>
+        </w:tc>
+        <w:tc>
+          <w:tcPr>
+            <w:tcW w:w="4009" w:type="dxa"/>
             <w:tcBorders>
               <w:tl2br w:val="nil"/>
               <w:tr2bl w:val="nil"/>
@@ -2953,8 +2982,8 @@
         </w:trPr>
         <w:tc>
           <w:tcPr>
-            <w:tcW w:w="8454" w:type="dxa"/>
-            <w:gridSpan w:val="4"/>
+            <w:tcW w:w="8496" w:type="dxa"/>
+            <w:gridSpan w:val="5"/>
             <w:tcBorders>
               <w:tl2br w:val="nil"/>
               <w:tr2bl w:val="nil"/>
@@ -2968,7 +2997,7 @@
               <w:widowControl w:val="0"/>
               <w:jc w:val="both"/>
               <w:rPr>
-                <w:rFonts w:hint="eastAsia" w:asciiTheme="majorEastAsia" w:hAnsiTheme="majorEastAsia" w:eastAsiaTheme="majorEastAsia" w:cstheme="majorEastAsia"/>
+                <w:rFonts w:hint="default" w:asciiTheme="majorEastAsia" w:hAnsiTheme="majorEastAsia" w:eastAsiaTheme="majorEastAsia" w:cstheme="majorEastAsia"/>
                 <w:b/>
                 <w:bCs/>
                 <w:color w:val="auto"/>
@@ -3016,7 +3045,7 @@
         </w:trPr>
         <w:tc>
           <w:tcPr>
-            <w:tcW w:w="2319" w:type="dxa"/>
+            <w:tcW w:w="1844" w:type="dxa"/>
             <w:tcBorders>
               <w:tl2br w:val="nil"/>
               <w:tr2bl w:val="nil"/>
@@ -3042,7 +3071,7 @@
         </w:tc>
         <w:tc>
           <w:tcPr>
-            <w:tcW w:w="840" w:type="dxa"/>
+            <w:tcW w:w="889" w:type="dxa"/>
             <w:tcBorders>
               <w:tl2br w:val="nil"/>
               <w:tr2bl w:val="nil"/>
@@ -3080,7 +3109,46 @@
         </w:tc>
         <w:tc>
           <w:tcPr>
-            <w:tcW w:w="840" w:type="dxa"/>
+            <w:tcW w:w="854" w:type="dxa"/>
+            <w:tcBorders>
+              <w:tl2br w:val="nil"/>
+              <w:tr2bl w:val="nil"/>
+            </w:tcBorders>
+            <w:shd w:val="clear" w:color="auto" w:fill="auto"/>
+            <w:textDirection w:val="lrTbV"/>
+            <w:vAlign w:val="center"/>
+          </w:tcPr>
+          <w:p>
+            <w:pPr>
+              <w:widowControl w:val="0"/>
+              <w:jc w:val="both"/>
+              <w:rPr>
+                <w:rFonts w:hint="eastAsia" w:asciiTheme="majorEastAsia" w:hAnsiTheme="majorEastAsia" w:eastAsiaTheme="majorEastAsia" w:cstheme="majorEastAsia"/>
+                <w:b w:val="0"/>
+                <w:bCs w:val="0"/>
+                <w:color w:val="auto"/>
+                <w:sz w:val="20"/>
+                <w:szCs w:val="20"/>
+                <w:vertAlign w:val="baseline"/>
+              </w:rPr>
+            </w:pPr>
+            <w:r>
+              <w:rPr>
+                <w:rFonts w:hint="default" w:asciiTheme="majorEastAsia" w:hAnsiTheme="majorEastAsia" w:eastAsiaTheme="majorEastAsia" w:cstheme="majorEastAsia"/>
+                <w:b w:val="0"/>
+                <w:bCs w:val="0"/>
+                <w:color w:val="auto"/>
+                <w:sz w:val="20"/>
+                <w:szCs w:val="20"/>
+                <w:vertAlign w:val="baseline"/>
+              </w:rPr>
+              <w:t>---------</w:t>
+            </w:r>
+          </w:p>
+        </w:tc>
+        <w:tc>
+          <w:tcPr>
+            <w:tcW w:w="900" w:type="dxa"/>
             <w:tcBorders>
               <w:tl2br w:val="nil"/>
               <w:tr2bl w:val="nil"/>
@@ -3106,7 +3174,7 @@
         </w:tc>
         <w:tc>
           <w:tcPr>
-            <w:tcW w:w="4455" w:type="dxa"/>
+            <w:tcW w:w="4009" w:type="dxa"/>
             <w:tcBorders>
               <w:tl2br w:val="nil"/>
               <w:tr2bl w:val="nil"/>
@@ -3155,7 +3223,7 @@
         </w:trPr>
         <w:tc>
           <w:tcPr>
-            <w:tcW w:w="2319" w:type="dxa"/>
+            <w:tcW w:w="1844" w:type="dxa"/>
             <w:tcBorders>
               <w:tl2br w:val="nil"/>
               <w:tr2bl w:val="nil"/>
@@ -3181,7 +3249,7 @@
         </w:tc>
         <w:tc>
           <w:tcPr>
-            <w:tcW w:w="840" w:type="dxa"/>
+            <w:tcW w:w="889" w:type="dxa"/>
             <w:tcBorders>
               <w:tl2br w:val="nil"/>
               <w:tr2bl w:val="nil"/>
@@ -3219,7 +3287,7 @@
         </w:tc>
         <w:tc>
           <w:tcPr>
-            <w:tcW w:w="840" w:type="dxa"/>
+            <w:tcW w:w="854" w:type="dxa"/>
             <w:tcBorders>
               <w:tl2br w:val="nil"/>
               <w:tr2bl w:val="nil"/>
@@ -3245,7 +3313,33 @@
         </w:tc>
         <w:tc>
           <w:tcPr>
-            <w:tcW w:w="4455" w:type="dxa"/>
+            <w:tcW w:w="900" w:type="dxa"/>
+            <w:tcBorders>
+              <w:tl2br w:val="nil"/>
+              <w:tr2bl w:val="nil"/>
+            </w:tcBorders>
+            <w:shd w:val="clear" w:color="auto" w:fill="auto"/>
+            <w:vAlign w:val="top"/>
+          </w:tcPr>
+          <w:p>
+            <w:pPr>
+              <w:widowControl w:val="0"/>
+              <w:jc w:val="left"/>
+              <w:rPr>
+                <w:rFonts w:hint="eastAsia" w:asciiTheme="majorEastAsia" w:hAnsiTheme="majorEastAsia" w:eastAsiaTheme="majorEastAsia" w:cstheme="majorEastAsia"/>
+                <w:b w:val="0"/>
+                <w:bCs w:val="0"/>
+                <w:color w:val="auto"/>
+                <w:sz w:val="20"/>
+                <w:szCs w:val="20"/>
+                <w:vertAlign w:val="baseline"/>
+              </w:rPr>
+            </w:pPr>
+          </w:p>
+        </w:tc>
+        <w:tc>
+          <w:tcPr>
+            <w:tcW w:w="4009" w:type="dxa"/>
             <w:tcBorders>
               <w:tl2br w:val="nil"/>
               <w:tr2bl w:val="nil"/>
@@ -3294,8 +3388,8 @@
         </w:trPr>
         <w:tc>
           <w:tcPr>
-            <w:tcW w:w="8454" w:type="dxa"/>
-            <w:gridSpan w:val="4"/>
+            <w:tcW w:w="8496" w:type="dxa"/>
+            <w:gridSpan w:val="5"/>
             <w:tcBorders>
               <w:tl2br w:val="nil"/>
               <w:tr2bl w:val="nil"/>
@@ -3309,17 +3403,6 @@
               <w:widowControl w:val="0"/>
               <w:jc w:val="both"/>
               <w:rPr>
-                <w:rFonts w:hint="eastAsia" w:asciiTheme="majorEastAsia" w:hAnsiTheme="majorEastAsia" w:eastAsiaTheme="majorEastAsia" w:cstheme="majorEastAsia"/>
-                <w:b w:val="0"/>
-                <w:bCs w:val="0"/>
-                <w:color w:val="auto"/>
-                <w:sz w:val="20"/>
-                <w:szCs w:val="20"/>
-                <w:vertAlign w:val="baseline"/>
-              </w:rPr>
-            </w:pPr>
-            <w:r>
-              <w:rPr>
                 <w:rFonts w:hint="default" w:asciiTheme="majorEastAsia" w:hAnsiTheme="majorEastAsia" w:eastAsiaTheme="majorEastAsia" w:cstheme="majorEastAsia"/>
                 <w:b/>
                 <w:bCs/>
@@ -3328,7 +3411,30 @@
                 <w:szCs w:val="20"/>
                 <w:vertAlign w:val="baseline"/>
               </w:rPr>
+            </w:pPr>
+            <w:r>
+              <w:rPr>
+                <w:rFonts w:hint="default" w:asciiTheme="majorEastAsia" w:hAnsiTheme="majorEastAsia" w:eastAsiaTheme="majorEastAsia" w:cstheme="majorEastAsia"/>
+                <w:b/>
+                <w:bCs/>
+                <w:color w:val="auto"/>
+                <w:sz w:val="20"/>
+                <w:szCs w:val="20"/>
+                <w:vertAlign w:val="baseline"/>
+              </w:rPr>
               <w:t>UART interface --------------------------------------------------------------------------------------------------</w:t>
+            </w:r>
+            <w:r>
+              <w:rPr>
+                <w:rFonts w:hint="default" w:asciiTheme="majorEastAsia" w:hAnsiTheme="majorEastAsia" w:eastAsiaTheme="majorEastAsia" w:cstheme="majorEastAsia"/>
+                <w:b/>
+                <w:bCs/>
+                <w:color w:val="auto"/>
+                <w:sz w:val="20"/>
+                <w:szCs w:val="20"/>
+                <w:vertAlign w:val="baseline"/>
+              </w:rPr>
+              <w:t>-</w:t>
             </w:r>
           </w:p>
         </w:tc>
@@ -3357,7 +3463,7 @@
         </w:trPr>
         <w:tc>
           <w:tcPr>
-            <w:tcW w:w="2319" w:type="dxa"/>
+            <w:tcW w:w="1844" w:type="dxa"/>
             <w:tcBorders>
               <w:tl2br w:val="nil"/>
               <w:tr2bl w:val="nil"/>
@@ -3383,7 +3489,7 @@
         </w:tc>
         <w:tc>
           <w:tcPr>
-            <w:tcW w:w="840" w:type="dxa"/>
+            <w:tcW w:w="889" w:type="dxa"/>
             <w:tcBorders>
               <w:tl2br w:val="nil"/>
               <w:tr2bl w:val="nil"/>
@@ -3421,7 +3527,46 @@
         </w:tc>
         <w:tc>
           <w:tcPr>
-            <w:tcW w:w="840" w:type="dxa"/>
+            <w:tcW w:w="854" w:type="dxa"/>
+            <w:tcBorders>
+              <w:tl2br w:val="nil"/>
+              <w:tr2bl w:val="nil"/>
+            </w:tcBorders>
+            <w:shd w:val="clear" w:color="auto" w:fill="auto"/>
+            <w:textDirection w:val="lrTbV"/>
+            <w:vAlign w:val="center"/>
+          </w:tcPr>
+          <w:p>
+            <w:pPr>
+              <w:widowControl w:val="0"/>
+              <w:jc w:val="both"/>
+              <w:rPr>
+                <w:rFonts w:hint="eastAsia" w:asciiTheme="majorEastAsia" w:hAnsiTheme="majorEastAsia" w:eastAsiaTheme="majorEastAsia" w:cstheme="majorEastAsia"/>
+                <w:b w:val="0"/>
+                <w:bCs w:val="0"/>
+                <w:color w:val="auto"/>
+                <w:sz w:val="20"/>
+                <w:szCs w:val="20"/>
+                <w:vertAlign w:val="baseline"/>
+              </w:rPr>
+            </w:pPr>
+            <w:r>
+              <w:rPr>
+                <w:rFonts w:hint="default" w:asciiTheme="majorEastAsia" w:hAnsiTheme="majorEastAsia" w:eastAsiaTheme="majorEastAsia" w:cstheme="majorEastAsia"/>
+                <w:b w:val="0"/>
+                <w:bCs w:val="0"/>
+                <w:color w:val="auto"/>
+                <w:sz w:val="20"/>
+                <w:szCs w:val="20"/>
+                <w:vertAlign w:val="baseline"/>
+              </w:rPr>
+              <w:t>---------</w:t>
+            </w:r>
+          </w:p>
+        </w:tc>
+        <w:tc>
+          <w:tcPr>
+            <w:tcW w:w="900" w:type="dxa"/>
             <w:tcBorders>
               <w:tl2br w:val="nil"/>
               <w:tr2bl w:val="nil"/>
@@ -3447,7 +3592,7 @@
         </w:tc>
         <w:tc>
           <w:tcPr>
-            <w:tcW w:w="4455" w:type="dxa"/>
+            <w:tcW w:w="4009" w:type="dxa"/>
             <w:tcBorders>
               <w:tl2br w:val="nil"/>
               <w:tr2bl w:val="nil"/>
@@ -3496,7 +3641,7 @@
         </w:trPr>
         <w:tc>
           <w:tcPr>
-            <w:tcW w:w="2319" w:type="dxa"/>
+            <w:tcW w:w="1844" w:type="dxa"/>
             <w:tcBorders>
               <w:tl2br w:val="nil"/>
               <w:tr2bl w:val="nil"/>
@@ -3522,7 +3667,7 @@
         </w:tc>
         <w:tc>
           <w:tcPr>
-            <w:tcW w:w="840" w:type="dxa"/>
+            <w:tcW w:w="889" w:type="dxa"/>
             <w:tcBorders>
               <w:tl2br w:val="nil"/>
               <w:tr2bl w:val="nil"/>
@@ -3560,7 +3705,7 @@
         </w:tc>
         <w:tc>
           <w:tcPr>
-            <w:tcW w:w="840" w:type="dxa"/>
+            <w:tcW w:w="854" w:type="dxa"/>
             <w:tcBorders>
               <w:tl2br w:val="nil"/>
               <w:tr2bl w:val="nil"/>
@@ -3586,7 +3731,33 @@
         </w:tc>
         <w:tc>
           <w:tcPr>
-            <w:tcW w:w="4455" w:type="dxa"/>
+            <w:tcW w:w="900" w:type="dxa"/>
+            <w:tcBorders>
+              <w:tl2br w:val="nil"/>
+              <w:tr2bl w:val="nil"/>
+            </w:tcBorders>
+            <w:shd w:val="clear" w:color="auto" w:fill="auto"/>
+            <w:vAlign w:val="top"/>
+          </w:tcPr>
+          <w:p>
+            <w:pPr>
+              <w:widowControl w:val="0"/>
+              <w:jc w:val="left"/>
+              <w:rPr>
+                <w:rFonts w:hint="eastAsia" w:asciiTheme="majorEastAsia" w:hAnsiTheme="majorEastAsia" w:eastAsiaTheme="majorEastAsia" w:cstheme="majorEastAsia"/>
+                <w:b w:val="0"/>
+                <w:bCs w:val="0"/>
+                <w:color w:val="auto"/>
+                <w:sz w:val="20"/>
+                <w:szCs w:val="20"/>
+                <w:vertAlign w:val="baseline"/>
+              </w:rPr>
+            </w:pPr>
+          </w:p>
+        </w:tc>
+        <w:tc>
+          <w:tcPr>
+            <w:tcW w:w="4009" w:type="dxa"/>
             <w:tcBorders>
               <w:tl2br w:val="nil"/>
               <w:tr2bl w:val="nil"/>
@@ -3635,8 +3806,8 @@
         </w:trPr>
         <w:tc>
           <w:tcPr>
-            <w:tcW w:w="8454" w:type="dxa"/>
-            <w:gridSpan w:val="4"/>
+            <w:tcW w:w="8496" w:type="dxa"/>
+            <w:gridSpan w:val="5"/>
             <w:tcBorders>
               <w:tl2br w:val="nil"/>
               <w:tr2bl w:val="nil"/>
@@ -3650,17 +3821,6 @@
               <w:widowControl w:val="0"/>
               <w:jc w:val="both"/>
               <w:rPr>
-                <w:rFonts w:hint="eastAsia" w:asciiTheme="majorEastAsia" w:hAnsiTheme="majorEastAsia" w:eastAsiaTheme="majorEastAsia" w:cstheme="majorEastAsia"/>
-                <w:b w:val="0"/>
-                <w:bCs w:val="0"/>
-                <w:color w:val="auto"/>
-                <w:sz w:val="20"/>
-                <w:szCs w:val="20"/>
-                <w:vertAlign w:val="baseline"/>
-              </w:rPr>
-            </w:pPr>
-            <w:r>
-              <w:rPr>
                 <w:rFonts w:hint="default" w:asciiTheme="majorEastAsia" w:hAnsiTheme="majorEastAsia" w:eastAsiaTheme="majorEastAsia" w:cstheme="majorEastAsia"/>
                 <w:b/>
                 <w:bCs/>
@@ -3669,7 +3829,30 @@
                 <w:szCs w:val="20"/>
                 <w:vertAlign w:val="baseline"/>
               </w:rPr>
+            </w:pPr>
+            <w:r>
+              <w:rPr>
+                <w:rFonts w:hint="default" w:asciiTheme="majorEastAsia" w:hAnsiTheme="majorEastAsia" w:eastAsiaTheme="majorEastAsia" w:cstheme="majorEastAsia"/>
+                <w:b/>
+                <w:bCs/>
+                <w:color w:val="auto"/>
+                <w:sz w:val="20"/>
+                <w:szCs w:val="20"/>
+                <w:vertAlign w:val="baseline"/>
+              </w:rPr>
               <w:t>I2C interface ------------------------------------------------------------------------------------------------------</w:t>
+            </w:r>
+            <w:r>
+              <w:rPr>
+                <w:rFonts w:hint="default" w:asciiTheme="majorEastAsia" w:hAnsiTheme="majorEastAsia" w:eastAsiaTheme="majorEastAsia" w:cstheme="majorEastAsia"/>
+                <w:b/>
+                <w:bCs/>
+                <w:color w:val="auto"/>
+                <w:sz w:val="20"/>
+                <w:szCs w:val="20"/>
+                <w:vertAlign w:val="baseline"/>
+              </w:rPr>
+              <w:t>-</w:t>
             </w:r>
           </w:p>
         </w:tc>
@@ -3698,7 +3881,7 @@
         </w:trPr>
         <w:tc>
           <w:tcPr>
-            <w:tcW w:w="2319" w:type="dxa"/>
+            <w:tcW w:w="1844" w:type="dxa"/>
             <w:tcBorders>
               <w:tl2br w:val="nil"/>
               <w:tr2bl w:val="nil"/>
@@ -3724,7 +3907,7 @@
         </w:tc>
         <w:tc>
           <w:tcPr>
-            <w:tcW w:w="840" w:type="dxa"/>
+            <w:tcW w:w="889" w:type="dxa"/>
             <w:tcBorders>
               <w:tl2br w:val="nil"/>
               <w:tr2bl w:val="nil"/>
@@ -3762,7 +3945,46 @@
         </w:tc>
         <w:tc>
           <w:tcPr>
-            <w:tcW w:w="840" w:type="dxa"/>
+            <w:tcW w:w="854" w:type="dxa"/>
+            <w:tcBorders>
+              <w:tl2br w:val="nil"/>
+              <w:tr2bl w:val="nil"/>
+            </w:tcBorders>
+            <w:shd w:val="clear" w:color="auto" w:fill="auto"/>
+            <w:textDirection w:val="lrTbV"/>
+            <w:vAlign w:val="center"/>
+          </w:tcPr>
+          <w:p>
+            <w:pPr>
+              <w:widowControl w:val="0"/>
+              <w:jc w:val="both"/>
+              <w:rPr>
+                <w:rFonts w:hint="eastAsia" w:asciiTheme="majorEastAsia" w:hAnsiTheme="majorEastAsia" w:eastAsiaTheme="majorEastAsia" w:cstheme="majorEastAsia"/>
+                <w:b w:val="0"/>
+                <w:bCs w:val="0"/>
+                <w:color w:val="auto"/>
+                <w:sz w:val="20"/>
+                <w:szCs w:val="20"/>
+                <w:vertAlign w:val="baseline"/>
+              </w:rPr>
+            </w:pPr>
+            <w:r>
+              <w:rPr>
+                <w:rFonts w:hint="default" w:asciiTheme="majorEastAsia" w:hAnsiTheme="majorEastAsia" w:eastAsiaTheme="majorEastAsia" w:cstheme="majorEastAsia"/>
+                <w:b w:val="0"/>
+                <w:bCs w:val="0"/>
+                <w:color w:val="auto"/>
+                <w:sz w:val="20"/>
+                <w:szCs w:val="20"/>
+                <w:vertAlign w:val="baseline"/>
+              </w:rPr>
+              <w:t>---------</w:t>
+            </w:r>
+          </w:p>
+        </w:tc>
+        <w:tc>
+          <w:tcPr>
+            <w:tcW w:w="900" w:type="dxa"/>
             <w:tcBorders>
               <w:tl2br w:val="nil"/>
               <w:tr2bl w:val="nil"/>
@@ -3788,7 +4010,7 @@
         </w:tc>
         <w:tc>
           <w:tcPr>
-            <w:tcW w:w="4455" w:type="dxa"/>
+            <w:tcW w:w="4009" w:type="dxa"/>
             <w:tcBorders>
               <w:tl2br w:val="nil"/>
               <w:tr2bl w:val="nil"/>
@@ -3837,7 +4059,7 @@
         </w:trPr>
         <w:tc>
           <w:tcPr>
-            <w:tcW w:w="2319" w:type="dxa"/>
+            <w:tcW w:w="1844" w:type="dxa"/>
             <w:tcBorders>
               <w:tl2br w:val="nil"/>
               <w:tr2bl w:val="nil"/>
@@ -3863,7 +4085,7 @@
         </w:tc>
         <w:tc>
           <w:tcPr>
-            <w:tcW w:w="840" w:type="dxa"/>
+            <w:tcW w:w="889" w:type="dxa"/>
             <w:tcBorders>
               <w:tl2br w:val="nil"/>
               <w:tr2bl w:val="nil"/>
@@ -3901,7 +4123,7 @@
         </w:tc>
         <w:tc>
           <w:tcPr>
-            <w:tcW w:w="840" w:type="dxa"/>
+            <w:tcW w:w="854" w:type="dxa"/>
             <w:tcBorders>
               <w:tl2br w:val="nil"/>
               <w:tr2bl w:val="nil"/>
@@ -3927,7 +4149,33 @@
         </w:tc>
         <w:tc>
           <w:tcPr>
-            <w:tcW w:w="4455" w:type="dxa"/>
+            <w:tcW w:w="900" w:type="dxa"/>
+            <w:tcBorders>
+              <w:tl2br w:val="nil"/>
+              <w:tr2bl w:val="nil"/>
+            </w:tcBorders>
+            <w:shd w:val="clear" w:color="auto" w:fill="auto"/>
+            <w:vAlign w:val="top"/>
+          </w:tcPr>
+          <w:p>
+            <w:pPr>
+              <w:widowControl w:val="0"/>
+              <w:jc w:val="left"/>
+              <w:rPr>
+                <w:rFonts w:hint="eastAsia" w:asciiTheme="majorEastAsia" w:hAnsiTheme="majorEastAsia" w:eastAsiaTheme="majorEastAsia" w:cstheme="majorEastAsia"/>
+                <w:b w:val="0"/>
+                <w:bCs w:val="0"/>
+                <w:color w:val="auto"/>
+                <w:sz w:val="20"/>
+                <w:szCs w:val="20"/>
+                <w:vertAlign w:val="baseline"/>
+              </w:rPr>
+            </w:pPr>
+          </w:p>
+        </w:tc>
+        <w:tc>
+          <w:tcPr>
+            <w:tcW w:w="4009" w:type="dxa"/>
             <w:tcBorders>
               <w:tl2br w:val="nil"/>
               <w:tr2bl w:val="nil"/>
@@ -3976,8 +4224,8 @@
         </w:trPr>
         <w:tc>
           <w:tcPr>
-            <w:tcW w:w="8454" w:type="dxa"/>
-            <w:gridSpan w:val="4"/>
+            <w:tcW w:w="8496" w:type="dxa"/>
+            <w:gridSpan w:val="5"/>
             <w:tcBorders>
               <w:tl2br w:val="nil"/>
               <w:tr2bl w:val="nil"/>
@@ -3991,17 +4239,6 @@
               <w:widowControl w:val="0"/>
               <w:jc w:val="both"/>
               <w:rPr>
-                <w:rFonts w:hint="eastAsia" w:asciiTheme="majorEastAsia" w:hAnsiTheme="majorEastAsia" w:eastAsiaTheme="majorEastAsia" w:cstheme="majorEastAsia"/>
-                <w:b w:val="0"/>
-                <w:bCs w:val="0"/>
-                <w:color w:val="auto"/>
-                <w:sz w:val="20"/>
-                <w:szCs w:val="20"/>
-                <w:vertAlign w:val="baseline"/>
-              </w:rPr>
-            </w:pPr>
-            <w:r>
-              <w:rPr>
                 <w:rFonts w:hint="default" w:asciiTheme="majorEastAsia" w:hAnsiTheme="majorEastAsia" w:eastAsiaTheme="majorEastAsia" w:cstheme="majorEastAsia"/>
                 <w:b/>
                 <w:bCs/>
@@ -4010,7 +4247,30 @@
                 <w:szCs w:val="20"/>
                 <w:vertAlign w:val="baseline"/>
               </w:rPr>
+            </w:pPr>
+            <w:r>
+              <w:rPr>
+                <w:rFonts w:hint="default" w:asciiTheme="majorEastAsia" w:hAnsiTheme="majorEastAsia" w:eastAsiaTheme="majorEastAsia" w:cstheme="majorEastAsia"/>
+                <w:b/>
+                <w:bCs/>
+                <w:color w:val="auto"/>
+                <w:sz w:val="20"/>
+                <w:szCs w:val="20"/>
+                <w:vertAlign w:val="baseline"/>
+              </w:rPr>
               <w:t>SPI interface ------------------------------------------------------------------------------------------------------</w:t>
+            </w:r>
+            <w:r>
+              <w:rPr>
+                <w:rFonts w:hint="default" w:asciiTheme="majorEastAsia" w:hAnsiTheme="majorEastAsia" w:eastAsiaTheme="majorEastAsia" w:cstheme="majorEastAsia"/>
+                <w:b/>
+                <w:bCs/>
+                <w:color w:val="auto"/>
+                <w:sz w:val="20"/>
+                <w:szCs w:val="20"/>
+                <w:vertAlign w:val="baseline"/>
+              </w:rPr>
+              <w:t>-</w:t>
             </w:r>
           </w:p>
         </w:tc>
@@ -4039,7 +4299,7 @@
         </w:trPr>
         <w:tc>
           <w:tcPr>
-            <w:tcW w:w="2319" w:type="dxa"/>
+            <w:tcW w:w="1844" w:type="dxa"/>
             <w:tcBorders>
               <w:tl2br w:val="nil"/>
               <w:tr2bl w:val="nil"/>
@@ -4065,7 +4325,7 @@
         </w:tc>
         <w:tc>
           <w:tcPr>
-            <w:tcW w:w="840" w:type="dxa"/>
+            <w:tcW w:w="889" w:type="dxa"/>
             <w:tcBorders>
               <w:tl2br w:val="nil"/>
               <w:tr2bl w:val="nil"/>
@@ -4103,7 +4363,46 @@
         </w:tc>
         <w:tc>
           <w:tcPr>
-            <w:tcW w:w="840" w:type="dxa"/>
+            <w:tcW w:w="854" w:type="dxa"/>
+            <w:tcBorders>
+              <w:tl2br w:val="nil"/>
+              <w:tr2bl w:val="nil"/>
+            </w:tcBorders>
+            <w:shd w:val="clear" w:color="auto" w:fill="auto"/>
+            <w:textDirection w:val="lrTbV"/>
+            <w:vAlign w:val="center"/>
+          </w:tcPr>
+          <w:p>
+            <w:pPr>
+              <w:widowControl w:val="0"/>
+              <w:jc w:val="both"/>
+              <w:rPr>
+                <w:rFonts w:hint="eastAsia" w:asciiTheme="majorEastAsia" w:hAnsiTheme="majorEastAsia" w:eastAsiaTheme="majorEastAsia" w:cstheme="majorEastAsia"/>
+                <w:b w:val="0"/>
+                <w:bCs w:val="0"/>
+                <w:color w:val="auto"/>
+                <w:sz w:val="20"/>
+                <w:szCs w:val="20"/>
+                <w:vertAlign w:val="baseline"/>
+              </w:rPr>
+            </w:pPr>
+            <w:r>
+              <w:rPr>
+                <w:rFonts w:hint="default" w:asciiTheme="majorEastAsia" w:hAnsiTheme="majorEastAsia" w:eastAsiaTheme="majorEastAsia" w:cstheme="majorEastAsia"/>
+                <w:b w:val="0"/>
+                <w:bCs w:val="0"/>
+                <w:color w:val="auto"/>
+                <w:sz w:val="20"/>
+                <w:szCs w:val="20"/>
+                <w:vertAlign w:val="baseline"/>
+              </w:rPr>
+              <w:t>---------</w:t>
+            </w:r>
+          </w:p>
+        </w:tc>
+        <w:tc>
+          <w:tcPr>
+            <w:tcW w:w="900" w:type="dxa"/>
             <w:tcBorders>
               <w:tl2br w:val="nil"/>
               <w:tr2bl w:val="nil"/>
@@ -4129,7 +4428,7 @@
         </w:tc>
         <w:tc>
           <w:tcPr>
-            <w:tcW w:w="4455" w:type="dxa"/>
+            <w:tcW w:w="4009" w:type="dxa"/>
             <w:tcBorders>
               <w:tl2br w:val="nil"/>
               <w:tr2bl w:val="nil"/>
@@ -4178,7 +4477,7 @@
         </w:trPr>
         <w:tc>
           <w:tcPr>
-            <w:tcW w:w="2319" w:type="dxa"/>
+            <w:tcW w:w="1844" w:type="dxa"/>
             <w:tcBorders>
               <w:tl2br w:val="nil"/>
               <w:tr2bl w:val="nil"/>
@@ -4204,7 +4503,7 @@
         </w:tc>
         <w:tc>
           <w:tcPr>
-            <w:tcW w:w="840" w:type="dxa"/>
+            <w:tcW w:w="889" w:type="dxa"/>
             <w:tcBorders>
               <w:tl2br w:val="nil"/>
               <w:tr2bl w:val="nil"/>
@@ -4242,7 +4541,7 @@
         </w:tc>
         <w:tc>
           <w:tcPr>
-            <w:tcW w:w="840" w:type="dxa"/>
+            <w:tcW w:w="854" w:type="dxa"/>
             <w:tcBorders>
               <w:tl2br w:val="nil"/>
               <w:tr2bl w:val="nil"/>
@@ -4268,7 +4567,33 @@
         </w:tc>
         <w:tc>
           <w:tcPr>
-            <w:tcW w:w="4455" w:type="dxa"/>
+            <w:tcW w:w="900" w:type="dxa"/>
+            <w:tcBorders>
+              <w:tl2br w:val="nil"/>
+              <w:tr2bl w:val="nil"/>
+            </w:tcBorders>
+            <w:shd w:val="clear" w:color="auto" w:fill="auto"/>
+            <w:vAlign w:val="top"/>
+          </w:tcPr>
+          <w:p>
+            <w:pPr>
+              <w:widowControl w:val="0"/>
+              <w:jc w:val="left"/>
+              <w:rPr>
+                <w:rFonts w:hint="eastAsia" w:asciiTheme="majorEastAsia" w:hAnsiTheme="majorEastAsia" w:eastAsiaTheme="majorEastAsia" w:cstheme="majorEastAsia"/>
+                <w:b w:val="0"/>
+                <w:bCs w:val="0"/>
+                <w:color w:val="auto"/>
+                <w:sz w:val="20"/>
+                <w:szCs w:val="20"/>
+                <w:vertAlign w:val="baseline"/>
+              </w:rPr>
+            </w:pPr>
+          </w:p>
+        </w:tc>
+        <w:tc>
+          <w:tcPr>
+            <w:tcW w:w="4009" w:type="dxa"/>
             <w:tcBorders>
               <w:tl2br w:val="nil"/>
               <w:tr2bl w:val="nil"/>
@@ -4317,8 +4642,8 @@
         </w:trPr>
         <w:tc>
           <w:tcPr>
-            <w:tcW w:w="8454" w:type="dxa"/>
-            <w:gridSpan w:val="4"/>
+            <w:tcW w:w="8496" w:type="dxa"/>
+            <w:gridSpan w:val="5"/>
             <w:tcBorders>
               <w:tl2br w:val="nil"/>
               <w:tr2bl w:val="nil"/>
@@ -4332,17 +4657,6 @@
               <w:widowControl w:val="0"/>
               <w:jc w:val="both"/>
               <w:rPr>
-                <w:rFonts w:hint="eastAsia" w:asciiTheme="majorEastAsia" w:hAnsiTheme="majorEastAsia" w:eastAsiaTheme="majorEastAsia" w:cstheme="majorEastAsia"/>
-                <w:b w:val="0"/>
-                <w:bCs w:val="0"/>
-                <w:color w:val="auto"/>
-                <w:sz w:val="20"/>
-                <w:szCs w:val="20"/>
-                <w:vertAlign w:val="baseline"/>
-              </w:rPr>
-            </w:pPr>
-            <w:r>
-              <w:rPr>
                 <w:rFonts w:hint="default" w:asciiTheme="majorEastAsia" w:hAnsiTheme="majorEastAsia" w:eastAsiaTheme="majorEastAsia" w:cstheme="majorEastAsia"/>
                 <w:b/>
                 <w:bCs/>
@@ -4351,7 +4665,30 @@
                 <w:szCs w:val="20"/>
                 <w:vertAlign w:val="baseline"/>
               </w:rPr>
+            </w:pPr>
+            <w:r>
+              <w:rPr>
+                <w:rFonts w:hint="default" w:asciiTheme="majorEastAsia" w:hAnsiTheme="majorEastAsia" w:eastAsiaTheme="majorEastAsia" w:cstheme="majorEastAsia"/>
+                <w:b/>
+                <w:bCs/>
+                <w:color w:val="auto"/>
+                <w:sz w:val="20"/>
+                <w:szCs w:val="20"/>
+                <w:vertAlign w:val="baseline"/>
+              </w:rPr>
               <w:t>GPIO interface ---------------------------------------------------------------------------------------------------</w:t>
+            </w:r>
+            <w:r>
+              <w:rPr>
+                <w:rFonts w:hint="default" w:asciiTheme="majorEastAsia" w:hAnsiTheme="majorEastAsia" w:eastAsiaTheme="majorEastAsia" w:cstheme="majorEastAsia"/>
+                <w:b/>
+                <w:bCs/>
+                <w:color w:val="auto"/>
+                <w:sz w:val="20"/>
+                <w:szCs w:val="20"/>
+                <w:vertAlign w:val="baseline"/>
+              </w:rPr>
+              <w:t>-</w:t>
             </w:r>
           </w:p>
         </w:tc>
@@ -4380,7 +4717,7 @@
         </w:trPr>
         <w:tc>
           <w:tcPr>
-            <w:tcW w:w="2319" w:type="dxa"/>
+            <w:tcW w:w="1844" w:type="dxa"/>
             <w:tcBorders>
               <w:tl2br w:val="nil"/>
               <w:tr2bl w:val="nil"/>
@@ -4406,7 +4743,7 @@
         </w:tc>
         <w:tc>
           <w:tcPr>
-            <w:tcW w:w="840" w:type="dxa"/>
+            <w:tcW w:w="889" w:type="dxa"/>
             <w:tcBorders>
               <w:tl2br w:val="nil"/>
               <w:tr2bl w:val="nil"/>
@@ -4444,7 +4781,46 @@
         </w:tc>
         <w:tc>
           <w:tcPr>
-            <w:tcW w:w="840" w:type="dxa"/>
+            <w:tcW w:w="854" w:type="dxa"/>
+            <w:tcBorders>
+              <w:tl2br w:val="nil"/>
+              <w:tr2bl w:val="nil"/>
+            </w:tcBorders>
+            <w:shd w:val="clear" w:color="auto" w:fill="auto"/>
+            <w:textDirection w:val="lrTbV"/>
+            <w:vAlign w:val="center"/>
+          </w:tcPr>
+          <w:p>
+            <w:pPr>
+              <w:widowControl w:val="0"/>
+              <w:jc w:val="both"/>
+              <w:rPr>
+                <w:rFonts w:hint="eastAsia" w:asciiTheme="majorEastAsia" w:hAnsiTheme="majorEastAsia" w:eastAsiaTheme="majorEastAsia" w:cstheme="majorEastAsia"/>
+                <w:b w:val="0"/>
+                <w:bCs w:val="0"/>
+                <w:color w:val="auto"/>
+                <w:sz w:val="20"/>
+                <w:szCs w:val="20"/>
+                <w:vertAlign w:val="baseline"/>
+              </w:rPr>
+            </w:pPr>
+            <w:r>
+              <w:rPr>
+                <w:rFonts w:hint="default" w:asciiTheme="majorEastAsia" w:hAnsiTheme="majorEastAsia" w:eastAsiaTheme="majorEastAsia" w:cstheme="majorEastAsia"/>
+                <w:b w:val="0"/>
+                <w:bCs w:val="0"/>
+                <w:color w:val="auto"/>
+                <w:sz w:val="20"/>
+                <w:szCs w:val="20"/>
+                <w:vertAlign w:val="baseline"/>
+              </w:rPr>
+              <w:t>---------</w:t>
+            </w:r>
+          </w:p>
+        </w:tc>
+        <w:tc>
+          <w:tcPr>
+            <w:tcW w:w="900" w:type="dxa"/>
             <w:tcBorders>
               <w:tl2br w:val="nil"/>
               <w:tr2bl w:val="nil"/>
@@ -4470,7 +4846,7 @@
         </w:tc>
         <w:tc>
           <w:tcPr>
-            <w:tcW w:w="4455" w:type="dxa"/>
+            <w:tcW w:w="4009" w:type="dxa"/>
             <w:tcBorders>
               <w:tl2br w:val="nil"/>
               <w:tr2bl w:val="nil"/>
@@ -4519,7 +4895,7 @@
         </w:trPr>
         <w:tc>
           <w:tcPr>
-            <w:tcW w:w="2319" w:type="dxa"/>
+            <w:tcW w:w="1844" w:type="dxa"/>
             <w:tcBorders>
               <w:tl2br w:val="nil"/>
               <w:tr2bl w:val="nil"/>
@@ -4545,7 +4921,7 @@
         </w:tc>
         <w:tc>
           <w:tcPr>
-            <w:tcW w:w="840" w:type="dxa"/>
+            <w:tcW w:w="889" w:type="dxa"/>
             <w:tcBorders>
               <w:tl2br w:val="nil"/>
               <w:tr2bl w:val="nil"/>
@@ -4583,7 +4959,7 @@
         </w:tc>
         <w:tc>
           <w:tcPr>
-            <w:tcW w:w="840" w:type="dxa"/>
+            <w:tcW w:w="854" w:type="dxa"/>
             <w:tcBorders>
               <w:tl2br w:val="nil"/>
               <w:tr2bl w:val="nil"/>
@@ -4609,7 +4985,33 @@
         </w:tc>
         <w:tc>
           <w:tcPr>
-            <w:tcW w:w="4455" w:type="dxa"/>
+            <w:tcW w:w="900" w:type="dxa"/>
+            <w:tcBorders>
+              <w:tl2br w:val="nil"/>
+              <w:tr2bl w:val="nil"/>
+            </w:tcBorders>
+            <w:shd w:val="clear" w:color="auto" w:fill="auto"/>
+            <w:vAlign w:val="top"/>
+          </w:tcPr>
+          <w:p>
+            <w:pPr>
+              <w:widowControl w:val="0"/>
+              <w:jc w:val="left"/>
+              <w:rPr>
+                <w:rFonts w:hint="eastAsia" w:asciiTheme="majorEastAsia" w:hAnsiTheme="majorEastAsia" w:eastAsiaTheme="majorEastAsia" w:cstheme="majorEastAsia"/>
+                <w:b w:val="0"/>
+                <w:bCs w:val="0"/>
+                <w:color w:val="auto"/>
+                <w:sz w:val="20"/>
+                <w:szCs w:val="20"/>
+                <w:vertAlign w:val="baseline"/>
+              </w:rPr>
+            </w:pPr>
+          </w:p>
+        </w:tc>
+        <w:tc>
+          <w:tcPr>
+            <w:tcW w:w="4009" w:type="dxa"/>
             <w:tcBorders>
               <w:tl2br w:val="nil"/>
               <w:tr2bl w:val="nil"/>
@@ -4669,7 +5071,7 @@
           <w:bCs/>
           <w:i w:val="0"/>
           <w:iCs w:val="0"/>
-          <w:color w:val="auto"/>
+          <w:color w:val="002060"/>
           <w:sz w:val="20"/>
           <w:szCs w:val="20"/>
         </w:rPr>
@@ -4681,7 +5083,7 @@
           <w:bCs/>
           <w:i w:val="0"/>
           <w:iCs w:val="0"/>
-          <w:color w:val="auto"/>
+          <w:color w:val="002060"/>
           <w:sz w:val="20"/>
           <w:szCs w:val="20"/>
         </w:rPr>
@@ -4702,7 +5104,7 @@
           <w:bCs/>
           <w:i w:val="0"/>
           <w:iCs w:val="0"/>
-          <w:color w:val="auto"/>
+          <w:color w:val="002060"/>
           <w:sz w:val="20"/>
           <w:szCs w:val="20"/>
         </w:rPr>
@@ -4714,7 +5116,7 @@
           <w:bCs/>
           <w:i w:val="0"/>
           <w:iCs w:val="0"/>
-          <w:color w:val="auto"/>
+          <w:color w:val="002060"/>
           <w:sz w:val="20"/>
           <w:szCs w:val="20"/>
         </w:rPr>
@@ -4736,7 +5138,7 @@
           <w:bCs/>
           <w:i w:val="0"/>
           <w:iCs w:val="0"/>
-          <w:color w:val="auto"/>
+          <w:color w:val="002060"/>
           <w:sz w:val="20"/>
           <w:szCs w:val="20"/>
         </w:rPr>
@@ -4748,7 +5150,7 @@
           <w:bCs/>
           <w:i w:val="0"/>
           <w:iCs w:val="0"/>
-          <w:color w:val="auto"/>
+          <w:color w:val="002060"/>
           <w:sz w:val="20"/>
           <w:szCs w:val="20"/>
         </w:rPr>
@@ -4770,7 +5172,7 @@
           <w:bCs/>
           <w:i w:val="0"/>
           <w:iCs w:val="0"/>
-          <w:color w:val="auto"/>
+          <w:color w:val="002060"/>
           <w:sz w:val="20"/>
           <w:szCs w:val="20"/>
         </w:rPr>
@@ -4782,7 +5184,7 @@
           <w:bCs/>
           <w:i w:val="0"/>
           <w:iCs w:val="0"/>
-          <w:color w:val="auto"/>
+          <w:color w:val="002060"/>
           <w:sz w:val="20"/>
           <w:szCs w:val="20"/>
         </w:rPr>
@@ -4803,7 +5205,7 @@
           <w:bCs/>
           <w:i w:val="0"/>
           <w:iCs w:val="0"/>
-          <w:color w:val="auto"/>
+          <w:color w:val="002060"/>
           <w:sz w:val="20"/>
           <w:szCs w:val="20"/>
         </w:rPr>
@@ -4815,7 +5217,7 @@
           <w:bCs/>
           <w:i w:val="0"/>
           <w:iCs w:val="0"/>
-          <w:color w:val="auto"/>
+          <w:color w:val="002060"/>
           <w:sz w:val="20"/>
           <w:szCs w:val="20"/>
         </w:rPr>
@@ -4832,11 +5234,11 @@
         <w:outlineLvl w:val="0"/>
         <w:rPr>
           <w:rFonts w:hint="default" w:asciiTheme="majorEastAsia" w:hAnsiTheme="majorEastAsia" w:eastAsiaTheme="majorEastAsia" w:cstheme="majorEastAsia"/>
-          <w:b w:val="0"/>
-          <w:bCs w:val="0"/>
+          <w:b/>
+          <w:bCs/>
           <w:i w:val="0"/>
           <w:iCs w:val="0"/>
-          <w:color w:val="auto"/>
+          <w:color w:val="002060"/>
           <w:sz w:val="20"/>
           <w:szCs w:val="20"/>
         </w:rPr>
@@ -4848,7 +5250,7 @@
           <w:bCs/>
           <w:i w:val="0"/>
           <w:iCs w:val="0"/>
-          <w:color w:val="auto"/>
+          <w:color w:val="002060"/>
           <w:sz w:val="20"/>
           <w:szCs w:val="20"/>
         </w:rPr>
@@ -4862,7 +5264,41 @@
           <w:numId w:val="0"/>
         </w:numPr>
         <w:ind w:left="0" w:leftChars="0" w:firstLine="400" w:firstLineChars="200"/>
-        <w:jc w:val="left"/>
+        <w:jc w:val="both"/>
+        <w:outlineLvl w:val="0"/>
+        <w:rPr>
+          <w:rFonts w:hint="default" w:asciiTheme="majorEastAsia" w:hAnsiTheme="majorEastAsia" w:eastAsiaTheme="majorEastAsia" w:cstheme="majorEastAsia"/>
+          <w:b w:val="0"/>
+          <w:bCs w:val="0"/>
+          <w:i w:val="0"/>
+          <w:iCs w:val="0"/>
+          <w:color w:val="auto"/>
+          <w:sz w:val="20"/>
+          <w:szCs w:val="20"/>
+        </w:rPr>
+      </w:pPr>
+      <w:r>
+        <w:rPr>
+          <w:rFonts w:hint="default" w:asciiTheme="majorEastAsia" w:hAnsiTheme="majorEastAsia" w:eastAsiaTheme="majorEastAsia" w:cstheme="majorEastAsia"/>
+          <w:b w:val="0"/>
+          <w:bCs w:val="0"/>
+          <w:i w:val="0"/>
+          <w:iCs w:val="0"/>
+          <w:color w:val="auto"/>
+          <w:sz w:val="20"/>
+          <w:szCs w:val="20"/>
+        </w:rPr>
+        <w:t>&lt;Chuc nang, tinh nang, diem dac biet&gt;</w:t>
+      </w:r>
+    </w:p>
+    <w:p>
+      <w:pPr>
+        <w:numPr>
+          <w:ilvl w:val="0"/>
+          <w:numId w:val="0"/>
+        </w:numPr>
+        <w:ind w:left="0" w:leftChars="0" w:firstLine="400" w:firstLineChars="200"/>
+        <w:jc w:val="both"/>
         <w:outlineLvl w:val="0"/>
         <w:rPr>
           <w:rFonts w:hint="default" w:asciiTheme="majorEastAsia" w:hAnsiTheme="majorEastAsia" w:eastAsiaTheme="majorEastAsia" w:cstheme="majorEastAsia"/>
@@ -4896,20 +5332,8 @@
           <w:numId w:val="0"/>
         </w:numPr>
         <w:ind w:left="0" w:leftChars="0" w:firstLine="400" w:firstLineChars="200"/>
-        <w:jc w:val="left"/>
+        <w:jc w:val="both"/>
         <w:outlineLvl w:val="0"/>
-        <w:rPr>
-          <w:rFonts w:hint="eastAsia" w:asciiTheme="majorEastAsia" w:hAnsiTheme="majorEastAsia" w:eastAsiaTheme="majorEastAsia" w:cstheme="majorEastAsia"/>
-          <w:b w:val="0"/>
-          <w:bCs w:val="0"/>
-          <w:i w:val="0"/>
-          <w:iCs w:val="0"/>
-          <w:color w:val="auto"/>
-          <w:sz w:val="20"/>
-          <w:szCs w:val="20"/>
-        </w:rPr>
-      </w:pPr>
-      <w:r>
         <w:rPr>
           <w:rFonts w:hint="default" w:asciiTheme="majorEastAsia" w:hAnsiTheme="majorEastAsia" w:eastAsiaTheme="majorEastAsia" w:cstheme="majorEastAsia"/>
           <w:b w:val="0"/>
@@ -4920,7 +5344,45 @@
           <w:sz w:val="20"/>
           <w:szCs w:val="20"/>
         </w:rPr>
-        <w:t>&lt;Con gi nua khong, gioi thieu vay da dung chua&gt;</w:t>
+      </w:pPr>
+      <w:r>
+        <w:rPr>
+          <w:rFonts w:hint="default" w:asciiTheme="majorEastAsia" w:hAnsiTheme="majorEastAsia" w:eastAsiaTheme="majorEastAsia" w:cstheme="majorEastAsia"/>
+          <w:b w:val="0"/>
+          <w:bCs w:val="0"/>
+          <w:i w:val="0"/>
+          <w:iCs w:val="0"/>
+          <w:color w:val="auto"/>
+          <w:sz w:val="20"/>
+          <w:szCs w:val="20"/>
+        </w:rPr>
+        <w:t>&lt;Block diagram tong quan connection</w:t>
+      </w:r>
+      <w:r>
+        <w:rPr>
+          <w:rFonts w:hint="default" w:asciiTheme="majorEastAsia" w:hAnsiTheme="majorEastAsia" w:eastAsiaTheme="majorEastAsia" w:cstheme="majorEastAsia"/>
+          <w:b w:val="0"/>
+          <w:bCs w:val="0"/>
+          <w:i w:val="0"/>
+          <w:iCs w:val="0"/>
+          <w:color w:val="auto"/>
+          <w:sz w:val="20"/>
+          <w:szCs w:val="20"/>
+        </w:rPr>
+        <w:t xml:space="preserve"> inter, mst, slv</w:t>
+      </w:r>
+      <w:r>
+        <w:rPr>
+          <w:rFonts w:hint="default" w:asciiTheme="majorEastAsia" w:hAnsiTheme="majorEastAsia" w:eastAsiaTheme="majorEastAsia" w:cstheme="majorEastAsia"/>
+          <w:b w:val="0"/>
+          <w:bCs w:val="0"/>
+          <w:i w:val="0"/>
+          <w:iCs w:val="0"/>
+          <w:color w:val="auto"/>
+          <w:sz w:val="20"/>
+          <w:szCs w:val="20"/>
+        </w:rPr>
+        <w:t>&gt;</w:t>
       </w:r>
     </w:p>
     <w:p>
@@ -4938,7 +5400,7 @@
           <w:bCs/>
           <w:i w:val="0"/>
           <w:iCs w:val="0"/>
-          <w:color w:val="auto"/>
+          <w:color w:val="002060"/>
           <w:sz w:val="20"/>
           <w:szCs w:val="20"/>
         </w:rPr>
@@ -4950,7 +5412,7 @@
           <w:bCs/>
           <w:i w:val="0"/>
           <w:iCs w:val="0"/>
-          <w:color w:val="auto"/>
+          <w:color w:val="002060"/>
           <w:sz w:val="20"/>
           <w:szCs w:val="20"/>
         </w:rPr>
@@ -4960,7 +5422,7 @@
     <w:tbl>
       <w:tblPr>
         <w:tblStyle w:val="5"/>
-        <w:tblW w:w="8522" w:type="dxa"/>
+        <w:tblW w:w="7962" w:type="dxa"/>
         <w:tblInd w:w="475" w:type="dxa"/>
         <w:tblBorders>
           <w:top w:val="none" w:color="auto" w:sz="0" w:space="0"/>
@@ -4972,13 +5434,15 @@
         </w:tblBorders>
         <w:tblLayout w:type="fixed"/>
         <w:tblCellMar>
+          <w:top w:w="0" w:type="dxa"/>
           <w:left w:w="108" w:type="dxa"/>
+          <w:bottom w:w="0" w:type="dxa"/>
           <w:right w:w="108" w:type="dxa"/>
         </w:tblCellMar>
       </w:tblPr>
       <w:tblGrid>
         <w:gridCol w:w="2133"/>
-        <w:gridCol w:w="6389"/>
+        <w:gridCol w:w="5829"/>
       </w:tblGrid>
       <w:tr>
         <w:tblPrEx>
@@ -4992,7 +5456,9 @@
           </w:tblBorders>
           <w:tblLayout w:type="fixed"/>
           <w:tblCellMar>
+            <w:top w:w="0" w:type="dxa"/>
             <w:left w:w="108" w:type="dxa"/>
+            <w:bottom w:w="0" w:type="dxa"/>
             <w:right w:w="108" w:type="dxa"/>
           </w:tblCellMar>
         </w:tblPrEx>
@@ -5010,6 +5476,7 @@
           </w:tcPr>
           <w:p>
             <w:pPr>
+              <w:widowControl w:val="0"/>
               <w:numPr>
                 <w:ilvl w:val="0"/>
                 <w:numId w:val="0"/>
@@ -5045,7 +5512,7 @@
         </w:tc>
         <w:tc>
           <w:tcPr>
-            <w:tcW w:w="6389" w:type="dxa"/>
+            <w:tcW w:w="5829" w:type="dxa"/>
             <w:tcBorders>
               <w:tl2br w:val="nil"/>
               <w:tr2bl w:val="nil"/>
@@ -5054,6 +5521,7 @@
           </w:tcPr>
           <w:p>
             <w:pPr>
+              <w:widowControl w:val="0"/>
               <w:numPr>
                 <w:ilvl w:val="0"/>
                 <w:numId w:val="0"/>
@@ -5064,21 +5532,21 @@
                 <w:rFonts w:hint="default" w:asciiTheme="majorEastAsia" w:hAnsiTheme="majorEastAsia" w:eastAsiaTheme="majorEastAsia" w:cstheme="majorEastAsia"/>
                 <w:b w:val="0"/>
                 <w:bCs w:val="0"/>
-                <w:i/>
-                <w:iCs/>
-                <w:color w:val="auto"/>
-                <w:sz w:val="20"/>
-                <w:szCs w:val="20"/>
-                <w:vertAlign w:val="baseline"/>
-              </w:rPr>
-            </w:pPr>
-            <w:r>
-              <w:rPr>
-                <w:rFonts w:hint="default" w:asciiTheme="majorEastAsia" w:hAnsiTheme="majorEastAsia" w:eastAsiaTheme="majorEastAsia" w:cstheme="majorEastAsia"/>
-                <w:b w:val="0"/>
-                <w:bCs w:val="0"/>
-                <w:i/>
-                <w:iCs/>
+                <w:i w:val="0"/>
+                <w:iCs w:val="0"/>
+                <w:color w:val="auto"/>
+                <w:sz w:val="20"/>
+                <w:szCs w:val="20"/>
+                <w:vertAlign w:val="baseline"/>
+              </w:rPr>
+            </w:pPr>
+            <w:r>
+              <w:rPr>
+                <w:rFonts w:hint="default" w:asciiTheme="majorEastAsia" w:hAnsiTheme="majorEastAsia" w:eastAsiaTheme="majorEastAsia" w:cstheme="majorEastAsia"/>
+                <w:b w:val="0"/>
+                <w:bCs w:val="0"/>
+                <w:i w:val="0"/>
+                <w:iCs w:val="0"/>
                 <w:color w:val="auto"/>
                 <w:sz w:val="20"/>
                 <w:szCs w:val="20"/>
@@ -5100,7 +5568,9 @@
           </w:tblBorders>
           <w:tblLayout w:type="fixed"/>
           <w:tblCellMar>
+            <w:top w:w="0" w:type="dxa"/>
             <w:left w:w="108" w:type="dxa"/>
+            <w:bottom w:w="0" w:type="dxa"/>
             <w:right w:w="108" w:type="dxa"/>
           </w:tblCellMar>
         </w:tblPrEx>
@@ -5118,6 +5588,7 @@
           </w:tcPr>
           <w:p>
             <w:pPr>
+              <w:widowControl w:val="0"/>
               <w:numPr>
                 <w:ilvl w:val="0"/>
                 <w:numId w:val="0"/>
@@ -5153,7 +5624,7 @@
         </w:tc>
         <w:tc>
           <w:tcPr>
-            <w:tcW w:w="6389" w:type="dxa"/>
+            <w:tcW w:w="5829" w:type="dxa"/>
             <w:tcBorders>
               <w:tl2br w:val="nil"/>
               <w:tr2bl w:val="nil"/>
@@ -5162,6 +5633,7 @@
           </w:tcPr>
           <w:p>
             <w:pPr>
+              <w:widowControl w:val="0"/>
               <w:numPr>
                 <w:ilvl w:val="0"/>
                 <w:numId w:val="0"/>
@@ -5172,21 +5644,21 @@
                 <w:rFonts w:hint="default" w:asciiTheme="majorEastAsia" w:hAnsiTheme="majorEastAsia" w:eastAsiaTheme="majorEastAsia" w:cstheme="majorEastAsia"/>
                 <w:b w:val="0"/>
                 <w:bCs w:val="0"/>
-                <w:i/>
-                <w:iCs/>
-                <w:color w:val="auto"/>
-                <w:sz w:val="20"/>
-                <w:szCs w:val="20"/>
-                <w:vertAlign w:val="baseline"/>
-              </w:rPr>
-            </w:pPr>
-            <w:r>
-              <w:rPr>
-                <w:rFonts w:hint="default" w:asciiTheme="majorEastAsia" w:hAnsiTheme="majorEastAsia" w:eastAsiaTheme="majorEastAsia" w:cstheme="majorEastAsia"/>
-                <w:b w:val="0"/>
-                <w:bCs w:val="0"/>
-                <w:i/>
-                <w:iCs/>
+                <w:i w:val="0"/>
+                <w:iCs w:val="0"/>
+                <w:color w:val="auto"/>
+                <w:sz w:val="20"/>
+                <w:szCs w:val="20"/>
+                <w:vertAlign w:val="baseline"/>
+              </w:rPr>
+            </w:pPr>
+            <w:r>
+              <w:rPr>
+                <w:rFonts w:hint="default" w:asciiTheme="majorEastAsia" w:hAnsiTheme="majorEastAsia" w:eastAsiaTheme="majorEastAsia" w:cstheme="majorEastAsia"/>
+                <w:b w:val="0"/>
+                <w:bCs w:val="0"/>
+                <w:i w:val="0"/>
+                <w:iCs w:val="0"/>
                 <w:color w:val="auto"/>
                 <w:sz w:val="20"/>
                 <w:szCs w:val="20"/>
@@ -5204,20 +5676,8 @@
           <w:numId w:val="0"/>
         </w:numPr>
         <w:ind w:left="0" w:leftChars="0" w:firstLine="400" w:firstLineChars="200"/>
-        <w:jc w:val="left"/>
+        <w:jc w:val="both"/>
         <w:outlineLvl w:val="0"/>
-        <w:rPr>
-          <w:rFonts w:hint="eastAsia" w:asciiTheme="majorEastAsia" w:hAnsiTheme="majorEastAsia" w:eastAsiaTheme="majorEastAsia" w:cstheme="majorEastAsia"/>
-          <w:b w:val="0"/>
-          <w:bCs w:val="0"/>
-          <w:i w:val="0"/>
-          <w:iCs w:val="0"/>
-          <w:color w:val="auto"/>
-          <w:sz w:val="20"/>
-          <w:szCs w:val="20"/>
-        </w:rPr>
-      </w:pPr>
-      <w:r>
         <w:rPr>
           <w:rFonts w:hint="default" w:asciiTheme="majorEastAsia" w:hAnsiTheme="majorEastAsia" w:eastAsiaTheme="majorEastAsia" w:cstheme="majorEastAsia"/>
           <w:b w:val="0"/>
@@ -5228,10 +5688,54 @@
           <w:sz w:val="20"/>
           <w:szCs w:val="20"/>
         </w:rPr>
-        <w:t>&lt;Introduction&gt;</w:t>
+      </w:pPr>
+      <w:r>
+        <w:rPr>
+          <w:rFonts w:hint="default" w:asciiTheme="majorEastAsia" w:hAnsiTheme="majorEastAsia" w:eastAsiaTheme="majorEastAsia" w:cstheme="majorEastAsia"/>
+          <w:b w:val="0"/>
+          <w:bCs w:val="0"/>
+          <w:i w:val="0"/>
+          <w:iCs w:val="0"/>
+          <w:color w:val="auto"/>
+          <w:sz w:val="20"/>
+          <w:szCs w:val="20"/>
+        </w:rPr>
+        <w:t>&lt;Chuc nang, tinh nang, diem dac biet&gt;</w:t>
       </w:r>
-      <w:bookmarkStart w:id="0" w:name="_GoBack"/>
-      <w:bookmarkEnd w:id="0"/>
+    </w:p>
+    <w:p>
+      <w:pPr>
+        <w:numPr>
+          <w:ilvl w:val="0"/>
+          <w:numId w:val="0"/>
+        </w:numPr>
+        <w:ind w:left="0" w:leftChars="0" w:firstLine="400" w:firstLineChars="200"/>
+        <w:jc w:val="both"/>
+        <w:outlineLvl w:val="0"/>
+        <w:rPr>
+          <w:rFonts w:hint="default" w:asciiTheme="majorEastAsia" w:hAnsiTheme="majorEastAsia" w:eastAsiaTheme="majorEastAsia" w:cstheme="majorEastAsia"/>
+          <w:b w:val="0"/>
+          <w:bCs w:val="0"/>
+          <w:i w:val="0"/>
+          <w:iCs w:val="0"/>
+          <w:color w:val="auto"/>
+          <w:sz w:val="20"/>
+          <w:szCs w:val="20"/>
+        </w:rPr>
+      </w:pPr>
+      <w:r>
+        <w:rPr>
+          <w:rFonts w:hint="default" w:asciiTheme="majorEastAsia" w:hAnsiTheme="majorEastAsia" w:eastAsiaTheme="majorEastAsia" w:cstheme="majorEastAsia"/>
+          <w:b w:val="0"/>
+          <w:bCs w:val="0"/>
+          <w:i w:val="0"/>
+          <w:iCs w:val="0"/>
+          <w:color w:val="auto"/>
+          <w:sz w:val="20"/>
+          <w:szCs w:val="20"/>
+        </w:rPr>
+        <w:t>&lt;Block diagram tong quan cau tao ben trong&gt;</w:t>
+      </w:r>
     </w:p>
     <w:p>
       <w:pPr>
@@ -5248,7 +5752,7 @@
           <w:bCs/>
           <w:i w:val="0"/>
           <w:iCs w:val="0"/>
-          <w:color w:val="auto"/>
+          <w:color w:val="002060"/>
           <w:sz w:val="20"/>
           <w:szCs w:val="20"/>
         </w:rPr>
@@ -5260,7 +5764,7 @@
           <w:bCs/>
           <w:i w:val="0"/>
           <w:iCs w:val="0"/>
-          <w:color w:val="auto"/>
+          <w:color w:val="002060"/>
           <w:sz w:val="20"/>
           <w:szCs w:val="20"/>
         </w:rPr>
@@ -5324,6 +5828,8 @@
         </w:rPr>
         <w:t xml:space="preserve"> - AHB Interconnect define macros</w:t>
       </w:r>
+      <w:bookmarkStart w:id="0" w:name="_GoBack"/>
+      <w:bookmarkEnd w:id="0"/>
     </w:p>
     <w:tbl>
       <w:tblPr>
@@ -5362,6 +5868,444 @@
             <w:insideH w:val="single" w:color="auto" w:sz="4" w:space="0"/>
             <w:insideV w:val="single" w:color="auto" w:sz="4" w:space="0"/>
           </w:tblBorders>
+          <w:tblLayout w:type="fixed"/>
+          <w:tblCellMar>
+            <w:top w:w="0" w:type="dxa"/>
+            <w:left w:w="108" w:type="dxa"/>
+            <w:bottom w:w="0" w:type="dxa"/>
+            <w:right w:w="108" w:type="dxa"/>
+          </w:tblCellMar>
+        </w:tblPrEx>
+        <w:trPr>
+          <w:trHeight w:val="302" w:hRule="atLeast"/>
+        </w:trPr>
+        <w:tc>
+          <w:tcPr>
+            <w:tcW w:w="2130" w:type="dxa"/>
+            <w:tcBorders>
+              <w:tl2br w:val="nil"/>
+              <w:tr2bl w:val="nil"/>
+            </w:tcBorders>
+            <w:shd w:val="clear" w:color="auto" w:fill="A5A5A5" w:themeFill="accent3"/>
+            <w:vAlign w:val="center"/>
+          </w:tcPr>
+          <w:p>
+            <w:pPr>
+              <w:widowControl w:val="0"/>
+              <w:jc w:val="both"/>
+              <w:rPr>
+                <w:rFonts w:hint="eastAsia" w:asciiTheme="majorEastAsia" w:hAnsiTheme="majorEastAsia" w:eastAsiaTheme="majorEastAsia" w:cstheme="majorEastAsia"/>
+                <w:b/>
+                <w:bCs/>
+                <w:color w:val="002060"/>
+                <w:sz w:val="20"/>
+                <w:szCs w:val="20"/>
+                <w:shd w:val="clear" w:color="auto" w:fill="auto"/>
+                <w:vertAlign w:val="baseline"/>
+              </w:rPr>
+            </w:pPr>
+            <w:r>
+              <w:rPr>
+                <w:rFonts w:hint="eastAsia" w:asciiTheme="majorEastAsia" w:hAnsiTheme="majorEastAsia" w:eastAsiaTheme="majorEastAsia" w:cstheme="majorEastAsia"/>
+                <w:b/>
+                <w:bCs/>
+                <w:color w:val="002060"/>
+                <w:sz w:val="20"/>
+                <w:szCs w:val="20"/>
+                <w:shd w:val="clear" w:color="auto" w:fill="auto"/>
+                <w:vertAlign w:val="baseline"/>
+              </w:rPr>
+              <w:t>D</w:t>
+            </w:r>
+            <w:r>
+              <w:rPr>
+                <w:rFonts w:hint="default" w:asciiTheme="majorEastAsia" w:hAnsiTheme="majorEastAsia" w:eastAsiaTheme="majorEastAsia" w:cstheme="majorEastAsia"/>
+                <w:b/>
+                <w:bCs/>
+                <w:color w:val="002060"/>
+                <w:sz w:val="20"/>
+                <w:szCs w:val="20"/>
+                <w:shd w:val="clear" w:color="auto" w:fill="auto"/>
+                <w:vertAlign w:val="baseline"/>
+              </w:rPr>
+              <w:t>efine</w:t>
+            </w:r>
+          </w:p>
+        </w:tc>
+        <w:tc>
+          <w:tcPr>
+            <w:tcW w:w="5364" w:type="dxa"/>
+            <w:tcBorders>
+              <w:tl2br w:val="nil"/>
+              <w:tr2bl w:val="nil"/>
+            </w:tcBorders>
+            <w:shd w:val="clear" w:color="auto" w:fill="A5A5A5" w:themeFill="accent3"/>
+            <w:vAlign w:val="center"/>
+          </w:tcPr>
+          <w:p>
+            <w:pPr>
+              <w:widowControl w:val="0"/>
+              <w:jc w:val="both"/>
+              <w:rPr>
+                <w:rFonts w:hint="eastAsia" w:asciiTheme="majorEastAsia" w:hAnsiTheme="majorEastAsia" w:eastAsiaTheme="majorEastAsia" w:cstheme="majorEastAsia"/>
+                <w:b/>
+                <w:bCs/>
+                <w:color w:val="002060"/>
+                <w:sz w:val="20"/>
+                <w:szCs w:val="20"/>
+                <w:shd w:val="clear" w:color="auto" w:fill="auto"/>
+                <w:vertAlign w:val="baseline"/>
+              </w:rPr>
+            </w:pPr>
+            <w:r>
+              <w:rPr>
+                <w:rFonts w:hint="default" w:asciiTheme="majorEastAsia" w:hAnsiTheme="majorEastAsia" w:eastAsiaTheme="majorEastAsia" w:cstheme="majorEastAsia"/>
+                <w:b/>
+                <w:bCs/>
+                <w:color w:val="002060"/>
+                <w:sz w:val="20"/>
+                <w:szCs w:val="20"/>
+                <w:shd w:val="clear" w:color="auto" w:fill="auto"/>
+                <w:vertAlign w:val="baseline"/>
+              </w:rPr>
+              <w:t>Detail</w:t>
+            </w:r>
+          </w:p>
+        </w:tc>
+        <w:tc>
+          <w:tcPr>
+            <w:tcW w:w="1005" w:type="dxa"/>
+            <w:tcBorders>
+              <w:tl2br w:val="nil"/>
+              <w:tr2bl w:val="nil"/>
+            </w:tcBorders>
+            <w:shd w:val="clear" w:color="auto" w:fill="A5A5A5" w:themeFill="accent3"/>
+            <w:vAlign w:val="center"/>
+          </w:tcPr>
+          <w:p>
+            <w:pPr>
+              <w:widowControl w:val="0"/>
+              <w:jc w:val="both"/>
+              <w:rPr>
+                <w:rFonts w:hint="eastAsia" w:asciiTheme="majorEastAsia" w:hAnsiTheme="majorEastAsia" w:eastAsiaTheme="majorEastAsia" w:cstheme="majorEastAsia"/>
+                <w:b/>
+                <w:bCs/>
+                <w:color w:val="002060"/>
+                <w:sz w:val="20"/>
+                <w:szCs w:val="20"/>
+                <w:shd w:val="clear" w:color="auto" w:fill="auto"/>
+                <w:vertAlign w:val="baseline"/>
+              </w:rPr>
+            </w:pPr>
+            <w:r>
+              <w:rPr>
+                <w:rFonts w:hint="default" w:asciiTheme="majorEastAsia" w:hAnsiTheme="majorEastAsia" w:eastAsiaTheme="majorEastAsia" w:cstheme="majorEastAsia"/>
+                <w:b/>
+                <w:bCs/>
+                <w:color w:val="002060"/>
+                <w:sz w:val="20"/>
+                <w:szCs w:val="20"/>
+                <w:shd w:val="clear" w:color="auto" w:fill="auto"/>
+                <w:vertAlign w:val="baseline"/>
+              </w:rPr>
+              <w:t>*Status</w:t>
+            </w:r>
+          </w:p>
+        </w:tc>
+      </w:tr>
+      <w:tr>
+        <w:tblPrEx>
+          <w:tblBorders>
+            <w:top w:val="single" w:color="auto" w:sz="4" w:space="0"/>
+            <w:left w:val="single" w:color="auto" w:sz="4" w:space="0"/>
+            <w:bottom w:val="single" w:color="auto" w:sz="4" w:space="0"/>
+            <w:right w:val="single" w:color="auto" w:sz="4" w:space="0"/>
+            <w:insideH w:val="single" w:color="auto" w:sz="4" w:space="0"/>
+            <w:insideV w:val="single" w:color="auto" w:sz="4" w:space="0"/>
+          </w:tblBorders>
+          <w:tblLayout w:type="fixed"/>
+          <w:tblCellMar>
+            <w:top w:w="0" w:type="dxa"/>
+            <w:left w:w="108" w:type="dxa"/>
+            <w:bottom w:w="0" w:type="dxa"/>
+            <w:right w:w="108" w:type="dxa"/>
+          </w:tblCellMar>
+        </w:tblPrEx>
+        <w:trPr>
+          <w:trHeight w:val="302" w:hRule="atLeast"/>
+        </w:trPr>
+        <w:tc>
+          <w:tcPr>
+            <w:tcW w:w="2130" w:type="dxa"/>
+            <w:tcBorders>
+              <w:tl2br w:val="nil"/>
+              <w:tr2bl w:val="nil"/>
+            </w:tcBorders>
+            <w:shd w:val="clear" w:color="auto" w:fill="auto"/>
+            <w:vAlign w:val="top"/>
+          </w:tcPr>
+          <w:p>
+            <w:pPr>
+              <w:widowControl w:val="0"/>
+              <w:jc w:val="both"/>
+              <w:rPr>
+                <w:rFonts w:hint="eastAsia" w:asciiTheme="majorEastAsia" w:hAnsiTheme="majorEastAsia" w:eastAsiaTheme="majorEastAsia" w:cstheme="majorEastAsia"/>
+                <w:b w:val="0"/>
+                <w:bCs w:val="0"/>
+                <w:color w:val="auto"/>
+                <w:sz w:val="20"/>
+                <w:szCs w:val="20"/>
+                <w:vertAlign w:val="baseline"/>
+              </w:rPr>
+            </w:pPr>
+          </w:p>
+        </w:tc>
+        <w:tc>
+          <w:tcPr>
+            <w:tcW w:w="5364" w:type="dxa"/>
+            <w:tcBorders>
+              <w:tl2br w:val="nil"/>
+              <w:tr2bl w:val="nil"/>
+            </w:tcBorders>
+            <w:shd w:val="clear" w:color="auto" w:fill="auto"/>
+            <w:vAlign w:val="top"/>
+          </w:tcPr>
+          <w:p>
+            <w:pPr>
+              <w:widowControl w:val="0"/>
+              <w:jc w:val="both"/>
+              <w:rPr>
+                <w:rFonts w:hint="eastAsia" w:asciiTheme="majorEastAsia" w:hAnsiTheme="majorEastAsia" w:eastAsiaTheme="majorEastAsia" w:cstheme="majorEastAsia"/>
+                <w:b w:val="0"/>
+                <w:bCs w:val="0"/>
+                <w:color w:val="auto"/>
+                <w:sz w:val="20"/>
+                <w:szCs w:val="20"/>
+                <w:vertAlign w:val="baseline"/>
+              </w:rPr>
+            </w:pPr>
+          </w:p>
+        </w:tc>
+        <w:tc>
+          <w:tcPr>
+            <w:tcW w:w="1005" w:type="dxa"/>
+            <w:tcBorders>
+              <w:tl2br w:val="nil"/>
+              <w:tr2bl w:val="nil"/>
+            </w:tcBorders>
+            <w:shd w:val="clear" w:color="auto" w:fill="auto"/>
+            <w:vAlign w:val="top"/>
+          </w:tcPr>
+          <w:p>
+            <w:pPr>
+              <w:widowControl w:val="0"/>
+              <w:jc w:val="both"/>
+              <w:rPr>
+                <w:rFonts w:hint="eastAsia" w:asciiTheme="majorEastAsia" w:hAnsiTheme="majorEastAsia" w:eastAsiaTheme="majorEastAsia" w:cstheme="majorEastAsia"/>
+                <w:b w:val="0"/>
+                <w:bCs w:val="0"/>
+                <w:color w:val="auto"/>
+                <w:sz w:val="20"/>
+                <w:szCs w:val="20"/>
+                <w:vertAlign w:val="baseline"/>
+              </w:rPr>
+            </w:pPr>
+            <w:r>
+              <w:rPr>
+                <w:rFonts w:hint="default" w:asciiTheme="majorEastAsia" w:hAnsiTheme="majorEastAsia" w:eastAsiaTheme="majorEastAsia" w:cstheme="majorEastAsia"/>
+                <w:b w:val="0"/>
+                <w:bCs w:val="0"/>
+                <w:color w:val="auto"/>
+                <w:sz w:val="20"/>
+                <w:szCs w:val="20"/>
+                <w:vertAlign w:val="baseline"/>
+              </w:rPr>
+              <w:t>Off</w:t>
+            </w:r>
+          </w:p>
+        </w:tc>
+      </w:tr>
+    </w:tbl>
+    <w:p>
+      <w:pPr>
+        <w:numPr>
+          <w:ilvl w:val="0"/>
+          <w:numId w:val="0"/>
+        </w:numPr>
+        <w:ind w:left="0" w:leftChars="0" w:firstLine="400" w:firstLineChars="200"/>
+        <w:jc w:val="both"/>
+        <w:outlineLvl w:val="0"/>
+        <w:rPr>
+          <w:rFonts w:hint="eastAsia" w:asciiTheme="majorEastAsia" w:hAnsiTheme="majorEastAsia" w:eastAsiaTheme="majorEastAsia" w:cstheme="majorEastAsia"/>
+          <w:b w:val="0"/>
+          <w:bCs w:val="0"/>
+          <w:i w:val="0"/>
+          <w:iCs w:val="0"/>
+          <w:color w:val="auto"/>
+          <w:sz w:val="20"/>
+          <w:szCs w:val="20"/>
+        </w:rPr>
+      </w:pPr>
+      <w:r>
+        <w:rPr>
+          <w:rFonts w:hint="default" w:asciiTheme="majorEastAsia" w:hAnsiTheme="majorEastAsia" w:eastAsiaTheme="majorEastAsia" w:cstheme="majorEastAsia"/>
+          <w:b w:val="0"/>
+          <w:bCs w:val="0"/>
+          <w:i w:val="0"/>
+          <w:iCs w:val="0"/>
+          <w:color w:val="auto"/>
+          <w:sz w:val="20"/>
+          <w:szCs w:val="20"/>
+        </w:rPr>
+        <w:t>*To ON/OFF these defines, modify ‘${PROJ_ROOT}/rtl/</w:t>
+      </w:r>
+      <w:r>
+        <w:rPr>
+          <w:rFonts w:hint="default" w:asciiTheme="majorEastAsia" w:hAnsiTheme="majorEastAsia" w:eastAsiaTheme="majorEastAsia" w:cstheme="majorEastAsia"/>
+          <w:b w:val="0"/>
+          <w:bCs w:val="0"/>
+          <w:i w:val="0"/>
+          <w:iCs w:val="0"/>
+          <w:color w:val="auto"/>
+          <w:sz w:val="20"/>
+          <w:szCs w:val="20"/>
+        </w:rPr>
+        <w:t>ahb/interconnect/</w:t>
+      </w:r>
+      <w:r>
+        <w:rPr>
+          <w:rFonts w:hint="default" w:asciiTheme="majorEastAsia" w:hAnsiTheme="majorEastAsia" w:eastAsiaTheme="majorEastAsia" w:cstheme="majorEastAsia"/>
+          <w:b w:val="0"/>
+          <w:bCs w:val="0"/>
+          <w:i w:val="0"/>
+          <w:iCs w:val="0"/>
+          <w:color w:val="auto"/>
+          <w:sz w:val="20"/>
+          <w:szCs w:val="20"/>
+        </w:rPr>
+        <w:t>spmcu_</w:t>
+      </w:r>
+      <w:r>
+        <w:rPr>
+          <w:rFonts w:hint="default" w:asciiTheme="majorEastAsia" w:hAnsiTheme="majorEastAsia" w:eastAsiaTheme="majorEastAsia" w:cstheme="majorEastAsia"/>
+          <w:b w:val="0"/>
+          <w:bCs w:val="0"/>
+          <w:i w:val="0"/>
+          <w:iCs w:val="0"/>
+          <w:color w:val="auto"/>
+          <w:sz w:val="20"/>
+          <w:szCs w:val="20"/>
+        </w:rPr>
+        <w:t>ahb_ interconnect_</w:t>
+      </w:r>
+      <w:r>
+        <w:rPr>
+          <w:rFonts w:hint="default" w:asciiTheme="majorEastAsia" w:hAnsiTheme="majorEastAsia" w:eastAsiaTheme="majorEastAsia" w:cstheme="majorEastAsia"/>
+          <w:b w:val="0"/>
+          <w:bCs w:val="0"/>
+          <w:i w:val="0"/>
+          <w:iCs w:val="0"/>
+          <w:color w:val="auto"/>
+          <w:sz w:val="20"/>
+          <w:szCs w:val="20"/>
+        </w:rPr>
+        <w:t>define_pkg.sv’</w:t>
+      </w:r>
+    </w:p>
+    <w:p>
+      <w:pPr>
+        <w:pStyle w:val="2"/>
+        <w:rPr>
+          <w:rFonts w:hint="eastAsia" w:asciiTheme="minorEastAsia" w:hAnsiTheme="minorEastAsia" w:eastAsiaTheme="minorEastAsia" w:cstheme="minorEastAsia"/>
+          <w:color w:val="002060"/>
+        </w:rPr>
+      </w:pPr>
+      <w:r>
+        <w:rPr>
+          <w:rFonts w:hint="eastAsia" w:asciiTheme="minorEastAsia" w:hAnsiTheme="minorEastAsia" w:eastAsiaTheme="minorEastAsia" w:cstheme="minorEastAsia"/>
+          <w:color w:val="002060"/>
+        </w:rPr>
+        <w:t xml:space="preserve">Table </w:t>
+      </w:r>
+      <w:r>
+        <w:rPr>
+          <w:rFonts w:hint="eastAsia" w:asciiTheme="minorEastAsia" w:hAnsiTheme="minorEastAsia" w:eastAsiaTheme="minorEastAsia" w:cstheme="minorEastAsia"/>
+          <w:color w:val="002060"/>
+        </w:rPr>
+        <w:fldChar w:fldCharType="begin"/>
+      </w:r>
+      <w:r>
+        <w:rPr>
+          <w:rFonts w:hint="eastAsia" w:asciiTheme="minorEastAsia" w:hAnsiTheme="minorEastAsia" w:eastAsiaTheme="minorEastAsia" w:cstheme="minorEastAsia"/>
+          <w:color w:val="002060"/>
+        </w:rPr>
+        <w:instrText xml:space="preserve"> SEQ Table \* ARABIC </w:instrText>
+      </w:r>
+      <w:r>
+        <w:rPr>
+          <w:rFonts w:hint="eastAsia" w:asciiTheme="minorEastAsia" w:hAnsiTheme="minorEastAsia" w:eastAsiaTheme="minorEastAsia" w:cstheme="minorEastAsia"/>
+          <w:color w:val="002060"/>
+        </w:rPr>
+        <w:fldChar w:fldCharType="separate"/>
+      </w:r>
+      <w:r>
+        <w:rPr>
+          <w:rFonts w:hint="eastAsia" w:asciiTheme="minorEastAsia" w:hAnsiTheme="minorEastAsia" w:eastAsiaTheme="minorEastAsia" w:cstheme="minorEastAsia"/>
+          <w:color w:val="002060"/>
+        </w:rPr>
+        <w:t>5</w:t>
+      </w:r>
+      <w:r>
+        <w:rPr>
+          <w:rFonts w:hint="eastAsia" w:asciiTheme="minorEastAsia" w:hAnsiTheme="minorEastAsia" w:eastAsiaTheme="minorEastAsia" w:cstheme="minorEastAsia"/>
+          <w:color w:val="002060"/>
+        </w:rPr>
+        <w:fldChar w:fldCharType="end"/>
+      </w:r>
+      <w:r>
+        <w:rPr>
+          <w:rFonts w:hint="eastAsia" w:asciiTheme="minorEastAsia" w:hAnsiTheme="minorEastAsia" w:eastAsiaTheme="minorEastAsia" w:cstheme="minorEastAsia"/>
+          <w:color w:val="002060"/>
+        </w:rPr>
+        <w:t xml:space="preserve"> - AHB Interconnect parameters</w:t>
+      </w:r>
+    </w:p>
+    <w:tbl>
+      <w:tblPr>
+        <w:tblStyle w:val="5"/>
+        <w:tblW w:w="8509" w:type="dxa"/>
+        <w:tblInd w:w="0" w:type="dxa"/>
+        <w:tblBorders>
+          <w:top w:val="single" w:color="auto" w:sz="4" w:space="0"/>
+          <w:left w:val="single" w:color="auto" w:sz="4" w:space="0"/>
+          <w:bottom w:val="single" w:color="auto" w:sz="4" w:space="0"/>
+          <w:right w:val="single" w:color="auto" w:sz="4" w:space="0"/>
+          <w:insideH w:val="single" w:color="auto" w:sz="4" w:space="0"/>
+          <w:insideV w:val="single" w:color="auto" w:sz="4" w:space="0"/>
+        </w:tblBorders>
+        <w:shd w:val="clear" w:color="auto" w:fill="auto"/>
+        <w:tblLayout w:type="fixed"/>
+        <w:tblCellMar>
+          <w:top w:w="0" w:type="dxa"/>
+          <w:left w:w="108" w:type="dxa"/>
+          <w:bottom w:w="0" w:type="dxa"/>
+          <w:right w:w="108" w:type="dxa"/>
+        </w:tblCellMar>
+      </w:tblPr>
+      <w:tblGrid>
+        <w:gridCol w:w="2140"/>
+        <w:gridCol w:w="6369"/>
+      </w:tblGrid>
+      <w:tr>
+        <w:tblPrEx>
+          <w:tblBorders>
+            <w:top w:val="single" w:color="auto" w:sz="4" w:space="0"/>
+            <w:left w:val="single" w:color="auto" w:sz="4" w:space="0"/>
+            <w:bottom w:val="single" w:color="auto" w:sz="4" w:space="0"/>
+            <w:right w:val="single" w:color="auto" w:sz="4" w:space="0"/>
+            <w:insideH w:val="single" w:color="auto" w:sz="4" w:space="0"/>
+            <w:insideV w:val="single" w:color="auto" w:sz="4" w:space="0"/>
+          </w:tblBorders>
           <w:shd w:val="clear" w:color="auto" w:fill="auto"/>
           <w:tblLayout w:type="fixed"/>
           <w:tblCellMar>
@@ -5376,7 +6320,7 @@
         </w:trPr>
         <w:tc>
           <w:tcPr>
-            <w:tcW w:w="2130" w:type="dxa"/>
+            <w:tcW w:w="2140" w:type="dxa"/>
             <w:tcBorders>
               <w:tl2br w:val="nil"/>
               <w:tr2bl w:val="nil"/>
@@ -5401,7 +6345,7 @@
             </w:pPr>
             <w:r>
               <w:rPr>
-                <w:rFonts w:hint="eastAsia" w:asciiTheme="majorEastAsia" w:hAnsiTheme="majorEastAsia" w:eastAsiaTheme="majorEastAsia" w:cstheme="majorEastAsia"/>
+                <w:rFonts w:hint="default" w:asciiTheme="majorEastAsia" w:hAnsiTheme="majorEastAsia" w:eastAsiaTheme="majorEastAsia" w:cstheme="majorEastAsia"/>
                 <w:b/>
                 <w:bCs/>
                 <w:color w:val="002060"/>
@@ -5410,11 +6354,26 @@
                 <w:shd w:val="clear" w:color="auto" w:fill="auto"/>
                 <w:vertAlign w:val="baseline"/>
               </w:rPr>
-              <w:t>D</w:t>
-            </w:r>
-            <w:r>
-              <w:rPr>
-                <w:rFonts w:hint="default" w:asciiTheme="majorEastAsia" w:hAnsiTheme="majorEastAsia" w:eastAsiaTheme="majorEastAsia" w:cstheme="majorEastAsia"/>
+              <w:t>Parameter</w:t>
+            </w:r>
+          </w:p>
+        </w:tc>
+        <w:tc>
+          <w:tcPr>
+            <w:tcW w:w="6369" w:type="dxa"/>
+            <w:tcBorders>
+              <w:tl2br w:val="nil"/>
+              <w:tr2bl w:val="nil"/>
+            </w:tcBorders>
+            <w:shd w:val="clear" w:color="auto" w:fill="A5A5A5" w:themeFill="accent3"/>
+            <w:vAlign w:val="center"/>
+          </w:tcPr>
+          <w:p>
+            <w:pPr>
+              <w:widowControl w:val="0"/>
+              <w:jc w:val="both"/>
+              <w:rPr>
+                <w:rFonts w:hint="eastAsia" w:asciiTheme="majorEastAsia" w:hAnsiTheme="majorEastAsia" w:eastAsiaTheme="majorEastAsia" w:cstheme="majorEastAsia"/>
                 <w:b/>
                 <w:bCs/>
                 <w:color w:val="002060"/>
@@ -5423,26 +6382,10 @@
                 <w:shd w:val="clear" w:color="auto" w:fill="auto"/>
                 <w:vertAlign w:val="baseline"/>
               </w:rPr>
-              <w:t>efine</w:t>
-            </w:r>
-          </w:p>
-        </w:tc>
-        <w:tc>
-          <w:tcPr>
-            <w:tcW w:w="5364" w:type="dxa"/>
-            <w:tcBorders>
-              <w:tl2br w:val="nil"/>
-              <w:tr2bl w:val="nil"/>
-            </w:tcBorders>
-            <w:shd w:val="clear" w:color="auto" w:fill="A5A5A5" w:themeFill="accent3"/>
-            <w:vAlign w:val="center"/>
-          </w:tcPr>
-          <w:p>
-            <w:pPr>
-              <w:widowControl w:val="0"/>
-              <w:jc w:val="both"/>
-              <w:rPr>
-                <w:rFonts w:hint="eastAsia" w:asciiTheme="majorEastAsia" w:hAnsiTheme="majorEastAsia" w:eastAsiaTheme="majorEastAsia" w:cstheme="majorEastAsia"/>
+            </w:pPr>
+            <w:r>
+              <w:rPr>
+                <w:rFonts w:hint="default" w:asciiTheme="majorEastAsia" w:hAnsiTheme="majorEastAsia" w:eastAsiaTheme="majorEastAsia" w:cstheme="majorEastAsia"/>
                 <w:b/>
                 <w:bCs/>
                 <w:color w:val="002060"/>
@@ -5451,59 +6394,7 @@
                 <w:shd w:val="clear" w:color="auto" w:fill="auto"/>
                 <w:vertAlign w:val="baseline"/>
               </w:rPr>
-            </w:pPr>
-            <w:r>
-              <w:rPr>
-                <w:rFonts w:hint="default" w:asciiTheme="majorEastAsia" w:hAnsiTheme="majorEastAsia" w:eastAsiaTheme="majorEastAsia" w:cstheme="majorEastAsia"/>
-                <w:b/>
-                <w:bCs/>
-                <w:color w:val="002060"/>
-                <w:sz w:val="20"/>
-                <w:szCs w:val="20"/>
-                <w:shd w:val="clear" w:color="auto" w:fill="auto"/>
-                <w:vertAlign w:val="baseline"/>
-              </w:rPr>
               <w:t>Detail</w:t>
-            </w:r>
-          </w:p>
-        </w:tc>
-        <w:tc>
-          <w:tcPr>
-            <w:tcW w:w="1005" w:type="dxa"/>
-            <w:tcBorders>
-              <w:tl2br w:val="nil"/>
-              <w:tr2bl w:val="nil"/>
-            </w:tcBorders>
-            <w:shd w:val="clear" w:color="auto" w:fill="A5A5A5" w:themeFill="accent3"/>
-            <w:vAlign w:val="center"/>
-          </w:tcPr>
-          <w:p>
-            <w:pPr>
-              <w:widowControl w:val="0"/>
-              <w:jc w:val="both"/>
-              <w:rPr>
-                <w:rFonts w:hint="eastAsia" w:asciiTheme="majorEastAsia" w:hAnsiTheme="majorEastAsia" w:eastAsiaTheme="majorEastAsia" w:cstheme="majorEastAsia"/>
-                <w:b/>
-                <w:bCs/>
-                <w:color w:val="002060"/>
-                <w:sz w:val="20"/>
-                <w:szCs w:val="20"/>
-                <w:shd w:val="clear" w:color="auto" w:fill="auto"/>
-                <w:vertAlign w:val="baseline"/>
-              </w:rPr>
-            </w:pPr>
-            <w:r>
-              <w:rPr>
-                <w:rFonts w:hint="default" w:asciiTheme="majorEastAsia" w:hAnsiTheme="majorEastAsia" w:eastAsiaTheme="majorEastAsia" w:cstheme="majorEastAsia"/>
-                <w:b/>
-                <w:bCs/>
-                <w:color w:val="002060"/>
-                <w:sz w:val="20"/>
-                <w:szCs w:val="20"/>
-                <w:shd w:val="clear" w:color="auto" w:fill="auto"/>
-                <w:vertAlign w:val="baseline"/>
-              </w:rPr>
-              <w:t>*Status</w:t>
             </w:r>
           </w:p>
         </w:tc>
@@ -5532,7 +6423,7 @@
         </w:trPr>
         <w:tc>
           <w:tcPr>
-            <w:tcW w:w="2130" w:type="dxa"/>
+            <w:tcW w:w="2140" w:type="dxa"/>
             <w:tcBorders>
               <w:tl2br w:val="nil"/>
               <w:tr2bl w:val="nil"/>
@@ -5554,11 +6445,23 @@
                 <w:vertAlign w:val="baseline"/>
               </w:rPr>
             </w:pPr>
-          </w:p>
-        </w:tc>
-        <w:tc>
-          <w:tcPr>
-            <w:tcW w:w="5364" w:type="dxa"/>
+            <w:r>
+              <w:rPr>
+                <w:rFonts w:hint="default" w:asciiTheme="majorEastAsia" w:hAnsiTheme="majorEastAsia" w:eastAsiaTheme="majorEastAsia" w:cstheme="majorEastAsia"/>
+                <w:b w:val="0"/>
+                <w:bCs w:val="0"/>
+                <w:color w:val="auto"/>
+                <w:sz w:val="20"/>
+                <w:szCs w:val="20"/>
+                <w:vertAlign w:val="baseline"/>
+              </w:rPr>
+              <w:t>NM</w:t>
+            </w:r>
+          </w:p>
+        </w:tc>
+        <w:tc>
+          <w:tcPr>
+            <w:tcW w:w="6369" w:type="dxa"/>
             <w:tcBorders>
               <w:tl2br w:val="nil"/>
               <w:tr2bl w:val="nil"/>
@@ -5571,52 +6474,539 @@
               <w:widowControl w:val="0"/>
               <w:jc w:val="both"/>
               <w:rPr>
-                <w:rFonts w:hint="eastAsia" w:asciiTheme="majorEastAsia" w:hAnsiTheme="majorEastAsia" w:eastAsiaTheme="majorEastAsia" w:cstheme="majorEastAsia"/>
-                <w:b w:val="0"/>
-                <w:bCs w:val="0"/>
-                <w:color w:val="auto"/>
-                <w:sz w:val="20"/>
-                <w:szCs w:val="20"/>
-                <w:vertAlign w:val="baseline"/>
-              </w:rPr>
-            </w:pPr>
-          </w:p>
-        </w:tc>
-        <w:tc>
-          <w:tcPr>
-            <w:tcW w:w="1005" w:type="dxa"/>
-            <w:tcBorders>
-              <w:tl2br w:val="nil"/>
-              <w:tr2bl w:val="nil"/>
-            </w:tcBorders>
-            <w:shd w:val="clear" w:color="auto" w:fill="auto"/>
-            <w:vAlign w:val="top"/>
-          </w:tcPr>
+                <w:rFonts w:hint="default" w:asciiTheme="majorEastAsia" w:hAnsiTheme="majorEastAsia" w:eastAsiaTheme="majorEastAsia" w:cstheme="majorEastAsia"/>
+                <w:b w:val="0"/>
+                <w:bCs w:val="0"/>
+                <w:color w:val="auto"/>
+                <w:sz w:val="20"/>
+                <w:szCs w:val="20"/>
+                <w:vertAlign w:val="baseline"/>
+              </w:rPr>
+            </w:pPr>
+            <w:r>
+              <w:rPr>
+                <w:rFonts w:hint="default" w:asciiTheme="majorEastAsia" w:hAnsiTheme="majorEastAsia" w:eastAsiaTheme="majorEastAsia" w:cstheme="majorEastAsia"/>
+                <w:b w:val="0"/>
+                <w:bCs w:val="0"/>
+                <w:color w:val="auto"/>
+                <w:sz w:val="20"/>
+                <w:szCs w:val="20"/>
+                <w:vertAlign w:val="baseline"/>
+              </w:rPr>
+              <w:t>Number of AHB Master devices connected to the interconnect</w:t>
+            </w:r>
+          </w:p>
           <w:p>
             <w:pPr>
               <w:widowControl w:val="0"/>
               <w:jc w:val="both"/>
               <w:rPr>
-                <w:rFonts w:hint="eastAsia" w:asciiTheme="majorEastAsia" w:hAnsiTheme="majorEastAsia" w:eastAsiaTheme="majorEastAsia" w:cstheme="majorEastAsia"/>
-                <w:b w:val="0"/>
-                <w:bCs w:val="0"/>
-                <w:color w:val="auto"/>
-                <w:sz w:val="20"/>
-                <w:szCs w:val="20"/>
-                <w:vertAlign w:val="baseline"/>
-              </w:rPr>
-            </w:pPr>
-            <w:r>
-              <w:rPr>
-                <w:rFonts w:hint="default" w:asciiTheme="majorEastAsia" w:hAnsiTheme="majorEastAsia" w:eastAsiaTheme="majorEastAsia" w:cstheme="majorEastAsia"/>
-                <w:b w:val="0"/>
-                <w:bCs w:val="0"/>
-                <w:color w:val="auto"/>
-                <w:sz w:val="20"/>
-                <w:szCs w:val="20"/>
-                <w:vertAlign w:val="baseline"/>
-              </w:rPr>
-              <w:t>Off</w:t>
+                <w:rFonts w:hint="default" w:asciiTheme="majorEastAsia" w:hAnsiTheme="majorEastAsia" w:eastAsiaTheme="majorEastAsia" w:cstheme="majorEastAsia"/>
+                <w:b w:val="0"/>
+                <w:bCs w:val="0"/>
+                <w:color w:val="auto"/>
+                <w:sz w:val="20"/>
+                <w:szCs w:val="20"/>
+                <w:vertAlign w:val="baseline"/>
+              </w:rPr>
+            </w:pPr>
+            <w:r>
+              <w:rPr>
+                <w:rFonts w:hint="default" w:asciiTheme="majorEastAsia" w:hAnsiTheme="majorEastAsia" w:eastAsiaTheme="majorEastAsia" w:cstheme="majorEastAsia"/>
+                <w:b w:val="0"/>
+                <w:bCs w:val="0"/>
+                <w:color w:val="auto"/>
+                <w:sz w:val="20"/>
+                <w:szCs w:val="20"/>
+                <w:vertAlign w:val="baseline"/>
+              </w:rPr>
+              <w:t>- Default value = 4</w:t>
+            </w:r>
+          </w:p>
+          <w:p>
+            <w:pPr>
+              <w:widowControl w:val="0"/>
+              <w:jc w:val="both"/>
+              <w:rPr>
+                <w:rFonts w:hint="eastAsia" w:asciiTheme="majorEastAsia" w:hAnsiTheme="majorEastAsia" w:eastAsiaTheme="majorEastAsia" w:cstheme="majorEastAsia"/>
+                <w:b w:val="0"/>
+                <w:bCs w:val="0"/>
+                <w:color w:val="auto"/>
+                <w:sz w:val="20"/>
+                <w:szCs w:val="20"/>
+                <w:vertAlign w:val="baseline"/>
+              </w:rPr>
+            </w:pPr>
+            <w:r>
+              <w:rPr>
+                <w:rFonts w:hint="default" w:asciiTheme="majorEastAsia" w:hAnsiTheme="majorEastAsia" w:eastAsiaTheme="majorEastAsia" w:cstheme="majorEastAsia"/>
+                <w:b w:val="0"/>
+                <w:bCs w:val="0"/>
+                <w:color w:val="auto"/>
+                <w:sz w:val="20"/>
+                <w:szCs w:val="20"/>
+                <w:vertAlign w:val="baseline"/>
+              </w:rPr>
+              <w:t>- Legal value: NM &gt; 0</w:t>
+            </w:r>
+          </w:p>
+        </w:tc>
+      </w:tr>
+      <w:tr>
+        <w:tblPrEx>
+          <w:tblBorders>
+            <w:top w:val="single" w:color="auto" w:sz="4" w:space="0"/>
+            <w:left w:val="single" w:color="auto" w:sz="4" w:space="0"/>
+            <w:bottom w:val="single" w:color="auto" w:sz="4" w:space="0"/>
+            <w:right w:val="single" w:color="auto" w:sz="4" w:space="0"/>
+            <w:insideH w:val="single" w:color="auto" w:sz="4" w:space="0"/>
+            <w:insideV w:val="single" w:color="auto" w:sz="4" w:space="0"/>
+          </w:tblBorders>
+          <w:shd w:val="clear" w:color="auto" w:fill="auto"/>
+          <w:tblLayout w:type="fixed"/>
+          <w:tblCellMar>
+            <w:top w:w="0" w:type="dxa"/>
+            <w:left w:w="108" w:type="dxa"/>
+            <w:bottom w:w="0" w:type="dxa"/>
+            <w:right w:w="108" w:type="dxa"/>
+          </w:tblCellMar>
+        </w:tblPrEx>
+        <w:trPr>
+          <w:trHeight w:val="302" w:hRule="atLeast"/>
+        </w:trPr>
+        <w:tc>
+          <w:tcPr>
+            <w:tcW w:w="2140" w:type="dxa"/>
+            <w:tcBorders>
+              <w:tl2br w:val="nil"/>
+              <w:tr2bl w:val="nil"/>
+            </w:tcBorders>
+            <w:shd w:val="clear" w:color="auto" w:fill="auto"/>
+            <w:vAlign w:val="top"/>
+          </w:tcPr>
+          <w:p>
+            <w:pPr>
+              <w:widowControl w:val="0"/>
+              <w:jc w:val="both"/>
+              <w:rPr>
+                <w:rFonts w:hint="default" w:asciiTheme="majorEastAsia" w:hAnsiTheme="majorEastAsia" w:eastAsiaTheme="majorEastAsia" w:cstheme="majorEastAsia"/>
+                <w:b w:val="0"/>
+                <w:bCs w:val="0"/>
+                <w:color w:val="auto"/>
+                <w:sz w:val="20"/>
+                <w:szCs w:val="20"/>
+                <w:vertAlign w:val="baseline"/>
+              </w:rPr>
+            </w:pPr>
+            <w:r>
+              <w:rPr>
+                <w:rFonts w:hint="default" w:asciiTheme="majorEastAsia" w:hAnsiTheme="majorEastAsia" w:eastAsiaTheme="majorEastAsia" w:cstheme="majorEastAsia"/>
+                <w:b w:val="0"/>
+                <w:bCs w:val="0"/>
+                <w:color w:val="auto"/>
+                <w:sz w:val="20"/>
+                <w:szCs w:val="20"/>
+                <w:vertAlign w:val="baseline"/>
+              </w:rPr>
+              <w:t>NS</w:t>
+            </w:r>
+          </w:p>
+        </w:tc>
+        <w:tc>
+          <w:tcPr>
+            <w:tcW w:w="6369" w:type="dxa"/>
+            <w:tcBorders>
+              <w:tl2br w:val="nil"/>
+              <w:tr2bl w:val="nil"/>
+            </w:tcBorders>
+            <w:shd w:val="clear" w:color="auto" w:fill="auto"/>
+            <w:vAlign w:val="top"/>
+          </w:tcPr>
+          <w:p>
+            <w:pPr>
+              <w:widowControl w:val="0"/>
+              <w:jc w:val="both"/>
+              <w:rPr>
+                <w:rFonts w:hint="default" w:asciiTheme="majorEastAsia" w:hAnsiTheme="majorEastAsia" w:eastAsiaTheme="majorEastAsia" w:cstheme="majorEastAsia"/>
+                <w:b w:val="0"/>
+                <w:bCs w:val="0"/>
+                <w:color w:val="auto"/>
+                <w:sz w:val="20"/>
+                <w:szCs w:val="20"/>
+                <w:vertAlign w:val="baseline"/>
+              </w:rPr>
+            </w:pPr>
+            <w:r>
+              <w:rPr>
+                <w:rFonts w:hint="default" w:asciiTheme="majorEastAsia" w:hAnsiTheme="majorEastAsia" w:eastAsiaTheme="majorEastAsia" w:cstheme="majorEastAsia"/>
+                <w:b w:val="0"/>
+                <w:bCs w:val="0"/>
+                <w:color w:val="auto"/>
+                <w:sz w:val="20"/>
+                <w:szCs w:val="20"/>
+                <w:vertAlign w:val="baseline"/>
+              </w:rPr>
+              <w:t>Number of AHB Slave devices connected to the interconnect</w:t>
+            </w:r>
+          </w:p>
+          <w:p>
+            <w:pPr>
+              <w:widowControl w:val="0"/>
+              <w:jc w:val="both"/>
+              <w:rPr>
+                <w:rFonts w:hint="default" w:asciiTheme="majorEastAsia" w:hAnsiTheme="majorEastAsia" w:eastAsiaTheme="majorEastAsia" w:cstheme="majorEastAsia"/>
+                <w:b w:val="0"/>
+                <w:bCs w:val="0"/>
+                <w:color w:val="auto"/>
+                <w:sz w:val="20"/>
+                <w:szCs w:val="20"/>
+                <w:vertAlign w:val="baseline"/>
+              </w:rPr>
+            </w:pPr>
+            <w:r>
+              <w:rPr>
+                <w:rFonts w:hint="default" w:asciiTheme="majorEastAsia" w:hAnsiTheme="majorEastAsia" w:eastAsiaTheme="majorEastAsia" w:cstheme="majorEastAsia"/>
+                <w:b w:val="0"/>
+                <w:bCs w:val="0"/>
+                <w:color w:val="auto"/>
+                <w:sz w:val="20"/>
+                <w:szCs w:val="20"/>
+                <w:vertAlign w:val="baseline"/>
+              </w:rPr>
+              <w:t>- Default value = 4</w:t>
+            </w:r>
+          </w:p>
+          <w:p>
+            <w:pPr>
+              <w:widowControl w:val="0"/>
+              <w:jc w:val="both"/>
+              <w:rPr>
+                <w:rFonts w:hint="eastAsia" w:asciiTheme="majorEastAsia" w:hAnsiTheme="majorEastAsia" w:eastAsiaTheme="majorEastAsia" w:cstheme="majorEastAsia"/>
+                <w:b w:val="0"/>
+                <w:bCs w:val="0"/>
+                <w:color w:val="auto"/>
+                <w:sz w:val="20"/>
+                <w:szCs w:val="20"/>
+                <w:vertAlign w:val="baseline"/>
+              </w:rPr>
+            </w:pPr>
+            <w:r>
+              <w:rPr>
+                <w:rFonts w:hint="default" w:asciiTheme="majorEastAsia" w:hAnsiTheme="majorEastAsia" w:eastAsiaTheme="majorEastAsia" w:cstheme="majorEastAsia"/>
+                <w:b w:val="0"/>
+                <w:bCs w:val="0"/>
+                <w:color w:val="auto"/>
+                <w:sz w:val="20"/>
+                <w:szCs w:val="20"/>
+                <w:vertAlign w:val="baseline"/>
+              </w:rPr>
+              <w:t>- Legal value: NS &gt; 0</w:t>
+            </w:r>
+          </w:p>
+        </w:tc>
+      </w:tr>
+      <w:tr>
+        <w:tblPrEx>
+          <w:tblBorders>
+            <w:top w:val="single" w:color="auto" w:sz="4" w:space="0"/>
+            <w:left w:val="single" w:color="auto" w:sz="4" w:space="0"/>
+            <w:bottom w:val="single" w:color="auto" w:sz="4" w:space="0"/>
+            <w:right w:val="single" w:color="auto" w:sz="4" w:space="0"/>
+            <w:insideH w:val="single" w:color="auto" w:sz="4" w:space="0"/>
+            <w:insideV w:val="single" w:color="auto" w:sz="4" w:space="0"/>
+          </w:tblBorders>
+          <w:shd w:val="clear" w:color="auto" w:fill="auto"/>
+          <w:tblLayout w:type="fixed"/>
+          <w:tblCellMar>
+            <w:top w:w="0" w:type="dxa"/>
+            <w:left w:w="108" w:type="dxa"/>
+            <w:bottom w:w="0" w:type="dxa"/>
+            <w:right w:w="108" w:type="dxa"/>
+          </w:tblCellMar>
+        </w:tblPrEx>
+        <w:trPr>
+          <w:trHeight w:val="302" w:hRule="atLeast"/>
+        </w:trPr>
+        <w:tc>
+          <w:tcPr>
+            <w:tcW w:w="2140" w:type="dxa"/>
+            <w:tcBorders>
+              <w:tl2br w:val="nil"/>
+              <w:tr2bl w:val="nil"/>
+            </w:tcBorders>
+            <w:shd w:val="clear" w:color="auto" w:fill="auto"/>
+            <w:vAlign w:val="top"/>
+          </w:tcPr>
+          <w:p>
+            <w:pPr>
+              <w:widowControl w:val="0"/>
+              <w:jc w:val="both"/>
+              <w:rPr>
+                <w:rFonts w:hint="default" w:asciiTheme="majorEastAsia" w:hAnsiTheme="majorEastAsia" w:eastAsiaTheme="majorEastAsia" w:cstheme="majorEastAsia"/>
+                <w:b w:val="0"/>
+                <w:bCs w:val="0"/>
+                <w:color w:val="auto"/>
+                <w:sz w:val="20"/>
+                <w:szCs w:val="20"/>
+                <w:vertAlign w:val="baseline"/>
+              </w:rPr>
+            </w:pPr>
+            <w:r>
+              <w:rPr>
+                <w:rFonts w:hint="default" w:asciiTheme="majorEastAsia" w:hAnsiTheme="majorEastAsia" w:eastAsiaTheme="majorEastAsia" w:cstheme="majorEastAsia"/>
+                <w:b w:val="0"/>
+                <w:bCs w:val="0"/>
+                <w:color w:val="auto"/>
+                <w:sz w:val="20"/>
+                <w:szCs w:val="20"/>
+                <w:vertAlign w:val="baseline"/>
+              </w:rPr>
+              <w:t>AW</w:t>
+            </w:r>
+          </w:p>
+        </w:tc>
+        <w:tc>
+          <w:tcPr>
+            <w:tcW w:w="6369" w:type="dxa"/>
+            <w:tcBorders>
+              <w:tl2br w:val="nil"/>
+              <w:tr2bl w:val="nil"/>
+            </w:tcBorders>
+            <w:shd w:val="clear" w:color="auto" w:fill="auto"/>
+            <w:vAlign w:val="top"/>
+          </w:tcPr>
+          <w:p>
+            <w:pPr>
+              <w:widowControl w:val="0"/>
+              <w:jc w:val="both"/>
+              <w:rPr>
+                <w:rFonts w:hint="default" w:asciiTheme="majorEastAsia" w:hAnsiTheme="majorEastAsia" w:eastAsiaTheme="majorEastAsia" w:cstheme="majorEastAsia"/>
+                <w:b w:val="0"/>
+                <w:bCs w:val="0"/>
+                <w:color w:val="auto"/>
+                <w:sz w:val="20"/>
+                <w:szCs w:val="20"/>
+                <w:vertAlign w:val="baseline"/>
+              </w:rPr>
+            </w:pPr>
+            <w:r>
+              <w:rPr>
+                <w:rFonts w:hint="default" w:asciiTheme="majorEastAsia" w:hAnsiTheme="majorEastAsia" w:eastAsiaTheme="majorEastAsia" w:cstheme="majorEastAsia"/>
+                <w:b w:val="0"/>
+                <w:bCs w:val="0"/>
+                <w:color w:val="auto"/>
+                <w:sz w:val="20"/>
+                <w:szCs w:val="20"/>
+                <w:vertAlign w:val="baseline"/>
+              </w:rPr>
+              <w:t>Address width</w:t>
+            </w:r>
+          </w:p>
+          <w:p>
+            <w:pPr>
+              <w:widowControl w:val="0"/>
+              <w:jc w:val="both"/>
+              <w:rPr>
+                <w:rFonts w:hint="default" w:asciiTheme="majorEastAsia" w:hAnsiTheme="majorEastAsia" w:eastAsiaTheme="majorEastAsia" w:cstheme="majorEastAsia"/>
+                <w:b w:val="0"/>
+                <w:bCs w:val="0"/>
+                <w:color w:val="auto"/>
+                <w:sz w:val="20"/>
+                <w:szCs w:val="20"/>
+                <w:vertAlign w:val="baseline"/>
+              </w:rPr>
+            </w:pPr>
+            <w:r>
+              <w:rPr>
+                <w:rFonts w:hint="default" w:asciiTheme="majorEastAsia" w:hAnsiTheme="majorEastAsia" w:eastAsiaTheme="majorEastAsia" w:cstheme="majorEastAsia"/>
+                <w:b w:val="0"/>
+                <w:bCs w:val="0"/>
+                <w:color w:val="auto"/>
+                <w:sz w:val="20"/>
+                <w:szCs w:val="20"/>
+                <w:vertAlign w:val="baseline"/>
+              </w:rPr>
+              <w:t>- Default value = 16</w:t>
+            </w:r>
+          </w:p>
+          <w:p>
+            <w:pPr>
+              <w:widowControl w:val="0"/>
+              <w:jc w:val="both"/>
+              <w:rPr>
+                <w:rFonts w:hint="default" w:asciiTheme="majorEastAsia" w:hAnsiTheme="majorEastAsia" w:eastAsiaTheme="majorEastAsia" w:cstheme="majorEastAsia"/>
+                <w:b w:val="0"/>
+                <w:bCs w:val="0"/>
+                <w:color w:val="auto"/>
+                <w:sz w:val="20"/>
+                <w:szCs w:val="20"/>
+                <w:vertAlign w:val="baseline"/>
+              </w:rPr>
+            </w:pPr>
+            <w:r>
+              <w:rPr>
+                <w:rFonts w:hint="default" w:asciiTheme="majorEastAsia" w:hAnsiTheme="majorEastAsia" w:eastAsiaTheme="majorEastAsia" w:cstheme="majorEastAsia"/>
+                <w:b w:val="0"/>
+                <w:bCs w:val="0"/>
+                <w:color w:val="auto"/>
+                <w:sz w:val="20"/>
+                <w:szCs w:val="20"/>
+                <w:vertAlign w:val="baseline"/>
+              </w:rPr>
+              <w:t>- Legal value: 9 &lt; AW &lt; 65</w:t>
+            </w:r>
+          </w:p>
+        </w:tc>
+      </w:tr>
+      <w:tr>
+        <w:tblPrEx>
+          <w:tblBorders>
+            <w:top w:val="single" w:color="auto" w:sz="4" w:space="0"/>
+            <w:left w:val="single" w:color="auto" w:sz="4" w:space="0"/>
+            <w:bottom w:val="single" w:color="auto" w:sz="4" w:space="0"/>
+            <w:right w:val="single" w:color="auto" w:sz="4" w:space="0"/>
+            <w:insideH w:val="single" w:color="auto" w:sz="4" w:space="0"/>
+            <w:insideV w:val="single" w:color="auto" w:sz="4" w:space="0"/>
+          </w:tblBorders>
+          <w:shd w:val="clear" w:color="auto" w:fill="auto"/>
+          <w:tblLayout w:type="fixed"/>
+          <w:tblCellMar>
+            <w:top w:w="0" w:type="dxa"/>
+            <w:left w:w="108" w:type="dxa"/>
+            <w:bottom w:w="0" w:type="dxa"/>
+            <w:right w:w="108" w:type="dxa"/>
+          </w:tblCellMar>
+        </w:tblPrEx>
+        <w:trPr>
+          <w:trHeight w:val="302" w:hRule="atLeast"/>
+        </w:trPr>
+        <w:tc>
+          <w:tcPr>
+            <w:tcW w:w="2140" w:type="dxa"/>
+            <w:tcBorders>
+              <w:tl2br w:val="nil"/>
+              <w:tr2bl w:val="nil"/>
+            </w:tcBorders>
+            <w:shd w:val="clear" w:color="auto" w:fill="auto"/>
+            <w:vAlign w:val="top"/>
+          </w:tcPr>
+          <w:p>
+            <w:pPr>
+              <w:widowControl w:val="0"/>
+              <w:jc w:val="both"/>
+              <w:rPr>
+                <w:rFonts w:hint="default" w:asciiTheme="majorEastAsia" w:hAnsiTheme="majorEastAsia" w:eastAsiaTheme="majorEastAsia" w:cstheme="majorEastAsia"/>
+                <w:b w:val="0"/>
+                <w:bCs w:val="0"/>
+                <w:color w:val="auto"/>
+                <w:sz w:val="20"/>
+                <w:szCs w:val="20"/>
+                <w:vertAlign w:val="baseline"/>
+              </w:rPr>
+            </w:pPr>
+            <w:r>
+              <w:rPr>
+                <w:rFonts w:hint="default" w:asciiTheme="majorEastAsia" w:hAnsiTheme="majorEastAsia" w:eastAsiaTheme="majorEastAsia" w:cstheme="majorEastAsia"/>
+                <w:b w:val="0"/>
+                <w:bCs w:val="0"/>
+                <w:color w:val="auto"/>
+                <w:sz w:val="20"/>
+                <w:szCs w:val="20"/>
+                <w:vertAlign w:val="baseline"/>
+              </w:rPr>
+              <w:t>DW</w:t>
+            </w:r>
+          </w:p>
+        </w:tc>
+        <w:tc>
+          <w:tcPr>
+            <w:tcW w:w="6369" w:type="dxa"/>
+            <w:tcBorders>
+              <w:tl2br w:val="nil"/>
+              <w:tr2bl w:val="nil"/>
+            </w:tcBorders>
+            <w:shd w:val="clear" w:color="auto" w:fill="auto"/>
+            <w:vAlign w:val="top"/>
+          </w:tcPr>
+          <w:p>
+            <w:pPr>
+              <w:widowControl w:val="0"/>
+              <w:jc w:val="both"/>
+              <w:rPr>
+                <w:rFonts w:hint="default" w:asciiTheme="majorEastAsia" w:hAnsiTheme="majorEastAsia" w:eastAsiaTheme="majorEastAsia" w:cstheme="majorEastAsia"/>
+                <w:b w:val="0"/>
+                <w:bCs w:val="0"/>
+                <w:color w:val="auto"/>
+                <w:sz w:val="20"/>
+                <w:szCs w:val="20"/>
+                <w:vertAlign w:val="baseline"/>
+              </w:rPr>
+            </w:pPr>
+            <w:r>
+              <w:rPr>
+                <w:rFonts w:hint="default" w:asciiTheme="majorEastAsia" w:hAnsiTheme="majorEastAsia" w:eastAsiaTheme="majorEastAsia" w:cstheme="majorEastAsia"/>
+                <w:b w:val="0"/>
+                <w:bCs w:val="0"/>
+                <w:color w:val="auto"/>
+                <w:sz w:val="20"/>
+                <w:szCs w:val="20"/>
+                <w:vertAlign w:val="baseline"/>
+              </w:rPr>
+              <w:t>Data width</w:t>
+            </w:r>
+          </w:p>
+          <w:p>
+            <w:pPr>
+              <w:widowControl w:val="0"/>
+              <w:jc w:val="both"/>
+              <w:rPr>
+                <w:rFonts w:hint="default" w:asciiTheme="majorEastAsia" w:hAnsiTheme="majorEastAsia" w:eastAsiaTheme="majorEastAsia" w:cstheme="majorEastAsia"/>
+                <w:b w:val="0"/>
+                <w:bCs w:val="0"/>
+                <w:color w:val="auto"/>
+                <w:sz w:val="20"/>
+                <w:szCs w:val="20"/>
+                <w:vertAlign w:val="baseline"/>
+              </w:rPr>
+            </w:pPr>
+            <w:r>
+              <w:rPr>
+                <w:rFonts w:hint="default" w:asciiTheme="majorEastAsia" w:hAnsiTheme="majorEastAsia" w:eastAsiaTheme="majorEastAsia" w:cstheme="majorEastAsia"/>
+                <w:b w:val="0"/>
+                <w:bCs w:val="0"/>
+                <w:color w:val="auto"/>
+                <w:sz w:val="20"/>
+                <w:szCs w:val="20"/>
+                <w:vertAlign w:val="baseline"/>
+              </w:rPr>
+              <w:t>- Default value = 32</w:t>
+            </w:r>
+          </w:p>
+          <w:p>
+            <w:pPr>
+              <w:widowControl w:val="0"/>
+              <w:jc w:val="both"/>
+              <w:rPr>
+                <w:rFonts w:hint="default" w:asciiTheme="majorEastAsia" w:hAnsiTheme="majorEastAsia" w:eastAsiaTheme="majorEastAsia" w:cstheme="majorEastAsia"/>
+                <w:b w:val="0"/>
+                <w:bCs w:val="0"/>
+                <w:color w:val="auto"/>
+                <w:sz w:val="20"/>
+                <w:szCs w:val="20"/>
+                <w:vertAlign w:val="baseline"/>
+              </w:rPr>
+            </w:pPr>
+            <w:r>
+              <w:rPr>
+                <w:rFonts w:hint="default" w:asciiTheme="majorEastAsia" w:hAnsiTheme="majorEastAsia" w:eastAsiaTheme="majorEastAsia" w:cstheme="majorEastAsia"/>
+                <w:b w:val="0"/>
+                <w:bCs w:val="0"/>
+                <w:color w:val="auto"/>
+                <w:sz w:val="20"/>
+                <w:szCs w:val="20"/>
+                <w:vertAlign w:val="baseline"/>
+              </w:rPr>
+              <w:t>- Legal value: 32, 64, 128, 256</w:t>
             </w:r>
           </w:p>
         </w:tc>
@@ -5628,7 +7018,8 @@
           <w:ilvl w:val="0"/>
           <w:numId w:val="0"/>
         </w:numPr>
-        <w:jc w:val="left"/>
+        <w:ind w:left="0" w:leftChars="0" w:firstLine="402" w:firstLineChars="200"/>
+        <w:jc w:val="both"/>
         <w:outlineLvl w:val="0"/>
         <w:rPr>
           <w:rFonts w:hint="eastAsia" w:asciiTheme="majorEastAsia" w:hAnsiTheme="majorEastAsia" w:eastAsiaTheme="majorEastAsia" w:cstheme="majorEastAsia"/>
@@ -5644,66 +7035,42 @@
     </w:p>
     <w:p>
       <w:pPr>
-        <w:pStyle w:val="2"/>
-        <w:rPr>
-          <w:rFonts w:hint="eastAsia" w:asciiTheme="minorEastAsia" w:hAnsiTheme="minorEastAsia" w:eastAsiaTheme="minorEastAsia" w:cstheme="minorEastAsia"/>
+        <w:numPr>
+          <w:ilvl w:val="2"/>
+          <w:numId w:val="3"/>
+        </w:numPr>
+        <w:ind w:left="0" w:leftChars="0" w:firstLine="0" w:firstLineChars="0"/>
+        <w:jc w:val="left"/>
+        <w:outlineLvl w:val="0"/>
+        <w:rPr>
+          <w:rFonts w:hint="eastAsia" w:asciiTheme="majorEastAsia" w:hAnsiTheme="majorEastAsia" w:eastAsiaTheme="majorEastAsia" w:cstheme="majorEastAsia"/>
+          <w:b/>
+          <w:bCs/>
+          <w:i w:val="0"/>
+          <w:iCs w:val="0"/>
           <w:color w:val="002060"/>
+          <w:sz w:val="20"/>
+          <w:szCs w:val="20"/>
         </w:rPr>
       </w:pPr>
       <w:r>
         <w:rPr>
-          <w:rFonts w:hint="eastAsia" w:asciiTheme="minorEastAsia" w:hAnsiTheme="minorEastAsia" w:eastAsiaTheme="minorEastAsia" w:cstheme="minorEastAsia"/>
+          <w:rFonts w:hint="default" w:asciiTheme="majorEastAsia" w:hAnsiTheme="majorEastAsia" w:eastAsiaTheme="majorEastAsia" w:cstheme="majorEastAsia"/>
+          <w:b/>
+          <w:bCs/>
+          <w:i w:val="0"/>
+          <w:iCs w:val="0"/>
           <w:color w:val="002060"/>
-        </w:rPr>
-        <w:t xml:space="preserve">Table </w:t>
-      </w:r>
-      <w:r>
-        <w:rPr>
-          <w:rFonts w:hint="eastAsia" w:asciiTheme="minorEastAsia" w:hAnsiTheme="minorEastAsia" w:eastAsiaTheme="minorEastAsia" w:cstheme="minorEastAsia"/>
-          <w:color w:val="002060"/>
-        </w:rPr>
-        <w:fldChar w:fldCharType="begin"/>
-      </w:r>
-      <w:r>
-        <w:rPr>
-          <w:rFonts w:hint="eastAsia" w:asciiTheme="minorEastAsia" w:hAnsiTheme="minorEastAsia" w:eastAsiaTheme="minorEastAsia" w:cstheme="minorEastAsia"/>
-          <w:color w:val="002060"/>
-        </w:rPr>
-        <w:instrText xml:space="preserve"> SEQ Table \* ARABIC </w:instrText>
-      </w:r>
-      <w:r>
-        <w:rPr>
-          <w:rFonts w:hint="eastAsia" w:asciiTheme="minorEastAsia" w:hAnsiTheme="minorEastAsia" w:eastAsiaTheme="minorEastAsia" w:cstheme="minorEastAsia"/>
-          <w:color w:val="002060"/>
-        </w:rPr>
-        <w:fldChar w:fldCharType="separate"/>
-      </w:r>
-      <w:r>
-        <w:rPr>
-          <w:rFonts w:hint="eastAsia" w:asciiTheme="minorEastAsia" w:hAnsiTheme="minorEastAsia" w:eastAsiaTheme="minorEastAsia" w:cstheme="minorEastAsia"/>
-          <w:color w:val="002060"/>
-        </w:rPr>
-        <w:t>5</w:t>
-      </w:r>
-      <w:r>
-        <w:rPr>
-          <w:rFonts w:hint="eastAsia" w:asciiTheme="minorEastAsia" w:hAnsiTheme="minorEastAsia" w:eastAsiaTheme="minorEastAsia" w:cstheme="minorEastAsia"/>
-          <w:color w:val="002060"/>
-        </w:rPr>
-        <w:fldChar w:fldCharType="end"/>
-      </w:r>
-      <w:r>
-        <w:rPr>
-          <w:rFonts w:hint="eastAsia" w:asciiTheme="minorEastAsia" w:hAnsiTheme="minorEastAsia" w:eastAsiaTheme="minorEastAsia" w:cstheme="minorEastAsia"/>
-          <w:color w:val="002060"/>
-        </w:rPr>
-        <w:t xml:space="preserve"> - AHB Interconnect parameters</w:t>
+          <w:sz w:val="20"/>
+          <w:szCs w:val="20"/>
+        </w:rPr>
+        <w:t>Port List</w:t>
       </w:r>
     </w:p>
     <w:tbl>
       <w:tblPr>
         <w:tblStyle w:val="5"/>
-        <w:tblW w:w="8487" w:type="dxa"/>
+        <w:tblW w:w="8550" w:type="dxa"/>
         <w:tblInd w:w="0" w:type="dxa"/>
         <w:tblBorders>
           <w:top w:val="single" w:color="auto" w:sz="4" w:space="0"/>
@@ -5723,10 +7090,10 @@
         </w:tblCellMar>
       </w:tblPr>
       <w:tblGrid>
-        <w:gridCol w:w="1773"/>
-        <w:gridCol w:w="3014"/>
-        <w:gridCol w:w="1041"/>
-        <w:gridCol w:w="2659"/>
+        <w:gridCol w:w="2319"/>
+        <w:gridCol w:w="840"/>
+        <w:gridCol w:w="1150"/>
+        <w:gridCol w:w="4241"/>
       </w:tblGrid>
       <w:tr>
         <w:tblPrEx>
@@ -5752,7 +7119,7 @@
         </w:trPr>
         <w:tc>
           <w:tcPr>
-            <w:tcW w:w="1773" w:type="dxa"/>
+            <w:tcW w:w="2319" w:type="dxa"/>
             <w:tcBorders>
               <w:tl2br w:val="nil"/>
               <w:tr2bl w:val="nil"/>
@@ -5786,13 +7153,13 @@
                 <w:shd w:val="clear" w:color="auto" w:fill="auto"/>
                 <w:vertAlign w:val="baseline"/>
               </w:rPr>
-              <w:t>Parameter</w:t>
-            </w:r>
-          </w:p>
-        </w:tc>
-        <w:tc>
-          <w:tcPr>
-            <w:tcW w:w="3014" w:type="dxa"/>
+              <w:t>Port name</w:t>
+            </w:r>
+          </w:p>
+        </w:tc>
+        <w:tc>
+          <w:tcPr>
+            <w:tcW w:w="840" w:type="dxa"/>
             <w:tcBorders>
               <w:tl2br w:val="nil"/>
               <w:tr2bl w:val="nil"/>
@@ -5805,7 +7172,7 @@
               <w:widowControl w:val="0"/>
               <w:jc w:val="both"/>
               <w:rPr>
-                <w:rFonts w:hint="eastAsia" w:asciiTheme="majorEastAsia" w:hAnsiTheme="majorEastAsia" w:eastAsiaTheme="majorEastAsia" w:cstheme="majorEastAsia"/>
+                <w:rFonts w:hint="default" w:asciiTheme="majorEastAsia" w:hAnsiTheme="majorEastAsia" w:eastAsiaTheme="majorEastAsia" w:cstheme="majorEastAsia"/>
                 <w:b/>
                 <w:bCs/>
                 <w:color w:val="002060"/>
@@ -5826,13 +7193,13 @@
                 <w:shd w:val="clear" w:color="auto" w:fill="auto"/>
                 <w:vertAlign w:val="baseline"/>
               </w:rPr>
-              <w:t>Detail</w:t>
-            </w:r>
-          </w:p>
-        </w:tc>
-        <w:tc>
-          <w:tcPr>
-            <w:tcW w:w="1041" w:type="dxa"/>
+              <w:t>I/O</w:t>
+            </w:r>
+          </w:p>
+        </w:tc>
+        <w:tc>
+          <w:tcPr>
+            <w:tcW w:w="1150" w:type="dxa"/>
             <w:tcBorders>
               <w:tl2br w:val="nil"/>
               <w:tr2bl w:val="nil"/>
@@ -5866,13 +7233,13 @@
                 <w:shd w:val="clear" w:color="auto" w:fill="auto"/>
                 <w:vertAlign w:val="baseline"/>
               </w:rPr>
-              <w:t>Default Value</w:t>
-            </w:r>
-          </w:p>
-        </w:tc>
-        <w:tc>
-          <w:tcPr>
-            <w:tcW w:w="2659" w:type="dxa"/>
+              <w:t>Width</w:t>
+            </w:r>
+          </w:p>
+        </w:tc>
+        <w:tc>
+          <w:tcPr>
+            <w:tcW w:w="4241" w:type="dxa"/>
             <w:tcBorders>
               <w:tl2br w:val="nil"/>
               <w:tr2bl w:val="nil"/>
@@ -5885,7 +7252,7 @@
               <w:widowControl w:val="0"/>
               <w:jc w:val="both"/>
               <w:rPr>
-                <w:rFonts w:hint="eastAsia" w:asciiTheme="majorEastAsia" w:hAnsiTheme="majorEastAsia" w:eastAsiaTheme="majorEastAsia" w:cstheme="majorEastAsia"/>
+                <w:rFonts w:hint="default" w:asciiTheme="majorEastAsia" w:hAnsiTheme="majorEastAsia" w:eastAsiaTheme="majorEastAsia" w:cstheme="majorEastAsia"/>
                 <w:b/>
                 <w:bCs/>
                 <w:color w:val="002060"/>
@@ -5906,7 +7273,7 @@
                 <w:shd w:val="clear" w:color="auto" w:fill="auto"/>
                 <w:vertAlign w:val="baseline"/>
               </w:rPr>
-              <w:t>Config ability</w:t>
+              <w:t>Detail</w:t>
             </w:r>
           </w:p>
         </w:tc>
@@ -5935,371 +7302,157 @@
         </w:trPr>
         <w:tc>
           <w:tcPr>
-            <w:tcW w:w="1773" w:type="dxa"/>
-            <w:tcBorders>
-              <w:tl2br w:val="nil"/>
-              <w:tr2bl w:val="nil"/>
-            </w:tcBorders>
-            <w:shd w:val="clear" w:color="auto" w:fill="auto"/>
-            <w:vAlign w:val="top"/>
+            <w:tcW w:w="2319" w:type="dxa"/>
+            <w:tcBorders>
+              <w:tl2br w:val="nil"/>
+              <w:tr2bl w:val="nil"/>
+            </w:tcBorders>
+            <w:shd w:val="clear" w:color="auto" w:fill="FFFFFF" w:themeFill="background1"/>
+            <w:textDirection w:val="lrTbV"/>
+            <w:vAlign w:val="center"/>
           </w:tcPr>
           <w:p>
             <w:pPr>
               <w:widowControl w:val="0"/>
               <w:jc w:val="both"/>
               <w:rPr>
-                <w:rFonts w:hint="eastAsia" w:asciiTheme="majorEastAsia" w:hAnsiTheme="majorEastAsia" w:eastAsiaTheme="majorEastAsia" w:cstheme="majorEastAsia"/>
-                <w:b w:val="0"/>
-                <w:bCs w:val="0"/>
-                <w:color w:val="auto"/>
-                <w:sz w:val="20"/>
-                <w:szCs w:val="20"/>
-                <w:vertAlign w:val="baseline"/>
-              </w:rPr>
-            </w:pPr>
-          </w:p>
-        </w:tc>
-        <w:tc>
-          <w:tcPr>
-            <w:tcW w:w="3014" w:type="dxa"/>
-            <w:tcBorders>
-              <w:tl2br w:val="nil"/>
-              <w:tr2bl w:val="nil"/>
-            </w:tcBorders>
-            <w:shd w:val="clear" w:color="auto" w:fill="auto"/>
-            <w:vAlign w:val="top"/>
+                <w:rFonts w:hint="default" w:asciiTheme="majorEastAsia" w:hAnsiTheme="majorEastAsia" w:eastAsiaTheme="majorEastAsia" w:cstheme="majorEastAsia"/>
+                <w:b w:val="0"/>
+                <w:bCs w:val="0"/>
+                <w:color w:val="auto"/>
+                <w:sz w:val="20"/>
+                <w:szCs w:val="20"/>
+                <w:vertAlign w:val="baseline"/>
+              </w:rPr>
+            </w:pPr>
+            <w:r>
+              <w:rPr>
+                <w:rFonts w:hint="default" w:asciiTheme="majorEastAsia" w:hAnsiTheme="majorEastAsia" w:eastAsiaTheme="majorEastAsia" w:cstheme="majorEastAsia"/>
+                <w:b w:val="0"/>
+                <w:bCs w:val="0"/>
+                <w:color w:val="auto"/>
+                <w:sz w:val="20"/>
+                <w:szCs w:val="20"/>
+                <w:vertAlign w:val="baseline"/>
+              </w:rPr>
+              <w:t>rstn</w:t>
+            </w:r>
+          </w:p>
+        </w:tc>
+        <w:tc>
+          <w:tcPr>
+            <w:tcW w:w="840" w:type="dxa"/>
+            <w:tcBorders>
+              <w:tl2br w:val="nil"/>
+              <w:tr2bl w:val="nil"/>
+            </w:tcBorders>
+            <w:shd w:val="clear" w:color="auto" w:fill="FFFFFF" w:themeFill="background1"/>
+            <w:textDirection w:val="lrTbV"/>
+            <w:vAlign w:val="center"/>
           </w:tcPr>
           <w:p>
             <w:pPr>
               <w:widowControl w:val="0"/>
               <w:jc w:val="both"/>
               <w:rPr>
-                <w:rFonts w:hint="eastAsia" w:asciiTheme="majorEastAsia" w:hAnsiTheme="majorEastAsia" w:eastAsiaTheme="majorEastAsia" w:cstheme="majorEastAsia"/>
-                <w:b w:val="0"/>
-                <w:bCs w:val="0"/>
-                <w:color w:val="auto"/>
-                <w:sz w:val="20"/>
-                <w:szCs w:val="20"/>
-                <w:vertAlign w:val="baseline"/>
-              </w:rPr>
-            </w:pPr>
-          </w:p>
-        </w:tc>
-        <w:tc>
-          <w:tcPr>
-            <w:tcW w:w="1041" w:type="dxa"/>
-            <w:tcBorders>
-              <w:tl2br w:val="nil"/>
-              <w:tr2bl w:val="nil"/>
-            </w:tcBorders>
-            <w:shd w:val="clear" w:color="auto" w:fill="auto"/>
-            <w:vAlign w:val="top"/>
+                <w:rFonts w:hint="default" w:asciiTheme="majorEastAsia" w:hAnsiTheme="majorEastAsia" w:eastAsiaTheme="majorEastAsia" w:cstheme="majorEastAsia"/>
+                <w:b w:val="0"/>
+                <w:bCs w:val="0"/>
+                <w:color w:val="auto"/>
+                <w:sz w:val="20"/>
+                <w:szCs w:val="20"/>
+                <w:vertAlign w:val="baseline"/>
+              </w:rPr>
+            </w:pPr>
+            <w:r>
+              <w:rPr>
+                <w:rFonts w:hint="default" w:asciiTheme="majorEastAsia" w:hAnsiTheme="majorEastAsia" w:eastAsiaTheme="majorEastAsia" w:cstheme="majorEastAsia"/>
+                <w:b w:val="0"/>
+                <w:bCs w:val="0"/>
+                <w:color w:val="auto"/>
+                <w:sz w:val="20"/>
+                <w:szCs w:val="20"/>
+                <w:vertAlign w:val="baseline"/>
+              </w:rPr>
+              <w:t>Input</w:t>
+            </w:r>
+          </w:p>
+        </w:tc>
+        <w:tc>
+          <w:tcPr>
+            <w:tcW w:w="1150" w:type="dxa"/>
+            <w:tcBorders>
+              <w:tl2br w:val="nil"/>
+              <w:tr2bl w:val="nil"/>
+            </w:tcBorders>
+            <w:shd w:val="clear" w:color="auto" w:fill="FFFFFF" w:themeFill="background1"/>
+            <w:textDirection w:val="lrTbV"/>
+            <w:vAlign w:val="center"/>
           </w:tcPr>
           <w:p>
             <w:pPr>
               <w:widowControl w:val="0"/>
               <w:jc w:val="both"/>
               <w:rPr>
-                <w:rFonts w:hint="eastAsia" w:asciiTheme="majorEastAsia" w:hAnsiTheme="majorEastAsia" w:eastAsiaTheme="majorEastAsia" w:cstheme="majorEastAsia"/>
-                <w:b w:val="0"/>
-                <w:bCs w:val="0"/>
-                <w:color w:val="auto"/>
-                <w:sz w:val="20"/>
-                <w:szCs w:val="20"/>
-                <w:vertAlign w:val="baseline"/>
-              </w:rPr>
-            </w:pPr>
-          </w:p>
-        </w:tc>
-        <w:tc>
-          <w:tcPr>
-            <w:tcW w:w="2659" w:type="dxa"/>
-            <w:tcBorders>
-              <w:tl2br w:val="nil"/>
-              <w:tr2bl w:val="nil"/>
-            </w:tcBorders>
-            <w:shd w:val="clear" w:color="auto" w:fill="auto"/>
-            <w:vAlign w:val="top"/>
+                <w:rFonts w:hint="default" w:asciiTheme="majorEastAsia" w:hAnsiTheme="majorEastAsia" w:eastAsiaTheme="majorEastAsia" w:cstheme="majorEastAsia"/>
+                <w:b w:val="0"/>
+                <w:bCs w:val="0"/>
+                <w:color w:val="auto"/>
+                <w:sz w:val="20"/>
+                <w:szCs w:val="20"/>
+                <w:vertAlign w:val="baseline"/>
+              </w:rPr>
+            </w:pPr>
+            <w:r>
+              <w:rPr>
+                <w:rFonts w:hint="default" w:asciiTheme="majorEastAsia" w:hAnsiTheme="majorEastAsia" w:eastAsiaTheme="majorEastAsia" w:cstheme="majorEastAsia"/>
+                <w:b w:val="0"/>
+                <w:bCs w:val="0"/>
+                <w:color w:val="auto"/>
+                <w:sz w:val="20"/>
+                <w:szCs w:val="20"/>
+                <w:vertAlign w:val="baseline"/>
+              </w:rPr>
+              <w:t>1</w:t>
+            </w:r>
+          </w:p>
+        </w:tc>
+        <w:tc>
+          <w:tcPr>
+            <w:tcW w:w="4241" w:type="dxa"/>
+            <w:tcBorders>
+              <w:tl2br w:val="nil"/>
+              <w:tr2bl w:val="nil"/>
+            </w:tcBorders>
+            <w:shd w:val="clear" w:color="auto" w:fill="FFFFFF" w:themeFill="background1"/>
+            <w:textDirection w:val="lrTbV"/>
+            <w:vAlign w:val="center"/>
           </w:tcPr>
           <w:p>
             <w:pPr>
               <w:widowControl w:val="0"/>
               <w:jc w:val="both"/>
               <w:rPr>
-                <w:rFonts w:hint="eastAsia" w:asciiTheme="majorEastAsia" w:hAnsiTheme="majorEastAsia" w:eastAsiaTheme="majorEastAsia" w:cstheme="majorEastAsia"/>
-                <w:b w:val="0"/>
-                <w:bCs w:val="0"/>
-                <w:color w:val="auto"/>
-                <w:sz w:val="20"/>
-                <w:szCs w:val="20"/>
-                <w:vertAlign w:val="baseline"/>
-              </w:rPr>
-            </w:pPr>
-          </w:p>
-        </w:tc>
-      </w:tr>
-    </w:tbl>
-    <w:p>
-      <w:pPr>
-        <w:numPr>
-          <w:ilvl w:val="0"/>
-          <w:numId w:val="0"/>
-        </w:numPr>
-        <w:jc w:val="left"/>
-        <w:outlineLvl w:val="0"/>
-        <w:rPr>
-          <w:rFonts w:hint="eastAsia" w:asciiTheme="majorEastAsia" w:hAnsiTheme="majorEastAsia" w:eastAsiaTheme="majorEastAsia" w:cstheme="majorEastAsia"/>
-          <w:b/>
-          <w:bCs/>
-          <w:i w:val="0"/>
-          <w:iCs w:val="0"/>
-          <w:color w:val="auto"/>
-          <w:sz w:val="20"/>
-          <w:szCs w:val="20"/>
-        </w:rPr>
-      </w:pPr>
-    </w:p>
-    <w:p>
-      <w:pPr>
-        <w:numPr>
-          <w:ilvl w:val="2"/>
-          <w:numId w:val="3"/>
-        </w:numPr>
-        <w:ind w:left="0" w:leftChars="0" w:firstLine="0" w:firstLineChars="0"/>
-        <w:jc w:val="left"/>
-        <w:outlineLvl w:val="0"/>
-        <w:rPr>
-          <w:rFonts w:hint="eastAsia" w:asciiTheme="majorEastAsia" w:hAnsiTheme="majorEastAsia" w:eastAsiaTheme="majorEastAsia" w:cstheme="majorEastAsia"/>
-          <w:b/>
-          <w:bCs/>
-          <w:i w:val="0"/>
-          <w:iCs w:val="0"/>
-          <w:color w:val="auto"/>
-          <w:sz w:val="20"/>
-          <w:szCs w:val="20"/>
-        </w:rPr>
-      </w:pPr>
-      <w:r>
-        <w:rPr>
-          <w:rFonts w:hint="default" w:asciiTheme="majorEastAsia" w:hAnsiTheme="majorEastAsia" w:eastAsiaTheme="majorEastAsia" w:cstheme="majorEastAsia"/>
-          <w:b/>
-          <w:bCs/>
-          <w:i w:val="0"/>
-          <w:iCs w:val="0"/>
-          <w:color w:val="auto"/>
-          <w:sz w:val="20"/>
-          <w:szCs w:val="20"/>
-        </w:rPr>
-        <w:t>Port List</w:t>
-      </w:r>
-    </w:p>
-    <w:tbl>
-      <w:tblPr>
-        <w:tblStyle w:val="5"/>
-        <w:tblW w:w="8454" w:type="dxa"/>
-        <w:tblInd w:w="0" w:type="dxa"/>
-        <w:tblBorders>
-          <w:top w:val="single" w:color="auto" w:sz="4" w:space="0"/>
-          <w:left w:val="single" w:color="auto" w:sz="4" w:space="0"/>
-          <w:bottom w:val="single" w:color="auto" w:sz="4" w:space="0"/>
-          <w:right w:val="single" w:color="auto" w:sz="4" w:space="0"/>
-          <w:insideH w:val="single" w:color="auto" w:sz="4" w:space="0"/>
-          <w:insideV w:val="single" w:color="auto" w:sz="4" w:space="0"/>
-        </w:tblBorders>
-        <w:shd w:val="clear" w:color="auto" w:fill="auto"/>
-        <w:tblLayout w:type="fixed"/>
-        <w:tblCellMar>
-          <w:top w:w="0" w:type="dxa"/>
-          <w:left w:w="108" w:type="dxa"/>
-          <w:bottom w:w="0" w:type="dxa"/>
-          <w:right w:w="108" w:type="dxa"/>
-        </w:tblCellMar>
-      </w:tblPr>
-      <w:tblGrid>
-        <w:gridCol w:w="2319"/>
-        <w:gridCol w:w="840"/>
-        <w:gridCol w:w="840"/>
-        <w:gridCol w:w="4455"/>
-      </w:tblGrid>
-      <w:tr>
-        <w:tblPrEx>
-          <w:tblBorders>
-            <w:top w:val="single" w:color="auto" w:sz="4" w:space="0"/>
-            <w:left w:val="single" w:color="auto" w:sz="4" w:space="0"/>
-            <w:bottom w:val="single" w:color="auto" w:sz="4" w:space="0"/>
-            <w:right w:val="single" w:color="auto" w:sz="4" w:space="0"/>
-            <w:insideH w:val="single" w:color="auto" w:sz="4" w:space="0"/>
-            <w:insideV w:val="single" w:color="auto" w:sz="4" w:space="0"/>
-          </w:tblBorders>
-          <w:shd w:val="clear" w:color="auto" w:fill="auto"/>
-          <w:tblLayout w:type="fixed"/>
-          <w:tblCellMar>
-            <w:top w:w="0" w:type="dxa"/>
-            <w:left w:w="108" w:type="dxa"/>
-            <w:bottom w:w="0" w:type="dxa"/>
-            <w:right w:w="108" w:type="dxa"/>
-          </w:tblCellMar>
-        </w:tblPrEx>
-        <w:trPr>
-          <w:trHeight w:val="302" w:hRule="atLeast"/>
-        </w:trPr>
-        <w:tc>
-          <w:tcPr>
-            <w:tcW w:w="2319" w:type="dxa"/>
-            <w:tcBorders>
-              <w:tl2br w:val="nil"/>
-              <w:tr2bl w:val="nil"/>
-            </w:tcBorders>
-            <w:shd w:val="clear" w:color="auto" w:fill="A5A5A5" w:themeFill="accent3"/>
-            <w:vAlign w:val="center"/>
-          </w:tcPr>
-          <w:p>
-            <w:pPr>
-              <w:widowControl w:val="0"/>
-              <w:jc w:val="both"/>
-              <w:rPr>
-                <w:rFonts w:hint="eastAsia" w:asciiTheme="majorEastAsia" w:hAnsiTheme="majorEastAsia" w:eastAsiaTheme="majorEastAsia" w:cstheme="majorEastAsia"/>
-                <w:b/>
-                <w:bCs/>
-                <w:color w:val="002060"/>
-                <w:sz w:val="20"/>
-                <w:szCs w:val="20"/>
-                <w:shd w:val="clear" w:color="auto" w:fill="auto"/>
-                <w:vertAlign w:val="baseline"/>
-              </w:rPr>
-            </w:pPr>
-            <w:r>
-              <w:rPr>
-                <w:rFonts w:hint="default" w:asciiTheme="majorEastAsia" w:hAnsiTheme="majorEastAsia" w:eastAsiaTheme="majorEastAsia" w:cstheme="majorEastAsia"/>
-                <w:b/>
-                <w:bCs/>
-                <w:color w:val="002060"/>
-                <w:sz w:val="20"/>
-                <w:szCs w:val="20"/>
-                <w:shd w:val="clear" w:color="auto" w:fill="auto"/>
-                <w:vertAlign w:val="baseline"/>
-              </w:rPr>
-              <w:t>Port name</w:t>
-            </w:r>
-          </w:p>
-        </w:tc>
-        <w:tc>
-          <w:tcPr>
-            <w:tcW w:w="840" w:type="dxa"/>
-            <w:tcBorders>
-              <w:tl2br w:val="nil"/>
-              <w:tr2bl w:val="nil"/>
-            </w:tcBorders>
-            <w:shd w:val="clear" w:color="auto" w:fill="A5A5A5" w:themeFill="accent3"/>
-            <w:vAlign w:val="center"/>
-          </w:tcPr>
-          <w:p>
-            <w:pPr>
-              <w:widowControl w:val="0"/>
-              <w:jc w:val="both"/>
-              <w:rPr>
-                <w:rFonts w:hint="default" w:asciiTheme="majorEastAsia" w:hAnsiTheme="majorEastAsia" w:eastAsiaTheme="majorEastAsia" w:cstheme="majorEastAsia"/>
-                <w:b/>
-                <w:bCs/>
-                <w:color w:val="002060"/>
-                <w:sz w:val="20"/>
-                <w:szCs w:val="20"/>
-                <w:shd w:val="clear" w:color="auto" w:fill="auto"/>
-                <w:vertAlign w:val="baseline"/>
-              </w:rPr>
-            </w:pPr>
-            <w:r>
-              <w:rPr>
-                <w:rFonts w:hint="default" w:asciiTheme="majorEastAsia" w:hAnsiTheme="majorEastAsia" w:eastAsiaTheme="majorEastAsia" w:cstheme="majorEastAsia"/>
-                <w:b/>
-                <w:bCs/>
-                <w:color w:val="002060"/>
-                <w:sz w:val="20"/>
-                <w:szCs w:val="20"/>
-                <w:shd w:val="clear" w:color="auto" w:fill="auto"/>
-                <w:vertAlign w:val="baseline"/>
-              </w:rPr>
-              <w:t>I/O</w:t>
-            </w:r>
-          </w:p>
-        </w:tc>
-        <w:tc>
-          <w:tcPr>
-            <w:tcW w:w="840" w:type="dxa"/>
-            <w:tcBorders>
-              <w:tl2br w:val="nil"/>
-              <w:tr2bl w:val="nil"/>
-            </w:tcBorders>
-            <w:shd w:val="clear" w:color="auto" w:fill="A5A5A5" w:themeFill="accent3"/>
-            <w:vAlign w:val="center"/>
-          </w:tcPr>
-          <w:p>
-            <w:pPr>
-              <w:widowControl w:val="0"/>
-              <w:jc w:val="both"/>
-              <w:rPr>
-                <w:rFonts w:hint="default" w:asciiTheme="majorEastAsia" w:hAnsiTheme="majorEastAsia" w:eastAsiaTheme="majorEastAsia" w:cstheme="majorEastAsia"/>
-                <w:b/>
-                <w:bCs/>
-                <w:color w:val="002060"/>
-                <w:sz w:val="20"/>
-                <w:szCs w:val="20"/>
-                <w:shd w:val="clear" w:color="auto" w:fill="auto"/>
-                <w:vertAlign w:val="baseline"/>
-              </w:rPr>
-            </w:pPr>
-            <w:r>
-              <w:rPr>
-                <w:rFonts w:hint="default" w:asciiTheme="majorEastAsia" w:hAnsiTheme="majorEastAsia" w:eastAsiaTheme="majorEastAsia" w:cstheme="majorEastAsia"/>
-                <w:b/>
-                <w:bCs/>
-                <w:color w:val="002060"/>
-                <w:sz w:val="20"/>
-                <w:szCs w:val="20"/>
-                <w:shd w:val="clear" w:color="auto" w:fill="auto"/>
-                <w:vertAlign w:val="baseline"/>
-              </w:rPr>
-              <w:t>Clock</w:t>
-            </w:r>
-          </w:p>
-        </w:tc>
-        <w:tc>
-          <w:tcPr>
-            <w:tcW w:w="4455" w:type="dxa"/>
-            <w:tcBorders>
-              <w:tl2br w:val="nil"/>
-              <w:tr2bl w:val="nil"/>
-            </w:tcBorders>
-            <w:shd w:val="clear" w:color="auto" w:fill="A5A5A5" w:themeFill="accent3"/>
-            <w:vAlign w:val="center"/>
-          </w:tcPr>
-          <w:p>
-            <w:pPr>
-              <w:widowControl w:val="0"/>
-              <w:jc w:val="both"/>
-              <w:rPr>
-                <w:rFonts w:hint="default" w:asciiTheme="majorEastAsia" w:hAnsiTheme="majorEastAsia" w:eastAsiaTheme="majorEastAsia" w:cstheme="majorEastAsia"/>
-                <w:b/>
-                <w:bCs/>
-                <w:color w:val="002060"/>
-                <w:sz w:val="20"/>
-                <w:szCs w:val="20"/>
-                <w:shd w:val="clear" w:color="auto" w:fill="auto"/>
-                <w:vertAlign w:val="baseline"/>
-              </w:rPr>
-            </w:pPr>
-            <w:r>
-              <w:rPr>
-                <w:rFonts w:hint="default" w:asciiTheme="majorEastAsia" w:hAnsiTheme="majorEastAsia" w:eastAsiaTheme="majorEastAsia" w:cstheme="majorEastAsia"/>
-                <w:b/>
-                <w:bCs/>
-                <w:color w:val="002060"/>
-                <w:sz w:val="20"/>
-                <w:szCs w:val="20"/>
-                <w:shd w:val="clear" w:color="auto" w:fill="auto"/>
-                <w:vertAlign w:val="baseline"/>
-              </w:rPr>
-              <w:t>Detail</w:t>
+                <w:rFonts w:hint="default" w:asciiTheme="majorEastAsia" w:hAnsiTheme="majorEastAsia" w:eastAsiaTheme="majorEastAsia" w:cstheme="majorEastAsia"/>
+                <w:b w:val="0"/>
+                <w:bCs w:val="0"/>
+                <w:color w:val="auto"/>
+                <w:sz w:val="20"/>
+                <w:szCs w:val="20"/>
+                <w:vertAlign w:val="baseline"/>
+              </w:rPr>
+            </w:pPr>
+            <w:r>
+              <w:rPr>
+                <w:rFonts w:hint="default" w:asciiTheme="majorEastAsia" w:hAnsiTheme="majorEastAsia" w:eastAsiaTheme="majorEastAsia" w:cstheme="majorEastAsia"/>
+                <w:b w:val="0"/>
+                <w:bCs w:val="0"/>
+                <w:color w:val="auto"/>
+                <w:sz w:val="20"/>
+                <w:szCs w:val="20"/>
+                <w:vertAlign w:val="baseline"/>
+              </w:rPr>
+              <w:t>Asynchronous reset, active low</w:t>
             </w:r>
           </w:p>
         </w:tc>
@@ -6361,7 +7514,7 @@
                 <w:szCs w:val="20"/>
                 <w:vertAlign w:val="baseline"/>
               </w:rPr>
-              <w:t>rstn</w:t>
+              <w:t>clk</w:t>
             </w:r>
           </w:p>
         </w:tc>
@@ -6406,7 +7559,7 @@
         </w:tc>
         <w:tc>
           <w:tcPr>
-            <w:tcW w:w="840" w:type="dxa"/>
+            <w:tcW w:w="1150" w:type="dxa"/>
             <w:tcBorders>
               <w:tl2br w:val="nil"/>
               <w:tr2bl w:val="nil"/>
@@ -6439,13 +7592,13 @@
                 <w:szCs w:val="20"/>
                 <w:vertAlign w:val="baseline"/>
               </w:rPr>
-              <w:t>---------</w:t>
-            </w:r>
-          </w:p>
-        </w:tc>
-        <w:tc>
-          <w:tcPr>
-            <w:tcW w:w="4455" w:type="dxa"/>
+              <w:t>1</w:t>
+            </w:r>
+          </w:p>
+        </w:tc>
+        <w:tc>
+          <w:tcPr>
+            <w:tcW w:w="4241" w:type="dxa"/>
             <w:tcBorders>
               <w:tl2br w:val="nil"/>
               <w:tr2bl w:val="nil"/>
@@ -6478,7 +7631,7 @@
                 <w:szCs w:val="20"/>
                 <w:vertAlign w:val="baseline"/>
               </w:rPr>
-              <w:t>Asynchronous reset, active low</w:t>
+              <w:t>MCU clock - 500MHz</w:t>
             </w:r>
           </w:p>
         </w:tc>
@@ -6507,7 +7660,8 @@
         </w:trPr>
         <w:tc>
           <w:tcPr>
-            <w:tcW w:w="2319" w:type="dxa"/>
+            <w:tcW w:w="8550" w:type="dxa"/>
+            <w:gridSpan w:val="4"/>
             <w:tcBorders>
               <w:tl2br w:val="nil"/>
               <w:tr2bl w:val="nil"/>
@@ -6521,143 +7675,38 @@
               <w:widowControl w:val="0"/>
               <w:jc w:val="both"/>
               <w:rPr>
-                <w:rFonts w:hint="default" w:asciiTheme="majorEastAsia" w:hAnsiTheme="majorEastAsia" w:eastAsiaTheme="majorEastAsia" w:cstheme="majorEastAsia"/>
-                <w:b w:val="0"/>
-                <w:bCs w:val="0"/>
-                <w:color w:val="auto"/>
-                <w:sz w:val="20"/>
-                <w:szCs w:val="20"/>
-                <w:vertAlign w:val="baseline"/>
-              </w:rPr>
-            </w:pPr>
-            <w:r>
-              <w:rPr>
-                <w:rFonts w:hint="default" w:asciiTheme="majorEastAsia" w:hAnsiTheme="majorEastAsia" w:eastAsiaTheme="majorEastAsia" w:cstheme="majorEastAsia"/>
-                <w:b w:val="0"/>
-                <w:bCs w:val="0"/>
-                <w:color w:val="auto"/>
-                <w:sz w:val="20"/>
-                <w:szCs w:val="20"/>
-                <w:vertAlign w:val="baseline"/>
-              </w:rPr>
-              <w:t>clk</w:t>
-            </w:r>
-          </w:p>
-        </w:tc>
-        <w:tc>
-          <w:tcPr>
-            <w:tcW w:w="840" w:type="dxa"/>
-            <w:tcBorders>
-              <w:tl2br w:val="nil"/>
-              <w:tr2bl w:val="nil"/>
-            </w:tcBorders>
-            <w:shd w:val="clear" w:color="auto" w:fill="FFFFFF" w:themeFill="background1"/>
-            <w:textDirection w:val="lrTbV"/>
-            <w:vAlign w:val="center"/>
-          </w:tcPr>
-          <w:p>
-            <w:pPr>
-              <w:widowControl w:val="0"/>
-              <w:jc w:val="both"/>
-              <w:rPr>
-                <w:rFonts w:hint="default" w:asciiTheme="majorEastAsia" w:hAnsiTheme="majorEastAsia" w:eastAsiaTheme="majorEastAsia" w:cstheme="majorEastAsia"/>
-                <w:b w:val="0"/>
-                <w:bCs w:val="0"/>
-                <w:color w:val="auto"/>
-                <w:sz w:val="20"/>
-                <w:szCs w:val="20"/>
-                <w:vertAlign w:val="baseline"/>
-              </w:rPr>
-            </w:pPr>
-            <w:r>
-              <w:rPr>
-                <w:rFonts w:hint="default" w:asciiTheme="majorEastAsia" w:hAnsiTheme="majorEastAsia" w:eastAsiaTheme="majorEastAsia" w:cstheme="majorEastAsia"/>
-                <w:b w:val="0"/>
-                <w:bCs w:val="0"/>
-                <w:color w:val="auto"/>
-                <w:sz w:val="20"/>
-                <w:szCs w:val="20"/>
-                <w:vertAlign w:val="baseline"/>
-              </w:rPr>
-              <w:t>Input</w:t>
-            </w:r>
-          </w:p>
-        </w:tc>
-        <w:tc>
-          <w:tcPr>
-            <w:tcW w:w="840" w:type="dxa"/>
-            <w:tcBorders>
-              <w:tl2br w:val="nil"/>
-              <w:tr2bl w:val="nil"/>
-            </w:tcBorders>
-            <w:shd w:val="clear" w:color="auto" w:fill="FFFFFF" w:themeFill="background1"/>
-            <w:textDirection w:val="lrTbV"/>
-            <w:vAlign w:val="center"/>
-          </w:tcPr>
-          <w:p>
-            <w:pPr>
-              <w:widowControl w:val="0"/>
-              <w:jc w:val="both"/>
-              <w:rPr>
-                <w:rFonts w:hint="default" w:asciiTheme="majorEastAsia" w:hAnsiTheme="majorEastAsia" w:eastAsiaTheme="majorEastAsia" w:cstheme="majorEastAsia"/>
-                <w:b w:val="0"/>
-                <w:bCs w:val="0"/>
-                <w:color w:val="auto"/>
-                <w:sz w:val="20"/>
-                <w:szCs w:val="20"/>
-                <w:vertAlign w:val="baseline"/>
-              </w:rPr>
-            </w:pPr>
-            <w:r>
-              <w:rPr>
-                <w:rFonts w:hint="default" w:asciiTheme="majorEastAsia" w:hAnsiTheme="majorEastAsia" w:eastAsiaTheme="majorEastAsia" w:cstheme="majorEastAsia"/>
-                <w:b w:val="0"/>
-                <w:bCs w:val="0"/>
-                <w:color w:val="auto"/>
-                <w:sz w:val="20"/>
-                <w:szCs w:val="20"/>
-                <w:vertAlign w:val="baseline"/>
-              </w:rPr>
-              <w:t>---------</w:t>
-            </w:r>
-          </w:p>
-        </w:tc>
-        <w:tc>
-          <w:tcPr>
-            <w:tcW w:w="4455" w:type="dxa"/>
-            <w:tcBorders>
-              <w:tl2br w:val="nil"/>
-              <w:tr2bl w:val="nil"/>
-            </w:tcBorders>
-            <w:shd w:val="clear" w:color="auto" w:fill="FFFFFF" w:themeFill="background1"/>
-            <w:textDirection w:val="lrTbV"/>
-            <w:vAlign w:val="center"/>
-          </w:tcPr>
-          <w:p>
-            <w:pPr>
-              <w:widowControl w:val="0"/>
-              <w:jc w:val="both"/>
-              <w:rPr>
-                <w:rFonts w:hint="default" w:asciiTheme="majorEastAsia" w:hAnsiTheme="majorEastAsia" w:eastAsiaTheme="majorEastAsia" w:cstheme="majorEastAsia"/>
-                <w:b w:val="0"/>
-                <w:bCs w:val="0"/>
-                <w:color w:val="auto"/>
-                <w:sz w:val="20"/>
-                <w:szCs w:val="20"/>
-                <w:vertAlign w:val="baseline"/>
-              </w:rPr>
-            </w:pPr>
-            <w:r>
-              <w:rPr>
-                <w:rFonts w:hint="default" w:asciiTheme="majorEastAsia" w:hAnsiTheme="majorEastAsia" w:eastAsiaTheme="majorEastAsia" w:cstheme="majorEastAsia"/>
-                <w:b w:val="0"/>
-                <w:bCs w:val="0"/>
-                <w:color w:val="auto"/>
-                <w:sz w:val="20"/>
-                <w:szCs w:val="20"/>
-                <w:vertAlign w:val="baseline"/>
-              </w:rPr>
-              <w:t>MCU clock - 500MHz</w:t>
+                <w:rFonts w:hint="eastAsia" w:asciiTheme="majorEastAsia" w:hAnsiTheme="majorEastAsia" w:eastAsiaTheme="majorEastAsia" w:cstheme="majorEastAsia"/>
+                <w:b/>
+                <w:bCs/>
+                <w:color w:val="auto"/>
+                <w:sz w:val="20"/>
+                <w:szCs w:val="20"/>
+                <w:vertAlign w:val="baseline"/>
+              </w:rPr>
+            </w:pPr>
+            <w:r>
+              <w:rPr>
+                <w:rFonts w:hint="default" w:asciiTheme="majorEastAsia" w:hAnsiTheme="majorEastAsia" w:eastAsiaTheme="majorEastAsia" w:cstheme="majorEastAsia"/>
+                <w:b/>
+                <w:bCs/>
+                <w:color w:val="auto"/>
+                <w:sz w:val="20"/>
+                <w:szCs w:val="20"/>
+                <w:vertAlign w:val="baseline"/>
+              </w:rPr>
+              <w:t>AHB Master side -------------------------------------------------------------------------------------------------</w:t>
+            </w:r>
+            <w:r>
+              <w:rPr>
+                <w:rFonts w:hint="default" w:asciiTheme="majorEastAsia" w:hAnsiTheme="majorEastAsia" w:eastAsiaTheme="majorEastAsia" w:cstheme="majorEastAsia"/>
+                <w:b/>
+                <w:bCs/>
+                <w:color w:val="auto"/>
+                <w:sz w:val="20"/>
+                <w:szCs w:val="20"/>
+                <w:vertAlign w:val="baseline"/>
+              </w:rPr>
+              <w:t>-</w:t>
             </w:r>
           </w:p>
         </w:tc>
@@ -6686,13 +7735,100 @@
         </w:trPr>
         <w:tc>
           <w:tcPr>
-            <w:tcW w:w="8454" w:type="dxa"/>
-            <w:gridSpan w:val="4"/>
-            <w:tcBorders>
-              <w:tl2br w:val="nil"/>
-              <w:tr2bl w:val="nil"/>
-            </w:tcBorders>
-            <w:shd w:val="clear" w:color="auto" w:fill="FFFFFF" w:themeFill="background1"/>
+            <w:tcW w:w="2319" w:type="dxa"/>
+            <w:tcBorders>
+              <w:tl2br w:val="nil"/>
+              <w:tr2bl w:val="nil"/>
+            </w:tcBorders>
+            <w:shd w:val="clear" w:color="auto" w:fill="auto"/>
+            <w:vAlign w:val="top"/>
+          </w:tcPr>
+          <w:p>
+            <w:pPr>
+              <w:widowControl w:val="0"/>
+              <w:jc w:val="left"/>
+              <w:rPr>
+                <w:rFonts w:hint="default" w:asciiTheme="majorEastAsia" w:hAnsiTheme="majorEastAsia" w:eastAsiaTheme="majorEastAsia" w:cstheme="majorEastAsia"/>
+                <w:b w:val="0"/>
+                <w:bCs w:val="0"/>
+                <w:color w:val="auto"/>
+                <w:sz w:val="20"/>
+                <w:szCs w:val="20"/>
+                <w:vertAlign w:val="baseline"/>
+              </w:rPr>
+            </w:pPr>
+            <w:r>
+              <w:rPr>
+                <w:rFonts w:hint="default" w:asciiTheme="majorEastAsia" w:hAnsiTheme="majorEastAsia" w:eastAsiaTheme="majorEastAsia" w:cstheme="majorEastAsia"/>
+                <w:b w:val="0"/>
+                <w:bCs w:val="0"/>
+                <w:color w:val="auto"/>
+                <w:sz w:val="20"/>
+                <w:szCs w:val="20"/>
+                <w:vertAlign w:val="baseline"/>
+              </w:rPr>
+              <w:t>mst_hrdata</w:t>
+            </w:r>
+            <w:r>
+              <w:rPr>
+                <w:rFonts w:hint="default" w:asciiTheme="majorEastAsia" w:hAnsiTheme="majorEastAsia" w:eastAsiaTheme="majorEastAsia" w:cstheme="majorEastAsia"/>
+                <w:b w:val="0"/>
+                <w:bCs w:val="0"/>
+                <w:color w:val="auto"/>
+                <w:sz w:val="20"/>
+                <w:szCs w:val="20"/>
+                <w:vertAlign w:val="baseline"/>
+              </w:rPr>
+              <w:t>_i</w:t>
+            </w:r>
+          </w:p>
+        </w:tc>
+        <w:tc>
+          <w:tcPr>
+            <w:tcW w:w="840" w:type="dxa"/>
+            <w:tcBorders>
+              <w:tl2br w:val="nil"/>
+              <w:tr2bl w:val="nil"/>
+            </w:tcBorders>
+            <w:shd w:val="clear" w:color="auto" w:fill="auto"/>
+            <w:vAlign w:val="top"/>
+          </w:tcPr>
+          <w:p>
+            <w:pPr>
+              <w:widowControl w:val="0"/>
+              <w:jc w:val="left"/>
+              <w:rPr>
+                <w:rFonts w:hint="default" w:asciiTheme="majorEastAsia" w:hAnsiTheme="majorEastAsia" w:eastAsiaTheme="majorEastAsia" w:cstheme="majorEastAsia"/>
+                <w:b w:val="0"/>
+                <w:bCs w:val="0"/>
+                <w:color w:val="auto"/>
+                <w:sz w:val="20"/>
+                <w:szCs w:val="20"/>
+                <w:vertAlign w:val="baseline"/>
+              </w:rPr>
+            </w:pPr>
+            <w:r>
+              <w:rPr>
+                <w:rFonts w:hint="default" w:asciiTheme="majorEastAsia" w:hAnsiTheme="majorEastAsia" w:eastAsiaTheme="majorEastAsia" w:cstheme="majorEastAsia"/>
+                <w:b w:val="0"/>
+                <w:bCs w:val="0"/>
+                <w:color w:val="auto"/>
+                <w:sz w:val="20"/>
+                <w:szCs w:val="20"/>
+                <w:vertAlign w:val="baseline"/>
+              </w:rPr>
+              <w:t>Input</w:t>
+            </w:r>
+          </w:p>
+        </w:tc>
+        <w:tc>
+          <w:tcPr>
+            <w:tcW w:w="1150" w:type="dxa"/>
+            <w:tcBorders>
+              <w:tl2br w:val="nil"/>
+              <w:tr2bl w:val="nil"/>
+            </w:tcBorders>
+            <w:shd w:val="clear" w:color="auto" w:fill="auto"/>
             <w:textDirection w:val="lrTbV"/>
             <w:vAlign w:val="center"/>
           </w:tcPr>
@@ -6701,75 +7837,53 @@
               <w:widowControl w:val="0"/>
               <w:jc w:val="both"/>
               <w:rPr>
-                <w:rFonts w:hint="eastAsia" w:asciiTheme="majorEastAsia" w:hAnsiTheme="majorEastAsia" w:eastAsiaTheme="majorEastAsia" w:cstheme="majorEastAsia"/>
-                <w:b/>
-                <w:bCs/>
-                <w:color w:val="auto"/>
-                <w:sz w:val="20"/>
-                <w:szCs w:val="20"/>
-                <w:vertAlign w:val="baseline"/>
-              </w:rPr>
-            </w:pPr>
-            <w:r>
-              <w:rPr>
-                <w:rFonts w:hint="default" w:asciiTheme="majorEastAsia" w:hAnsiTheme="majorEastAsia" w:eastAsiaTheme="majorEastAsia" w:cstheme="majorEastAsia"/>
-                <w:b/>
-                <w:bCs/>
-                <w:color w:val="auto"/>
-                <w:sz w:val="20"/>
-                <w:szCs w:val="20"/>
-                <w:vertAlign w:val="baseline"/>
-              </w:rPr>
-              <w:t>AHB</w:t>
-            </w:r>
-            <w:r>
-              <w:rPr>
-                <w:rFonts w:hint="default" w:asciiTheme="majorEastAsia" w:hAnsiTheme="majorEastAsia" w:eastAsiaTheme="majorEastAsia" w:cstheme="majorEastAsia"/>
-                <w:b/>
-                <w:bCs/>
-                <w:color w:val="auto"/>
-                <w:sz w:val="20"/>
-                <w:szCs w:val="20"/>
-                <w:vertAlign w:val="baseline"/>
-              </w:rPr>
-              <w:t xml:space="preserve"> Master</w:t>
-            </w:r>
-            <w:r>
-              <w:rPr>
-                <w:rFonts w:hint="default" w:asciiTheme="majorEastAsia" w:hAnsiTheme="majorEastAsia" w:eastAsiaTheme="majorEastAsia" w:cstheme="majorEastAsia"/>
-                <w:b/>
-                <w:bCs/>
-                <w:color w:val="auto"/>
-                <w:sz w:val="20"/>
-                <w:szCs w:val="20"/>
-                <w:vertAlign w:val="baseline"/>
-              </w:rPr>
-              <w:t xml:space="preserve"> side ---</w:t>
-            </w:r>
-            <w:r>
-              <w:rPr>
-                <w:rFonts w:hint="default" w:asciiTheme="majorEastAsia" w:hAnsiTheme="majorEastAsia" w:eastAsiaTheme="majorEastAsia" w:cstheme="majorEastAsia"/>
-                <w:b/>
-                <w:bCs/>
-                <w:color w:val="auto"/>
-                <w:sz w:val="20"/>
-                <w:szCs w:val="20"/>
-                <w:vertAlign w:val="baseline"/>
-              </w:rPr>
-              <w:t>-----------</w:t>
-            </w:r>
-            <w:r>
-              <w:rPr>
-                <w:rFonts w:hint="default" w:asciiTheme="majorEastAsia" w:hAnsiTheme="majorEastAsia" w:eastAsiaTheme="majorEastAsia" w:cstheme="majorEastAsia"/>
-                <w:b/>
-                <w:bCs/>
-                <w:color w:val="auto"/>
-                <w:sz w:val="20"/>
-                <w:szCs w:val="20"/>
-                <w:vertAlign w:val="baseline"/>
-              </w:rPr>
-              <w:t>-----------------------------------------------------------------------------------</w:t>
-            </w:r>
+                <w:rFonts w:hint="default" w:asciiTheme="majorEastAsia" w:hAnsiTheme="majorEastAsia" w:eastAsiaTheme="majorEastAsia" w:cstheme="majorEastAsia"/>
+                <w:b w:val="0"/>
+                <w:bCs w:val="0"/>
+                <w:color w:val="auto"/>
+                <w:sz w:val="20"/>
+                <w:szCs w:val="20"/>
+                <w:vertAlign w:val="baseline"/>
+              </w:rPr>
+            </w:pPr>
+            <w:r>
+              <w:rPr>
+                <w:rFonts w:hint="default" w:asciiTheme="majorEastAsia" w:hAnsiTheme="majorEastAsia" w:eastAsiaTheme="majorEastAsia" w:cstheme="majorEastAsia"/>
+                <w:b w:val="0"/>
+                <w:bCs w:val="0"/>
+                <w:color w:val="auto"/>
+                <w:sz w:val="20"/>
+                <w:szCs w:val="20"/>
+                <w:vertAlign w:val="baseline"/>
+              </w:rPr>
+              <w:t>NMxDW</w:t>
+            </w:r>
+          </w:p>
+        </w:tc>
+        <w:tc>
+          <w:tcPr>
+            <w:tcW w:w="4241" w:type="dxa"/>
+            <w:tcBorders>
+              <w:tl2br w:val="nil"/>
+              <w:tr2bl w:val="nil"/>
+            </w:tcBorders>
+            <w:shd w:val="clear" w:color="auto" w:fill="auto"/>
+            <w:vAlign w:val="top"/>
+          </w:tcPr>
+          <w:p>
+            <w:pPr>
+              <w:widowControl w:val="0"/>
+              <w:jc w:val="left"/>
+              <w:rPr>
+                <w:rFonts w:hint="default" w:asciiTheme="majorEastAsia" w:hAnsiTheme="majorEastAsia" w:eastAsiaTheme="majorEastAsia" w:cstheme="majorEastAsia"/>
+                <w:b w:val="0"/>
+                <w:bCs w:val="0"/>
+                <w:color w:val="auto"/>
+                <w:sz w:val="20"/>
+                <w:szCs w:val="20"/>
+                <w:vertAlign w:val="baseline"/>
+              </w:rPr>
+            </w:pPr>
           </w:p>
         </w:tc>
       </w:tr>
@@ -6810,15 +7924,39 @@
               <w:widowControl w:val="0"/>
               <w:jc w:val="left"/>
               <w:rPr>
-                <w:rFonts w:hint="eastAsia" w:asciiTheme="majorEastAsia" w:hAnsiTheme="majorEastAsia" w:eastAsiaTheme="majorEastAsia" w:cstheme="majorEastAsia"/>
-                <w:b w:val="0"/>
-                <w:bCs w:val="0"/>
-                <w:color w:val="auto"/>
-                <w:sz w:val="20"/>
-                <w:szCs w:val="20"/>
-                <w:vertAlign w:val="baseline"/>
-              </w:rPr>
-            </w:pPr>
+                <w:rFonts w:hint="default" w:asciiTheme="majorEastAsia" w:hAnsiTheme="majorEastAsia" w:eastAsiaTheme="majorEastAsia" w:cstheme="majorEastAsia"/>
+                <w:b w:val="0"/>
+                <w:bCs w:val="0"/>
+                <w:color w:val="auto"/>
+                <w:sz w:val="20"/>
+                <w:szCs w:val="20"/>
+                <w:vertAlign w:val="baseline"/>
+              </w:rPr>
+            </w:pPr>
+            <w:r>
+              <w:rPr>
+                <w:rFonts w:hint="default" w:asciiTheme="majorEastAsia" w:hAnsiTheme="majorEastAsia" w:eastAsiaTheme="majorEastAsia" w:cstheme="majorEastAsia"/>
+                <w:b w:val="0"/>
+                <w:bCs w:val="0"/>
+                <w:color w:val="auto"/>
+                <w:sz w:val="20"/>
+                <w:szCs w:val="20"/>
+                <w:vertAlign w:val="baseline"/>
+              </w:rPr>
+              <w:t>mst_hresp</w:t>
+            </w:r>
+            <w:r>
+              <w:rPr>
+                <w:rFonts w:hint="default" w:asciiTheme="majorEastAsia" w:hAnsiTheme="majorEastAsia" w:eastAsiaTheme="majorEastAsia" w:cstheme="majorEastAsia"/>
+                <w:b w:val="0"/>
+                <w:bCs w:val="0"/>
+                <w:color w:val="auto"/>
+                <w:sz w:val="20"/>
+                <w:szCs w:val="20"/>
+                <w:vertAlign w:val="baseline"/>
+              </w:rPr>
+              <w:t>_i</w:t>
+            </w:r>
           </w:p>
         </w:tc>
         <w:tc>
@@ -6836,7 +7974,7 @@
               <w:widowControl w:val="0"/>
               <w:jc w:val="left"/>
               <w:rPr>
-                <w:rFonts w:hint="eastAsia" w:asciiTheme="majorEastAsia" w:hAnsiTheme="majorEastAsia" w:eastAsiaTheme="majorEastAsia" w:cstheme="majorEastAsia"/>
+                <w:rFonts w:hint="default" w:asciiTheme="majorEastAsia" w:hAnsiTheme="majorEastAsia" w:eastAsiaTheme="majorEastAsia" w:cstheme="majorEastAsia"/>
                 <w:b w:val="0"/>
                 <w:bCs w:val="0"/>
                 <w:color w:val="auto"/>
@@ -6861,7 +7999,46 @@
         </w:tc>
         <w:tc>
           <w:tcPr>
-            <w:tcW w:w="840" w:type="dxa"/>
+            <w:tcW w:w="1150" w:type="dxa"/>
+            <w:tcBorders>
+              <w:tl2br w:val="nil"/>
+              <w:tr2bl w:val="nil"/>
+            </w:tcBorders>
+            <w:shd w:val="clear" w:color="auto" w:fill="auto"/>
+            <w:textDirection w:val="lrTbV"/>
+            <w:vAlign w:val="center"/>
+          </w:tcPr>
+          <w:p>
+            <w:pPr>
+              <w:widowControl w:val="0"/>
+              <w:jc w:val="both"/>
+              <w:rPr>
+                <w:rFonts w:hint="default" w:asciiTheme="majorEastAsia" w:hAnsiTheme="majorEastAsia" w:eastAsiaTheme="majorEastAsia" w:cstheme="majorEastAsia"/>
+                <w:b w:val="0"/>
+                <w:bCs w:val="0"/>
+                <w:color w:val="auto"/>
+                <w:sz w:val="20"/>
+                <w:szCs w:val="20"/>
+                <w:vertAlign w:val="baseline"/>
+              </w:rPr>
+            </w:pPr>
+            <w:r>
+              <w:rPr>
+                <w:rFonts w:hint="default" w:asciiTheme="majorEastAsia" w:hAnsiTheme="majorEastAsia" w:eastAsiaTheme="majorEastAsia" w:cstheme="majorEastAsia"/>
+                <w:b w:val="0"/>
+                <w:bCs w:val="0"/>
+                <w:color w:val="auto"/>
+                <w:sz w:val="20"/>
+                <w:szCs w:val="20"/>
+                <w:vertAlign w:val="baseline"/>
+              </w:rPr>
+              <w:t>NM</w:t>
+            </w:r>
+          </w:p>
+        </w:tc>
+        <w:tc>
+          <w:tcPr>
+            <w:tcW w:w="4241" w:type="dxa"/>
             <w:tcBorders>
               <w:tl2br w:val="nil"/>
               <w:tr2bl w:val="nil"/>
@@ -6874,33 +8051,7 @@
               <w:widowControl w:val="0"/>
               <w:jc w:val="left"/>
               <w:rPr>
-                <w:rFonts w:hint="eastAsia" w:asciiTheme="majorEastAsia" w:hAnsiTheme="majorEastAsia" w:eastAsiaTheme="majorEastAsia" w:cstheme="majorEastAsia"/>
-                <w:b w:val="0"/>
-                <w:bCs w:val="0"/>
-                <w:color w:val="auto"/>
-                <w:sz w:val="20"/>
-                <w:szCs w:val="20"/>
-                <w:vertAlign w:val="baseline"/>
-              </w:rPr>
-            </w:pPr>
-          </w:p>
-        </w:tc>
-        <w:tc>
-          <w:tcPr>
-            <w:tcW w:w="4455" w:type="dxa"/>
-            <w:tcBorders>
-              <w:tl2br w:val="nil"/>
-              <w:tr2bl w:val="nil"/>
-            </w:tcBorders>
-            <w:shd w:val="clear" w:color="auto" w:fill="auto"/>
-            <w:vAlign w:val="top"/>
-          </w:tcPr>
-          <w:p>
-            <w:pPr>
-              <w:widowControl w:val="0"/>
-              <w:jc w:val="left"/>
-              <w:rPr>
-                <w:rFonts w:hint="eastAsia" w:asciiTheme="majorEastAsia" w:hAnsiTheme="majorEastAsia" w:eastAsiaTheme="majorEastAsia" w:cstheme="majorEastAsia"/>
+                <w:rFonts w:hint="default" w:asciiTheme="majorEastAsia" w:hAnsiTheme="majorEastAsia" w:eastAsiaTheme="majorEastAsia" w:cstheme="majorEastAsia"/>
                 <w:b w:val="0"/>
                 <w:bCs w:val="0"/>
                 <w:color w:val="auto"/>
@@ -6949,15 +8100,39 @@
               <w:widowControl w:val="0"/>
               <w:jc w:val="left"/>
               <w:rPr>
-                <w:rFonts w:hint="eastAsia" w:asciiTheme="majorEastAsia" w:hAnsiTheme="majorEastAsia" w:eastAsiaTheme="majorEastAsia" w:cstheme="majorEastAsia"/>
-                <w:b w:val="0"/>
-                <w:bCs w:val="0"/>
-                <w:color w:val="auto"/>
-                <w:sz w:val="20"/>
-                <w:szCs w:val="20"/>
-                <w:vertAlign w:val="baseline"/>
-              </w:rPr>
-            </w:pPr>
+                <w:rFonts w:hint="default" w:asciiTheme="majorEastAsia" w:hAnsiTheme="majorEastAsia" w:eastAsiaTheme="majorEastAsia" w:cstheme="majorEastAsia"/>
+                <w:b w:val="0"/>
+                <w:bCs w:val="0"/>
+                <w:color w:val="auto"/>
+                <w:sz w:val="20"/>
+                <w:szCs w:val="20"/>
+                <w:vertAlign w:val="baseline"/>
+              </w:rPr>
+            </w:pPr>
+            <w:r>
+              <w:rPr>
+                <w:rFonts w:hint="default" w:asciiTheme="majorEastAsia" w:hAnsiTheme="majorEastAsia" w:eastAsiaTheme="majorEastAsia" w:cstheme="majorEastAsia"/>
+                <w:b w:val="0"/>
+                <w:bCs w:val="0"/>
+                <w:color w:val="auto"/>
+                <w:sz w:val="20"/>
+                <w:szCs w:val="20"/>
+                <w:vertAlign w:val="baseline"/>
+              </w:rPr>
+              <w:t>mst_hready</w:t>
+            </w:r>
+            <w:r>
+              <w:rPr>
+                <w:rFonts w:hint="default" w:asciiTheme="majorEastAsia" w:hAnsiTheme="majorEastAsia" w:eastAsiaTheme="majorEastAsia" w:cstheme="majorEastAsia"/>
+                <w:b w:val="0"/>
+                <w:bCs w:val="0"/>
+                <w:color w:val="auto"/>
+                <w:sz w:val="20"/>
+                <w:szCs w:val="20"/>
+                <w:vertAlign w:val="baseline"/>
+              </w:rPr>
+              <w:t>_i</w:t>
+            </w:r>
           </w:p>
         </w:tc>
         <w:tc>
@@ -6994,13 +8169,52 @@
                 <w:szCs w:val="20"/>
                 <w:vertAlign w:val="baseline"/>
               </w:rPr>
-              <w:t>Ouput</w:t>
-            </w:r>
-          </w:p>
-        </w:tc>
-        <w:tc>
-          <w:tcPr>
-            <w:tcW w:w="840" w:type="dxa"/>
+              <w:t>Input</w:t>
+            </w:r>
+          </w:p>
+        </w:tc>
+        <w:tc>
+          <w:tcPr>
+            <w:tcW w:w="1150" w:type="dxa"/>
+            <w:tcBorders>
+              <w:tl2br w:val="nil"/>
+              <w:tr2bl w:val="nil"/>
+            </w:tcBorders>
+            <w:shd w:val="clear" w:color="auto" w:fill="auto"/>
+            <w:textDirection w:val="lrTbV"/>
+            <w:vAlign w:val="center"/>
+          </w:tcPr>
+          <w:p>
+            <w:pPr>
+              <w:widowControl w:val="0"/>
+              <w:jc w:val="both"/>
+              <w:rPr>
+                <w:rFonts w:hint="default" w:asciiTheme="majorEastAsia" w:hAnsiTheme="majorEastAsia" w:eastAsiaTheme="majorEastAsia" w:cstheme="majorEastAsia"/>
+                <w:b w:val="0"/>
+                <w:bCs w:val="0"/>
+                <w:color w:val="auto"/>
+                <w:sz w:val="20"/>
+                <w:szCs w:val="20"/>
+                <w:vertAlign w:val="baseline"/>
+              </w:rPr>
+            </w:pPr>
+            <w:r>
+              <w:rPr>
+                <w:rFonts w:hint="default" w:asciiTheme="majorEastAsia" w:hAnsiTheme="majorEastAsia" w:eastAsiaTheme="majorEastAsia" w:cstheme="majorEastAsia"/>
+                <w:b w:val="0"/>
+                <w:bCs w:val="0"/>
+                <w:color w:val="auto"/>
+                <w:sz w:val="20"/>
+                <w:szCs w:val="20"/>
+                <w:vertAlign w:val="baseline"/>
+              </w:rPr>
+              <w:t>NM</w:t>
+            </w:r>
+          </w:p>
+        </w:tc>
+        <w:tc>
+          <w:tcPr>
+            <w:tcW w:w="4241" w:type="dxa"/>
             <w:tcBorders>
               <w:tl2br w:val="nil"/>
               <w:tr2bl w:val="nil"/>
@@ -7013,33 +8227,7 @@
               <w:widowControl w:val="0"/>
               <w:jc w:val="left"/>
               <w:rPr>
-                <w:rFonts w:hint="eastAsia" w:asciiTheme="majorEastAsia" w:hAnsiTheme="majorEastAsia" w:eastAsiaTheme="majorEastAsia" w:cstheme="majorEastAsia"/>
-                <w:b w:val="0"/>
-                <w:bCs w:val="0"/>
-                <w:color w:val="auto"/>
-                <w:sz w:val="20"/>
-                <w:szCs w:val="20"/>
-                <w:vertAlign w:val="baseline"/>
-              </w:rPr>
-            </w:pPr>
-          </w:p>
-        </w:tc>
-        <w:tc>
-          <w:tcPr>
-            <w:tcW w:w="4455" w:type="dxa"/>
-            <w:tcBorders>
-              <w:tl2br w:val="nil"/>
-              <w:tr2bl w:val="nil"/>
-            </w:tcBorders>
-            <w:shd w:val="clear" w:color="auto" w:fill="auto"/>
-            <w:vAlign w:val="top"/>
-          </w:tcPr>
-          <w:p>
-            <w:pPr>
-              <w:widowControl w:val="0"/>
-              <w:jc w:val="left"/>
-              <w:rPr>
-                <w:rFonts w:hint="eastAsia" w:asciiTheme="majorEastAsia" w:hAnsiTheme="majorEastAsia" w:eastAsiaTheme="majorEastAsia" w:cstheme="majorEastAsia"/>
+                <w:rFonts w:hint="default" w:asciiTheme="majorEastAsia" w:hAnsiTheme="majorEastAsia" w:eastAsiaTheme="majorEastAsia" w:cstheme="majorEastAsia"/>
                 <w:b w:val="0"/>
                 <w:bCs w:val="0"/>
                 <w:color w:val="auto"/>
@@ -7075,113 +8263,177 @@
         </w:trPr>
         <w:tc>
           <w:tcPr>
-            <w:tcW w:w="8454" w:type="dxa"/>
-            <w:gridSpan w:val="4"/>
-            <w:tcBorders>
-              <w:tl2br w:val="nil"/>
-              <w:tr2bl w:val="nil"/>
-            </w:tcBorders>
-            <w:shd w:val="clear" w:color="auto" w:fill="auto"/>
-            <w:textDirection w:val="lrTbV"/>
-            <w:vAlign w:val="center"/>
-          </w:tcPr>
-          <w:p>
-            <w:pPr>
-              <w:widowControl w:val="0"/>
-              <w:jc w:val="both"/>
-              <w:rPr>
-                <w:rFonts w:hint="eastAsia" w:asciiTheme="majorEastAsia" w:hAnsiTheme="majorEastAsia" w:eastAsiaTheme="majorEastAsia" w:cstheme="majorEastAsia"/>
-                <w:b w:val="0"/>
-                <w:bCs w:val="0"/>
-                <w:color w:val="auto"/>
-                <w:sz w:val="20"/>
-                <w:szCs w:val="20"/>
-                <w:vertAlign w:val="baseline"/>
-              </w:rPr>
-            </w:pPr>
-            <w:r>
-              <w:rPr>
-                <w:rFonts w:hint="default" w:asciiTheme="majorEastAsia" w:hAnsiTheme="majorEastAsia" w:eastAsiaTheme="majorEastAsia" w:cstheme="majorEastAsia"/>
-                <w:b/>
-                <w:bCs/>
-                <w:color w:val="auto"/>
-                <w:sz w:val="20"/>
-                <w:szCs w:val="20"/>
-                <w:vertAlign w:val="baseline"/>
-              </w:rPr>
-              <w:t>AH</w:t>
-            </w:r>
-            <w:r>
-              <w:rPr>
-                <w:rFonts w:hint="default" w:asciiTheme="majorEastAsia" w:hAnsiTheme="majorEastAsia" w:eastAsiaTheme="majorEastAsia" w:cstheme="majorEastAsia"/>
-                <w:b/>
-                <w:bCs/>
-                <w:color w:val="auto"/>
-                <w:sz w:val="20"/>
-                <w:szCs w:val="20"/>
-                <w:vertAlign w:val="baseline"/>
-              </w:rPr>
-              <w:t>B Slave</w:t>
-            </w:r>
-            <w:r>
-              <w:rPr>
-                <w:rFonts w:hint="default" w:asciiTheme="majorEastAsia" w:hAnsiTheme="majorEastAsia" w:eastAsiaTheme="majorEastAsia" w:cstheme="majorEastAsia"/>
-                <w:b/>
-                <w:bCs/>
-                <w:color w:val="auto"/>
-                <w:sz w:val="20"/>
-                <w:szCs w:val="20"/>
-                <w:vertAlign w:val="baseline"/>
-              </w:rPr>
-              <w:t xml:space="preserve"> side</w:t>
-            </w:r>
-            <w:r>
-              <w:rPr>
-                <w:rFonts w:hint="default" w:asciiTheme="majorEastAsia" w:hAnsiTheme="majorEastAsia" w:eastAsiaTheme="majorEastAsia" w:cstheme="majorEastAsia"/>
-                <w:b/>
-                <w:bCs/>
-                <w:color w:val="auto"/>
-                <w:sz w:val="20"/>
-                <w:szCs w:val="20"/>
-                <w:vertAlign w:val="baseline"/>
-              </w:rPr>
-              <w:t xml:space="preserve"> </w:t>
-            </w:r>
-            <w:r>
-              <w:rPr>
-                <w:rFonts w:hint="default" w:asciiTheme="majorEastAsia" w:hAnsiTheme="majorEastAsia" w:eastAsiaTheme="majorEastAsia" w:cstheme="majorEastAsia"/>
-                <w:b/>
-                <w:bCs/>
-                <w:color w:val="auto"/>
-                <w:sz w:val="20"/>
-                <w:szCs w:val="20"/>
-                <w:vertAlign w:val="baseline"/>
-              </w:rPr>
-              <w:t>----</w:t>
-            </w:r>
-            <w:r>
-              <w:rPr>
-                <w:rFonts w:hint="default" w:asciiTheme="majorEastAsia" w:hAnsiTheme="majorEastAsia" w:eastAsiaTheme="majorEastAsia" w:cstheme="majorEastAsia"/>
-                <w:b/>
-                <w:bCs/>
-                <w:color w:val="auto"/>
-                <w:sz w:val="20"/>
-                <w:szCs w:val="20"/>
-                <w:vertAlign w:val="baseline"/>
-              </w:rPr>
-              <w:t>-----------</w:t>
-            </w:r>
-            <w:r>
-              <w:rPr>
-                <w:rFonts w:hint="default" w:asciiTheme="majorEastAsia" w:hAnsiTheme="majorEastAsia" w:eastAsiaTheme="majorEastAsia" w:cstheme="majorEastAsia"/>
-                <w:b/>
-                <w:bCs/>
-                <w:color w:val="auto"/>
-                <w:sz w:val="20"/>
-                <w:szCs w:val="20"/>
-                <w:vertAlign w:val="baseline"/>
-              </w:rPr>
-              <w:t>------------------------------------------------------------------------------------</w:t>
+            <w:tcW w:w="2319" w:type="dxa"/>
+            <w:tcBorders>
+              <w:tl2br w:val="nil"/>
+              <w:tr2bl w:val="nil"/>
+            </w:tcBorders>
+            <w:shd w:val="clear" w:color="auto" w:fill="auto"/>
+            <w:vAlign w:val="top"/>
+          </w:tcPr>
+          <w:p>
+            <w:pPr>
+              <w:widowControl w:val="0"/>
+              <w:jc w:val="left"/>
+              <w:rPr>
+                <w:rFonts w:hint="eastAsia" w:asciiTheme="majorEastAsia" w:hAnsiTheme="majorEastAsia" w:eastAsiaTheme="majorEastAsia" w:cstheme="majorEastAsia"/>
+                <w:b w:val="0"/>
+                <w:bCs w:val="0"/>
+                <w:color w:val="auto"/>
+                <w:sz w:val="20"/>
+                <w:szCs w:val="20"/>
+                <w:vertAlign w:val="baseline"/>
+              </w:rPr>
+            </w:pPr>
+            <w:r>
+              <w:rPr>
+                <w:rFonts w:hint="default" w:asciiTheme="majorEastAsia" w:hAnsiTheme="majorEastAsia" w:eastAsiaTheme="majorEastAsia" w:cstheme="majorEastAsia"/>
+                <w:b w:val="0"/>
+                <w:bCs w:val="0"/>
+                <w:color w:val="auto"/>
+                <w:sz w:val="20"/>
+                <w:szCs w:val="20"/>
+                <w:vertAlign w:val="baseline"/>
+              </w:rPr>
+              <w:t>mst_haddr</w:t>
+            </w:r>
+            <w:r>
+              <w:rPr>
+                <w:rFonts w:hint="default" w:asciiTheme="majorEastAsia" w:hAnsiTheme="majorEastAsia" w:eastAsiaTheme="majorEastAsia" w:cstheme="majorEastAsia"/>
+                <w:b w:val="0"/>
+                <w:bCs w:val="0"/>
+                <w:color w:val="auto"/>
+                <w:sz w:val="20"/>
+                <w:szCs w:val="20"/>
+                <w:vertAlign w:val="baseline"/>
+              </w:rPr>
+              <w:t>_o</w:t>
+            </w:r>
+          </w:p>
+        </w:tc>
+        <w:tc>
+          <w:tcPr>
+            <w:tcW w:w="840" w:type="dxa"/>
+            <w:tcBorders>
+              <w:tl2br w:val="nil"/>
+              <w:tr2bl w:val="nil"/>
+            </w:tcBorders>
+            <w:shd w:val="clear" w:color="auto" w:fill="auto"/>
+            <w:vAlign w:val="top"/>
+          </w:tcPr>
+          <w:p>
+            <w:pPr>
+              <w:widowControl w:val="0"/>
+              <w:jc w:val="left"/>
+              <w:rPr>
+                <w:rFonts w:hint="eastAsia" w:asciiTheme="majorEastAsia" w:hAnsiTheme="majorEastAsia" w:eastAsiaTheme="majorEastAsia" w:cstheme="majorEastAsia"/>
+                <w:b w:val="0"/>
+                <w:bCs w:val="0"/>
+                <w:color w:val="auto"/>
+                <w:sz w:val="20"/>
+                <w:szCs w:val="20"/>
+                <w:vertAlign w:val="baseline"/>
+              </w:rPr>
+            </w:pPr>
+            <w:r>
+              <w:rPr>
+                <w:rFonts w:hint="default" w:asciiTheme="majorEastAsia" w:hAnsiTheme="majorEastAsia" w:eastAsiaTheme="majorEastAsia" w:cstheme="majorEastAsia"/>
+                <w:b w:val="0"/>
+                <w:bCs w:val="0"/>
+                <w:color w:val="auto"/>
+                <w:sz w:val="20"/>
+                <w:szCs w:val="20"/>
+                <w:vertAlign w:val="baseline"/>
+              </w:rPr>
+              <w:t>Ouput</w:t>
+            </w:r>
+          </w:p>
+        </w:tc>
+        <w:tc>
+          <w:tcPr>
+            <w:tcW w:w="1150" w:type="dxa"/>
+            <w:tcBorders>
+              <w:tl2br w:val="nil"/>
+              <w:tr2bl w:val="nil"/>
+            </w:tcBorders>
+            <w:shd w:val="clear" w:color="auto" w:fill="auto"/>
+            <w:vAlign w:val="top"/>
+          </w:tcPr>
+          <w:p>
+            <w:pPr>
+              <w:widowControl w:val="0"/>
+              <w:jc w:val="left"/>
+              <w:rPr>
+                <w:rFonts w:hint="eastAsia" w:asciiTheme="majorEastAsia" w:hAnsiTheme="majorEastAsia" w:eastAsiaTheme="majorEastAsia" w:cstheme="majorEastAsia"/>
+                <w:b w:val="0"/>
+                <w:bCs w:val="0"/>
+                <w:color w:val="auto"/>
+                <w:sz w:val="20"/>
+                <w:szCs w:val="20"/>
+                <w:vertAlign w:val="baseline"/>
+              </w:rPr>
+            </w:pPr>
+            <w:r>
+              <w:rPr>
+                <w:rFonts w:hint="default" w:asciiTheme="majorEastAsia" w:hAnsiTheme="majorEastAsia" w:eastAsiaTheme="majorEastAsia" w:cstheme="majorEastAsia"/>
+                <w:b w:val="0"/>
+                <w:bCs w:val="0"/>
+                <w:color w:val="auto"/>
+                <w:sz w:val="20"/>
+                <w:szCs w:val="20"/>
+                <w:vertAlign w:val="baseline"/>
+              </w:rPr>
+              <w:t>NMx</w:t>
+            </w:r>
+            <w:r>
+              <w:rPr>
+                <w:rFonts w:hint="default" w:asciiTheme="majorEastAsia" w:hAnsiTheme="majorEastAsia" w:eastAsiaTheme="majorEastAsia" w:cstheme="majorEastAsia"/>
+                <w:b w:val="0"/>
+                <w:bCs w:val="0"/>
+                <w:color w:val="auto"/>
+                <w:sz w:val="20"/>
+                <w:szCs w:val="20"/>
+                <w:vertAlign w:val="baseline"/>
+              </w:rPr>
+              <w:t>AW</w:t>
+            </w:r>
+          </w:p>
+        </w:tc>
+        <w:tc>
+          <w:tcPr>
+            <w:tcW w:w="4241" w:type="dxa"/>
+            <w:tcBorders>
+              <w:tl2br w:val="nil"/>
+              <w:tr2bl w:val="nil"/>
+            </w:tcBorders>
+            <w:shd w:val="clear" w:color="auto" w:fill="auto"/>
+            <w:vAlign w:val="top"/>
+          </w:tcPr>
+          <w:p>
+            <w:pPr>
+              <w:widowControl w:val="0"/>
+              <w:jc w:val="left"/>
+              <w:rPr>
+                <w:rFonts w:hint="eastAsia" w:asciiTheme="majorEastAsia" w:hAnsiTheme="majorEastAsia" w:eastAsiaTheme="majorEastAsia" w:cstheme="majorEastAsia"/>
+                <w:b w:val="0"/>
+                <w:bCs w:val="0"/>
+                <w:color w:val="auto"/>
+                <w:sz w:val="20"/>
+                <w:szCs w:val="20"/>
+                <w:vertAlign w:val="baseline"/>
+              </w:rPr>
+            </w:pPr>
+            <w:r>
+              <w:rPr>
+                <w:rFonts w:hint="default" w:asciiTheme="majorEastAsia" w:hAnsiTheme="majorEastAsia" w:eastAsiaTheme="majorEastAsia" w:cstheme="majorEastAsia"/>
+                <w:b w:val="0"/>
+                <w:bCs w:val="0"/>
+                <w:color w:val="auto"/>
+                <w:sz w:val="20"/>
+                <w:szCs w:val="20"/>
+                <w:vertAlign w:val="baseline"/>
+              </w:rPr>
+              <w:t>Byte address of transfer</w:t>
             </w:r>
           </w:p>
         </w:tc>
@@ -7232,6 +8484,30 @@
                 <w:vertAlign w:val="baseline"/>
               </w:rPr>
             </w:pPr>
+            <w:r>
+              <w:rPr>
+                <w:rFonts w:hint="default" w:asciiTheme="majorEastAsia" w:hAnsiTheme="majorEastAsia" w:eastAsiaTheme="majorEastAsia" w:cstheme="majorEastAsia"/>
+                <w:b w:val="0"/>
+                <w:bCs w:val="0"/>
+                <w:color w:val="auto"/>
+                <w:sz w:val="20"/>
+                <w:szCs w:val="20"/>
+                <w:vertAlign w:val="baseline"/>
+              </w:rPr>
+              <w:t>mst_hburst</w:t>
+            </w:r>
+            <w:r>
+              <w:rPr>
+                <w:rFonts w:hint="default" w:asciiTheme="majorEastAsia" w:hAnsiTheme="majorEastAsia" w:eastAsiaTheme="majorEastAsia" w:cstheme="majorEastAsia"/>
+                <w:b w:val="0"/>
+                <w:bCs w:val="0"/>
+                <w:color w:val="auto"/>
+                <w:sz w:val="20"/>
+                <w:szCs w:val="20"/>
+                <w:vertAlign w:val="baseline"/>
+              </w:rPr>
+              <w:t>_o</w:t>
+            </w:r>
           </w:p>
         </w:tc>
         <w:tc>
@@ -7268,13 +8544,13 @@
                 <w:szCs w:val="20"/>
                 <w:vertAlign w:val="baseline"/>
               </w:rPr>
-              <w:t>Input</w:t>
-            </w:r>
-          </w:p>
-        </w:tc>
-        <w:tc>
-          <w:tcPr>
-            <w:tcW w:w="840" w:type="dxa"/>
+              <w:t>Ouput</w:t>
+            </w:r>
+          </w:p>
+        </w:tc>
+        <w:tc>
+          <w:tcPr>
+            <w:tcW w:w="1150" w:type="dxa"/>
             <w:tcBorders>
               <w:tl2br w:val="nil"/>
               <w:tr2bl w:val="nil"/>
@@ -7296,11 +8572,23 @@
                 <w:vertAlign w:val="baseline"/>
               </w:rPr>
             </w:pPr>
-          </w:p>
-        </w:tc>
-        <w:tc>
-          <w:tcPr>
-            <w:tcW w:w="4455" w:type="dxa"/>
+            <w:r>
+              <w:rPr>
+                <w:rFonts w:hint="default" w:asciiTheme="majorEastAsia" w:hAnsiTheme="majorEastAsia" w:eastAsiaTheme="majorEastAsia" w:cstheme="majorEastAsia"/>
+                <w:b w:val="0"/>
+                <w:bCs w:val="0"/>
+                <w:color w:val="auto"/>
+                <w:sz w:val="20"/>
+                <w:szCs w:val="20"/>
+                <w:vertAlign w:val="baseline"/>
+              </w:rPr>
+              <w:t>NMx3</w:t>
+            </w:r>
+          </w:p>
+        </w:tc>
+        <w:tc>
+          <w:tcPr>
+            <w:tcW w:w="4241" w:type="dxa"/>
             <w:tcBorders>
               <w:tl2br w:val="nil"/>
               <w:tr2bl w:val="nil"/>
@@ -7362,15 +8650,39 @@
               <w:widowControl w:val="0"/>
               <w:jc w:val="left"/>
               <w:rPr>
-                <w:rFonts w:hint="eastAsia" w:asciiTheme="majorEastAsia" w:hAnsiTheme="majorEastAsia" w:eastAsiaTheme="majorEastAsia" w:cstheme="majorEastAsia"/>
-                <w:b w:val="0"/>
-                <w:bCs w:val="0"/>
-                <w:color w:val="auto"/>
-                <w:sz w:val="20"/>
-                <w:szCs w:val="20"/>
-                <w:vertAlign w:val="baseline"/>
-              </w:rPr>
-            </w:pPr>
+                <w:rFonts w:hint="default" w:asciiTheme="majorEastAsia" w:hAnsiTheme="majorEastAsia" w:eastAsiaTheme="majorEastAsia" w:cstheme="majorEastAsia"/>
+                <w:b w:val="0"/>
+                <w:bCs w:val="0"/>
+                <w:color w:val="auto"/>
+                <w:sz w:val="20"/>
+                <w:szCs w:val="20"/>
+                <w:vertAlign w:val="baseline"/>
+              </w:rPr>
+            </w:pPr>
+            <w:r>
+              <w:rPr>
+                <w:rFonts w:hint="default" w:asciiTheme="majorEastAsia" w:hAnsiTheme="majorEastAsia" w:eastAsiaTheme="majorEastAsia" w:cstheme="majorEastAsia"/>
+                <w:b w:val="0"/>
+                <w:bCs w:val="0"/>
+                <w:color w:val="auto"/>
+                <w:sz w:val="20"/>
+                <w:szCs w:val="20"/>
+                <w:vertAlign w:val="baseline"/>
+              </w:rPr>
+              <w:t>mst_hsize</w:t>
+            </w:r>
+            <w:r>
+              <w:rPr>
+                <w:rFonts w:hint="default" w:asciiTheme="majorEastAsia" w:hAnsiTheme="majorEastAsia" w:eastAsiaTheme="majorEastAsia" w:cstheme="majorEastAsia"/>
+                <w:b w:val="0"/>
+                <w:bCs w:val="0"/>
+                <w:color w:val="auto"/>
+                <w:sz w:val="20"/>
+                <w:szCs w:val="20"/>
+                <w:vertAlign w:val="baseline"/>
+              </w:rPr>
+              <w:t>_o</w:t>
+            </w:r>
           </w:p>
         </w:tc>
         <w:tc>
@@ -7413,6 +8725,131 @@
         </w:tc>
         <w:tc>
           <w:tcPr>
+            <w:tcW w:w="1150" w:type="dxa"/>
+            <w:tcBorders>
+              <w:tl2br w:val="nil"/>
+              <w:tr2bl w:val="nil"/>
+            </w:tcBorders>
+            <w:shd w:val="clear" w:color="auto" w:fill="auto"/>
+            <w:vAlign w:val="top"/>
+          </w:tcPr>
+          <w:p>
+            <w:pPr>
+              <w:widowControl w:val="0"/>
+              <w:jc w:val="left"/>
+              <w:rPr>
+                <w:rFonts w:hint="eastAsia" w:asciiTheme="majorEastAsia" w:hAnsiTheme="majorEastAsia" w:eastAsiaTheme="majorEastAsia" w:cstheme="majorEastAsia"/>
+                <w:b w:val="0"/>
+                <w:bCs w:val="0"/>
+                <w:color w:val="auto"/>
+                <w:sz w:val="20"/>
+                <w:szCs w:val="20"/>
+                <w:vertAlign w:val="baseline"/>
+              </w:rPr>
+            </w:pPr>
+          </w:p>
+        </w:tc>
+        <w:tc>
+          <w:tcPr>
+            <w:tcW w:w="4241" w:type="dxa"/>
+            <w:tcBorders>
+              <w:tl2br w:val="nil"/>
+              <w:tr2bl w:val="nil"/>
+            </w:tcBorders>
+            <w:shd w:val="clear" w:color="auto" w:fill="auto"/>
+            <w:vAlign w:val="top"/>
+          </w:tcPr>
+          <w:p>
+            <w:pPr>
+              <w:widowControl w:val="0"/>
+              <w:jc w:val="left"/>
+              <w:rPr>
+                <w:rFonts w:hint="eastAsia" w:asciiTheme="majorEastAsia" w:hAnsiTheme="majorEastAsia" w:eastAsiaTheme="majorEastAsia" w:cstheme="majorEastAsia"/>
+                <w:b w:val="0"/>
+                <w:bCs w:val="0"/>
+                <w:color w:val="auto"/>
+                <w:sz w:val="20"/>
+                <w:szCs w:val="20"/>
+                <w:vertAlign w:val="baseline"/>
+              </w:rPr>
+            </w:pPr>
+          </w:p>
+        </w:tc>
+      </w:tr>
+      <w:tr>
+        <w:tblPrEx>
+          <w:tblBorders>
+            <w:top w:val="single" w:color="auto" w:sz="4" w:space="0"/>
+            <w:left w:val="single" w:color="auto" w:sz="4" w:space="0"/>
+            <w:bottom w:val="single" w:color="auto" w:sz="4" w:space="0"/>
+            <w:right w:val="single" w:color="auto" w:sz="4" w:space="0"/>
+            <w:insideH w:val="single" w:color="auto" w:sz="4" w:space="0"/>
+            <w:insideV w:val="single" w:color="auto" w:sz="4" w:space="0"/>
+          </w:tblBorders>
+          <w:shd w:val="clear" w:color="auto" w:fill="auto"/>
+          <w:tblLayout w:type="fixed"/>
+          <w:tblCellMar>
+            <w:top w:w="0" w:type="dxa"/>
+            <w:left w:w="108" w:type="dxa"/>
+            <w:bottom w:w="0" w:type="dxa"/>
+            <w:right w:w="108" w:type="dxa"/>
+          </w:tblCellMar>
+        </w:tblPrEx>
+        <w:trPr>
+          <w:trHeight w:val="302" w:hRule="atLeast"/>
+        </w:trPr>
+        <w:tc>
+          <w:tcPr>
+            <w:tcW w:w="2319" w:type="dxa"/>
+            <w:tcBorders>
+              <w:tl2br w:val="nil"/>
+              <w:tr2bl w:val="nil"/>
+            </w:tcBorders>
+            <w:shd w:val="clear" w:color="auto" w:fill="auto"/>
+            <w:vAlign w:val="top"/>
+          </w:tcPr>
+          <w:p>
+            <w:pPr>
+              <w:widowControl w:val="0"/>
+              <w:jc w:val="left"/>
+              <w:rPr>
+                <w:rFonts w:hint="default" w:asciiTheme="majorEastAsia" w:hAnsiTheme="majorEastAsia" w:eastAsiaTheme="majorEastAsia" w:cstheme="majorEastAsia"/>
+                <w:b w:val="0"/>
+                <w:bCs w:val="0"/>
+                <w:color w:val="auto"/>
+                <w:sz w:val="20"/>
+                <w:szCs w:val="20"/>
+                <w:vertAlign w:val="baseline"/>
+              </w:rPr>
+            </w:pPr>
+            <w:r>
+              <w:rPr>
+                <w:rFonts w:hint="default" w:asciiTheme="majorEastAsia" w:hAnsiTheme="majorEastAsia" w:eastAsiaTheme="majorEastAsia" w:cstheme="majorEastAsia"/>
+                <w:b w:val="0"/>
+                <w:bCs w:val="0"/>
+                <w:color w:val="auto"/>
+                <w:sz w:val="20"/>
+                <w:szCs w:val="20"/>
+                <w:vertAlign w:val="baseline"/>
+              </w:rPr>
+              <w:t>mst_htrans</w:t>
+            </w:r>
+            <w:r>
+              <w:rPr>
+                <w:rFonts w:hint="default" w:asciiTheme="majorEastAsia" w:hAnsiTheme="majorEastAsia" w:eastAsiaTheme="majorEastAsia" w:cstheme="majorEastAsia"/>
+                <w:b w:val="0"/>
+                <w:bCs w:val="0"/>
+                <w:color w:val="auto"/>
+                <w:sz w:val="20"/>
+                <w:szCs w:val="20"/>
+                <w:vertAlign w:val="baseline"/>
+              </w:rPr>
+              <w:t>_o</w:t>
+            </w:r>
+          </w:p>
+        </w:tc>
+        <w:tc>
+          <w:tcPr>
             <w:tcW w:w="840" w:type="dxa"/>
             <w:tcBorders>
               <w:tl2br w:val="nil"/>
@@ -7426,20 +8863,2423 @@
               <w:widowControl w:val="0"/>
               <w:jc w:val="left"/>
               <w:rPr>
-                <w:rFonts w:hint="eastAsia" w:asciiTheme="majorEastAsia" w:hAnsiTheme="majorEastAsia" w:eastAsiaTheme="majorEastAsia" w:cstheme="majorEastAsia"/>
-                <w:b w:val="0"/>
-                <w:bCs w:val="0"/>
-                <w:color w:val="auto"/>
-                <w:sz w:val="20"/>
-                <w:szCs w:val="20"/>
-                <w:vertAlign w:val="baseline"/>
-              </w:rPr>
-            </w:pPr>
-          </w:p>
-        </w:tc>
-        <w:tc>
-          <w:tcPr>
-            <w:tcW w:w="4455" w:type="dxa"/>
+                <w:rFonts w:hint="default" w:asciiTheme="majorEastAsia" w:hAnsiTheme="majorEastAsia" w:eastAsiaTheme="majorEastAsia" w:cstheme="majorEastAsia"/>
+                <w:b w:val="0"/>
+                <w:bCs w:val="0"/>
+                <w:color w:val="auto"/>
+                <w:sz w:val="20"/>
+                <w:szCs w:val="20"/>
+                <w:vertAlign w:val="baseline"/>
+              </w:rPr>
+            </w:pPr>
+            <w:r>
+              <w:rPr>
+                <w:rFonts w:hint="default" w:asciiTheme="majorEastAsia" w:hAnsiTheme="majorEastAsia" w:eastAsiaTheme="majorEastAsia" w:cstheme="majorEastAsia"/>
+                <w:b w:val="0"/>
+                <w:bCs w:val="0"/>
+                <w:color w:val="auto"/>
+                <w:sz w:val="20"/>
+                <w:szCs w:val="20"/>
+                <w:vertAlign w:val="baseline"/>
+              </w:rPr>
+              <w:t>Ouput</w:t>
+            </w:r>
+          </w:p>
+        </w:tc>
+        <w:tc>
+          <w:tcPr>
+            <w:tcW w:w="1150" w:type="dxa"/>
+            <w:tcBorders>
+              <w:tl2br w:val="nil"/>
+              <w:tr2bl w:val="nil"/>
+            </w:tcBorders>
+            <w:shd w:val="clear" w:color="auto" w:fill="auto"/>
+            <w:vAlign w:val="top"/>
+          </w:tcPr>
+          <w:p>
+            <w:pPr>
+              <w:widowControl w:val="0"/>
+              <w:jc w:val="left"/>
+              <w:rPr>
+                <w:rFonts w:hint="eastAsia" w:asciiTheme="majorEastAsia" w:hAnsiTheme="majorEastAsia" w:eastAsiaTheme="majorEastAsia" w:cstheme="majorEastAsia"/>
+                <w:b w:val="0"/>
+                <w:bCs w:val="0"/>
+                <w:color w:val="auto"/>
+                <w:sz w:val="20"/>
+                <w:szCs w:val="20"/>
+                <w:vertAlign w:val="baseline"/>
+              </w:rPr>
+            </w:pPr>
+          </w:p>
+        </w:tc>
+        <w:tc>
+          <w:tcPr>
+            <w:tcW w:w="4241" w:type="dxa"/>
+            <w:tcBorders>
+              <w:tl2br w:val="nil"/>
+              <w:tr2bl w:val="nil"/>
+            </w:tcBorders>
+            <w:shd w:val="clear" w:color="auto" w:fill="auto"/>
+            <w:vAlign w:val="top"/>
+          </w:tcPr>
+          <w:p>
+            <w:pPr>
+              <w:widowControl w:val="0"/>
+              <w:jc w:val="left"/>
+              <w:rPr>
+                <w:rFonts w:hint="eastAsia" w:asciiTheme="majorEastAsia" w:hAnsiTheme="majorEastAsia" w:eastAsiaTheme="majorEastAsia" w:cstheme="majorEastAsia"/>
+                <w:b w:val="0"/>
+                <w:bCs w:val="0"/>
+                <w:color w:val="auto"/>
+                <w:sz w:val="20"/>
+                <w:szCs w:val="20"/>
+                <w:vertAlign w:val="baseline"/>
+              </w:rPr>
+            </w:pPr>
+          </w:p>
+        </w:tc>
+      </w:tr>
+      <w:tr>
+        <w:tblPrEx>
+          <w:tblBorders>
+            <w:top w:val="single" w:color="auto" w:sz="4" w:space="0"/>
+            <w:left w:val="single" w:color="auto" w:sz="4" w:space="0"/>
+            <w:bottom w:val="single" w:color="auto" w:sz="4" w:space="0"/>
+            <w:right w:val="single" w:color="auto" w:sz="4" w:space="0"/>
+            <w:insideH w:val="single" w:color="auto" w:sz="4" w:space="0"/>
+            <w:insideV w:val="single" w:color="auto" w:sz="4" w:space="0"/>
+          </w:tblBorders>
+          <w:shd w:val="clear" w:color="auto" w:fill="auto"/>
+          <w:tblLayout w:type="fixed"/>
+          <w:tblCellMar>
+            <w:top w:w="0" w:type="dxa"/>
+            <w:left w:w="108" w:type="dxa"/>
+            <w:bottom w:w="0" w:type="dxa"/>
+            <w:right w:w="108" w:type="dxa"/>
+          </w:tblCellMar>
+        </w:tblPrEx>
+        <w:trPr>
+          <w:trHeight w:val="356" w:hRule="atLeast"/>
+        </w:trPr>
+        <w:tc>
+          <w:tcPr>
+            <w:tcW w:w="2319" w:type="dxa"/>
+            <w:tcBorders>
+              <w:tl2br w:val="nil"/>
+              <w:tr2bl w:val="nil"/>
+            </w:tcBorders>
+            <w:shd w:val="clear" w:color="auto" w:fill="auto"/>
+            <w:vAlign w:val="top"/>
+          </w:tcPr>
+          <w:p>
+            <w:pPr>
+              <w:widowControl w:val="0"/>
+              <w:jc w:val="left"/>
+              <w:rPr>
+                <w:rFonts w:hint="default" w:asciiTheme="majorEastAsia" w:hAnsiTheme="majorEastAsia" w:eastAsiaTheme="majorEastAsia" w:cstheme="majorEastAsia"/>
+                <w:b w:val="0"/>
+                <w:bCs w:val="0"/>
+                <w:color w:val="auto"/>
+                <w:sz w:val="20"/>
+                <w:szCs w:val="20"/>
+                <w:vertAlign w:val="baseline"/>
+              </w:rPr>
+            </w:pPr>
+            <w:r>
+              <w:rPr>
+                <w:rFonts w:hint="default" w:asciiTheme="majorEastAsia" w:hAnsiTheme="majorEastAsia" w:eastAsiaTheme="majorEastAsia" w:cstheme="majorEastAsia"/>
+                <w:b w:val="0"/>
+                <w:bCs w:val="0"/>
+                <w:color w:val="auto"/>
+                <w:sz w:val="20"/>
+                <w:szCs w:val="20"/>
+                <w:vertAlign w:val="baseline"/>
+              </w:rPr>
+              <w:t>mst_hwdata</w:t>
+            </w:r>
+            <w:r>
+              <w:rPr>
+                <w:rFonts w:hint="default" w:asciiTheme="majorEastAsia" w:hAnsiTheme="majorEastAsia" w:eastAsiaTheme="majorEastAsia" w:cstheme="majorEastAsia"/>
+                <w:b w:val="0"/>
+                <w:bCs w:val="0"/>
+                <w:color w:val="auto"/>
+                <w:sz w:val="20"/>
+                <w:szCs w:val="20"/>
+                <w:vertAlign w:val="baseline"/>
+              </w:rPr>
+              <w:t>_o</w:t>
+            </w:r>
+          </w:p>
+        </w:tc>
+        <w:tc>
+          <w:tcPr>
+            <w:tcW w:w="840" w:type="dxa"/>
+            <w:tcBorders>
+              <w:tl2br w:val="nil"/>
+              <w:tr2bl w:val="nil"/>
+            </w:tcBorders>
+            <w:shd w:val="clear" w:color="auto" w:fill="auto"/>
+            <w:vAlign w:val="top"/>
+          </w:tcPr>
+          <w:p>
+            <w:pPr>
+              <w:widowControl w:val="0"/>
+              <w:jc w:val="left"/>
+              <w:rPr>
+                <w:rFonts w:hint="default" w:asciiTheme="majorEastAsia" w:hAnsiTheme="majorEastAsia" w:eastAsiaTheme="majorEastAsia" w:cstheme="majorEastAsia"/>
+                <w:b w:val="0"/>
+                <w:bCs w:val="0"/>
+                <w:color w:val="auto"/>
+                <w:sz w:val="20"/>
+                <w:szCs w:val="20"/>
+                <w:vertAlign w:val="baseline"/>
+              </w:rPr>
+            </w:pPr>
+            <w:r>
+              <w:rPr>
+                <w:rFonts w:hint="default" w:asciiTheme="majorEastAsia" w:hAnsiTheme="majorEastAsia" w:eastAsiaTheme="majorEastAsia" w:cstheme="majorEastAsia"/>
+                <w:b w:val="0"/>
+                <w:bCs w:val="0"/>
+                <w:color w:val="auto"/>
+                <w:sz w:val="20"/>
+                <w:szCs w:val="20"/>
+                <w:vertAlign w:val="baseline"/>
+              </w:rPr>
+              <w:t>Ouput</w:t>
+            </w:r>
+          </w:p>
+        </w:tc>
+        <w:tc>
+          <w:tcPr>
+            <w:tcW w:w="1150" w:type="dxa"/>
+            <w:tcBorders>
+              <w:tl2br w:val="nil"/>
+              <w:tr2bl w:val="nil"/>
+            </w:tcBorders>
+            <w:shd w:val="clear" w:color="auto" w:fill="auto"/>
+            <w:vAlign w:val="top"/>
+          </w:tcPr>
+          <w:p>
+            <w:pPr>
+              <w:widowControl w:val="0"/>
+              <w:jc w:val="left"/>
+              <w:rPr>
+                <w:rFonts w:hint="eastAsia" w:asciiTheme="majorEastAsia" w:hAnsiTheme="majorEastAsia" w:eastAsiaTheme="majorEastAsia" w:cstheme="majorEastAsia"/>
+                <w:b w:val="0"/>
+                <w:bCs w:val="0"/>
+                <w:color w:val="auto"/>
+                <w:sz w:val="20"/>
+                <w:szCs w:val="20"/>
+                <w:vertAlign w:val="baseline"/>
+              </w:rPr>
+            </w:pPr>
+          </w:p>
+        </w:tc>
+        <w:tc>
+          <w:tcPr>
+            <w:tcW w:w="4241" w:type="dxa"/>
+            <w:tcBorders>
+              <w:tl2br w:val="nil"/>
+              <w:tr2bl w:val="nil"/>
+            </w:tcBorders>
+            <w:shd w:val="clear" w:color="auto" w:fill="auto"/>
+            <w:vAlign w:val="top"/>
+          </w:tcPr>
+          <w:p>
+            <w:pPr>
+              <w:widowControl w:val="0"/>
+              <w:jc w:val="left"/>
+              <w:rPr>
+                <w:rFonts w:hint="eastAsia" w:asciiTheme="majorEastAsia" w:hAnsiTheme="majorEastAsia" w:eastAsiaTheme="majorEastAsia" w:cstheme="majorEastAsia"/>
+                <w:b w:val="0"/>
+                <w:bCs w:val="0"/>
+                <w:color w:val="auto"/>
+                <w:sz w:val="20"/>
+                <w:szCs w:val="20"/>
+                <w:vertAlign w:val="baseline"/>
+              </w:rPr>
+            </w:pPr>
+          </w:p>
+        </w:tc>
+      </w:tr>
+      <w:tr>
+        <w:tblPrEx>
+          <w:tblBorders>
+            <w:top w:val="single" w:color="auto" w:sz="4" w:space="0"/>
+            <w:left w:val="single" w:color="auto" w:sz="4" w:space="0"/>
+            <w:bottom w:val="single" w:color="auto" w:sz="4" w:space="0"/>
+            <w:right w:val="single" w:color="auto" w:sz="4" w:space="0"/>
+            <w:insideH w:val="single" w:color="auto" w:sz="4" w:space="0"/>
+            <w:insideV w:val="single" w:color="auto" w:sz="4" w:space="0"/>
+          </w:tblBorders>
+          <w:shd w:val="clear" w:color="auto" w:fill="auto"/>
+          <w:tblLayout w:type="fixed"/>
+          <w:tblCellMar>
+            <w:top w:w="0" w:type="dxa"/>
+            <w:left w:w="108" w:type="dxa"/>
+            <w:bottom w:w="0" w:type="dxa"/>
+            <w:right w:w="108" w:type="dxa"/>
+          </w:tblCellMar>
+        </w:tblPrEx>
+        <w:trPr>
+          <w:trHeight w:val="302" w:hRule="atLeast"/>
+        </w:trPr>
+        <w:tc>
+          <w:tcPr>
+            <w:tcW w:w="2319" w:type="dxa"/>
+            <w:tcBorders>
+              <w:tl2br w:val="nil"/>
+              <w:tr2bl w:val="nil"/>
+            </w:tcBorders>
+            <w:shd w:val="clear" w:color="auto" w:fill="auto"/>
+            <w:vAlign w:val="top"/>
+          </w:tcPr>
+          <w:p>
+            <w:pPr>
+              <w:widowControl w:val="0"/>
+              <w:jc w:val="left"/>
+              <w:rPr>
+                <w:rFonts w:hint="default" w:asciiTheme="majorEastAsia" w:hAnsiTheme="majorEastAsia" w:eastAsiaTheme="majorEastAsia" w:cstheme="majorEastAsia"/>
+                <w:b w:val="0"/>
+                <w:bCs w:val="0"/>
+                <w:color w:val="auto"/>
+                <w:sz w:val="20"/>
+                <w:szCs w:val="20"/>
+                <w:vertAlign w:val="baseline"/>
+              </w:rPr>
+            </w:pPr>
+            <w:r>
+              <w:rPr>
+                <w:rFonts w:hint="default" w:asciiTheme="majorEastAsia" w:hAnsiTheme="majorEastAsia" w:eastAsiaTheme="majorEastAsia" w:cstheme="majorEastAsia"/>
+                <w:b w:val="0"/>
+                <w:bCs w:val="0"/>
+                <w:color w:val="auto"/>
+                <w:sz w:val="20"/>
+                <w:szCs w:val="20"/>
+                <w:vertAlign w:val="baseline"/>
+              </w:rPr>
+              <w:t>mst_hwstrb</w:t>
+            </w:r>
+            <w:r>
+              <w:rPr>
+                <w:rFonts w:hint="default" w:asciiTheme="majorEastAsia" w:hAnsiTheme="majorEastAsia" w:eastAsiaTheme="majorEastAsia" w:cstheme="majorEastAsia"/>
+                <w:b w:val="0"/>
+                <w:bCs w:val="0"/>
+                <w:color w:val="auto"/>
+                <w:sz w:val="20"/>
+                <w:szCs w:val="20"/>
+                <w:vertAlign w:val="baseline"/>
+              </w:rPr>
+              <w:t>_o</w:t>
+            </w:r>
+          </w:p>
+        </w:tc>
+        <w:tc>
+          <w:tcPr>
+            <w:tcW w:w="840" w:type="dxa"/>
+            <w:tcBorders>
+              <w:tl2br w:val="nil"/>
+              <w:tr2bl w:val="nil"/>
+            </w:tcBorders>
+            <w:shd w:val="clear" w:color="auto" w:fill="auto"/>
+            <w:vAlign w:val="top"/>
+          </w:tcPr>
+          <w:p>
+            <w:pPr>
+              <w:widowControl w:val="0"/>
+              <w:jc w:val="left"/>
+              <w:rPr>
+                <w:rFonts w:hint="default" w:asciiTheme="majorEastAsia" w:hAnsiTheme="majorEastAsia" w:eastAsiaTheme="majorEastAsia" w:cstheme="majorEastAsia"/>
+                <w:b w:val="0"/>
+                <w:bCs w:val="0"/>
+                <w:color w:val="auto"/>
+                <w:sz w:val="20"/>
+                <w:szCs w:val="20"/>
+                <w:vertAlign w:val="baseline"/>
+              </w:rPr>
+            </w:pPr>
+            <w:r>
+              <w:rPr>
+                <w:rFonts w:hint="default" w:asciiTheme="majorEastAsia" w:hAnsiTheme="majorEastAsia" w:eastAsiaTheme="majorEastAsia" w:cstheme="majorEastAsia"/>
+                <w:b w:val="0"/>
+                <w:bCs w:val="0"/>
+                <w:color w:val="auto"/>
+                <w:sz w:val="20"/>
+                <w:szCs w:val="20"/>
+                <w:vertAlign w:val="baseline"/>
+              </w:rPr>
+              <w:t>Ouput</w:t>
+            </w:r>
+          </w:p>
+        </w:tc>
+        <w:tc>
+          <w:tcPr>
+            <w:tcW w:w="1150" w:type="dxa"/>
+            <w:tcBorders>
+              <w:tl2br w:val="nil"/>
+              <w:tr2bl w:val="nil"/>
+            </w:tcBorders>
+            <w:shd w:val="clear" w:color="auto" w:fill="auto"/>
+            <w:vAlign w:val="top"/>
+          </w:tcPr>
+          <w:p>
+            <w:pPr>
+              <w:widowControl w:val="0"/>
+              <w:jc w:val="left"/>
+              <w:rPr>
+                <w:rFonts w:hint="eastAsia" w:asciiTheme="majorEastAsia" w:hAnsiTheme="majorEastAsia" w:eastAsiaTheme="majorEastAsia" w:cstheme="majorEastAsia"/>
+                <w:b w:val="0"/>
+                <w:bCs w:val="0"/>
+                <w:color w:val="auto"/>
+                <w:sz w:val="20"/>
+                <w:szCs w:val="20"/>
+                <w:vertAlign w:val="baseline"/>
+              </w:rPr>
+            </w:pPr>
+          </w:p>
+        </w:tc>
+        <w:tc>
+          <w:tcPr>
+            <w:tcW w:w="4241" w:type="dxa"/>
+            <w:tcBorders>
+              <w:tl2br w:val="nil"/>
+              <w:tr2bl w:val="nil"/>
+            </w:tcBorders>
+            <w:shd w:val="clear" w:color="auto" w:fill="auto"/>
+            <w:vAlign w:val="top"/>
+          </w:tcPr>
+          <w:p>
+            <w:pPr>
+              <w:widowControl w:val="0"/>
+              <w:jc w:val="left"/>
+              <w:rPr>
+                <w:rFonts w:hint="eastAsia" w:asciiTheme="majorEastAsia" w:hAnsiTheme="majorEastAsia" w:eastAsiaTheme="majorEastAsia" w:cstheme="majorEastAsia"/>
+                <w:b w:val="0"/>
+                <w:bCs w:val="0"/>
+                <w:color w:val="auto"/>
+                <w:sz w:val="20"/>
+                <w:szCs w:val="20"/>
+                <w:vertAlign w:val="baseline"/>
+              </w:rPr>
+            </w:pPr>
+          </w:p>
+        </w:tc>
+      </w:tr>
+      <w:tr>
+        <w:tblPrEx>
+          <w:tblBorders>
+            <w:top w:val="single" w:color="auto" w:sz="4" w:space="0"/>
+            <w:left w:val="single" w:color="auto" w:sz="4" w:space="0"/>
+            <w:bottom w:val="single" w:color="auto" w:sz="4" w:space="0"/>
+            <w:right w:val="single" w:color="auto" w:sz="4" w:space="0"/>
+            <w:insideH w:val="single" w:color="auto" w:sz="4" w:space="0"/>
+            <w:insideV w:val="single" w:color="auto" w:sz="4" w:space="0"/>
+          </w:tblBorders>
+          <w:shd w:val="clear" w:color="auto" w:fill="auto"/>
+          <w:tblLayout w:type="fixed"/>
+          <w:tblCellMar>
+            <w:top w:w="0" w:type="dxa"/>
+            <w:left w:w="108" w:type="dxa"/>
+            <w:bottom w:w="0" w:type="dxa"/>
+            <w:right w:w="108" w:type="dxa"/>
+          </w:tblCellMar>
+        </w:tblPrEx>
+        <w:trPr>
+          <w:trHeight w:val="302" w:hRule="atLeast"/>
+        </w:trPr>
+        <w:tc>
+          <w:tcPr>
+            <w:tcW w:w="2319" w:type="dxa"/>
+            <w:tcBorders>
+              <w:tl2br w:val="nil"/>
+              <w:tr2bl w:val="nil"/>
+            </w:tcBorders>
+            <w:shd w:val="clear" w:color="auto" w:fill="auto"/>
+            <w:vAlign w:val="top"/>
+          </w:tcPr>
+          <w:p>
+            <w:pPr>
+              <w:widowControl w:val="0"/>
+              <w:jc w:val="left"/>
+              <w:rPr>
+                <w:rFonts w:hint="default" w:asciiTheme="majorEastAsia" w:hAnsiTheme="majorEastAsia" w:eastAsiaTheme="majorEastAsia" w:cstheme="majorEastAsia"/>
+                <w:b w:val="0"/>
+                <w:bCs w:val="0"/>
+                <w:color w:val="auto"/>
+                <w:sz w:val="20"/>
+                <w:szCs w:val="20"/>
+                <w:vertAlign w:val="baseline"/>
+              </w:rPr>
+            </w:pPr>
+            <w:r>
+              <w:rPr>
+                <w:rFonts w:hint="default" w:asciiTheme="majorEastAsia" w:hAnsiTheme="majorEastAsia" w:eastAsiaTheme="majorEastAsia" w:cstheme="majorEastAsia"/>
+                <w:b w:val="0"/>
+                <w:bCs w:val="0"/>
+                <w:color w:val="auto"/>
+                <w:sz w:val="20"/>
+                <w:szCs w:val="20"/>
+                <w:vertAlign w:val="baseline"/>
+              </w:rPr>
+              <w:t>mst_hwrite</w:t>
+            </w:r>
+            <w:r>
+              <w:rPr>
+                <w:rFonts w:hint="default" w:asciiTheme="majorEastAsia" w:hAnsiTheme="majorEastAsia" w:eastAsiaTheme="majorEastAsia" w:cstheme="majorEastAsia"/>
+                <w:b w:val="0"/>
+                <w:bCs w:val="0"/>
+                <w:color w:val="auto"/>
+                <w:sz w:val="20"/>
+                <w:szCs w:val="20"/>
+                <w:vertAlign w:val="baseline"/>
+              </w:rPr>
+              <w:t>_o</w:t>
+            </w:r>
+          </w:p>
+        </w:tc>
+        <w:tc>
+          <w:tcPr>
+            <w:tcW w:w="840" w:type="dxa"/>
+            <w:tcBorders>
+              <w:tl2br w:val="nil"/>
+              <w:tr2bl w:val="nil"/>
+            </w:tcBorders>
+            <w:shd w:val="clear" w:color="auto" w:fill="auto"/>
+            <w:vAlign w:val="top"/>
+          </w:tcPr>
+          <w:p>
+            <w:pPr>
+              <w:widowControl w:val="0"/>
+              <w:jc w:val="left"/>
+              <w:rPr>
+                <w:rFonts w:hint="default" w:asciiTheme="majorEastAsia" w:hAnsiTheme="majorEastAsia" w:eastAsiaTheme="majorEastAsia" w:cstheme="majorEastAsia"/>
+                <w:b w:val="0"/>
+                <w:bCs w:val="0"/>
+                <w:color w:val="auto"/>
+                <w:sz w:val="20"/>
+                <w:szCs w:val="20"/>
+                <w:vertAlign w:val="baseline"/>
+              </w:rPr>
+            </w:pPr>
+            <w:r>
+              <w:rPr>
+                <w:rFonts w:hint="default" w:asciiTheme="majorEastAsia" w:hAnsiTheme="majorEastAsia" w:eastAsiaTheme="majorEastAsia" w:cstheme="majorEastAsia"/>
+                <w:b w:val="0"/>
+                <w:bCs w:val="0"/>
+                <w:color w:val="auto"/>
+                <w:sz w:val="20"/>
+                <w:szCs w:val="20"/>
+                <w:vertAlign w:val="baseline"/>
+              </w:rPr>
+              <w:t>Ouput</w:t>
+            </w:r>
+          </w:p>
+        </w:tc>
+        <w:tc>
+          <w:tcPr>
+            <w:tcW w:w="1150" w:type="dxa"/>
+            <w:tcBorders>
+              <w:tl2br w:val="nil"/>
+              <w:tr2bl w:val="nil"/>
+            </w:tcBorders>
+            <w:shd w:val="clear" w:color="auto" w:fill="auto"/>
+            <w:vAlign w:val="top"/>
+          </w:tcPr>
+          <w:p>
+            <w:pPr>
+              <w:widowControl w:val="0"/>
+              <w:jc w:val="left"/>
+              <w:rPr>
+                <w:rFonts w:hint="eastAsia" w:asciiTheme="majorEastAsia" w:hAnsiTheme="majorEastAsia" w:eastAsiaTheme="majorEastAsia" w:cstheme="majorEastAsia"/>
+                <w:b w:val="0"/>
+                <w:bCs w:val="0"/>
+                <w:color w:val="auto"/>
+                <w:sz w:val="20"/>
+                <w:szCs w:val="20"/>
+                <w:vertAlign w:val="baseline"/>
+              </w:rPr>
+            </w:pPr>
+          </w:p>
+        </w:tc>
+        <w:tc>
+          <w:tcPr>
+            <w:tcW w:w="4241" w:type="dxa"/>
+            <w:tcBorders>
+              <w:tl2br w:val="nil"/>
+              <w:tr2bl w:val="nil"/>
+            </w:tcBorders>
+            <w:shd w:val="clear" w:color="auto" w:fill="auto"/>
+            <w:vAlign w:val="top"/>
+          </w:tcPr>
+          <w:p>
+            <w:pPr>
+              <w:widowControl w:val="0"/>
+              <w:jc w:val="left"/>
+              <w:rPr>
+                <w:rFonts w:hint="eastAsia" w:asciiTheme="majorEastAsia" w:hAnsiTheme="majorEastAsia" w:eastAsiaTheme="majorEastAsia" w:cstheme="majorEastAsia"/>
+                <w:b w:val="0"/>
+                <w:bCs w:val="0"/>
+                <w:color w:val="auto"/>
+                <w:sz w:val="20"/>
+                <w:szCs w:val="20"/>
+                <w:vertAlign w:val="baseline"/>
+              </w:rPr>
+            </w:pPr>
+          </w:p>
+        </w:tc>
+      </w:tr>
+      <w:tr>
+        <w:tblPrEx>
+          <w:tblBorders>
+            <w:top w:val="single" w:color="auto" w:sz="4" w:space="0"/>
+            <w:left w:val="single" w:color="auto" w:sz="4" w:space="0"/>
+            <w:bottom w:val="single" w:color="auto" w:sz="4" w:space="0"/>
+            <w:right w:val="single" w:color="auto" w:sz="4" w:space="0"/>
+            <w:insideH w:val="single" w:color="auto" w:sz="4" w:space="0"/>
+            <w:insideV w:val="single" w:color="auto" w:sz="4" w:space="0"/>
+          </w:tblBorders>
+          <w:shd w:val="clear" w:color="auto" w:fill="auto"/>
+          <w:tblLayout w:type="fixed"/>
+          <w:tblCellMar>
+            <w:top w:w="0" w:type="dxa"/>
+            <w:left w:w="108" w:type="dxa"/>
+            <w:bottom w:w="0" w:type="dxa"/>
+            <w:right w:w="108" w:type="dxa"/>
+          </w:tblCellMar>
+        </w:tblPrEx>
+        <w:trPr>
+          <w:trHeight w:val="302" w:hRule="atLeast"/>
+        </w:trPr>
+        <w:tc>
+          <w:tcPr>
+            <w:tcW w:w="8550" w:type="dxa"/>
+            <w:gridSpan w:val="4"/>
+            <w:tcBorders>
+              <w:tl2br w:val="nil"/>
+              <w:tr2bl w:val="nil"/>
+            </w:tcBorders>
+            <w:shd w:val="clear" w:color="auto" w:fill="auto"/>
+            <w:textDirection w:val="lrTbV"/>
+            <w:vAlign w:val="center"/>
+          </w:tcPr>
+          <w:p>
+            <w:pPr>
+              <w:widowControl w:val="0"/>
+              <w:jc w:val="both"/>
+              <w:rPr>
+                <w:rFonts w:hint="eastAsia" w:asciiTheme="majorEastAsia" w:hAnsiTheme="majorEastAsia" w:eastAsiaTheme="majorEastAsia" w:cstheme="majorEastAsia"/>
+                <w:b w:val="0"/>
+                <w:bCs w:val="0"/>
+                <w:color w:val="auto"/>
+                <w:sz w:val="20"/>
+                <w:szCs w:val="20"/>
+                <w:vertAlign w:val="baseline"/>
+              </w:rPr>
+            </w:pPr>
+            <w:r>
+              <w:rPr>
+                <w:rFonts w:hint="default" w:asciiTheme="majorEastAsia" w:hAnsiTheme="majorEastAsia" w:eastAsiaTheme="majorEastAsia" w:cstheme="majorEastAsia"/>
+                <w:b/>
+                <w:bCs/>
+                <w:color w:val="auto"/>
+                <w:sz w:val="20"/>
+                <w:szCs w:val="20"/>
+                <w:vertAlign w:val="baseline"/>
+              </w:rPr>
+              <w:t>AHB Slave side ---------------------------------------------------------------------------------------------------</w:t>
+            </w:r>
+            <w:r>
+              <w:rPr>
+                <w:rFonts w:hint="default" w:asciiTheme="majorEastAsia" w:hAnsiTheme="majorEastAsia" w:eastAsiaTheme="majorEastAsia" w:cstheme="majorEastAsia"/>
+                <w:b/>
+                <w:bCs/>
+                <w:color w:val="auto"/>
+                <w:sz w:val="20"/>
+                <w:szCs w:val="20"/>
+                <w:vertAlign w:val="baseline"/>
+              </w:rPr>
+              <w:t>-</w:t>
+            </w:r>
+          </w:p>
+        </w:tc>
+      </w:tr>
+      <w:tr>
+        <w:tblPrEx>
+          <w:tblBorders>
+            <w:top w:val="single" w:color="auto" w:sz="4" w:space="0"/>
+            <w:left w:val="single" w:color="auto" w:sz="4" w:space="0"/>
+            <w:bottom w:val="single" w:color="auto" w:sz="4" w:space="0"/>
+            <w:right w:val="single" w:color="auto" w:sz="4" w:space="0"/>
+            <w:insideH w:val="single" w:color="auto" w:sz="4" w:space="0"/>
+            <w:insideV w:val="single" w:color="auto" w:sz="4" w:space="0"/>
+          </w:tblBorders>
+          <w:shd w:val="clear" w:color="auto" w:fill="auto"/>
+          <w:tblLayout w:type="fixed"/>
+          <w:tblCellMar>
+            <w:top w:w="0" w:type="dxa"/>
+            <w:left w:w="108" w:type="dxa"/>
+            <w:bottom w:w="0" w:type="dxa"/>
+            <w:right w:w="108" w:type="dxa"/>
+          </w:tblCellMar>
+        </w:tblPrEx>
+        <w:trPr>
+          <w:trHeight w:val="302" w:hRule="atLeast"/>
+        </w:trPr>
+        <w:tc>
+          <w:tcPr>
+            <w:tcW w:w="2319" w:type="dxa"/>
+            <w:tcBorders>
+              <w:tl2br w:val="nil"/>
+              <w:tr2bl w:val="nil"/>
+            </w:tcBorders>
+            <w:shd w:val="clear" w:color="auto" w:fill="auto"/>
+            <w:vAlign w:val="top"/>
+          </w:tcPr>
+          <w:p>
+            <w:pPr>
+              <w:widowControl w:val="0"/>
+              <w:jc w:val="left"/>
+              <w:rPr>
+                <w:rFonts w:hint="eastAsia" w:asciiTheme="majorEastAsia" w:hAnsiTheme="majorEastAsia" w:eastAsiaTheme="majorEastAsia" w:cstheme="majorEastAsia"/>
+                <w:b w:val="0"/>
+                <w:bCs w:val="0"/>
+                <w:color w:val="auto"/>
+                <w:sz w:val="20"/>
+                <w:szCs w:val="20"/>
+                <w:vertAlign w:val="baseline"/>
+              </w:rPr>
+            </w:pPr>
+            <w:r>
+              <w:rPr>
+                <w:rFonts w:hint="default" w:asciiTheme="majorEastAsia" w:hAnsiTheme="majorEastAsia" w:eastAsiaTheme="majorEastAsia" w:cstheme="majorEastAsia"/>
+                <w:b w:val="0"/>
+                <w:bCs w:val="0"/>
+                <w:color w:val="auto"/>
+                <w:sz w:val="20"/>
+                <w:szCs w:val="20"/>
+                <w:vertAlign w:val="baseline"/>
+              </w:rPr>
+              <w:t>slv_haddr</w:t>
+            </w:r>
+            <w:r>
+              <w:rPr>
+                <w:rFonts w:hint="default" w:asciiTheme="majorEastAsia" w:hAnsiTheme="majorEastAsia" w:eastAsiaTheme="majorEastAsia" w:cstheme="majorEastAsia"/>
+                <w:b w:val="0"/>
+                <w:bCs w:val="0"/>
+                <w:color w:val="auto"/>
+                <w:sz w:val="20"/>
+                <w:szCs w:val="20"/>
+                <w:vertAlign w:val="baseline"/>
+              </w:rPr>
+              <w:t>_i</w:t>
+            </w:r>
+          </w:p>
+        </w:tc>
+        <w:tc>
+          <w:tcPr>
+            <w:tcW w:w="840" w:type="dxa"/>
+            <w:tcBorders>
+              <w:tl2br w:val="nil"/>
+              <w:tr2bl w:val="nil"/>
+            </w:tcBorders>
+            <w:shd w:val="clear" w:color="auto" w:fill="auto"/>
+            <w:vAlign w:val="top"/>
+          </w:tcPr>
+          <w:p>
+            <w:pPr>
+              <w:widowControl w:val="0"/>
+              <w:jc w:val="left"/>
+              <w:rPr>
+                <w:rFonts w:hint="default" w:asciiTheme="majorEastAsia" w:hAnsiTheme="majorEastAsia" w:eastAsiaTheme="majorEastAsia" w:cstheme="majorEastAsia"/>
+                <w:b w:val="0"/>
+                <w:bCs w:val="0"/>
+                <w:color w:val="auto"/>
+                <w:sz w:val="20"/>
+                <w:szCs w:val="20"/>
+                <w:vertAlign w:val="baseline"/>
+              </w:rPr>
+            </w:pPr>
+            <w:r>
+              <w:rPr>
+                <w:rFonts w:hint="default" w:asciiTheme="majorEastAsia" w:hAnsiTheme="majorEastAsia" w:eastAsiaTheme="majorEastAsia" w:cstheme="majorEastAsia"/>
+                <w:b w:val="0"/>
+                <w:bCs w:val="0"/>
+                <w:color w:val="auto"/>
+                <w:sz w:val="20"/>
+                <w:szCs w:val="20"/>
+                <w:vertAlign w:val="baseline"/>
+              </w:rPr>
+              <w:t>Input</w:t>
+            </w:r>
+          </w:p>
+        </w:tc>
+        <w:tc>
+          <w:tcPr>
+            <w:tcW w:w="1150" w:type="dxa"/>
+            <w:tcBorders>
+              <w:tl2br w:val="nil"/>
+              <w:tr2bl w:val="nil"/>
+            </w:tcBorders>
+            <w:shd w:val="clear" w:color="auto" w:fill="auto"/>
+            <w:textDirection w:val="lrTbV"/>
+            <w:vAlign w:val="center"/>
+          </w:tcPr>
+          <w:p>
+            <w:pPr>
+              <w:widowControl w:val="0"/>
+              <w:jc w:val="both"/>
+              <w:rPr>
+                <w:rFonts w:hint="eastAsia" w:asciiTheme="majorEastAsia" w:hAnsiTheme="majorEastAsia" w:eastAsiaTheme="majorEastAsia" w:cstheme="majorEastAsia"/>
+                <w:b w:val="0"/>
+                <w:bCs w:val="0"/>
+                <w:color w:val="auto"/>
+                <w:sz w:val="20"/>
+                <w:szCs w:val="20"/>
+                <w:vertAlign w:val="baseline"/>
+              </w:rPr>
+            </w:pPr>
+          </w:p>
+        </w:tc>
+        <w:tc>
+          <w:tcPr>
+            <w:tcW w:w="4241" w:type="dxa"/>
+            <w:tcBorders>
+              <w:tl2br w:val="nil"/>
+              <w:tr2bl w:val="nil"/>
+            </w:tcBorders>
+            <w:shd w:val="clear" w:color="auto" w:fill="auto"/>
+            <w:vAlign w:val="top"/>
+          </w:tcPr>
+          <w:p>
+            <w:pPr>
+              <w:widowControl w:val="0"/>
+              <w:jc w:val="left"/>
+              <w:rPr>
+                <w:rFonts w:hint="eastAsia" w:asciiTheme="majorEastAsia" w:hAnsiTheme="majorEastAsia" w:eastAsiaTheme="majorEastAsia" w:cstheme="majorEastAsia"/>
+                <w:b w:val="0"/>
+                <w:bCs w:val="0"/>
+                <w:color w:val="auto"/>
+                <w:sz w:val="20"/>
+                <w:szCs w:val="20"/>
+                <w:vertAlign w:val="baseline"/>
+              </w:rPr>
+            </w:pPr>
+          </w:p>
+        </w:tc>
+      </w:tr>
+      <w:tr>
+        <w:tblPrEx>
+          <w:tblBorders>
+            <w:top w:val="single" w:color="auto" w:sz="4" w:space="0"/>
+            <w:left w:val="single" w:color="auto" w:sz="4" w:space="0"/>
+            <w:bottom w:val="single" w:color="auto" w:sz="4" w:space="0"/>
+            <w:right w:val="single" w:color="auto" w:sz="4" w:space="0"/>
+            <w:insideH w:val="single" w:color="auto" w:sz="4" w:space="0"/>
+            <w:insideV w:val="single" w:color="auto" w:sz="4" w:space="0"/>
+          </w:tblBorders>
+          <w:shd w:val="clear" w:color="auto" w:fill="auto"/>
+          <w:tblLayout w:type="fixed"/>
+          <w:tblCellMar>
+            <w:top w:w="0" w:type="dxa"/>
+            <w:left w:w="108" w:type="dxa"/>
+            <w:bottom w:w="0" w:type="dxa"/>
+            <w:right w:w="108" w:type="dxa"/>
+          </w:tblCellMar>
+        </w:tblPrEx>
+        <w:trPr>
+          <w:trHeight w:val="302" w:hRule="atLeast"/>
+        </w:trPr>
+        <w:tc>
+          <w:tcPr>
+            <w:tcW w:w="2319" w:type="dxa"/>
+            <w:tcBorders>
+              <w:tl2br w:val="nil"/>
+              <w:tr2bl w:val="nil"/>
+            </w:tcBorders>
+            <w:shd w:val="clear" w:color="auto" w:fill="auto"/>
+            <w:vAlign w:val="top"/>
+          </w:tcPr>
+          <w:p>
+            <w:pPr>
+              <w:widowControl w:val="0"/>
+              <w:jc w:val="left"/>
+              <w:rPr>
+                <w:rFonts w:hint="eastAsia" w:asciiTheme="majorEastAsia" w:hAnsiTheme="majorEastAsia" w:eastAsiaTheme="majorEastAsia" w:cstheme="majorEastAsia"/>
+                <w:b w:val="0"/>
+                <w:bCs w:val="0"/>
+                <w:color w:val="auto"/>
+                <w:sz w:val="20"/>
+                <w:szCs w:val="20"/>
+                <w:vertAlign w:val="baseline"/>
+              </w:rPr>
+            </w:pPr>
+            <w:r>
+              <w:rPr>
+                <w:rFonts w:hint="default" w:asciiTheme="majorEastAsia" w:hAnsiTheme="majorEastAsia" w:eastAsiaTheme="majorEastAsia" w:cstheme="majorEastAsia"/>
+                <w:b w:val="0"/>
+                <w:bCs w:val="0"/>
+                <w:color w:val="auto"/>
+                <w:sz w:val="20"/>
+                <w:szCs w:val="20"/>
+                <w:vertAlign w:val="baseline"/>
+              </w:rPr>
+              <w:t>slv_hburst</w:t>
+            </w:r>
+            <w:r>
+              <w:rPr>
+                <w:rFonts w:hint="default" w:asciiTheme="majorEastAsia" w:hAnsiTheme="majorEastAsia" w:eastAsiaTheme="majorEastAsia" w:cstheme="majorEastAsia"/>
+                <w:b w:val="0"/>
+                <w:bCs w:val="0"/>
+                <w:color w:val="auto"/>
+                <w:sz w:val="20"/>
+                <w:szCs w:val="20"/>
+                <w:vertAlign w:val="baseline"/>
+              </w:rPr>
+              <w:t>_i</w:t>
+            </w:r>
+          </w:p>
+        </w:tc>
+        <w:tc>
+          <w:tcPr>
+            <w:tcW w:w="840" w:type="dxa"/>
+            <w:tcBorders>
+              <w:tl2br w:val="nil"/>
+              <w:tr2bl w:val="nil"/>
+            </w:tcBorders>
+            <w:shd w:val="clear" w:color="auto" w:fill="auto"/>
+            <w:vAlign w:val="top"/>
+          </w:tcPr>
+          <w:p>
+            <w:pPr>
+              <w:widowControl w:val="0"/>
+              <w:jc w:val="left"/>
+              <w:rPr>
+                <w:rFonts w:hint="default" w:asciiTheme="majorEastAsia" w:hAnsiTheme="majorEastAsia" w:eastAsiaTheme="majorEastAsia" w:cstheme="majorEastAsia"/>
+                <w:b w:val="0"/>
+                <w:bCs w:val="0"/>
+                <w:color w:val="auto"/>
+                <w:sz w:val="20"/>
+                <w:szCs w:val="20"/>
+                <w:vertAlign w:val="baseline"/>
+              </w:rPr>
+            </w:pPr>
+            <w:r>
+              <w:rPr>
+                <w:rFonts w:hint="default" w:asciiTheme="majorEastAsia" w:hAnsiTheme="majorEastAsia" w:eastAsiaTheme="majorEastAsia" w:cstheme="majorEastAsia"/>
+                <w:b w:val="0"/>
+                <w:bCs w:val="0"/>
+                <w:color w:val="auto"/>
+                <w:sz w:val="20"/>
+                <w:szCs w:val="20"/>
+                <w:vertAlign w:val="baseline"/>
+              </w:rPr>
+              <w:t>Input</w:t>
+            </w:r>
+          </w:p>
+        </w:tc>
+        <w:tc>
+          <w:tcPr>
+            <w:tcW w:w="1150" w:type="dxa"/>
+            <w:tcBorders>
+              <w:tl2br w:val="nil"/>
+              <w:tr2bl w:val="nil"/>
+            </w:tcBorders>
+            <w:shd w:val="clear" w:color="auto" w:fill="auto"/>
+            <w:textDirection w:val="lrTbV"/>
+            <w:vAlign w:val="center"/>
+          </w:tcPr>
+          <w:p>
+            <w:pPr>
+              <w:widowControl w:val="0"/>
+              <w:jc w:val="both"/>
+              <w:rPr>
+                <w:rFonts w:hint="eastAsia" w:asciiTheme="majorEastAsia" w:hAnsiTheme="majorEastAsia" w:eastAsiaTheme="majorEastAsia" w:cstheme="majorEastAsia"/>
+                <w:b w:val="0"/>
+                <w:bCs w:val="0"/>
+                <w:color w:val="auto"/>
+                <w:sz w:val="20"/>
+                <w:szCs w:val="20"/>
+                <w:vertAlign w:val="baseline"/>
+              </w:rPr>
+            </w:pPr>
+          </w:p>
+        </w:tc>
+        <w:tc>
+          <w:tcPr>
+            <w:tcW w:w="4241" w:type="dxa"/>
+            <w:tcBorders>
+              <w:tl2br w:val="nil"/>
+              <w:tr2bl w:val="nil"/>
+            </w:tcBorders>
+            <w:shd w:val="clear" w:color="auto" w:fill="auto"/>
+            <w:vAlign w:val="top"/>
+          </w:tcPr>
+          <w:p>
+            <w:pPr>
+              <w:widowControl w:val="0"/>
+              <w:jc w:val="left"/>
+              <w:rPr>
+                <w:rFonts w:hint="eastAsia" w:asciiTheme="majorEastAsia" w:hAnsiTheme="majorEastAsia" w:eastAsiaTheme="majorEastAsia" w:cstheme="majorEastAsia"/>
+                <w:b w:val="0"/>
+                <w:bCs w:val="0"/>
+                <w:color w:val="auto"/>
+                <w:sz w:val="20"/>
+                <w:szCs w:val="20"/>
+                <w:vertAlign w:val="baseline"/>
+              </w:rPr>
+            </w:pPr>
+          </w:p>
+        </w:tc>
+      </w:tr>
+      <w:tr>
+        <w:tblPrEx>
+          <w:tblBorders>
+            <w:top w:val="single" w:color="auto" w:sz="4" w:space="0"/>
+            <w:left w:val="single" w:color="auto" w:sz="4" w:space="0"/>
+            <w:bottom w:val="single" w:color="auto" w:sz="4" w:space="0"/>
+            <w:right w:val="single" w:color="auto" w:sz="4" w:space="0"/>
+            <w:insideH w:val="single" w:color="auto" w:sz="4" w:space="0"/>
+            <w:insideV w:val="single" w:color="auto" w:sz="4" w:space="0"/>
+          </w:tblBorders>
+          <w:shd w:val="clear" w:color="auto" w:fill="auto"/>
+          <w:tblLayout w:type="fixed"/>
+          <w:tblCellMar>
+            <w:top w:w="0" w:type="dxa"/>
+            <w:left w:w="108" w:type="dxa"/>
+            <w:bottom w:w="0" w:type="dxa"/>
+            <w:right w:w="108" w:type="dxa"/>
+          </w:tblCellMar>
+        </w:tblPrEx>
+        <w:trPr>
+          <w:trHeight w:val="302" w:hRule="atLeast"/>
+        </w:trPr>
+        <w:tc>
+          <w:tcPr>
+            <w:tcW w:w="2319" w:type="dxa"/>
+            <w:tcBorders>
+              <w:tl2br w:val="nil"/>
+              <w:tr2bl w:val="nil"/>
+            </w:tcBorders>
+            <w:shd w:val="clear" w:color="auto" w:fill="auto"/>
+            <w:vAlign w:val="top"/>
+          </w:tcPr>
+          <w:p>
+            <w:pPr>
+              <w:widowControl w:val="0"/>
+              <w:jc w:val="left"/>
+              <w:rPr>
+                <w:rFonts w:hint="eastAsia" w:asciiTheme="majorEastAsia" w:hAnsiTheme="majorEastAsia" w:eastAsiaTheme="majorEastAsia" w:cstheme="majorEastAsia"/>
+                <w:b w:val="0"/>
+                <w:bCs w:val="0"/>
+                <w:color w:val="auto"/>
+                <w:sz w:val="20"/>
+                <w:szCs w:val="20"/>
+                <w:vertAlign w:val="baseline"/>
+              </w:rPr>
+            </w:pPr>
+            <w:r>
+              <w:rPr>
+                <w:rFonts w:hint="default" w:asciiTheme="majorEastAsia" w:hAnsiTheme="majorEastAsia" w:eastAsiaTheme="majorEastAsia" w:cstheme="majorEastAsia"/>
+                <w:b w:val="0"/>
+                <w:bCs w:val="0"/>
+                <w:color w:val="auto"/>
+                <w:sz w:val="20"/>
+                <w:szCs w:val="20"/>
+                <w:vertAlign w:val="baseline"/>
+              </w:rPr>
+              <w:t>slv_hsize</w:t>
+            </w:r>
+            <w:r>
+              <w:rPr>
+                <w:rFonts w:hint="default" w:asciiTheme="majorEastAsia" w:hAnsiTheme="majorEastAsia" w:eastAsiaTheme="majorEastAsia" w:cstheme="majorEastAsia"/>
+                <w:b w:val="0"/>
+                <w:bCs w:val="0"/>
+                <w:color w:val="auto"/>
+                <w:sz w:val="20"/>
+                <w:szCs w:val="20"/>
+                <w:vertAlign w:val="baseline"/>
+              </w:rPr>
+              <w:t>_i</w:t>
+            </w:r>
+          </w:p>
+        </w:tc>
+        <w:tc>
+          <w:tcPr>
+            <w:tcW w:w="840" w:type="dxa"/>
+            <w:tcBorders>
+              <w:tl2br w:val="nil"/>
+              <w:tr2bl w:val="nil"/>
+            </w:tcBorders>
+            <w:shd w:val="clear" w:color="auto" w:fill="auto"/>
+            <w:vAlign w:val="top"/>
+          </w:tcPr>
+          <w:p>
+            <w:pPr>
+              <w:widowControl w:val="0"/>
+              <w:jc w:val="left"/>
+              <w:rPr>
+                <w:rFonts w:hint="default" w:asciiTheme="majorEastAsia" w:hAnsiTheme="majorEastAsia" w:eastAsiaTheme="majorEastAsia" w:cstheme="majorEastAsia"/>
+                <w:b w:val="0"/>
+                <w:bCs w:val="0"/>
+                <w:color w:val="auto"/>
+                <w:sz w:val="20"/>
+                <w:szCs w:val="20"/>
+                <w:vertAlign w:val="baseline"/>
+              </w:rPr>
+            </w:pPr>
+            <w:r>
+              <w:rPr>
+                <w:rFonts w:hint="default" w:asciiTheme="majorEastAsia" w:hAnsiTheme="majorEastAsia" w:eastAsiaTheme="majorEastAsia" w:cstheme="majorEastAsia"/>
+                <w:b w:val="0"/>
+                <w:bCs w:val="0"/>
+                <w:color w:val="auto"/>
+                <w:sz w:val="20"/>
+                <w:szCs w:val="20"/>
+                <w:vertAlign w:val="baseline"/>
+              </w:rPr>
+              <w:t>Input</w:t>
+            </w:r>
+          </w:p>
+        </w:tc>
+        <w:tc>
+          <w:tcPr>
+            <w:tcW w:w="1150" w:type="dxa"/>
+            <w:tcBorders>
+              <w:tl2br w:val="nil"/>
+              <w:tr2bl w:val="nil"/>
+            </w:tcBorders>
+            <w:shd w:val="clear" w:color="auto" w:fill="auto"/>
+            <w:textDirection w:val="lrTbV"/>
+            <w:vAlign w:val="center"/>
+          </w:tcPr>
+          <w:p>
+            <w:pPr>
+              <w:widowControl w:val="0"/>
+              <w:jc w:val="both"/>
+              <w:rPr>
+                <w:rFonts w:hint="eastAsia" w:asciiTheme="majorEastAsia" w:hAnsiTheme="majorEastAsia" w:eastAsiaTheme="majorEastAsia" w:cstheme="majorEastAsia"/>
+                <w:b w:val="0"/>
+                <w:bCs w:val="0"/>
+                <w:color w:val="auto"/>
+                <w:sz w:val="20"/>
+                <w:szCs w:val="20"/>
+                <w:vertAlign w:val="baseline"/>
+              </w:rPr>
+            </w:pPr>
+          </w:p>
+        </w:tc>
+        <w:tc>
+          <w:tcPr>
+            <w:tcW w:w="4241" w:type="dxa"/>
+            <w:tcBorders>
+              <w:tl2br w:val="nil"/>
+              <w:tr2bl w:val="nil"/>
+            </w:tcBorders>
+            <w:shd w:val="clear" w:color="auto" w:fill="auto"/>
+            <w:vAlign w:val="top"/>
+          </w:tcPr>
+          <w:p>
+            <w:pPr>
+              <w:widowControl w:val="0"/>
+              <w:jc w:val="left"/>
+              <w:rPr>
+                <w:rFonts w:hint="eastAsia" w:asciiTheme="majorEastAsia" w:hAnsiTheme="majorEastAsia" w:eastAsiaTheme="majorEastAsia" w:cstheme="majorEastAsia"/>
+                <w:b w:val="0"/>
+                <w:bCs w:val="0"/>
+                <w:color w:val="auto"/>
+                <w:sz w:val="20"/>
+                <w:szCs w:val="20"/>
+                <w:vertAlign w:val="baseline"/>
+              </w:rPr>
+            </w:pPr>
+          </w:p>
+        </w:tc>
+      </w:tr>
+      <w:tr>
+        <w:tblPrEx>
+          <w:tblBorders>
+            <w:top w:val="single" w:color="auto" w:sz="4" w:space="0"/>
+            <w:left w:val="single" w:color="auto" w:sz="4" w:space="0"/>
+            <w:bottom w:val="single" w:color="auto" w:sz="4" w:space="0"/>
+            <w:right w:val="single" w:color="auto" w:sz="4" w:space="0"/>
+            <w:insideH w:val="single" w:color="auto" w:sz="4" w:space="0"/>
+            <w:insideV w:val="single" w:color="auto" w:sz="4" w:space="0"/>
+          </w:tblBorders>
+          <w:shd w:val="clear" w:color="auto" w:fill="auto"/>
+          <w:tblLayout w:type="fixed"/>
+          <w:tblCellMar>
+            <w:top w:w="0" w:type="dxa"/>
+            <w:left w:w="108" w:type="dxa"/>
+            <w:bottom w:w="0" w:type="dxa"/>
+            <w:right w:w="108" w:type="dxa"/>
+          </w:tblCellMar>
+        </w:tblPrEx>
+        <w:trPr>
+          <w:trHeight w:val="302" w:hRule="atLeast"/>
+        </w:trPr>
+        <w:tc>
+          <w:tcPr>
+            <w:tcW w:w="2319" w:type="dxa"/>
+            <w:tcBorders>
+              <w:tl2br w:val="nil"/>
+              <w:tr2bl w:val="nil"/>
+            </w:tcBorders>
+            <w:shd w:val="clear" w:color="auto" w:fill="auto"/>
+            <w:vAlign w:val="top"/>
+          </w:tcPr>
+          <w:p>
+            <w:pPr>
+              <w:widowControl w:val="0"/>
+              <w:jc w:val="left"/>
+              <w:rPr>
+                <w:rFonts w:hint="eastAsia" w:asciiTheme="majorEastAsia" w:hAnsiTheme="majorEastAsia" w:eastAsiaTheme="majorEastAsia" w:cstheme="majorEastAsia"/>
+                <w:b w:val="0"/>
+                <w:bCs w:val="0"/>
+                <w:color w:val="auto"/>
+                <w:sz w:val="20"/>
+                <w:szCs w:val="20"/>
+                <w:vertAlign w:val="baseline"/>
+              </w:rPr>
+            </w:pPr>
+            <w:r>
+              <w:rPr>
+                <w:rFonts w:hint="default" w:asciiTheme="majorEastAsia" w:hAnsiTheme="majorEastAsia" w:eastAsiaTheme="majorEastAsia" w:cstheme="majorEastAsia"/>
+                <w:b w:val="0"/>
+                <w:bCs w:val="0"/>
+                <w:color w:val="auto"/>
+                <w:sz w:val="20"/>
+                <w:szCs w:val="20"/>
+                <w:vertAlign w:val="baseline"/>
+              </w:rPr>
+              <w:t>slv_htrans</w:t>
+            </w:r>
+            <w:r>
+              <w:rPr>
+                <w:rFonts w:hint="default" w:asciiTheme="majorEastAsia" w:hAnsiTheme="majorEastAsia" w:eastAsiaTheme="majorEastAsia" w:cstheme="majorEastAsia"/>
+                <w:b w:val="0"/>
+                <w:bCs w:val="0"/>
+                <w:color w:val="auto"/>
+                <w:sz w:val="20"/>
+                <w:szCs w:val="20"/>
+                <w:vertAlign w:val="baseline"/>
+              </w:rPr>
+              <w:t>_i</w:t>
+            </w:r>
+          </w:p>
+        </w:tc>
+        <w:tc>
+          <w:tcPr>
+            <w:tcW w:w="840" w:type="dxa"/>
+            <w:tcBorders>
+              <w:tl2br w:val="nil"/>
+              <w:tr2bl w:val="nil"/>
+            </w:tcBorders>
+            <w:shd w:val="clear" w:color="auto" w:fill="auto"/>
+            <w:vAlign w:val="top"/>
+          </w:tcPr>
+          <w:p>
+            <w:pPr>
+              <w:widowControl w:val="0"/>
+              <w:jc w:val="left"/>
+              <w:rPr>
+                <w:rFonts w:hint="default" w:asciiTheme="majorEastAsia" w:hAnsiTheme="majorEastAsia" w:eastAsiaTheme="majorEastAsia" w:cstheme="majorEastAsia"/>
+                <w:b w:val="0"/>
+                <w:bCs w:val="0"/>
+                <w:color w:val="auto"/>
+                <w:sz w:val="20"/>
+                <w:szCs w:val="20"/>
+                <w:vertAlign w:val="baseline"/>
+              </w:rPr>
+            </w:pPr>
+            <w:r>
+              <w:rPr>
+                <w:rFonts w:hint="default" w:asciiTheme="majorEastAsia" w:hAnsiTheme="majorEastAsia" w:eastAsiaTheme="majorEastAsia" w:cstheme="majorEastAsia"/>
+                <w:b w:val="0"/>
+                <w:bCs w:val="0"/>
+                <w:color w:val="auto"/>
+                <w:sz w:val="20"/>
+                <w:szCs w:val="20"/>
+                <w:vertAlign w:val="baseline"/>
+              </w:rPr>
+              <w:t>Input</w:t>
+            </w:r>
+          </w:p>
+        </w:tc>
+        <w:tc>
+          <w:tcPr>
+            <w:tcW w:w="1150" w:type="dxa"/>
+            <w:tcBorders>
+              <w:tl2br w:val="nil"/>
+              <w:tr2bl w:val="nil"/>
+            </w:tcBorders>
+            <w:shd w:val="clear" w:color="auto" w:fill="auto"/>
+            <w:textDirection w:val="lrTbV"/>
+            <w:vAlign w:val="center"/>
+          </w:tcPr>
+          <w:p>
+            <w:pPr>
+              <w:widowControl w:val="0"/>
+              <w:jc w:val="both"/>
+              <w:rPr>
+                <w:rFonts w:hint="eastAsia" w:asciiTheme="majorEastAsia" w:hAnsiTheme="majorEastAsia" w:eastAsiaTheme="majorEastAsia" w:cstheme="majorEastAsia"/>
+                <w:b w:val="0"/>
+                <w:bCs w:val="0"/>
+                <w:color w:val="auto"/>
+                <w:sz w:val="20"/>
+                <w:szCs w:val="20"/>
+                <w:vertAlign w:val="baseline"/>
+              </w:rPr>
+            </w:pPr>
+          </w:p>
+        </w:tc>
+        <w:tc>
+          <w:tcPr>
+            <w:tcW w:w="4241" w:type="dxa"/>
+            <w:tcBorders>
+              <w:tl2br w:val="nil"/>
+              <w:tr2bl w:val="nil"/>
+            </w:tcBorders>
+            <w:shd w:val="clear" w:color="auto" w:fill="auto"/>
+            <w:vAlign w:val="top"/>
+          </w:tcPr>
+          <w:p>
+            <w:pPr>
+              <w:widowControl w:val="0"/>
+              <w:jc w:val="left"/>
+              <w:rPr>
+                <w:rFonts w:hint="eastAsia" w:asciiTheme="majorEastAsia" w:hAnsiTheme="majorEastAsia" w:eastAsiaTheme="majorEastAsia" w:cstheme="majorEastAsia"/>
+                <w:b w:val="0"/>
+                <w:bCs w:val="0"/>
+                <w:color w:val="auto"/>
+                <w:sz w:val="20"/>
+                <w:szCs w:val="20"/>
+                <w:vertAlign w:val="baseline"/>
+              </w:rPr>
+            </w:pPr>
+          </w:p>
+        </w:tc>
+      </w:tr>
+      <w:tr>
+        <w:tblPrEx>
+          <w:tblBorders>
+            <w:top w:val="single" w:color="auto" w:sz="4" w:space="0"/>
+            <w:left w:val="single" w:color="auto" w:sz="4" w:space="0"/>
+            <w:bottom w:val="single" w:color="auto" w:sz="4" w:space="0"/>
+            <w:right w:val="single" w:color="auto" w:sz="4" w:space="0"/>
+            <w:insideH w:val="single" w:color="auto" w:sz="4" w:space="0"/>
+            <w:insideV w:val="single" w:color="auto" w:sz="4" w:space="0"/>
+          </w:tblBorders>
+          <w:shd w:val="clear" w:color="auto" w:fill="auto"/>
+          <w:tblLayout w:type="fixed"/>
+          <w:tblCellMar>
+            <w:top w:w="0" w:type="dxa"/>
+            <w:left w:w="108" w:type="dxa"/>
+            <w:bottom w:w="0" w:type="dxa"/>
+            <w:right w:w="108" w:type="dxa"/>
+          </w:tblCellMar>
+        </w:tblPrEx>
+        <w:trPr>
+          <w:trHeight w:val="302" w:hRule="atLeast"/>
+        </w:trPr>
+        <w:tc>
+          <w:tcPr>
+            <w:tcW w:w="2319" w:type="dxa"/>
+            <w:tcBorders>
+              <w:tl2br w:val="nil"/>
+              <w:tr2bl w:val="nil"/>
+            </w:tcBorders>
+            <w:shd w:val="clear" w:color="auto" w:fill="auto"/>
+            <w:vAlign w:val="top"/>
+          </w:tcPr>
+          <w:p>
+            <w:pPr>
+              <w:widowControl w:val="0"/>
+              <w:jc w:val="left"/>
+              <w:rPr>
+                <w:rFonts w:hint="eastAsia" w:asciiTheme="majorEastAsia" w:hAnsiTheme="majorEastAsia" w:eastAsiaTheme="majorEastAsia" w:cstheme="majorEastAsia"/>
+                <w:b w:val="0"/>
+                <w:bCs w:val="0"/>
+                <w:color w:val="auto"/>
+                <w:sz w:val="20"/>
+                <w:szCs w:val="20"/>
+                <w:vertAlign w:val="baseline"/>
+              </w:rPr>
+            </w:pPr>
+            <w:r>
+              <w:rPr>
+                <w:rFonts w:hint="default" w:asciiTheme="majorEastAsia" w:hAnsiTheme="majorEastAsia" w:eastAsiaTheme="majorEastAsia" w:cstheme="majorEastAsia"/>
+                <w:b w:val="0"/>
+                <w:bCs w:val="0"/>
+                <w:color w:val="auto"/>
+                <w:sz w:val="20"/>
+                <w:szCs w:val="20"/>
+                <w:vertAlign w:val="baseline"/>
+              </w:rPr>
+              <w:t>slv_hwdata</w:t>
+            </w:r>
+            <w:r>
+              <w:rPr>
+                <w:rFonts w:hint="default" w:asciiTheme="majorEastAsia" w:hAnsiTheme="majorEastAsia" w:eastAsiaTheme="majorEastAsia" w:cstheme="majorEastAsia"/>
+                <w:b w:val="0"/>
+                <w:bCs w:val="0"/>
+                <w:color w:val="auto"/>
+                <w:sz w:val="20"/>
+                <w:szCs w:val="20"/>
+                <w:vertAlign w:val="baseline"/>
+              </w:rPr>
+              <w:t>_i</w:t>
+            </w:r>
+          </w:p>
+        </w:tc>
+        <w:tc>
+          <w:tcPr>
+            <w:tcW w:w="840" w:type="dxa"/>
+            <w:tcBorders>
+              <w:tl2br w:val="nil"/>
+              <w:tr2bl w:val="nil"/>
+            </w:tcBorders>
+            <w:shd w:val="clear" w:color="auto" w:fill="auto"/>
+            <w:vAlign w:val="top"/>
+          </w:tcPr>
+          <w:p>
+            <w:pPr>
+              <w:widowControl w:val="0"/>
+              <w:jc w:val="left"/>
+              <w:rPr>
+                <w:rFonts w:hint="default" w:asciiTheme="majorEastAsia" w:hAnsiTheme="majorEastAsia" w:eastAsiaTheme="majorEastAsia" w:cstheme="majorEastAsia"/>
+                <w:b w:val="0"/>
+                <w:bCs w:val="0"/>
+                <w:color w:val="auto"/>
+                <w:sz w:val="20"/>
+                <w:szCs w:val="20"/>
+                <w:vertAlign w:val="baseline"/>
+              </w:rPr>
+            </w:pPr>
+            <w:r>
+              <w:rPr>
+                <w:rFonts w:hint="default" w:asciiTheme="majorEastAsia" w:hAnsiTheme="majorEastAsia" w:eastAsiaTheme="majorEastAsia" w:cstheme="majorEastAsia"/>
+                <w:b w:val="0"/>
+                <w:bCs w:val="0"/>
+                <w:color w:val="auto"/>
+                <w:sz w:val="20"/>
+                <w:szCs w:val="20"/>
+                <w:vertAlign w:val="baseline"/>
+              </w:rPr>
+              <w:t>Input</w:t>
+            </w:r>
+          </w:p>
+        </w:tc>
+        <w:tc>
+          <w:tcPr>
+            <w:tcW w:w="1150" w:type="dxa"/>
+            <w:tcBorders>
+              <w:tl2br w:val="nil"/>
+              <w:tr2bl w:val="nil"/>
+            </w:tcBorders>
+            <w:shd w:val="clear" w:color="auto" w:fill="auto"/>
+            <w:textDirection w:val="lrTbV"/>
+            <w:vAlign w:val="center"/>
+          </w:tcPr>
+          <w:p>
+            <w:pPr>
+              <w:widowControl w:val="0"/>
+              <w:jc w:val="both"/>
+              <w:rPr>
+                <w:rFonts w:hint="eastAsia" w:asciiTheme="majorEastAsia" w:hAnsiTheme="majorEastAsia" w:eastAsiaTheme="majorEastAsia" w:cstheme="majorEastAsia"/>
+                <w:b w:val="0"/>
+                <w:bCs w:val="0"/>
+                <w:color w:val="auto"/>
+                <w:sz w:val="20"/>
+                <w:szCs w:val="20"/>
+                <w:vertAlign w:val="baseline"/>
+              </w:rPr>
+            </w:pPr>
+          </w:p>
+        </w:tc>
+        <w:tc>
+          <w:tcPr>
+            <w:tcW w:w="4241" w:type="dxa"/>
+            <w:tcBorders>
+              <w:tl2br w:val="nil"/>
+              <w:tr2bl w:val="nil"/>
+            </w:tcBorders>
+            <w:shd w:val="clear" w:color="auto" w:fill="auto"/>
+            <w:vAlign w:val="top"/>
+          </w:tcPr>
+          <w:p>
+            <w:pPr>
+              <w:widowControl w:val="0"/>
+              <w:jc w:val="left"/>
+              <w:rPr>
+                <w:rFonts w:hint="eastAsia" w:asciiTheme="majorEastAsia" w:hAnsiTheme="majorEastAsia" w:eastAsiaTheme="majorEastAsia" w:cstheme="majorEastAsia"/>
+                <w:b w:val="0"/>
+                <w:bCs w:val="0"/>
+                <w:color w:val="auto"/>
+                <w:sz w:val="20"/>
+                <w:szCs w:val="20"/>
+                <w:vertAlign w:val="baseline"/>
+              </w:rPr>
+            </w:pPr>
+          </w:p>
+        </w:tc>
+      </w:tr>
+      <w:tr>
+        <w:tblPrEx>
+          <w:tblBorders>
+            <w:top w:val="single" w:color="auto" w:sz="4" w:space="0"/>
+            <w:left w:val="single" w:color="auto" w:sz="4" w:space="0"/>
+            <w:bottom w:val="single" w:color="auto" w:sz="4" w:space="0"/>
+            <w:right w:val="single" w:color="auto" w:sz="4" w:space="0"/>
+            <w:insideH w:val="single" w:color="auto" w:sz="4" w:space="0"/>
+            <w:insideV w:val="single" w:color="auto" w:sz="4" w:space="0"/>
+          </w:tblBorders>
+          <w:shd w:val="clear" w:color="auto" w:fill="auto"/>
+          <w:tblLayout w:type="fixed"/>
+          <w:tblCellMar>
+            <w:top w:w="0" w:type="dxa"/>
+            <w:left w:w="108" w:type="dxa"/>
+            <w:bottom w:w="0" w:type="dxa"/>
+            <w:right w:w="108" w:type="dxa"/>
+          </w:tblCellMar>
+        </w:tblPrEx>
+        <w:trPr>
+          <w:trHeight w:val="302" w:hRule="atLeast"/>
+        </w:trPr>
+        <w:tc>
+          <w:tcPr>
+            <w:tcW w:w="2319" w:type="dxa"/>
+            <w:tcBorders>
+              <w:tl2br w:val="nil"/>
+              <w:tr2bl w:val="nil"/>
+            </w:tcBorders>
+            <w:shd w:val="clear" w:color="auto" w:fill="auto"/>
+            <w:vAlign w:val="top"/>
+          </w:tcPr>
+          <w:p>
+            <w:pPr>
+              <w:widowControl w:val="0"/>
+              <w:jc w:val="left"/>
+              <w:rPr>
+                <w:rFonts w:hint="eastAsia" w:asciiTheme="majorEastAsia" w:hAnsiTheme="majorEastAsia" w:eastAsiaTheme="majorEastAsia" w:cstheme="majorEastAsia"/>
+                <w:b w:val="0"/>
+                <w:bCs w:val="0"/>
+                <w:color w:val="auto"/>
+                <w:sz w:val="20"/>
+                <w:szCs w:val="20"/>
+                <w:vertAlign w:val="baseline"/>
+              </w:rPr>
+            </w:pPr>
+            <w:r>
+              <w:rPr>
+                <w:rFonts w:hint="default" w:asciiTheme="majorEastAsia" w:hAnsiTheme="majorEastAsia" w:eastAsiaTheme="majorEastAsia" w:cstheme="majorEastAsia"/>
+                <w:b w:val="0"/>
+                <w:bCs w:val="0"/>
+                <w:color w:val="auto"/>
+                <w:sz w:val="20"/>
+                <w:szCs w:val="20"/>
+                <w:vertAlign w:val="baseline"/>
+              </w:rPr>
+              <w:t>slv_hwstrb</w:t>
+            </w:r>
+            <w:r>
+              <w:rPr>
+                <w:rFonts w:hint="default" w:asciiTheme="majorEastAsia" w:hAnsiTheme="majorEastAsia" w:eastAsiaTheme="majorEastAsia" w:cstheme="majorEastAsia"/>
+                <w:b w:val="0"/>
+                <w:bCs w:val="0"/>
+                <w:color w:val="auto"/>
+                <w:sz w:val="20"/>
+                <w:szCs w:val="20"/>
+                <w:vertAlign w:val="baseline"/>
+              </w:rPr>
+              <w:t>_i</w:t>
+            </w:r>
+          </w:p>
+        </w:tc>
+        <w:tc>
+          <w:tcPr>
+            <w:tcW w:w="840" w:type="dxa"/>
+            <w:tcBorders>
+              <w:tl2br w:val="nil"/>
+              <w:tr2bl w:val="nil"/>
+            </w:tcBorders>
+            <w:shd w:val="clear" w:color="auto" w:fill="auto"/>
+            <w:vAlign w:val="top"/>
+          </w:tcPr>
+          <w:p>
+            <w:pPr>
+              <w:widowControl w:val="0"/>
+              <w:jc w:val="left"/>
+              <w:rPr>
+                <w:rFonts w:hint="default" w:asciiTheme="majorEastAsia" w:hAnsiTheme="majorEastAsia" w:eastAsiaTheme="majorEastAsia" w:cstheme="majorEastAsia"/>
+                <w:b w:val="0"/>
+                <w:bCs w:val="0"/>
+                <w:color w:val="auto"/>
+                <w:sz w:val="20"/>
+                <w:szCs w:val="20"/>
+                <w:vertAlign w:val="baseline"/>
+              </w:rPr>
+            </w:pPr>
+            <w:r>
+              <w:rPr>
+                <w:rFonts w:hint="default" w:asciiTheme="majorEastAsia" w:hAnsiTheme="majorEastAsia" w:eastAsiaTheme="majorEastAsia" w:cstheme="majorEastAsia"/>
+                <w:b w:val="0"/>
+                <w:bCs w:val="0"/>
+                <w:color w:val="auto"/>
+                <w:sz w:val="20"/>
+                <w:szCs w:val="20"/>
+                <w:vertAlign w:val="baseline"/>
+              </w:rPr>
+              <w:t>Input</w:t>
+            </w:r>
+          </w:p>
+        </w:tc>
+        <w:tc>
+          <w:tcPr>
+            <w:tcW w:w="1150" w:type="dxa"/>
+            <w:tcBorders>
+              <w:tl2br w:val="nil"/>
+              <w:tr2bl w:val="nil"/>
+            </w:tcBorders>
+            <w:shd w:val="clear" w:color="auto" w:fill="auto"/>
+            <w:textDirection w:val="lrTbV"/>
+            <w:vAlign w:val="center"/>
+          </w:tcPr>
+          <w:p>
+            <w:pPr>
+              <w:widowControl w:val="0"/>
+              <w:jc w:val="both"/>
+              <w:rPr>
+                <w:rFonts w:hint="eastAsia" w:asciiTheme="majorEastAsia" w:hAnsiTheme="majorEastAsia" w:eastAsiaTheme="majorEastAsia" w:cstheme="majorEastAsia"/>
+                <w:b w:val="0"/>
+                <w:bCs w:val="0"/>
+                <w:color w:val="auto"/>
+                <w:sz w:val="20"/>
+                <w:szCs w:val="20"/>
+                <w:vertAlign w:val="baseline"/>
+              </w:rPr>
+            </w:pPr>
+          </w:p>
+        </w:tc>
+        <w:tc>
+          <w:tcPr>
+            <w:tcW w:w="4241" w:type="dxa"/>
+            <w:tcBorders>
+              <w:tl2br w:val="nil"/>
+              <w:tr2bl w:val="nil"/>
+            </w:tcBorders>
+            <w:shd w:val="clear" w:color="auto" w:fill="auto"/>
+            <w:vAlign w:val="top"/>
+          </w:tcPr>
+          <w:p>
+            <w:pPr>
+              <w:widowControl w:val="0"/>
+              <w:jc w:val="left"/>
+              <w:rPr>
+                <w:rFonts w:hint="eastAsia" w:asciiTheme="majorEastAsia" w:hAnsiTheme="majorEastAsia" w:eastAsiaTheme="majorEastAsia" w:cstheme="majorEastAsia"/>
+                <w:b w:val="0"/>
+                <w:bCs w:val="0"/>
+                <w:color w:val="auto"/>
+                <w:sz w:val="20"/>
+                <w:szCs w:val="20"/>
+                <w:vertAlign w:val="baseline"/>
+              </w:rPr>
+            </w:pPr>
+          </w:p>
+        </w:tc>
+      </w:tr>
+      <w:tr>
+        <w:tblPrEx>
+          <w:tblBorders>
+            <w:top w:val="single" w:color="auto" w:sz="4" w:space="0"/>
+            <w:left w:val="single" w:color="auto" w:sz="4" w:space="0"/>
+            <w:bottom w:val="single" w:color="auto" w:sz="4" w:space="0"/>
+            <w:right w:val="single" w:color="auto" w:sz="4" w:space="0"/>
+            <w:insideH w:val="single" w:color="auto" w:sz="4" w:space="0"/>
+            <w:insideV w:val="single" w:color="auto" w:sz="4" w:space="0"/>
+          </w:tblBorders>
+          <w:shd w:val="clear" w:color="auto" w:fill="auto"/>
+          <w:tblLayout w:type="fixed"/>
+          <w:tblCellMar>
+            <w:top w:w="0" w:type="dxa"/>
+            <w:left w:w="108" w:type="dxa"/>
+            <w:bottom w:w="0" w:type="dxa"/>
+            <w:right w:w="108" w:type="dxa"/>
+          </w:tblCellMar>
+        </w:tblPrEx>
+        <w:trPr>
+          <w:trHeight w:val="302" w:hRule="atLeast"/>
+        </w:trPr>
+        <w:tc>
+          <w:tcPr>
+            <w:tcW w:w="2319" w:type="dxa"/>
+            <w:tcBorders>
+              <w:tl2br w:val="nil"/>
+              <w:tr2bl w:val="nil"/>
+            </w:tcBorders>
+            <w:shd w:val="clear" w:color="auto" w:fill="auto"/>
+            <w:vAlign w:val="top"/>
+          </w:tcPr>
+          <w:p>
+            <w:pPr>
+              <w:widowControl w:val="0"/>
+              <w:jc w:val="left"/>
+              <w:rPr>
+                <w:rFonts w:hint="eastAsia" w:asciiTheme="majorEastAsia" w:hAnsiTheme="majorEastAsia" w:eastAsiaTheme="majorEastAsia" w:cstheme="majorEastAsia"/>
+                <w:b w:val="0"/>
+                <w:bCs w:val="0"/>
+                <w:color w:val="auto"/>
+                <w:sz w:val="20"/>
+                <w:szCs w:val="20"/>
+                <w:vertAlign w:val="baseline"/>
+              </w:rPr>
+            </w:pPr>
+            <w:r>
+              <w:rPr>
+                <w:rFonts w:hint="default" w:asciiTheme="majorEastAsia" w:hAnsiTheme="majorEastAsia" w:eastAsiaTheme="majorEastAsia" w:cstheme="majorEastAsia"/>
+                <w:b w:val="0"/>
+                <w:bCs w:val="0"/>
+                <w:color w:val="auto"/>
+                <w:sz w:val="20"/>
+                <w:szCs w:val="20"/>
+                <w:vertAlign w:val="baseline"/>
+              </w:rPr>
+              <w:t>slv_hwrite</w:t>
+            </w:r>
+            <w:r>
+              <w:rPr>
+                <w:rFonts w:hint="default" w:asciiTheme="majorEastAsia" w:hAnsiTheme="majorEastAsia" w:eastAsiaTheme="majorEastAsia" w:cstheme="majorEastAsia"/>
+                <w:b w:val="0"/>
+                <w:bCs w:val="0"/>
+                <w:color w:val="auto"/>
+                <w:sz w:val="20"/>
+                <w:szCs w:val="20"/>
+                <w:vertAlign w:val="baseline"/>
+              </w:rPr>
+              <w:t>_i</w:t>
+            </w:r>
+          </w:p>
+        </w:tc>
+        <w:tc>
+          <w:tcPr>
+            <w:tcW w:w="840" w:type="dxa"/>
+            <w:tcBorders>
+              <w:tl2br w:val="nil"/>
+              <w:tr2bl w:val="nil"/>
+            </w:tcBorders>
+            <w:shd w:val="clear" w:color="auto" w:fill="auto"/>
+            <w:vAlign w:val="top"/>
+          </w:tcPr>
+          <w:p>
+            <w:pPr>
+              <w:widowControl w:val="0"/>
+              <w:jc w:val="left"/>
+              <w:rPr>
+                <w:rFonts w:hint="default" w:asciiTheme="majorEastAsia" w:hAnsiTheme="majorEastAsia" w:eastAsiaTheme="majorEastAsia" w:cstheme="majorEastAsia"/>
+                <w:b w:val="0"/>
+                <w:bCs w:val="0"/>
+                <w:color w:val="auto"/>
+                <w:sz w:val="20"/>
+                <w:szCs w:val="20"/>
+                <w:vertAlign w:val="baseline"/>
+              </w:rPr>
+            </w:pPr>
+            <w:r>
+              <w:rPr>
+                <w:rFonts w:hint="default" w:asciiTheme="majorEastAsia" w:hAnsiTheme="majorEastAsia" w:eastAsiaTheme="majorEastAsia" w:cstheme="majorEastAsia"/>
+                <w:b w:val="0"/>
+                <w:bCs w:val="0"/>
+                <w:color w:val="auto"/>
+                <w:sz w:val="20"/>
+                <w:szCs w:val="20"/>
+                <w:vertAlign w:val="baseline"/>
+              </w:rPr>
+              <w:t>Input</w:t>
+            </w:r>
+          </w:p>
+        </w:tc>
+        <w:tc>
+          <w:tcPr>
+            <w:tcW w:w="1150" w:type="dxa"/>
+            <w:tcBorders>
+              <w:tl2br w:val="nil"/>
+              <w:tr2bl w:val="nil"/>
+            </w:tcBorders>
+            <w:shd w:val="clear" w:color="auto" w:fill="auto"/>
+            <w:textDirection w:val="lrTbV"/>
+            <w:vAlign w:val="center"/>
+          </w:tcPr>
+          <w:p>
+            <w:pPr>
+              <w:widowControl w:val="0"/>
+              <w:jc w:val="both"/>
+              <w:rPr>
+                <w:rFonts w:hint="eastAsia" w:asciiTheme="majorEastAsia" w:hAnsiTheme="majorEastAsia" w:eastAsiaTheme="majorEastAsia" w:cstheme="majorEastAsia"/>
+                <w:b w:val="0"/>
+                <w:bCs w:val="0"/>
+                <w:color w:val="auto"/>
+                <w:sz w:val="20"/>
+                <w:szCs w:val="20"/>
+                <w:vertAlign w:val="baseline"/>
+              </w:rPr>
+            </w:pPr>
+          </w:p>
+        </w:tc>
+        <w:tc>
+          <w:tcPr>
+            <w:tcW w:w="4241" w:type="dxa"/>
+            <w:tcBorders>
+              <w:tl2br w:val="nil"/>
+              <w:tr2bl w:val="nil"/>
+            </w:tcBorders>
+            <w:shd w:val="clear" w:color="auto" w:fill="auto"/>
+            <w:vAlign w:val="top"/>
+          </w:tcPr>
+          <w:p>
+            <w:pPr>
+              <w:widowControl w:val="0"/>
+              <w:jc w:val="left"/>
+              <w:rPr>
+                <w:rFonts w:hint="eastAsia" w:asciiTheme="majorEastAsia" w:hAnsiTheme="majorEastAsia" w:eastAsiaTheme="majorEastAsia" w:cstheme="majorEastAsia"/>
+                <w:b w:val="0"/>
+                <w:bCs w:val="0"/>
+                <w:color w:val="auto"/>
+                <w:sz w:val="20"/>
+                <w:szCs w:val="20"/>
+                <w:vertAlign w:val="baseline"/>
+              </w:rPr>
+            </w:pPr>
+          </w:p>
+        </w:tc>
+      </w:tr>
+      <w:tr>
+        <w:tblPrEx>
+          <w:tblBorders>
+            <w:top w:val="single" w:color="auto" w:sz="4" w:space="0"/>
+            <w:left w:val="single" w:color="auto" w:sz="4" w:space="0"/>
+            <w:bottom w:val="single" w:color="auto" w:sz="4" w:space="0"/>
+            <w:right w:val="single" w:color="auto" w:sz="4" w:space="0"/>
+            <w:insideH w:val="single" w:color="auto" w:sz="4" w:space="0"/>
+            <w:insideV w:val="single" w:color="auto" w:sz="4" w:space="0"/>
+          </w:tblBorders>
+          <w:shd w:val="clear" w:color="auto" w:fill="auto"/>
+          <w:tblLayout w:type="fixed"/>
+          <w:tblCellMar>
+            <w:top w:w="0" w:type="dxa"/>
+            <w:left w:w="108" w:type="dxa"/>
+            <w:bottom w:w="0" w:type="dxa"/>
+            <w:right w:w="108" w:type="dxa"/>
+          </w:tblCellMar>
+        </w:tblPrEx>
+        <w:trPr>
+          <w:trHeight w:val="302" w:hRule="atLeast"/>
+        </w:trPr>
+        <w:tc>
+          <w:tcPr>
+            <w:tcW w:w="2319" w:type="dxa"/>
+            <w:tcBorders>
+              <w:tl2br w:val="nil"/>
+              <w:tr2bl w:val="nil"/>
+            </w:tcBorders>
+            <w:shd w:val="clear" w:color="auto" w:fill="auto"/>
+            <w:vAlign w:val="top"/>
+          </w:tcPr>
+          <w:p>
+            <w:pPr>
+              <w:widowControl w:val="0"/>
+              <w:jc w:val="left"/>
+              <w:rPr>
+                <w:rFonts w:hint="default" w:asciiTheme="majorEastAsia" w:hAnsiTheme="majorEastAsia" w:eastAsiaTheme="majorEastAsia" w:cstheme="majorEastAsia"/>
+                <w:b w:val="0"/>
+                <w:bCs w:val="0"/>
+                <w:color w:val="auto"/>
+                <w:sz w:val="20"/>
+                <w:szCs w:val="20"/>
+                <w:vertAlign w:val="baseline"/>
+              </w:rPr>
+            </w:pPr>
+            <w:r>
+              <w:rPr>
+                <w:rFonts w:hint="default" w:asciiTheme="majorEastAsia" w:hAnsiTheme="majorEastAsia" w:eastAsiaTheme="majorEastAsia" w:cstheme="majorEastAsia"/>
+                <w:b w:val="0"/>
+                <w:bCs w:val="0"/>
+                <w:color w:val="auto"/>
+                <w:sz w:val="20"/>
+                <w:szCs w:val="20"/>
+                <w:vertAlign w:val="baseline"/>
+              </w:rPr>
+              <w:t>slv_hsel</w:t>
+            </w:r>
+            <w:r>
+              <w:rPr>
+                <w:rFonts w:hint="default" w:asciiTheme="majorEastAsia" w:hAnsiTheme="majorEastAsia" w:eastAsiaTheme="majorEastAsia" w:cstheme="majorEastAsia"/>
+                <w:b w:val="0"/>
+                <w:bCs w:val="0"/>
+                <w:color w:val="auto"/>
+                <w:sz w:val="20"/>
+                <w:szCs w:val="20"/>
+                <w:vertAlign w:val="baseline"/>
+              </w:rPr>
+              <w:t>_i</w:t>
+            </w:r>
+          </w:p>
+        </w:tc>
+        <w:tc>
+          <w:tcPr>
+            <w:tcW w:w="840" w:type="dxa"/>
+            <w:tcBorders>
+              <w:tl2br w:val="nil"/>
+              <w:tr2bl w:val="nil"/>
+            </w:tcBorders>
+            <w:shd w:val="clear" w:color="auto" w:fill="auto"/>
+            <w:vAlign w:val="top"/>
+          </w:tcPr>
+          <w:p>
+            <w:pPr>
+              <w:widowControl w:val="0"/>
+              <w:jc w:val="left"/>
+              <w:rPr>
+                <w:rFonts w:hint="default" w:asciiTheme="majorEastAsia" w:hAnsiTheme="majorEastAsia" w:eastAsiaTheme="majorEastAsia" w:cstheme="majorEastAsia"/>
+                <w:b w:val="0"/>
+                <w:bCs w:val="0"/>
+                <w:color w:val="auto"/>
+                <w:sz w:val="20"/>
+                <w:szCs w:val="20"/>
+                <w:vertAlign w:val="baseline"/>
+              </w:rPr>
+            </w:pPr>
+            <w:r>
+              <w:rPr>
+                <w:rFonts w:hint="default" w:asciiTheme="majorEastAsia" w:hAnsiTheme="majorEastAsia" w:eastAsiaTheme="majorEastAsia" w:cstheme="majorEastAsia"/>
+                <w:b w:val="0"/>
+                <w:bCs w:val="0"/>
+                <w:color w:val="auto"/>
+                <w:sz w:val="20"/>
+                <w:szCs w:val="20"/>
+                <w:vertAlign w:val="baseline"/>
+              </w:rPr>
+              <w:t>Input</w:t>
+            </w:r>
+          </w:p>
+        </w:tc>
+        <w:tc>
+          <w:tcPr>
+            <w:tcW w:w="1150" w:type="dxa"/>
+            <w:tcBorders>
+              <w:tl2br w:val="nil"/>
+              <w:tr2bl w:val="nil"/>
+            </w:tcBorders>
+            <w:shd w:val="clear" w:color="auto" w:fill="auto"/>
+            <w:textDirection w:val="lrTbV"/>
+            <w:vAlign w:val="center"/>
+          </w:tcPr>
+          <w:p>
+            <w:pPr>
+              <w:widowControl w:val="0"/>
+              <w:jc w:val="both"/>
+              <w:rPr>
+                <w:rFonts w:hint="eastAsia" w:asciiTheme="majorEastAsia" w:hAnsiTheme="majorEastAsia" w:eastAsiaTheme="majorEastAsia" w:cstheme="majorEastAsia"/>
+                <w:b w:val="0"/>
+                <w:bCs w:val="0"/>
+                <w:color w:val="auto"/>
+                <w:sz w:val="20"/>
+                <w:szCs w:val="20"/>
+                <w:vertAlign w:val="baseline"/>
+              </w:rPr>
+            </w:pPr>
+          </w:p>
+        </w:tc>
+        <w:tc>
+          <w:tcPr>
+            <w:tcW w:w="4241" w:type="dxa"/>
+            <w:tcBorders>
+              <w:tl2br w:val="nil"/>
+              <w:tr2bl w:val="nil"/>
+            </w:tcBorders>
+            <w:shd w:val="clear" w:color="auto" w:fill="auto"/>
+            <w:vAlign w:val="top"/>
+          </w:tcPr>
+          <w:p>
+            <w:pPr>
+              <w:widowControl w:val="0"/>
+              <w:jc w:val="left"/>
+              <w:rPr>
+                <w:rFonts w:hint="eastAsia" w:asciiTheme="majorEastAsia" w:hAnsiTheme="majorEastAsia" w:eastAsiaTheme="majorEastAsia" w:cstheme="majorEastAsia"/>
+                <w:b w:val="0"/>
+                <w:bCs w:val="0"/>
+                <w:color w:val="auto"/>
+                <w:sz w:val="20"/>
+                <w:szCs w:val="20"/>
+                <w:vertAlign w:val="baseline"/>
+              </w:rPr>
+            </w:pPr>
+          </w:p>
+        </w:tc>
+      </w:tr>
+      <w:tr>
+        <w:tblPrEx>
+          <w:tblBorders>
+            <w:top w:val="single" w:color="auto" w:sz="4" w:space="0"/>
+            <w:left w:val="single" w:color="auto" w:sz="4" w:space="0"/>
+            <w:bottom w:val="single" w:color="auto" w:sz="4" w:space="0"/>
+            <w:right w:val="single" w:color="auto" w:sz="4" w:space="0"/>
+            <w:insideH w:val="single" w:color="auto" w:sz="4" w:space="0"/>
+            <w:insideV w:val="single" w:color="auto" w:sz="4" w:space="0"/>
+          </w:tblBorders>
+          <w:shd w:val="clear" w:color="auto" w:fill="auto"/>
+          <w:tblLayout w:type="fixed"/>
+          <w:tblCellMar>
+            <w:top w:w="0" w:type="dxa"/>
+            <w:left w:w="108" w:type="dxa"/>
+            <w:bottom w:w="0" w:type="dxa"/>
+            <w:right w:w="108" w:type="dxa"/>
+          </w:tblCellMar>
+        </w:tblPrEx>
+        <w:trPr>
+          <w:trHeight w:val="302" w:hRule="atLeast"/>
+        </w:trPr>
+        <w:tc>
+          <w:tcPr>
+            <w:tcW w:w="2319" w:type="dxa"/>
+            <w:tcBorders>
+              <w:tl2br w:val="nil"/>
+              <w:tr2bl w:val="nil"/>
+            </w:tcBorders>
+            <w:shd w:val="clear" w:color="auto" w:fill="auto"/>
+            <w:vAlign w:val="top"/>
+          </w:tcPr>
+          <w:p>
+            <w:pPr>
+              <w:widowControl w:val="0"/>
+              <w:jc w:val="left"/>
+              <w:rPr>
+                <w:rFonts w:hint="eastAsia" w:asciiTheme="majorEastAsia" w:hAnsiTheme="majorEastAsia" w:eastAsiaTheme="majorEastAsia" w:cstheme="majorEastAsia"/>
+                <w:b w:val="0"/>
+                <w:bCs w:val="0"/>
+                <w:color w:val="auto"/>
+                <w:sz w:val="20"/>
+                <w:szCs w:val="20"/>
+                <w:vertAlign w:val="baseline"/>
+              </w:rPr>
+            </w:pPr>
+            <w:r>
+              <w:rPr>
+                <w:rFonts w:hint="default" w:asciiTheme="majorEastAsia" w:hAnsiTheme="majorEastAsia" w:eastAsiaTheme="majorEastAsia" w:cstheme="majorEastAsia"/>
+                <w:b w:val="0"/>
+                <w:bCs w:val="0"/>
+                <w:color w:val="auto"/>
+                <w:sz w:val="20"/>
+                <w:szCs w:val="20"/>
+                <w:vertAlign w:val="baseline"/>
+              </w:rPr>
+              <w:t>slv_hrdata</w:t>
+            </w:r>
+            <w:r>
+              <w:rPr>
+                <w:rFonts w:hint="default" w:asciiTheme="majorEastAsia" w:hAnsiTheme="majorEastAsia" w:eastAsiaTheme="majorEastAsia" w:cstheme="majorEastAsia"/>
+                <w:b w:val="0"/>
+                <w:bCs w:val="0"/>
+                <w:color w:val="auto"/>
+                <w:sz w:val="20"/>
+                <w:szCs w:val="20"/>
+                <w:vertAlign w:val="baseline"/>
+              </w:rPr>
+              <w:t>_o</w:t>
+            </w:r>
+          </w:p>
+        </w:tc>
+        <w:tc>
+          <w:tcPr>
+            <w:tcW w:w="840" w:type="dxa"/>
+            <w:tcBorders>
+              <w:tl2br w:val="nil"/>
+              <w:tr2bl w:val="nil"/>
+            </w:tcBorders>
+            <w:shd w:val="clear" w:color="auto" w:fill="auto"/>
+            <w:vAlign w:val="top"/>
+          </w:tcPr>
+          <w:p>
+            <w:pPr>
+              <w:widowControl w:val="0"/>
+              <w:jc w:val="left"/>
+              <w:rPr>
+                <w:rFonts w:hint="default" w:asciiTheme="majorEastAsia" w:hAnsiTheme="majorEastAsia" w:eastAsiaTheme="majorEastAsia" w:cstheme="majorEastAsia"/>
+                <w:b w:val="0"/>
+                <w:bCs w:val="0"/>
+                <w:color w:val="auto"/>
+                <w:sz w:val="20"/>
+                <w:szCs w:val="20"/>
+                <w:vertAlign w:val="baseline"/>
+              </w:rPr>
+            </w:pPr>
+            <w:r>
+              <w:rPr>
+                <w:rFonts w:hint="default" w:asciiTheme="majorEastAsia" w:hAnsiTheme="majorEastAsia" w:eastAsiaTheme="majorEastAsia" w:cstheme="majorEastAsia"/>
+                <w:b w:val="0"/>
+                <w:bCs w:val="0"/>
+                <w:color w:val="auto"/>
+                <w:sz w:val="20"/>
+                <w:szCs w:val="20"/>
+                <w:vertAlign w:val="baseline"/>
+              </w:rPr>
+              <w:t>Ouput</w:t>
+            </w:r>
+          </w:p>
+        </w:tc>
+        <w:tc>
+          <w:tcPr>
+            <w:tcW w:w="1150" w:type="dxa"/>
+            <w:tcBorders>
+              <w:tl2br w:val="nil"/>
+              <w:tr2bl w:val="nil"/>
+            </w:tcBorders>
+            <w:shd w:val="clear" w:color="auto" w:fill="auto"/>
+            <w:vAlign w:val="top"/>
+          </w:tcPr>
+          <w:p>
+            <w:pPr>
+              <w:widowControl w:val="0"/>
+              <w:jc w:val="left"/>
+              <w:rPr>
+                <w:rFonts w:hint="eastAsia" w:asciiTheme="majorEastAsia" w:hAnsiTheme="majorEastAsia" w:eastAsiaTheme="majorEastAsia" w:cstheme="majorEastAsia"/>
+                <w:b w:val="0"/>
+                <w:bCs w:val="0"/>
+                <w:color w:val="auto"/>
+                <w:sz w:val="20"/>
+                <w:szCs w:val="20"/>
+                <w:vertAlign w:val="baseline"/>
+              </w:rPr>
+            </w:pPr>
+          </w:p>
+        </w:tc>
+        <w:tc>
+          <w:tcPr>
+            <w:tcW w:w="4241" w:type="dxa"/>
+            <w:tcBorders>
+              <w:tl2br w:val="nil"/>
+              <w:tr2bl w:val="nil"/>
+            </w:tcBorders>
+            <w:shd w:val="clear" w:color="auto" w:fill="auto"/>
+            <w:vAlign w:val="top"/>
+          </w:tcPr>
+          <w:p>
+            <w:pPr>
+              <w:widowControl w:val="0"/>
+              <w:jc w:val="left"/>
+              <w:rPr>
+                <w:rFonts w:hint="eastAsia" w:asciiTheme="majorEastAsia" w:hAnsiTheme="majorEastAsia" w:eastAsiaTheme="majorEastAsia" w:cstheme="majorEastAsia"/>
+                <w:b w:val="0"/>
+                <w:bCs w:val="0"/>
+                <w:color w:val="auto"/>
+                <w:sz w:val="20"/>
+                <w:szCs w:val="20"/>
+                <w:vertAlign w:val="baseline"/>
+              </w:rPr>
+            </w:pPr>
+          </w:p>
+        </w:tc>
+      </w:tr>
+      <w:tr>
+        <w:tblPrEx>
+          <w:tblBorders>
+            <w:top w:val="single" w:color="auto" w:sz="4" w:space="0"/>
+            <w:left w:val="single" w:color="auto" w:sz="4" w:space="0"/>
+            <w:bottom w:val="single" w:color="auto" w:sz="4" w:space="0"/>
+            <w:right w:val="single" w:color="auto" w:sz="4" w:space="0"/>
+            <w:insideH w:val="single" w:color="auto" w:sz="4" w:space="0"/>
+            <w:insideV w:val="single" w:color="auto" w:sz="4" w:space="0"/>
+          </w:tblBorders>
+          <w:shd w:val="clear" w:color="auto" w:fill="auto"/>
+          <w:tblLayout w:type="fixed"/>
+          <w:tblCellMar>
+            <w:top w:w="0" w:type="dxa"/>
+            <w:left w:w="108" w:type="dxa"/>
+            <w:bottom w:w="0" w:type="dxa"/>
+            <w:right w:w="108" w:type="dxa"/>
+          </w:tblCellMar>
+        </w:tblPrEx>
+        <w:trPr>
+          <w:trHeight w:val="302" w:hRule="atLeast"/>
+        </w:trPr>
+        <w:tc>
+          <w:tcPr>
+            <w:tcW w:w="2319" w:type="dxa"/>
+            <w:tcBorders>
+              <w:tl2br w:val="nil"/>
+              <w:tr2bl w:val="nil"/>
+            </w:tcBorders>
+            <w:shd w:val="clear" w:color="auto" w:fill="auto"/>
+            <w:vAlign w:val="top"/>
+          </w:tcPr>
+          <w:p>
+            <w:pPr>
+              <w:widowControl w:val="0"/>
+              <w:jc w:val="left"/>
+              <w:rPr>
+                <w:rFonts w:hint="eastAsia" w:asciiTheme="majorEastAsia" w:hAnsiTheme="majorEastAsia" w:eastAsiaTheme="majorEastAsia" w:cstheme="majorEastAsia"/>
+                <w:b w:val="0"/>
+                <w:bCs w:val="0"/>
+                <w:color w:val="auto"/>
+                <w:sz w:val="20"/>
+                <w:szCs w:val="20"/>
+                <w:vertAlign w:val="baseline"/>
+              </w:rPr>
+            </w:pPr>
+            <w:r>
+              <w:rPr>
+                <w:rFonts w:hint="default" w:asciiTheme="majorEastAsia" w:hAnsiTheme="majorEastAsia" w:eastAsiaTheme="majorEastAsia" w:cstheme="majorEastAsia"/>
+                <w:b w:val="0"/>
+                <w:bCs w:val="0"/>
+                <w:color w:val="auto"/>
+                <w:sz w:val="20"/>
+                <w:szCs w:val="20"/>
+                <w:vertAlign w:val="baseline"/>
+              </w:rPr>
+              <w:t>slv_hresp</w:t>
+            </w:r>
+            <w:r>
+              <w:rPr>
+                <w:rFonts w:hint="default" w:asciiTheme="majorEastAsia" w:hAnsiTheme="majorEastAsia" w:eastAsiaTheme="majorEastAsia" w:cstheme="majorEastAsia"/>
+                <w:b w:val="0"/>
+                <w:bCs w:val="0"/>
+                <w:color w:val="auto"/>
+                <w:sz w:val="20"/>
+                <w:szCs w:val="20"/>
+                <w:vertAlign w:val="baseline"/>
+              </w:rPr>
+              <w:t>_o</w:t>
+            </w:r>
+          </w:p>
+        </w:tc>
+        <w:tc>
+          <w:tcPr>
+            <w:tcW w:w="840" w:type="dxa"/>
+            <w:tcBorders>
+              <w:tl2br w:val="nil"/>
+              <w:tr2bl w:val="nil"/>
+            </w:tcBorders>
+            <w:shd w:val="clear" w:color="auto" w:fill="auto"/>
+            <w:vAlign w:val="top"/>
+          </w:tcPr>
+          <w:p>
+            <w:pPr>
+              <w:widowControl w:val="0"/>
+              <w:jc w:val="left"/>
+              <w:rPr>
+                <w:rFonts w:hint="default" w:asciiTheme="majorEastAsia" w:hAnsiTheme="majorEastAsia" w:eastAsiaTheme="majorEastAsia" w:cstheme="majorEastAsia"/>
+                <w:b w:val="0"/>
+                <w:bCs w:val="0"/>
+                <w:color w:val="auto"/>
+                <w:sz w:val="20"/>
+                <w:szCs w:val="20"/>
+                <w:vertAlign w:val="baseline"/>
+              </w:rPr>
+            </w:pPr>
+            <w:r>
+              <w:rPr>
+                <w:rFonts w:hint="default" w:asciiTheme="majorEastAsia" w:hAnsiTheme="majorEastAsia" w:eastAsiaTheme="majorEastAsia" w:cstheme="majorEastAsia"/>
+                <w:b w:val="0"/>
+                <w:bCs w:val="0"/>
+                <w:color w:val="auto"/>
+                <w:sz w:val="20"/>
+                <w:szCs w:val="20"/>
+                <w:vertAlign w:val="baseline"/>
+              </w:rPr>
+              <w:t>Ouput</w:t>
+            </w:r>
+          </w:p>
+        </w:tc>
+        <w:tc>
+          <w:tcPr>
+            <w:tcW w:w="1150" w:type="dxa"/>
+            <w:tcBorders>
+              <w:tl2br w:val="nil"/>
+              <w:tr2bl w:val="nil"/>
+            </w:tcBorders>
+            <w:shd w:val="clear" w:color="auto" w:fill="auto"/>
+            <w:vAlign w:val="top"/>
+          </w:tcPr>
+          <w:p>
+            <w:pPr>
+              <w:widowControl w:val="0"/>
+              <w:jc w:val="left"/>
+              <w:rPr>
+                <w:rFonts w:hint="eastAsia" w:asciiTheme="majorEastAsia" w:hAnsiTheme="majorEastAsia" w:eastAsiaTheme="majorEastAsia" w:cstheme="majorEastAsia"/>
+                <w:b w:val="0"/>
+                <w:bCs w:val="0"/>
+                <w:color w:val="auto"/>
+                <w:sz w:val="20"/>
+                <w:szCs w:val="20"/>
+                <w:vertAlign w:val="baseline"/>
+              </w:rPr>
+            </w:pPr>
+          </w:p>
+        </w:tc>
+        <w:tc>
+          <w:tcPr>
+            <w:tcW w:w="4241" w:type="dxa"/>
+            <w:tcBorders>
+              <w:tl2br w:val="nil"/>
+              <w:tr2bl w:val="nil"/>
+            </w:tcBorders>
+            <w:shd w:val="clear" w:color="auto" w:fill="auto"/>
+            <w:vAlign w:val="top"/>
+          </w:tcPr>
+          <w:p>
+            <w:pPr>
+              <w:widowControl w:val="0"/>
+              <w:jc w:val="left"/>
+              <w:rPr>
+                <w:rFonts w:hint="eastAsia" w:asciiTheme="majorEastAsia" w:hAnsiTheme="majorEastAsia" w:eastAsiaTheme="majorEastAsia" w:cstheme="majorEastAsia"/>
+                <w:b w:val="0"/>
+                <w:bCs w:val="0"/>
+                <w:color w:val="auto"/>
+                <w:sz w:val="20"/>
+                <w:szCs w:val="20"/>
+                <w:vertAlign w:val="baseline"/>
+              </w:rPr>
+            </w:pPr>
+          </w:p>
+        </w:tc>
+      </w:tr>
+      <w:tr>
+        <w:tblPrEx>
+          <w:tblBorders>
+            <w:top w:val="single" w:color="auto" w:sz="4" w:space="0"/>
+            <w:left w:val="single" w:color="auto" w:sz="4" w:space="0"/>
+            <w:bottom w:val="single" w:color="auto" w:sz="4" w:space="0"/>
+            <w:right w:val="single" w:color="auto" w:sz="4" w:space="0"/>
+            <w:insideH w:val="single" w:color="auto" w:sz="4" w:space="0"/>
+            <w:insideV w:val="single" w:color="auto" w:sz="4" w:space="0"/>
+          </w:tblBorders>
+          <w:shd w:val="clear" w:color="auto" w:fill="auto"/>
+          <w:tblLayout w:type="fixed"/>
+          <w:tblCellMar>
+            <w:top w:w="0" w:type="dxa"/>
+            <w:left w:w="108" w:type="dxa"/>
+            <w:bottom w:w="0" w:type="dxa"/>
+            <w:right w:w="108" w:type="dxa"/>
+          </w:tblCellMar>
+        </w:tblPrEx>
+        <w:trPr>
+          <w:trHeight w:val="302" w:hRule="atLeast"/>
+        </w:trPr>
+        <w:tc>
+          <w:tcPr>
+            <w:tcW w:w="2319" w:type="dxa"/>
+            <w:tcBorders>
+              <w:tl2br w:val="nil"/>
+              <w:tr2bl w:val="nil"/>
+            </w:tcBorders>
+            <w:shd w:val="clear" w:color="auto" w:fill="auto"/>
+            <w:vAlign w:val="top"/>
+          </w:tcPr>
+          <w:p>
+            <w:pPr>
+              <w:widowControl w:val="0"/>
+              <w:jc w:val="left"/>
+              <w:rPr>
+                <w:rFonts w:hint="eastAsia" w:asciiTheme="majorEastAsia" w:hAnsiTheme="majorEastAsia" w:eastAsiaTheme="majorEastAsia" w:cstheme="majorEastAsia"/>
+                <w:b w:val="0"/>
+                <w:bCs w:val="0"/>
+                <w:color w:val="auto"/>
+                <w:sz w:val="20"/>
+                <w:szCs w:val="20"/>
+                <w:vertAlign w:val="baseline"/>
+              </w:rPr>
+            </w:pPr>
+            <w:r>
+              <w:rPr>
+                <w:rFonts w:hint="default" w:asciiTheme="majorEastAsia" w:hAnsiTheme="majorEastAsia" w:eastAsiaTheme="majorEastAsia" w:cstheme="majorEastAsia"/>
+                <w:b w:val="0"/>
+                <w:bCs w:val="0"/>
+                <w:color w:val="auto"/>
+                <w:sz w:val="20"/>
+                <w:szCs w:val="20"/>
+                <w:vertAlign w:val="baseline"/>
+              </w:rPr>
+              <w:t>slv_hreadyout</w:t>
+            </w:r>
+            <w:r>
+              <w:rPr>
+                <w:rFonts w:hint="default" w:asciiTheme="majorEastAsia" w:hAnsiTheme="majorEastAsia" w:eastAsiaTheme="majorEastAsia" w:cstheme="majorEastAsia"/>
+                <w:b w:val="0"/>
+                <w:bCs w:val="0"/>
+                <w:color w:val="auto"/>
+                <w:sz w:val="20"/>
+                <w:szCs w:val="20"/>
+                <w:vertAlign w:val="baseline"/>
+              </w:rPr>
+              <w:t>_o</w:t>
+            </w:r>
+          </w:p>
+        </w:tc>
+        <w:tc>
+          <w:tcPr>
+            <w:tcW w:w="840" w:type="dxa"/>
+            <w:tcBorders>
+              <w:tl2br w:val="nil"/>
+              <w:tr2bl w:val="nil"/>
+            </w:tcBorders>
+            <w:shd w:val="clear" w:color="auto" w:fill="auto"/>
+            <w:vAlign w:val="top"/>
+          </w:tcPr>
+          <w:p>
+            <w:pPr>
+              <w:widowControl w:val="0"/>
+              <w:jc w:val="left"/>
+              <w:rPr>
+                <w:rFonts w:hint="default" w:asciiTheme="majorEastAsia" w:hAnsiTheme="majorEastAsia" w:eastAsiaTheme="majorEastAsia" w:cstheme="majorEastAsia"/>
+                <w:b w:val="0"/>
+                <w:bCs w:val="0"/>
+                <w:color w:val="auto"/>
+                <w:sz w:val="20"/>
+                <w:szCs w:val="20"/>
+                <w:vertAlign w:val="baseline"/>
+              </w:rPr>
+            </w:pPr>
+            <w:r>
+              <w:rPr>
+                <w:rFonts w:hint="default" w:asciiTheme="majorEastAsia" w:hAnsiTheme="majorEastAsia" w:eastAsiaTheme="majorEastAsia" w:cstheme="majorEastAsia"/>
+                <w:b w:val="0"/>
+                <w:bCs w:val="0"/>
+                <w:color w:val="auto"/>
+                <w:sz w:val="20"/>
+                <w:szCs w:val="20"/>
+                <w:vertAlign w:val="baseline"/>
+              </w:rPr>
+              <w:t>Ouput</w:t>
+            </w:r>
+          </w:p>
+        </w:tc>
+        <w:tc>
+          <w:tcPr>
+            <w:tcW w:w="1150" w:type="dxa"/>
+            <w:tcBorders>
+              <w:tl2br w:val="nil"/>
+              <w:tr2bl w:val="nil"/>
+            </w:tcBorders>
+            <w:shd w:val="clear" w:color="auto" w:fill="auto"/>
+            <w:vAlign w:val="top"/>
+          </w:tcPr>
+          <w:p>
+            <w:pPr>
+              <w:widowControl w:val="0"/>
+              <w:jc w:val="left"/>
+              <w:rPr>
+                <w:rFonts w:hint="eastAsia" w:asciiTheme="majorEastAsia" w:hAnsiTheme="majorEastAsia" w:eastAsiaTheme="majorEastAsia" w:cstheme="majorEastAsia"/>
+                <w:b w:val="0"/>
+                <w:bCs w:val="0"/>
+                <w:color w:val="auto"/>
+                <w:sz w:val="20"/>
+                <w:szCs w:val="20"/>
+                <w:vertAlign w:val="baseline"/>
+              </w:rPr>
+            </w:pPr>
+          </w:p>
+        </w:tc>
+        <w:tc>
+          <w:tcPr>
+            <w:tcW w:w="4241" w:type="dxa"/>
             <w:tcBorders>
               <w:tl2br w:val="nil"/>
               <w:tr2bl w:val="nil"/>
@@ -7500,7 +11340,7 @@
           <w:bCs/>
           <w:i w:val="0"/>
           <w:iCs w:val="0"/>
-          <w:color w:val="auto"/>
+          <w:color w:val="002060"/>
           <w:sz w:val="20"/>
           <w:szCs w:val="20"/>
         </w:rPr>
@@ -7512,7 +11352,7 @@
           <w:bCs/>
           <w:i w:val="0"/>
           <w:iCs w:val="0"/>
-          <w:color w:val="auto"/>
+          <w:color w:val="002060"/>
           <w:sz w:val="20"/>
           <w:szCs w:val="20"/>
         </w:rPr>
@@ -7554,7 +11394,7 @@
           <w:bCs/>
           <w:i w:val="0"/>
           <w:iCs w:val="0"/>
-          <w:color w:val="auto"/>
+          <w:color w:val="002060"/>
           <w:sz w:val="20"/>
           <w:szCs w:val="20"/>
         </w:rPr>
@@ -7566,7 +11406,7 @@
           <w:bCs/>
           <w:i w:val="0"/>
           <w:iCs w:val="0"/>
-          <w:color w:val="auto"/>
+          <w:color w:val="002060"/>
           <w:sz w:val="20"/>
           <w:szCs w:val="20"/>
         </w:rPr>
@@ -7587,7 +11427,7 @@
           <w:bCs/>
           <w:i w:val="0"/>
           <w:iCs w:val="0"/>
-          <w:color w:val="auto"/>
+          <w:color w:val="002060"/>
           <w:sz w:val="20"/>
           <w:szCs w:val="20"/>
         </w:rPr>
@@ -7608,7 +11448,7 @@
           <w:bCs/>
           <w:i w:val="0"/>
           <w:iCs w:val="0"/>
-          <w:color w:val="auto"/>
+          <w:color w:val="002060"/>
           <w:sz w:val="20"/>
           <w:szCs w:val="20"/>
         </w:rPr>
@@ -7620,7 +11460,7 @@
           <w:bCs/>
           <w:i w:val="0"/>
           <w:iCs w:val="0"/>
-          <w:color w:val="auto"/>
+          <w:color w:val="002060"/>
           <w:sz w:val="20"/>
           <w:szCs w:val="20"/>
         </w:rPr>
@@ -7642,7 +11482,7 @@
           <w:bCs/>
           <w:i w:val="0"/>
           <w:iCs w:val="0"/>
-          <w:color w:val="auto"/>
+          <w:color w:val="002060"/>
           <w:sz w:val="20"/>
           <w:szCs w:val="20"/>
         </w:rPr>
@@ -7654,7 +11494,7 @@
           <w:bCs/>
           <w:i w:val="0"/>
           <w:iCs w:val="0"/>
-          <w:color w:val="auto"/>
+          <w:color w:val="002060"/>
           <w:sz w:val="20"/>
           <w:szCs w:val="20"/>
         </w:rPr>
@@ -7675,7 +11515,7 @@
           <w:bCs/>
           <w:i w:val="0"/>
           <w:iCs w:val="0"/>
-          <w:color w:val="auto"/>
+          <w:color w:val="002060"/>
           <w:sz w:val="20"/>
           <w:szCs w:val="20"/>
         </w:rPr>
@@ -7687,7 +11527,7 @@
           <w:bCs/>
           <w:i w:val="0"/>
           <w:iCs w:val="0"/>
-          <w:color w:val="auto"/>
+          <w:color w:val="002060"/>
           <w:sz w:val="20"/>
           <w:szCs w:val="20"/>
         </w:rPr>
@@ -7709,7 +11549,7 @@
           <w:bCs/>
           <w:i w:val="0"/>
           <w:iCs w:val="0"/>
-          <w:color w:val="auto"/>
+          <w:color w:val="002060"/>
           <w:sz w:val="20"/>
           <w:szCs w:val="20"/>
         </w:rPr>
@@ -7721,7 +11561,7 @@
           <w:bCs/>
           <w:i w:val="0"/>
           <w:iCs w:val="0"/>
-          <w:color w:val="auto"/>
+          <w:color w:val="002060"/>
           <w:sz w:val="20"/>
           <w:szCs w:val="20"/>
         </w:rPr>
@@ -7743,7 +11583,7 @@
           <w:bCs/>
           <w:i w:val="0"/>
           <w:iCs w:val="0"/>
-          <w:color w:val="auto"/>
+          <w:color w:val="002060"/>
           <w:sz w:val="20"/>
           <w:szCs w:val="20"/>
         </w:rPr>
@@ -7755,7 +11595,7 @@
           <w:bCs/>
           <w:i w:val="0"/>
           <w:iCs w:val="0"/>
-          <w:color w:val="auto"/>
+          <w:color w:val="002060"/>
           <w:sz w:val="20"/>
           <w:szCs w:val="20"/>
         </w:rPr>
@@ -7777,7 +11617,7 @@
           <w:bCs/>
           <w:i w:val="0"/>
           <w:iCs w:val="0"/>
-          <w:color w:val="auto"/>
+          <w:color w:val="002060"/>
           <w:sz w:val="20"/>
           <w:szCs w:val="20"/>
         </w:rPr>
@@ -7789,7 +11629,7 @@
           <w:bCs/>
           <w:i w:val="0"/>
           <w:iCs w:val="0"/>
-          <w:color w:val="auto"/>
+          <w:color w:val="002060"/>
           <w:sz w:val="20"/>
           <w:szCs w:val="20"/>
         </w:rPr>
@@ -7810,7 +11650,7 @@
           <w:bCs/>
           <w:i w:val="0"/>
           <w:iCs w:val="0"/>
-          <w:color w:val="auto"/>
+          <w:color w:val="002060"/>
           <w:sz w:val="20"/>
           <w:szCs w:val="20"/>
         </w:rPr>
@@ -7822,7 +11662,7 @@
           <w:bCs/>
           <w:i w:val="0"/>
           <w:iCs w:val="0"/>
-          <w:color w:val="auto"/>
+          <w:color w:val="002060"/>
           <w:sz w:val="20"/>
           <w:szCs w:val="20"/>
         </w:rPr>
@@ -7844,7 +11684,7 @@
           <w:bCs/>
           <w:i w:val="0"/>
           <w:iCs w:val="0"/>
-          <w:color w:val="auto"/>
+          <w:color w:val="002060"/>
           <w:sz w:val="20"/>
           <w:szCs w:val="20"/>
         </w:rPr>
@@ -7856,7 +11696,7 @@
           <w:bCs/>
           <w:i w:val="0"/>
           <w:iCs w:val="0"/>
-          <w:color w:val="auto"/>
+          <w:color w:val="002060"/>
           <w:sz w:val="20"/>
           <w:szCs w:val="20"/>
         </w:rPr>
@@ -7878,7 +11718,7 @@
           <w:bCs/>
           <w:i w:val="0"/>
           <w:iCs w:val="0"/>
-          <w:color w:val="auto"/>
+          <w:color w:val="002060"/>
           <w:sz w:val="20"/>
           <w:szCs w:val="20"/>
         </w:rPr>
@@ -7890,7 +11730,7 @@
           <w:bCs/>
           <w:i w:val="0"/>
           <w:iCs w:val="0"/>
-          <w:color w:val="auto"/>
+          <w:color w:val="002060"/>
           <w:sz w:val="20"/>
           <w:szCs w:val="20"/>
         </w:rPr>
@@ -7912,7 +11752,7 @@
           <w:bCs/>
           <w:i w:val="0"/>
           <w:iCs w:val="0"/>
-          <w:color w:val="auto"/>
+          <w:color w:val="002060"/>
           <w:sz w:val="20"/>
           <w:szCs w:val="20"/>
         </w:rPr>
@@ -7924,7 +11764,7 @@
           <w:bCs/>
           <w:i w:val="0"/>
           <w:iCs w:val="0"/>
-          <w:color w:val="auto"/>
+          <w:color w:val="002060"/>
           <w:sz w:val="20"/>
           <w:szCs w:val="20"/>
         </w:rPr>
@@ -7946,7 +11786,7 @@
           <w:bCs/>
           <w:i w:val="0"/>
           <w:iCs w:val="0"/>
-          <w:color w:val="auto"/>
+          <w:color w:val="002060"/>
           <w:sz w:val="20"/>
           <w:szCs w:val="20"/>
         </w:rPr>
@@ -7958,7 +11798,7 @@
           <w:bCs/>
           <w:i w:val="0"/>
           <w:iCs w:val="0"/>
-          <w:color w:val="auto"/>
+          <w:color w:val="002060"/>
           <w:sz w:val="20"/>
           <w:szCs w:val="20"/>
         </w:rPr>
@@ -7980,7 +11820,7 @@
           <w:bCs/>
           <w:i w:val="0"/>
           <w:iCs w:val="0"/>
-          <w:color w:val="auto"/>
+          <w:color w:val="002060"/>
           <w:sz w:val="20"/>
           <w:szCs w:val="20"/>
         </w:rPr>
@@ -7992,7 +11832,7 @@
           <w:bCs/>
           <w:i w:val="0"/>
           <w:iCs w:val="0"/>
-          <w:color w:val="auto"/>
+          <w:color w:val="002060"/>
           <w:sz w:val="20"/>
           <w:szCs w:val="20"/>
         </w:rPr>
@@ -8014,7 +11854,7 @@
           <w:bCs/>
           <w:i w:val="0"/>
           <w:iCs w:val="0"/>
-          <w:color w:val="auto"/>
+          <w:color w:val="002060"/>
           <w:sz w:val="20"/>
           <w:szCs w:val="20"/>
         </w:rPr>
@@ -8022,6 +11862,21 @@
       <w:r>
         <w:rPr>
           <w:rFonts w:hint="default" w:asciiTheme="majorEastAsia" w:hAnsiTheme="majorEastAsia" w:eastAsiaTheme="majorEastAsia" w:cstheme="majorEastAsia"/>
+          <w:b/>
+          <w:bCs/>
+          <w:i w:val="0"/>
+          <w:iCs w:val="0"/>
+          <w:color w:val="002060"/>
+          <w:sz w:val="20"/>
+          <w:szCs w:val="20"/>
+        </w:rPr>
+        <w:t>GPIO</w:t>
+      </w:r>
+    </w:p>
+    <w:p>
+      <w:pPr>
+        <w:rPr>
+          <w:rFonts w:hint="eastAsia" w:asciiTheme="majorEastAsia" w:hAnsiTheme="majorEastAsia" w:eastAsiaTheme="majorEastAsia" w:cstheme="majorEastAsia"/>
           <w:b/>
           <w:bCs/>
           <w:i w:val="0"/>
@@ -8030,7 +11885,155 @@
           <w:sz w:val="20"/>
           <w:szCs w:val="20"/>
         </w:rPr>
-        <w:t>GPIO</w:t>
+      </w:pPr>
+      <w:r>
+        <w:rPr>
+          <w:rFonts w:hint="eastAsia" w:asciiTheme="majorEastAsia" w:hAnsiTheme="majorEastAsia" w:eastAsiaTheme="majorEastAsia" w:cstheme="majorEastAsia"/>
+          <w:b/>
+          <w:bCs/>
+          <w:i w:val="0"/>
+          <w:iCs w:val="0"/>
+          <w:color w:val="auto"/>
+          <w:sz w:val="20"/>
+          <w:szCs w:val="20"/>
+        </w:rPr>
+        <w:br w:type="page"/>
+      </w:r>
+    </w:p>
+    <w:p>
+      <w:pPr>
+        <w:numPr>
+          <w:ilvl w:val="0"/>
+          <w:numId w:val="0"/>
+        </w:numPr>
+        <w:jc w:val="left"/>
+        <w:outlineLvl w:val="0"/>
+        <w:rPr>
+          <w:rFonts w:hint="default" w:asciiTheme="majorEastAsia" w:hAnsiTheme="majorEastAsia" w:eastAsiaTheme="majorEastAsia" w:cstheme="majorEastAsia"/>
+          <w:b/>
+          <w:bCs/>
+          <w:i w:val="0"/>
+          <w:iCs w:val="0"/>
+          <w:color w:val="002060"/>
+          <w:sz w:val="28"/>
+          <w:szCs w:val="28"/>
+        </w:rPr>
+      </w:pPr>
+      <w:r>
+        <w:rPr>
+          <w:rFonts w:hint="default" w:asciiTheme="majorEastAsia" w:hAnsiTheme="majorEastAsia" w:eastAsiaTheme="majorEastAsia" w:cstheme="majorEastAsia"/>
+          <w:b/>
+          <w:bCs/>
+          <w:i w:val="0"/>
+          <w:iCs w:val="0"/>
+          <w:color w:val="002060"/>
+          <w:sz w:val="28"/>
+          <w:szCs w:val="28"/>
+        </w:rPr>
+        <w:t>Chapter 4: FPGA Validation</w:t>
+      </w:r>
+    </w:p>
+    <w:p>
+      <w:pPr>
+        <w:numPr>
+          <w:ilvl w:val="0"/>
+          <w:numId w:val="0"/>
+        </w:numPr>
+        <w:ind w:left="0" w:leftChars="0" w:firstLine="400" w:firstLineChars="200"/>
+        <w:jc w:val="left"/>
+        <w:outlineLvl w:val="0"/>
+        <w:rPr>
+          <w:rFonts w:hint="eastAsia" w:asciiTheme="majorEastAsia" w:hAnsiTheme="majorEastAsia" w:eastAsiaTheme="majorEastAsia" w:cstheme="majorEastAsia"/>
+          <w:b w:val="0"/>
+          <w:bCs w:val="0"/>
+          <w:i w:val="0"/>
+          <w:iCs w:val="0"/>
+          <w:color w:val="auto"/>
+          <w:sz w:val="20"/>
+          <w:szCs w:val="20"/>
+        </w:rPr>
+      </w:pPr>
+      <w:r>
+        <w:rPr>
+          <w:rFonts w:hint="default" w:asciiTheme="majorEastAsia" w:hAnsiTheme="majorEastAsia" w:eastAsiaTheme="majorEastAsia" w:cstheme="majorEastAsia"/>
+          <w:b w:val="0"/>
+          <w:bCs w:val="0"/>
+          <w:i w:val="0"/>
+          <w:iCs w:val="0"/>
+          <w:color w:val="auto"/>
+          <w:sz w:val="20"/>
+          <w:szCs w:val="20"/>
+        </w:rPr>
+        <w:t>&lt;dsdsdsd&gt;</w:t>
+      </w:r>
+    </w:p>
+    <w:p>
+      <w:pPr>
+        <w:numPr>
+          <w:ilvl w:val="0"/>
+          <w:numId w:val="0"/>
+        </w:numPr>
+        <w:jc w:val="left"/>
+        <w:outlineLvl w:val="0"/>
+        <w:rPr>
+          <w:rFonts w:hint="eastAsia" w:asciiTheme="majorEastAsia" w:hAnsiTheme="majorEastAsia" w:eastAsiaTheme="majorEastAsia" w:cstheme="majorEastAsia"/>
+          <w:b/>
+          <w:bCs/>
+          <w:i w:val="0"/>
+          <w:iCs w:val="0"/>
+          <w:color w:val="002060"/>
+          <w:sz w:val="28"/>
+          <w:szCs w:val="28"/>
+        </w:rPr>
+      </w:pPr>
+      <w:r>
+        <w:rPr>
+          <w:rFonts w:hint="eastAsia" w:asciiTheme="majorEastAsia" w:hAnsiTheme="majorEastAsia" w:eastAsiaTheme="majorEastAsia" w:cstheme="majorEastAsia"/>
+          <w:b/>
+          <w:bCs/>
+          <w:i w:val="0"/>
+          <w:iCs w:val="0"/>
+          <w:color w:val="002060"/>
+          <w:sz w:val="28"/>
+          <w:szCs w:val="28"/>
+        </w:rPr>
+        <w:drawing>
+          <wp:inline distT="0" distB="0" distL="114300" distR="114300">
+            <wp:extent cx="5264785" cy="3801110"/>
+            <wp:effectExtent l="0" t="0" r="12065" b="8890"/>
+            <wp:docPr id="1" name="Picture 1" descr="top"/>
+            <wp:cNvGraphicFramePr>
+              <a:graphicFrameLocks xmlns:a="http://schemas.openxmlformats.org/drawingml/2006/main" noChangeAspect="1"/>
+            </wp:cNvGraphicFramePr>
+            <a:graphic xmlns:a="http://schemas.openxmlformats.org/drawingml/2006/main">
+              <a:graphicData uri="http://schemas.openxmlformats.org/drawingml/2006/picture">
+                <pic:pic xmlns:pic="http://schemas.openxmlformats.org/drawingml/2006/picture">
+                  <pic:nvPicPr>
+                    <pic:cNvPr id="1" name="Picture 1" descr="top"/>
+                    <pic:cNvPicPr>
+                      <a:picLocks noChangeAspect="1"/>
+                    </pic:cNvPicPr>
+                  </pic:nvPicPr>
+                  <pic:blipFill>
+                    <a:blip r:embed="rId5"/>
+                    <a:stretch>
+                      <a:fillRect/>
+                    </a:stretch>
+                  </pic:blipFill>
+                  <pic:spPr>
+                    <a:xfrm>
+                      <a:off x="0" y="0"/>
+                      <a:ext cx="5264785" cy="3801110"/>
+                    </a:xfrm>
+                    <a:prstGeom prst="rect">
+                      <a:avLst/>
+                    </a:prstGeom>
+                  </pic:spPr>
+                </pic:pic>
+              </a:graphicData>
+            </a:graphic>
+          </wp:inline>
+        </w:drawing>
       </w:r>
     </w:p>
     <w:sectPr>

--- a/docs/SimpleMCU_MAS.docx
+++ b/docs/SimpleMCU_MAS.docx
@@ -1317,19 +1317,7 @@
                 <w:szCs w:val="20"/>
                 <w:vertAlign w:val="baseline"/>
               </w:rPr>
-              <w:t>USE_A</w:t>
-            </w:r>
-            <w:r>
-              <w:rPr>
-                <w:rFonts w:hint="default" w:asciiTheme="majorEastAsia" w:hAnsiTheme="majorEastAsia" w:eastAsiaTheme="majorEastAsia" w:cstheme="majorEastAsia"/>
-                <w:b w:val="0"/>
-                <w:bCs w:val="0"/>
-                <w:color w:val="auto"/>
-                <w:sz w:val="20"/>
-                <w:szCs w:val="20"/>
-                <w:vertAlign w:val="baseline"/>
-              </w:rPr>
-              <w:t>HB</w:t>
+              <w:t>USE_AHB</w:t>
             </w:r>
           </w:p>
         </w:tc>
@@ -1367,31 +1355,7 @@
                 <w:szCs w:val="20"/>
                 <w:vertAlign w:val="baseline"/>
               </w:rPr>
-              <w:t>Turn on this to use A</w:t>
-            </w:r>
-            <w:r>
-              <w:rPr>
-                <w:rFonts w:hint="default" w:asciiTheme="majorEastAsia" w:hAnsiTheme="majorEastAsia" w:eastAsiaTheme="majorEastAsia" w:cstheme="majorEastAsia"/>
-                <w:b w:val="0"/>
-                <w:bCs w:val="0"/>
-                <w:color w:val="auto"/>
-                <w:sz w:val="20"/>
-                <w:szCs w:val="20"/>
-                <w:vertAlign w:val="baseline"/>
-              </w:rPr>
-              <w:t>HB</w:t>
-            </w:r>
-            <w:r>
-              <w:rPr>
-                <w:rFonts w:hint="default" w:asciiTheme="majorEastAsia" w:hAnsiTheme="majorEastAsia" w:eastAsiaTheme="majorEastAsia" w:cstheme="majorEastAsia"/>
-                <w:b w:val="0"/>
-                <w:bCs w:val="0"/>
-                <w:color w:val="auto"/>
-                <w:sz w:val="20"/>
-                <w:szCs w:val="20"/>
-                <w:vertAlign w:val="baseline"/>
-              </w:rPr>
-              <w:t xml:space="preserve"> as the main bus</w:t>
+              <w:t>Turn on this to use AHB as the main bus</w:t>
             </w:r>
           </w:p>
         </w:tc>
@@ -1429,19 +1393,7 @@
                 <w:szCs w:val="20"/>
                 <w:vertAlign w:val="baseline"/>
               </w:rPr>
-              <w:t>O</w:t>
-            </w:r>
-            <w:r>
-              <w:rPr>
-                <w:rFonts w:hint="default" w:asciiTheme="majorEastAsia" w:hAnsiTheme="majorEastAsia" w:eastAsiaTheme="majorEastAsia" w:cstheme="majorEastAsia"/>
-                <w:b w:val="0"/>
-                <w:bCs w:val="0"/>
-                <w:color w:val="auto"/>
-                <w:sz w:val="20"/>
-                <w:szCs w:val="20"/>
-                <w:vertAlign w:val="baseline"/>
-              </w:rPr>
-              <w:t>n</w:t>
+              <w:t>On</w:t>
             </w:r>
           </w:p>
         </w:tc>
@@ -1614,7 +1566,7 @@
           <w:sz w:val="20"/>
           <w:szCs w:val="20"/>
         </w:rPr>
-        <w:t>*To ON/OFF these defines, modify ‘${PROJ_ROOT}/rtl/spmcu_define_pkg.sv’</w:t>
+        <w:t>*To ON/OFF these defines, modify ‘${PROJ_ROOT}/rtl/spmcu_define.svh’</w:t>
       </w:r>
     </w:p>
     <w:p>
@@ -3422,19 +3374,7 @@
                 <w:szCs w:val="20"/>
                 <w:vertAlign w:val="baseline"/>
               </w:rPr>
-              <w:t>UART interface --------------------------------------------------------------------------------------------------</w:t>
-            </w:r>
-            <w:r>
-              <w:rPr>
-                <w:rFonts w:hint="default" w:asciiTheme="majorEastAsia" w:hAnsiTheme="majorEastAsia" w:eastAsiaTheme="majorEastAsia" w:cstheme="majorEastAsia"/>
-                <w:b/>
-                <w:bCs/>
-                <w:color w:val="auto"/>
-                <w:sz w:val="20"/>
-                <w:szCs w:val="20"/>
-                <w:vertAlign w:val="baseline"/>
-              </w:rPr>
-              <w:t>-</w:t>
+              <w:t>UART interface ---------------------------------------------------------------------------------------------------</w:t>
             </w:r>
           </w:p>
         </w:tc>
@@ -3840,19 +3780,7 @@
                 <w:szCs w:val="20"/>
                 <w:vertAlign w:val="baseline"/>
               </w:rPr>
-              <w:t>I2C interface ------------------------------------------------------------------------------------------------------</w:t>
-            </w:r>
-            <w:r>
-              <w:rPr>
-                <w:rFonts w:hint="default" w:asciiTheme="majorEastAsia" w:hAnsiTheme="majorEastAsia" w:eastAsiaTheme="majorEastAsia" w:cstheme="majorEastAsia"/>
-                <w:b/>
-                <w:bCs/>
-                <w:color w:val="auto"/>
-                <w:sz w:val="20"/>
-                <w:szCs w:val="20"/>
-                <w:vertAlign w:val="baseline"/>
-              </w:rPr>
-              <w:t>-</w:t>
+              <w:t>I2C interface -------------------------------------------------------------------------------------------------------</w:t>
             </w:r>
           </w:p>
         </w:tc>
@@ -4258,19 +4186,7 @@
                 <w:szCs w:val="20"/>
                 <w:vertAlign w:val="baseline"/>
               </w:rPr>
-              <w:t>SPI interface ------------------------------------------------------------------------------------------------------</w:t>
-            </w:r>
-            <w:r>
-              <w:rPr>
-                <w:rFonts w:hint="default" w:asciiTheme="majorEastAsia" w:hAnsiTheme="majorEastAsia" w:eastAsiaTheme="majorEastAsia" w:cstheme="majorEastAsia"/>
-                <w:b/>
-                <w:bCs/>
-                <w:color w:val="auto"/>
-                <w:sz w:val="20"/>
-                <w:szCs w:val="20"/>
-                <w:vertAlign w:val="baseline"/>
-              </w:rPr>
-              <w:t>-</w:t>
+              <w:t>SPI interface -------------------------------------------------------------------------------------------------------</w:t>
             </w:r>
           </w:p>
         </w:tc>
@@ -4676,19 +4592,7 @@
                 <w:szCs w:val="20"/>
                 <w:vertAlign w:val="baseline"/>
               </w:rPr>
-              <w:t>GPIO interface ---------------------------------------------------------------------------------------------------</w:t>
-            </w:r>
-            <w:r>
-              <w:rPr>
-                <w:rFonts w:hint="default" w:asciiTheme="majorEastAsia" w:hAnsiTheme="majorEastAsia" w:eastAsiaTheme="majorEastAsia" w:cstheme="majorEastAsia"/>
-                <w:b/>
-                <w:bCs/>
-                <w:color w:val="auto"/>
-                <w:sz w:val="20"/>
-                <w:szCs w:val="20"/>
-                <w:vertAlign w:val="baseline"/>
-              </w:rPr>
-              <w:t>-</w:t>
+              <w:t>GPIO interface ----------------------------------------------------------------------------------------------------</w:t>
             </w:r>
           </w:p>
         </w:tc>
@@ -5356,33 +5260,7 @@
           <w:sz w:val="20"/>
           <w:szCs w:val="20"/>
         </w:rPr>
-        <w:t>&lt;Block diagram tong quan connection</w:t>
-      </w:r>
-      <w:r>
-        <w:rPr>
-          <w:rFonts w:hint="default" w:asciiTheme="majorEastAsia" w:hAnsiTheme="majorEastAsia" w:eastAsiaTheme="majorEastAsia" w:cstheme="majorEastAsia"/>
-          <w:b w:val="0"/>
-          <w:bCs w:val="0"/>
-          <w:i w:val="0"/>
-          <w:iCs w:val="0"/>
-          <w:color w:val="auto"/>
-          <w:sz w:val="20"/>
-          <w:szCs w:val="20"/>
-        </w:rPr>
-        <w:t xml:space="preserve"> inter, mst, slv</w:t>
-      </w:r>
-      <w:r>
-        <w:rPr>
-          <w:rFonts w:hint="default" w:asciiTheme="majorEastAsia" w:hAnsiTheme="majorEastAsia" w:eastAsiaTheme="majorEastAsia" w:cstheme="majorEastAsia"/>
-          <w:b w:val="0"/>
-          <w:bCs w:val="0"/>
-          <w:i w:val="0"/>
-          <w:iCs w:val="0"/>
-          <w:color w:val="auto"/>
-          <w:sz w:val="20"/>
-          <w:szCs w:val="20"/>
-        </w:rPr>
-        <w:t>&gt;</w:t>
+        <w:t>&lt;Block diagram tong quan connection inter, mst, slv&gt;</w:t>
       </w:r>
     </w:p>
     <w:p>
@@ -5700,7 +5578,20 @@
           <w:sz w:val="20"/>
           <w:szCs w:val="20"/>
         </w:rPr>
-        <w:t>&lt;Chuc nang, tinh nang, diem dac biet&gt;</w:t>
+        <w:t>&lt;Chuc nang, tinh nang, diem dac biet</w:t>
+      </w:r>
+      <w:r>
+        <w:rPr>
+          <w:rFonts w:hint="default" w:asciiTheme="majorEastAsia" w:hAnsiTheme="majorEastAsia" w:eastAsiaTheme="majorEastAsia" w:cstheme="majorEastAsia"/>
+          <w:b w:val="0"/>
+          <w:bCs w:val="0"/>
+          <w:i w:val="0"/>
+          <w:iCs w:val="0"/>
+          <w:color w:val="auto"/>
+          <w:sz w:val="20"/>
+          <w:szCs w:val="20"/>
+        </w:rPr>
+        <w:t>&gt;</w:t>
       </w:r>
     </w:p>
     <w:p>
@@ -5828,8 +5719,6 @@
         </w:rPr>
         <w:t xml:space="preserve"> - AHB Interconnect define macros</w:t>
       </w:r>
-      <w:bookmarkStart w:id="0" w:name="_GoBack"/>
-      <w:bookmarkEnd w:id="0"/>
     </w:p>
     <w:tbl>
       <w:tblPr>
@@ -6157,7 +6046,7 @@
           <w:sz w:val="20"/>
           <w:szCs w:val="20"/>
         </w:rPr>
-        <w:t>*To ON/OFF these defines, modify ‘${PROJ_ROOT}/rtl/</w:t>
+        <w:t>*To ON/OFF these defines, modify ‘${PROJ_ROOT}/rtl/ahb/interconnect/spmcu_ahb_ interconnect_define.sv</w:t>
       </w:r>
       <w:r>
         <w:rPr>
@@ -6170,7 +6059,7 @@
           <w:sz w:val="20"/>
           <w:szCs w:val="20"/>
         </w:rPr>
-        <w:t>ahb/interconnect/</w:t>
+        <w:t>h</w:t>
       </w:r>
       <w:r>
         <w:rPr>
@@ -6183,33 +6072,7 @@
           <w:sz w:val="20"/>
           <w:szCs w:val="20"/>
         </w:rPr>
-        <w:t>spmcu_</w:t>
-      </w:r>
-      <w:r>
-        <w:rPr>
-          <w:rFonts w:hint="default" w:asciiTheme="majorEastAsia" w:hAnsiTheme="majorEastAsia" w:eastAsiaTheme="majorEastAsia" w:cstheme="majorEastAsia"/>
-          <w:b w:val="0"/>
-          <w:bCs w:val="0"/>
-          <w:i w:val="0"/>
-          <w:iCs w:val="0"/>
-          <w:color w:val="auto"/>
-          <w:sz w:val="20"/>
-          <w:szCs w:val="20"/>
-        </w:rPr>
-        <w:t>ahb_ interconnect_</w:t>
-      </w:r>
-      <w:r>
-        <w:rPr>
-          <w:rFonts w:hint="default" w:asciiTheme="majorEastAsia" w:hAnsiTheme="majorEastAsia" w:eastAsiaTheme="majorEastAsia" w:cstheme="majorEastAsia"/>
-          <w:b w:val="0"/>
-          <w:bCs w:val="0"/>
-          <w:i w:val="0"/>
-          <w:iCs w:val="0"/>
-          <w:color w:val="auto"/>
-          <w:sz w:val="20"/>
-          <w:szCs w:val="20"/>
-        </w:rPr>
-        <w:t>define_pkg.sv’</w:t>
+        <w:t>’</w:t>
       </w:r>
     </w:p>
     <w:p>
@@ -7067,10 +6930,68 @@
         <w:t>Port List</w:t>
       </w:r>
     </w:p>
+    <w:p>
+      <w:pPr>
+        <w:pStyle w:val="2"/>
+        <w:rPr>
+          <w:rFonts w:hint="eastAsia" w:asciiTheme="minorEastAsia" w:hAnsiTheme="minorEastAsia" w:eastAsiaTheme="minorEastAsia" w:cstheme="minorEastAsia"/>
+          <w:color w:val="002060"/>
+        </w:rPr>
+      </w:pPr>
+      <w:r>
+        <w:rPr>
+          <w:rFonts w:hint="eastAsia" w:asciiTheme="minorEastAsia" w:hAnsiTheme="minorEastAsia" w:eastAsiaTheme="minorEastAsia" w:cstheme="minorEastAsia"/>
+          <w:color w:val="002060"/>
+        </w:rPr>
+        <w:t xml:space="preserve">Table </w:t>
+      </w:r>
+      <w:r>
+        <w:rPr>
+          <w:rFonts w:hint="eastAsia" w:asciiTheme="minorEastAsia" w:hAnsiTheme="minorEastAsia" w:eastAsiaTheme="minorEastAsia" w:cstheme="minorEastAsia"/>
+          <w:color w:val="002060"/>
+        </w:rPr>
+        <w:fldChar w:fldCharType="begin"/>
+      </w:r>
+      <w:r>
+        <w:rPr>
+          <w:rFonts w:hint="eastAsia" w:asciiTheme="minorEastAsia" w:hAnsiTheme="minorEastAsia" w:eastAsiaTheme="minorEastAsia" w:cstheme="minorEastAsia"/>
+          <w:color w:val="002060"/>
+        </w:rPr>
+        <w:instrText xml:space="preserve"> SEQ Table \* ARABIC </w:instrText>
+      </w:r>
+      <w:r>
+        <w:rPr>
+          <w:rFonts w:hint="eastAsia" w:asciiTheme="minorEastAsia" w:hAnsiTheme="minorEastAsia" w:eastAsiaTheme="minorEastAsia" w:cstheme="minorEastAsia"/>
+          <w:color w:val="002060"/>
+        </w:rPr>
+        <w:fldChar w:fldCharType="separate"/>
+      </w:r>
+      <w:r>
+        <w:rPr>
+          <w:rFonts w:hint="eastAsia" w:asciiTheme="minorEastAsia" w:hAnsiTheme="minorEastAsia" w:eastAsiaTheme="minorEastAsia" w:cstheme="minorEastAsia"/>
+          <w:color w:val="002060"/>
+        </w:rPr>
+        <w:t>6</w:t>
+      </w:r>
+      <w:r>
+        <w:rPr>
+          <w:rFonts w:hint="eastAsia" w:asciiTheme="minorEastAsia" w:hAnsiTheme="minorEastAsia" w:eastAsiaTheme="minorEastAsia" w:cstheme="minorEastAsia"/>
+          <w:color w:val="002060"/>
+        </w:rPr>
+        <w:fldChar w:fldCharType="end"/>
+      </w:r>
+      <w:r>
+        <w:rPr>
+          <w:rFonts w:hint="eastAsia" w:asciiTheme="minorEastAsia" w:hAnsiTheme="minorEastAsia" w:eastAsiaTheme="minorEastAsia" w:cstheme="minorEastAsia"/>
+          <w:color w:val="002060"/>
+        </w:rPr>
+        <w:t xml:space="preserve"> - AHB Interconnect port list</w:t>
+      </w:r>
+    </w:p>
     <w:tbl>
       <w:tblPr>
         <w:tblStyle w:val="5"/>
-        <w:tblW w:w="8550" w:type="dxa"/>
+        <w:tblW w:w="8522" w:type="dxa"/>
         <w:tblInd w:w="0" w:type="dxa"/>
         <w:tblBorders>
           <w:top w:val="single" w:color="auto" w:sz="4" w:space="0"/>
@@ -7092,8 +7013,8 @@
       <w:tblGrid>
         <w:gridCol w:w="2319"/>
         <w:gridCol w:w="840"/>
-        <w:gridCol w:w="1150"/>
-        <w:gridCol w:w="4241"/>
+        <w:gridCol w:w="1368"/>
+        <w:gridCol w:w="3995"/>
       </w:tblGrid>
       <w:tr>
         <w:tblPrEx>
@@ -7199,7 +7120,7 @@
         </w:tc>
         <w:tc>
           <w:tcPr>
-            <w:tcW w:w="1150" w:type="dxa"/>
+            <w:tcW w:w="1368" w:type="dxa"/>
             <w:tcBorders>
               <w:tl2br w:val="nil"/>
               <w:tr2bl w:val="nil"/>
@@ -7239,7 +7160,7 @@
         </w:tc>
         <w:tc>
           <w:tcPr>
-            <w:tcW w:w="4241" w:type="dxa"/>
+            <w:tcW w:w="3995" w:type="dxa"/>
             <w:tcBorders>
               <w:tl2br w:val="nil"/>
               <w:tr2bl w:val="nil"/>
@@ -7380,7 +7301,7 @@
         </w:tc>
         <w:tc>
           <w:tcPr>
-            <w:tcW w:w="1150" w:type="dxa"/>
+            <w:tcW w:w="1368" w:type="dxa"/>
             <w:tcBorders>
               <w:tl2br w:val="nil"/>
               <w:tr2bl w:val="nil"/>
@@ -7419,7 +7340,7 @@
         </w:tc>
         <w:tc>
           <w:tcPr>
-            <w:tcW w:w="4241" w:type="dxa"/>
+            <w:tcW w:w="3995" w:type="dxa"/>
             <w:tcBorders>
               <w:tl2br w:val="nil"/>
               <w:tr2bl w:val="nil"/>
@@ -7559,7 +7480,7 @@
         </w:tc>
         <w:tc>
           <w:tcPr>
-            <w:tcW w:w="1150" w:type="dxa"/>
+            <w:tcW w:w="1368" w:type="dxa"/>
             <w:tcBorders>
               <w:tl2br w:val="nil"/>
               <w:tr2bl w:val="nil"/>
@@ -7598,7 +7519,7 @@
         </w:tc>
         <w:tc>
           <w:tcPr>
-            <w:tcW w:w="4241" w:type="dxa"/>
+            <w:tcW w:w="3995" w:type="dxa"/>
             <w:tcBorders>
               <w:tl2br w:val="nil"/>
               <w:tr2bl w:val="nil"/>
@@ -7660,7 +7581,7 @@
         </w:trPr>
         <w:tc>
           <w:tcPr>
-            <w:tcW w:w="8550" w:type="dxa"/>
+            <w:tcW w:w="8522" w:type="dxa"/>
             <w:gridSpan w:val="4"/>
             <w:tcBorders>
               <w:tl2br w:val="nil"/>
@@ -7694,7 +7615,7 @@
                 <w:szCs w:val="20"/>
                 <w:vertAlign w:val="baseline"/>
               </w:rPr>
-              <w:t>AHB Master side -------------------------------------------------------------------------------------------------</w:t>
+              <w:t>AHB</w:t>
             </w:r>
             <w:r>
               <w:rPr>
@@ -7706,7 +7627,19 @@
                 <w:szCs w:val="20"/>
                 <w:vertAlign w:val="baseline"/>
               </w:rPr>
-              <w:t>-</w:t>
+              <w:t xml:space="preserve"> Master</w:t>
+            </w:r>
+            <w:r>
+              <w:rPr>
+                <w:rFonts w:hint="default" w:asciiTheme="majorEastAsia" w:hAnsiTheme="majorEastAsia" w:eastAsiaTheme="majorEastAsia" w:cstheme="majorEastAsia"/>
+                <w:b/>
+                <w:bCs/>
+                <w:color w:val="auto"/>
+                <w:sz w:val="20"/>
+                <w:szCs w:val="20"/>
+                <w:vertAlign w:val="baseline"/>
+              </w:rPr>
+              <w:t xml:space="preserve"> side --------------------------------------------------------------------------------------------------</w:t>
             </w:r>
           </w:p>
         </w:tc>
@@ -7748,38 +7681,38 @@
               <w:widowControl w:val="0"/>
               <w:jc w:val="left"/>
               <w:rPr>
-                <w:rFonts w:hint="default" w:asciiTheme="majorEastAsia" w:hAnsiTheme="majorEastAsia" w:eastAsiaTheme="majorEastAsia" w:cstheme="majorEastAsia"/>
-                <w:b w:val="0"/>
-                <w:bCs w:val="0"/>
-                <w:color w:val="auto"/>
-                <w:sz w:val="20"/>
-                <w:szCs w:val="20"/>
-                <w:vertAlign w:val="baseline"/>
-              </w:rPr>
-            </w:pPr>
-            <w:r>
-              <w:rPr>
-                <w:rFonts w:hint="default" w:asciiTheme="majorEastAsia" w:hAnsiTheme="majorEastAsia" w:eastAsiaTheme="majorEastAsia" w:cstheme="majorEastAsia"/>
-                <w:b w:val="0"/>
-                <w:bCs w:val="0"/>
-                <w:color w:val="auto"/>
-                <w:sz w:val="20"/>
-                <w:szCs w:val="20"/>
-                <w:vertAlign w:val="baseline"/>
-              </w:rPr>
-              <w:t>mst_hrdata</w:t>
-            </w:r>
-            <w:r>
-              <w:rPr>
-                <w:rFonts w:hint="default" w:asciiTheme="majorEastAsia" w:hAnsiTheme="majorEastAsia" w:eastAsiaTheme="majorEastAsia" w:cstheme="majorEastAsia"/>
-                <w:b w:val="0"/>
-                <w:bCs w:val="0"/>
-                <w:color w:val="auto"/>
-                <w:sz w:val="20"/>
-                <w:szCs w:val="20"/>
-                <w:vertAlign w:val="baseline"/>
-              </w:rPr>
-              <w:t>_i</w:t>
+                <w:rFonts w:hint="eastAsia" w:asciiTheme="majorEastAsia" w:hAnsiTheme="majorEastAsia" w:eastAsiaTheme="majorEastAsia" w:cstheme="majorEastAsia"/>
+                <w:b w:val="0"/>
+                <w:bCs w:val="0"/>
+                <w:color w:val="auto"/>
+                <w:sz w:val="20"/>
+                <w:szCs w:val="20"/>
+                <w:vertAlign w:val="baseline"/>
+              </w:rPr>
+            </w:pPr>
+            <w:r>
+              <w:rPr>
+                <w:rFonts w:hint="default" w:asciiTheme="majorEastAsia" w:hAnsiTheme="majorEastAsia" w:eastAsiaTheme="majorEastAsia" w:cstheme="majorEastAsia"/>
+                <w:b w:val="0"/>
+                <w:bCs w:val="0"/>
+                <w:color w:val="auto"/>
+                <w:sz w:val="20"/>
+                <w:szCs w:val="20"/>
+                <w:vertAlign w:val="baseline"/>
+              </w:rPr>
+              <w:t>mst_haddr_</w:t>
+            </w:r>
+            <w:r>
+              <w:rPr>
+                <w:rFonts w:hint="default" w:asciiTheme="majorEastAsia" w:hAnsiTheme="majorEastAsia" w:eastAsiaTheme="majorEastAsia" w:cstheme="majorEastAsia"/>
+                <w:b w:val="0"/>
+                <w:bCs w:val="0"/>
+                <w:color w:val="auto"/>
+                <w:sz w:val="20"/>
+                <w:szCs w:val="20"/>
+                <w:vertAlign w:val="baseline"/>
+              </w:rPr>
+              <w:t>i</w:t>
             </w:r>
           </w:p>
         </w:tc>
@@ -7798,7 +7731,7 @@
               <w:widowControl w:val="0"/>
               <w:jc w:val="left"/>
               <w:rPr>
-                <w:rFonts w:hint="default" w:asciiTheme="majorEastAsia" w:hAnsiTheme="majorEastAsia" w:eastAsiaTheme="majorEastAsia" w:cstheme="majorEastAsia"/>
+                <w:rFonts w:hint="eastAsia" w:asciiTheme="majorEastAsia" w:hAnsiTheme="majorEastAsia" w:eastAsiaTheme="majorEastAsia" w:cstheme="majorEastAsia"/>
                 <w:b w:val="0"/>
                 <w:bCs w:val="0"/>
                 <w:color w:val="auto"/>
@@ -7823,46 +7756,7 @@
         </w:tc>
         <w:tc>
           <w:tcPr>
-            <w:tcW w:w="1150" w:type="dxa"/>
-            <w:tcBorders>
-              <w:tl2br w:val="nil"/>
-              <w:tr2bl w:val="nil"/>
-            </w:tcBorders>
-            <w:shd w:val="clear" w:color="auto" w:fill="auto"/>
-            <w:textDirection w:val="lrTbV"/>
-            <w:vAlign w:val="center"/>
-          </w:tcPr>
-          <w:p>
-            <w:pPr>
-              <w:widowControl w:val="0"/>
-              <w:jc w:val="both"/>
-              <w:rPr>
-                <w:rFonts w:hint="default" w:asciiTheme="majorEastAsia" w:hAnsiTheme="majorEastAsia" w:eastAsiaTheme="majorEastAsia" w:cstheme="majorEastAsia"/>
-                <w:b w:val="0"/>
-                <w:bCs w:val="0"/>
-                <w:color w:val="auto"/>
-                <w:sz w:val="20"/>
-                <w:szCs w:val="20"/>
-                <w:vertAlign w:val="baseline"/>
-              </w:rPr>
-            </w:pPr>
-            <w:r>
-              <w:rPr>
-                <w:rFonts w:hint="default" w:asciiTheme="majorEastAsia" w:hAnsiTheme="majorEastAsia" w:eastAsiaTheme="majorEastAsia" w:cstheme="majorEastAsia"/>
-                <w:b w:val="0"/>
-                <w:bCs w:val="0"/>
-                <w:color w:val="auto"/>
-                <w:sz w:val="20"/>
-                <w:szCs w:val="20"/>
-                <w:vertAlign w:val="baseline"/>
-              </w:rPr>
-              <w:t>NMxDW</w:t>
-            </w:r>
-          </w:p>
-        </w:tc>
-        <w:tc>
-          <w:tcPr>
-            <w:tcW w:w="4241" w:type="dxa"/>
+            <w:tcW w:w="1368" w:type="dxa"/>
             <w:tcBorders>
               <w:tl2br w:val="nil"/>
               <w:tr2bl w:val="nil"/>
@@ -7875,15 +7769,65 @@
               <w:widowControl w:val="0"/>
               <w:jc w:val="left"/>
               <w:rPr>
-                <w:rFonts w:hint="default" w:asciiTheme="majorEastAsia" w:hAnsiTheme="majorEastAsia" w:eastAsiaTheme="majorEastAsia" w:cstheme="majorEastAsia"/>
-                <w:b w:val="0"/>
-                <w:bCs w:val="0"/>
-                <w:color w:val="auto"/>
-                <w:sz w:val="20"/>
-                <w:szCs w:val="20"/>
-                <w:vertAlign w:val="baseline"/>
-              </w:rPr>
-            </w:pPr>
+                <w:rFonts w:hint="eastAsia" w:asciiTheme="majorEastAsia" w:hAnsiTheme="majorEastAsia" w:eastAsiaTheme="majorEastAsia" w:cstheme="majorEastAsia"/>
+                <w:b w:val="0"/>
+                <w:bCs w:val="0"/>
+                <w:color w:val="auto"/>
+                <w:sz w:val="20"/>
+                <w:szCs w:val="20"/>
+                <w:vertAlign w:val="baseline"/>
+              </w:rPr>
+            </w:pPr>
+            <w:r>
+              <w:rPr>
+                <w:rFonts w:hint="default" w:asciiTheme="majorEastAsia" w:hAnsiTheme="majorEastAsia" w:eastAsiaTheme="majorEastAsia" w:cstheme="majorEastAsia"/>
+                <w:b w:val="0"/>
+                <w:bCs w:val="0"/>
+                <w:color w:val="auto"/>
+                <w:sz w:val="20"/>
+                <w:szCs w:val="20"/>
+                <w:vertAlign w:val="baseline"/>
+              </w:rPr>
+              <w:t>NMxAW</w:t>
+            </w:r>
+          </w:p>
+        </w:tc>
+        <w:tc>
+          <w:tcPr>
+            <w:tcW w:w="3995" w:type="dxa"/>
+            <w:tcBorders>
+              <w:tl2br w:val="nil"/>
+              <w:tr2bl w:val="nil"/>
+            </w:tcBorders>
+            <w:shd w:val="clear" w:color="auto" w:fill="auto"/>
+            <w:vAlign w:val="top"/>
+          </w:tcPr>
+          <w:p>
+            <w:pPr>
+              <w:widowControl w:val="0"/>
+              <w:jc w:val="left"/>
+              <w:rPr>
+                <w:rFonts w:hint="eastAsia" w:asciiTheme="majorEastAsia" w:hAnsiTheme="majorEastAsia" w:eastAsiaTheme="majorEastAsia" w:cstheme="majorEastAsia"/>
+                <w:b w:val="0"/>
+                <w:bCs w:val="0"/>
+                <w:color w:val="auto"/>
+                <w:sz w:val="20"/>
+                <w:szCs w:val="20"/>
+                <w:vertAlign w:val="baseline"/>
+              </w:rPr>
+            </w:pPr>
+            <w:r>
+              <w:rPr>
+                <w:rFonts w:hint="default" w:asciiTheme="majorEastAsia" w:hAnsiTheme="majorEastAsia" w:eastAsiaTheme="majorEastAsia" w:cstheme="majorEastAsia"/>
+                <w:b w:val="0"/>
+                <w:bCs w:val="0"/>
+                <w:color w:val="auto"/>
+                <w:sz w:val="20"/>
+                <w:szCs w:val="20"/>
+                <w:vertAlign w:val="baseline"/>
+              </w:rPr>
+              <w:t>Byte address of transfer</w:t>
+            </w:r>
           </w:p>
         </w:tc>
       </w:tr>
@@ -7924,38 +7868,38 @@
               <w:widowControl w:val="0"/>
               <w:jc w:val="left"/>
               <w:rPr>
-                <w:rFonts w:hint="default" w:asciiTheme="majorEastAsia" w:hAnsiTheme="majorEastAsia" w:eastAsiaTheme="majorEastAsia" w:cstheme="majorEastAsia"/>
-                <w:b w:val="0"/>
-                <w:bCs w:val="0"/>
-                <w:color w:val="auto"/>
-                <w:sz w:val="20"/>
-                <w:szCs w:val="20"/>
-                <w:vertAlign w:val="baseline"/>
-              </w:rPr>
-            </w:pPr>
-            <w:r>
-              <w:rPr>
-                <w:rFonts w:hint="default" w:asciiTheme="majorEastAsia" w:hAnsiTheme="majorEastAsia" w:eastAsiaTheme="majorEastAsia" w:cstheme="majorEastAsia"/>
-                <w:b w:val="0"/>
-                <w:bCs w:val="0"/>
-                <w:color w:val="auto"/>
-                <w:sz w:val="20"/>
-                <w:szCs w:val="20"/>
-                <w:vertAlign w:val="baseline"/>
-              </w:rPr>
-              <w:t>mst_hresp</w:t>
-            </w:r>
-            <w:r>
-              <w:rPr>
-                <w:rFonts w:hint="default" w:asciiTheme="majorEastAsia" w:hAnsiTheme="majorEastAsia" w:eastAsiaTheme="majorEastAsia" w:cstheme="majorEastAsia"/>
-                <w:b w:val="0"/>
-                <w:bCs w:val="0"/>
-                <w:color w:val="auto"/>
-                <w:sz w:val="20"/>
-                <w:szCs w:val="20"/>
-                <w:vertAlign w:val="baseline"/>
-              </w:rPr>
-              <w:t>_i</w:t>
+                <w:rFonts w:hint="eastAsia" w:asciiTheme="majorEastAsia" w:hAnsiTheme="majorEastAsia" w:eastAsiaTheme="majorEastAsia" w:cstheme="majorEastAsia"/>
+                <w:b w:val="0"/>
+                <w:bCs w:val="0"/>
+                <w:color w:val="auto"/>
+                <w:sz w:val="20"/>
+                <w:szCs w:val="20"/>
+                <w:vertAlign w:val="baseline"/>
+              </w:rPr>
+            </w:pPr>
+            <w:r>
+              <w:rPr>
+                <w:rFonts w:hint="default" w:asciiTheme="majorEastAsia" w:hAnsiTheme="majorEastAsia" w:eastAsiaTheme="majorEastAsia" w:cstheme="majorEastAsia"/>
+                <w:b w:val="0"/>
+                <w:bCs w:val="0"/>
+                <w:color w:val="auto"/>
+                <w:sz w:val="20"/>
+                <w:szCs w:val="20"/>
+                <w:vertAlign w:val="baseline"/>
+              </w:rPr>
+              <w:t>mst_hburst_</w:t>
+            </w:r>
+            <w:r>
+              <w:rPr>
+                <w:rFonts w:hint="default" w:asciiTheme="majorEastAsia" w:hAnsiTheme="majorEastAsia" w:eastAsiaTheme="majorEastAsia" w:cstheme="majorEastAsia"/>
+                <w:b w:val="0"/>
+                <w:bCs w:val="0"/>
+                <w:color w:val="auto"/>
+                <w:sz w:val="20"/>
+                <w:szCs w:val="20"/>
+                <w:vertAlign w:val="baseline"/>
+              </w:rPr>
+              <w:t>i</w:t>
             </w:r>
           </w:p>
         </w:tc>
@@ -7999,46 +7943,7 @@
         </w:tc>
         <w:tc>
           <w:tcPr>
-            <w:tcW w:w="1150" w:type="dxa"/>
-            <w:tcBorders>
-              <w:tl2br w:val="nil"/>
-              <w:tr2bl w:val="nil"/>
-            </w:tcBorders>
-            <w:shd w:val="clear" w:color="auto" w:fill="auto"/>
-            <w:textDirection w:val="lrTbV"/>
-            <w:vAlign w:val="center"/>
-          </w:tcPr>
-          <w:p>
-            <w:pPr>
-              <w:widowControl w:val="0"/>
-              <w:jc w:val="both"/>
-              <w:rPr>
-                <w:rFonts w:hint="default" w:asciiTheme="majorEastAsia" w:hAnsiTheme="majorEastAsia" w:eastAsiaTheme="majorEastAsia" w:cstheme="majorEastAsia"/>
-                <w:b w:val="0"/>
-                <w:bCs w:val="0"/>
-                <w:color w:val="auto"/>
-                <w:sz w:val="20"/>
-                <w:szCs w:val="20"/>
-                <w:vertAlign w:val="baseline"/>
-              </w:rPr>
-            </w:pPr>
-            <w:r>
-              <w:rPr>
-                <w:rFonts w:hint="default" w:asciiTheme="majorEastAsia" w:hAnsiTheme="majorEastAsia" w:eastAsiaTheme="majorEastAsia" w:cstheme="majorEastAsia"/>
-                <w:b w:val="0"/>
-                <w:bCs w:val="0"/>
-                <w:color w:val="auto"/>
-                <w:sz w:val="20"/>
-                <w:szCs w:val="20"/>
-                <w:vertAlign w:val="baseline"/>
-              </w:rPr>
-              <w:t>NM</w:t>
-            </w:r>
-          </w:p>
-        </w:tc>
-        <w:tc>
-          <w:tcPr>
-            <w:tcW w:w="4241" w:type="dxa"/>
+            <w:tcW w:w="1368" w:type="dxa"/>
             <w:tcBorders>
               <w:tl2br w:val="nil"/>
               <w:tr2bl w:val="nil"/>
@@ -8051,7 +7956,45 @@
               <w:widowControl w:val="0"/>
               <w:jc w:val="left"/>
               <w:rPr>
-                <w:rFonts w:hint="default" w:asciiTheme="majorEastAsia" w:hAnsiTheme="majorEastAsia" w:eastAsiaTheme="majorEastAsia" w:cstheme="majorEastAsia"/>
+                <w:rFonts w:hint="eastAsia" w:asciiTheme="majorEastAsia" w:hAnsiTheme="majorEastAsia" w:eastAsiaTheme="majorEastAsia" w:cstheme="majorEastAsia"/>
+                <w:b w:val="0"/>
+                <w:bCs w:val="0"/>
+                <w:color w:val="auto"/>
+                <w:sz w:val="20"/>
+                <w:szCs w:val="20"/>
+                <w:vertAlign w:val="baseline"/>
+              </w:rPr>
+            </w:pPr>
+            <w:r>
+              <w:rPr>
+                <w:rFonts w:hint="default" w:asciiTheme="majorEastAsia" w:hAnsiTheme="majorEastAsia" w:eastAsiaTheme="majorEastAsia" w:cstheme="majorEastAsia"/>
+                <w:b w:val="0"/>
+                <w:bCs w:val="0"/>
+                <w:color w:val="auto"/>
+                <w:sz w:val="20"/>
+                <w:szCs w:val="20"/>
+                <w:vertAlign w:val="baseline"/>
+              </w:rPr>
+              <w:t>NMx3</w:t>
+            </w:r>
+          </w:p>
+        </w:tc>
+        <w:tc>
+          <w:tcPr>
+            <w:tcW w:w="3995" w:type="dxa"/>
+            <w:tcBorders>
+              <w:tl2br w:val="nil"/>
+              <w:tr2bl w:val="nil"/>
+            </w:tcBorders>
+            <w:shd w:val="clear" w:color="auto" w:fill="auto"/>
+            <w:vAlign w:val="top"/>
+          </w:tcPr>
+          <w:p>
+            <w:pPr>
+              <w:widowControl w:val="0"/>
+              <w:jc w:val="left"/>
+              <w:rPr>
+                <w:rFonts w:hint="eastAsia" w:asciiTheme="majorEastAsia" w:hAnsiTheme="majorEastAsia" w:eastAsiaTheme="majorEastAsia" w:cstheme="majorEastAsia"/>
                 <w:b w:val="0"/>
                 <w:bCs w:val="0"/>
                 <w:color w:val="auto"/>
@@ -8119,19 +8062,19 @@
                 <w:szCs w:val="20"/>
                 <w:vertAlign w:val="baseline"/>
               </w:rPr>
-              <w:t>mst_hready</w:t>
-            </w:r>
-            <w:r>
-              <w:rPr>
-                <w:rFonts w:hint="default" w:asciiTheme="majorEastAsia" w:hAnsiTheme="majorEastAsia" w:eastAsiaTheme="majorEastAsia" w:cstheme="majorEastAsia"/>
-                <w:b w:val="0"/>
-                <w:bCs w:val="0"/>
-                <w:color w:val="auto"/>
-                <w:sz w:val="20"/>
-                <w:szCs w:val="20"/>
-                <w:vertAlign w:val="baseline"/>
-              </w:rPr>
-              <w:t>_i</w:t>
+              <w:t>mst_hsize_</w:t>
+            </w:r>
+            <w:r>
+              <w:rPr>
+                <w:rFonts w:hint="default" w:asciiTheme="majorEastAsia" w:hAnsiTheme="majorEastAsia" w:eastAsiaTheme="majorEastAsia" w:cstheme="majorEastAsia"/>
+                <w:b w:val="0"/>
+                <w:bCs w:val="0"/>
+                <w:color w:val="auto"/>
+                <w:sz w:val="20"/>
+                <w:szCs w:val="20"/>
+                <w:vertAlign w:val="baseline"/>
+              </w:rPr>
+              <w:t>i</w:t>
             </w:r>
           </w:p>
         </w:tc>
@@ -8175,46 +8118,7 @@
         </w:tc>
         <w:tc>
           <w:tcPr>
-            <w:tcW w:w="1150" w:type="dxa"/>
-            <w:tcBorders>
-              <w:tl2br w:val="nil"/>
-              <w:tr2bl w:val="nil"/>
-            </w:tcBorders>
-            <w:shd w:val="clear" w:color="auto" w:fill="auto"/>
-            <w:textDirection w:val="lrTbV"/>
-            <w:vAlign w:val="center"/>
-          </w:tcPr>
-          <w:p>
-            <w:pPr>
-              <w:widowControl w:val="0"/>
-              <w:jc w:val="both"/>
-              <w:rPr>
-                <w:rFonts w:hint="default" w:asciiTheme="majorEastAsia" w:hAnsiTheme="majorEastAsia" w:eastAsiaTheme="majorEastAsia" w:cstheme="majorEastAsia"/>
-                <w:b w:val="0"/>
-                <w:bCs w:val="0"/>
-                <w:color w:val="auto"/>
-                <w:sz w:val="20"/>
-                <w:szCs w:val="20"/>
-                <w:vertAlign w:val="baseline"/>
-              </w:rPr>
-            </w:pPr>
-            <w:r>
-              <w:rPr>
-                <w:rFonts w:hint="default" w:asciiTheme="majorEastAsia" w:hAnsiTheme="majorEastAsia" w:eastAsiaTheme="majorEastAsia" w:cstheme="majorEastAsia"/>
-                <w:b w:val="0"/>
-                <w:bCs w:val="0"/>
-                <w:color w:val="auto"/>
-                <w:sz w:val="20"/>
-                <w:szCs w:val="20"/>
-                <w:vertAlign w:val="baseline"/>
-              </w:rPr>
-              <w:t>NM</w:t>
-            </w:r>
-          </w:p>
-        </w:tc>
-        <w:tc>
-          <w:tcPr>
-            <w:tcW w:w="4241" w:type="dxa"/>
+            <w:tcW w:w="1368" w:type="dxa"/>
             <w:tcBorders>
               <w:tl2br w:val="nil"/>
               <w:tr2bl w:val="nil"/>
@@ -8227,7 +8131,45 @@
               <w:widowControl w:val="0"/>
               <w:jc w:val="left"/>
               <w:rPr>
-                <w:rFonts w:hint="default" w:asciiTheme="majorEastAsia" w:hAnsiTheme="majorEastAsia" w:eastAsiaTheme="majorEastAsia" w:cstheme="majorEastAsia"/>
+                <w:rFonts w:hint="eastAsia" w:asciiTheme="majorEastAsia" w:hAnsiTheme="majorEastAsia" w:eastAsiaTheme="majorEastAsia" w:cstheme="majorEastAsia"/>
+                <w:b w:val="0"/>
+                <w:bCs w:val="0"/>
+                <w:color w:val="auto"/>
+                <w:sz w:val="20"/>
+                <w:szCs w:val="20"/>
+                <w:vertAlign w:val="baseline"/>
+              </w:rPr>
+            </w:pPr>
+            <w:r>
+              <w:rPr>
+                <w:rFonts w:hint="default" w:asciiTheme="majorEastAsia" w:hAnsiTheme="majorEastAsia" w:eastAsiaTheme="majorEastAsia" w:cstheme="majorEastAsia"/>
+                <w:b w:val="0"/>
+                <w:bCs w:val="0"/>
+                <w:color w:val="auto"/>
+                <w:sz w:val="20"/>
+                <w:szCs w:val="20"/>
+                <w:vertAlign w:val="baseline"/>
+              </w:rPr>
+              <w:t>NMx3</w:t>
+            </w:r>
+          </w:p>
+        </w:tc>
+        <w:tc>
+          <w:tcPr>
+            <w:tcW w:w="3995" w:type="dxa"/>
+            <w:tcBorders>
+              <w:tl2br w:val="nil"/>
+              <w:tr2bl w:val="nil"/>
+            </w:tcBorders>
+            <w:shd w:val="clear" w:color="auto" w:fill="auto"/>
+            <w:vAlign w:val="top"/>
+          </w:tcPr>
+          <w:p>
+            <w:pPr>
+              <w:widowControl w:val="0"/>
+              <w:jc w:val="left"/>
+              <w:rPr>
+                <w:rFonts w:hint="eastAsia" w:asciiTheme="majorEastAsia" w:hAnsiTheme="majorEastAsia" w:eastAsiaTheme="majorEastAsia" w:cstheme="majorEastAsia"/>
                 <w:b w:val="0"/>
                 <w:bCs w:val="0"/>
                 <w:color w:val="auto"/>
@@ -8276,38 +8218,38 @@
               <w:widowControl w:val="0"/>
               <w:jc w:val="left"/>
               <w:rPr>
-                <w:rFonts w:hint="eastAsia" w:asciiTheme="majorEastAsia" w:hAnsiTheme="majorEastAsia" w:eastAsiaTheme="majorEastAsia" w:cstheme="majorEastAsia"/>
-                <w:b w:val="0"/>
-                <w:bCs w:val="0"/>
-                <w:color w:val="auto"/>
-                <w:sz w:val="20"/>
-                <w:szCs w:val="20"/>
-                <w:vertAlign w:val="baseline"/>
-              </w:rPr>
-            </w:pPr>
-            <w:r>
-              <w:rPr>
-                <w:rFonts w:hint="default" w:asciiTheme="majorEastAsia" w:hAnsiTheme="majorEastAsia" w:eastAsiaTheme="majorEastAsia" w:cstheme="majorEastAsia"/>
-                <w:b w:val="0"/>
-                <w:bCs w:val="0"/>
-                <w:color w:val="auto"/>
-                <w:sz w:val="20"/>
-                <w:szCs w:val="20"/>
-                <w:vertAlign w:val="baseline"/>
-              </w:rPr>
-              <w:t>mst_haddr</w:t>
-            </w:r>
-            <w:r>
-              <w:rPr>
-                <w:rFonts w:hint="default" w:asciiTheme="majorEastAsia" w:hAnsiTheme="majorEastAsia" w:eastAsiaTheme="majorEastAsia" w:cstheme="majorEastAsia"/>
-                <w:b w:val="0"/>
-                <w:bCs w:val="0"/>
-                <w:color w:val="auto"/>
-                <w:sz w:val="20"/>
-                <w:szCs w:val="20"/>
-                <w:vertAlign w:val="baseline"/>
-              </w:rPr>
-              <w:t>_o</w:t>
+                <w:rFonts w:hint="default" w:asciiTheme="majorEastAsia" w:hAnsiTheme="majorEastAsia" w:eastAsiaTheme="majorEastAsia" w:cstheme="majorEastAsia"/>
+                <w:b w:val="0"/>
+                <w:bCs w:val="0"/>
+                <w:color w:val="auto"/>
+                <w:sz w:val="20"/>
+                <w:szCs w:val="20"/>
+                <w:vertAlign w:val="baseline"/>
+              </w:rPr>
+            </w:pPr>
+            <w:r>
+              <w:rPr>
+                <w:rFonts w:hint="default" w:asciiTheme="majorEastAsia" w:hAnsiTheme="majorEastAsia" w:eastAsiaTheme="majorEastAsia" w:cstheme="majorEastAsia"/>
+                <w:b w:val="0"/>
+                <w:bCs w:val="0"/>
+                <w:color w:val="auto"/>
+                <w:sz w:val="20"/>
+                <w:szCs w:val="20"/>
+                <w:vertAlign w:val="baseline"/>
+              </w:rPr>
+              <w:t>mst_htrans_</w:t>
+            </w:r>
+            <w:r>
+              <w:rPr>
+                <w:rFonts w:hint="default" w:asciiTheme="majorEastAsia" w:hAnsiTheme="majorEastAsia" w:eastAsiaTheme="majorEastAsia" w:cstheme="majorEastAsia"/>
+                <w:b w:val="0"/>
+                <w:bCs w:val="0"/>
+                <w:color w:val="auto"/>
+                <w:sz w:val="20"/>
+                <w:szCs w:val="20"/>
+                <w:vertAlign w:val="baseline"/>
+              </w:rPr>
+              <w:t>i</w:t>
             </w:r>
           </w:p>
         </w:tc>
@@ -8326,32 +8268,32 @@
               <w:widowControl w:val="0"/>
               <w:jc w:val="left"/>
               <w:rPr>
-                <w:rFonts w:hint="eastAsia" w:asciiTheme="majorEastAsia" w:hAnsiTheme="majorEastAsia" w:eastAsiaTheme="majorEastAsia" w:cstheme="majorEastAsia"/>
-                <w:b w:val="0"/>
-                <w:bCs w:val="0"/>
-                <w:color w:val="auto"/>
-                <w:sz w:val="20"/>
-                <w:szCs w:val="20"/>
-                <w:vertAlign w:val="baseline"/>
-              </w:rPr>
-            </w:pPr>
-            <w:r>
-              <w:rPr>
-                <w:rFonts w:hint="default" w:asciiTheme="majorEastAsia" w:hAnsiTheme="majorEastAsia" w:eastAsiaTheme="majorEastAsia" w:cstheme="majorEastAsia"/>
-                <w:b w:val="0"/>
-                <w:bCs w:val="0"/>
-                <w:color w:val="auto"/>
-                <w:sz w:val="20"/>
-                <w:szCs w:val="20"/>
-                <w:vertAlign w:val="baseline"/>
-              </w:rPr>
-              <w:t>Ouput</w:t>
-            </w:r>
-          </w:p>
-        </w:tc>
-        <w:tc>
-          <w:tcPr>
-            <w:tcW w:w="1150" w:type="dxa"/>
+                <w:rFonts w:hint="default" w:asciiTheme="majorEastAsia" w:hAnsiTheme="majorEastAsia" w:eastAsiaTheme="majorEastAsia" w:cstheme="majorEastAsia"/>
+                <w:b w:val="0"/>
+                <w:bCs w:val="0"/>
+                <w:color w:val="auto"/>
+                <w:sz w:val="20"/>
+                <w:szCs w:val="20"/>
+                <w:vertAlign w:val="baseline"/>
+              </w:rPr>
+            </w:pPr>
+            <w:r>
+              <w:rPr>
+                <w:rFonts w:hint="default" w:asciiTheme="majorEastAsia" w:hAnsiTheme="majorEastAsia" w:eastAsiaTheme="majorEastAsia" w:cstheme="majorEastAsia"/>
+                <w:b w:val="0"/>
+                <w:bCs w:val="0"/>
+                <w:color w:val="auto"/>
+                <w:sz w:val="20"/>
+                <w:szCs w:val="20"/>
+                <w:vertAlign w:val="baseline"/>
+              </w:rPr>
+              <w:t>Input</w:t>
+            </w:r>
+          </w:p>
+        </w:tc>
+        <w:tc>
+          <w:tcPr>
+            <w:tcW w:w="1368" w:type="dxa"/>
             <w:tcBorders>
               <w:tl2br w:val="nil"/>
               <w:tr2bl w:val="nil"/>
@@ -8383,25 +8325,13 @@
                 <w:szCs w:val="20"/>
                 <w:vertAlign w:val="baseline"/>
               </w:rPr>
-              <w:t>NMx</w:t>
-            </w:r>
-            <w:r>
-              <w:rPr>
-                <w:rFonts w:hint="default" w:asciiTheme="majorEastAsia" w:hAnsiTheme="majorEastAsia" w:eastAsiaTheme="majorEastAsia" w:cstheme="majorEastAsia"/>
-                <w:b w:val="0"/>
-                <w:bCs w:val="0"/>
-                <w:color w:val="auto"/>
-                <w:sz w:val="20"/>
-                <w:szCs w:val="20"/>
-                <w:vertAlign w:val="baseline"/>
-              </w:rPr>
-              <w:t>AW</w:t>
-            </w:r>
-          </w:p>
-        </w:tc>
-        <w:tc>
-          <w:tcPr>
-            <w:tcW w:w="4241" w:type="dxa"/>
+              <w:t>NMx2</w:t>
+            </w:r>
+          </w:p>
+        </w:tc>
+        <w:tc>
+          <w:tcPr>
+            <w:tcW w:w="3995" w:type="dxa"/>
             <w:tcBorders>
               <w:tl2br w:val="nil"/>
               <w:tr2bl w:val="nil"/>
@@ -8423,18 +8353,181 @@
                 <w:vertAlign w:val="baseline"/>
               </w:rPr>
             </w:pPr>
-            <w:r>
-              <w:rPr>
-                <w:rFonts w:hint="default" w:asciiTheme="majorEastAsia" w:hAnsiTheme="majorEastAsia" w:eastAsiaTheme="majorEastAsia" w:cstheme="majorEastAsia"/>
-                <w:b w:val="0"/>
-                <w:bCs w:val="0"/>
-                <w:color w:val="auto"/>
-                <w:sz w:val="20"/>
-                <w:szCs w:val="20"/>
-                <w:vertAlign w:val="baseline"/>
-              </w:rPr>
-              <w:t>Byte address of transfer</w:t>
-            </w:r>
+          </w:p>
+        </w:tc>
+      </w:tr>
+      <w:tr>
+        <w:tblPrEx>
+          <w:tblBorders>
+            <w:top w:val="single" w:color="auto" w:sz="4" w:space="0"/>
+            <w:left w:val="single" w:color="auto" w:sz="4" w:space="0"/>
+            <w:bottom w:val="single" w:color="auto" w:sz="4" w:space="0"/>
+            <w:right w:val="single" w:color="auto" w:sz="4" w:space="0"/>
+            <w:insideH w:val="single" w:color="auto" w:sz="4" w:space="0"/>
+            <w:insideV w:val="single" w:color="auto" w:sz="4" w:space="0"/>
+          </w:tblBorders>
+          <w:shd w:val="clear" w:color="auto" w:fill="auto"/>
+          <w:tblLayout w:type="fixed"/>
+          <w:tblCellMar>
+            <w:top w:w="0" w:type="dxa"/>
+            <w:left w:w="108" w:type="dxa"/>
+            <w:bottom w:w="0" w:type="dxa"/>
+            <w:right w:w="108" w:type="dxa"/>
+          </w:tblCellMar>
+        </w:tblPrEx>
+        <w:trPr>
+          <w:trHeight w:val="356" w:hRule="atLeast"/>
+        </w:trPr>
+        <w:tc>
+          <w:tcPr>
+            <w:tcW w:w="2319" w:type="dxa"/>
+            <w:tcBorders>
+              <w:tl2br w:val="nil"/>
+              <w:tr2bl w:val="nil"/>
+            </w:tcBorders>
+            <w:shd w:val="clear" w:color="auto" w:fill="auto"/>
+            <w:vAlign w:val="top"/>
+          </w:tcPr>
+          <w:p>
+            <w:pPr>
+              <w:widowControl w:val="0"/>
+              <w:jc w:val="left"/>
+              <w:rPr>
+                <w:rFonts w:hint="default" w:asciiTheme="majorEastAsia" w:hAnsiTheme="majorEastAsia" w:eastAsiaTheme="majorEastAsia" w:cstheme="majorEastAsia"/>
+                <w:b w:val="0"/>
+                <w:bCs w:val="0"/>
+                <w:color w:val="auto"/>
+                <w:sz w:val="20"/>
+                <w:szCs w:val="20"/>
+                <w:vertAlign w:val="baseline"/>
+              </w:rPr>
+            </w:pPr>
+            <w:r>
+              <w:rPr>
+                <w:rFonts w:hint="default" w:asciiTheme="majorEastAsia" w:hAnsiTheme="majorEastAsia" w:eastAsiaTheme="majorEastAsia" w:cstheme="majorEastAsia"/>
+                <w:b w:val="0"/>
+                <w:bCs w:val="0"/>
+                <w:color w:val="auto"/>
+                <w:sz w:val="20"/>
+                <w:szCs w:val="20"/>
+                <w:vertAlign w:val="baseline"/>
+              </w:rPr>
+              <w:t>mst_hwdata_</w:t>
+            </w:r>
+            <w:r>
+              <w:rPr>
+                <w:rFonts w:hint="default" w:asciiTheme="majorEastAsia" w:hAnsiTheme="majorEastAsia" w:eastAsiaTheme="majorEastAsia" w:cstheme="majorEastAsia"/>
+                <w:b w:val="0"/>
+                <w:bCs w:val="0"/>
+                <w:color w:val="auto"/>
+                <w:sz w:val="20"/>
+                <w:szCs w:val="20"/>
+                <w:vertAlign w:val="baseline"/>
+              </w:rPr>
+              <w:t>i</w:t>
+            </w:r>
+          </w:p>
+        </w:tc>
+        <w:tc>
+          <w:tcPr>
+            <w:tcW w:w="840" w:type="dxa"/>
+            <w:tcBorders>
+              <w:tl2br w:val="nil"/>
+              <w:tr2bl w:val="nil"/>
+            </w:tcBorders>
+            <w:shd w:val="clear" w:color="auto" w:fill="auto"/>
+            <w:vAlign w:val="top"/>
+          </w:tcPr>
+          <w:p>
+            <w:pPr>
+              <w:widowControl w:val="0"/>
+              <w:jc w:val="left"/>
+              <w:rPr>
+                <w:rFonts w:hint="default" w:asciiTheme="majorEastAsia" w:hAnsiTheme="majorEastAsia" w:eastAsiaTheme="majorEastAsia" w:cstheme="majorEastAsia"/>
+                <w:b w:val="0"/>
+                <w:bCs w:val="0"/>
+                <w:color w:val="auto"/>
+                <w:sz w:val="20"/>
+                <w:szCs w:val="20"/>
+                <w:vertAlign w:val="baseline"/>
+              </w:rPr>
+            </w:pPr>
+            <w:r>
+              <w:rPr>
+                <w:rFonts w:hint="default" w:asciiTheme="majorEastAsia" w:hAnsiTheme="majorEastAsia" w:eastAsiaTheme="majorEastAsia" w:cstheme="majorEastAsia"/>
+                <w:b w:val="0"/>
+                <w:bCs w:val="0"/>
+                <w:color w:val="auto"/>
+                <w:sz w:val="20"/>
+                <w:szCs w:val="20"/>
+                <w:vertAlign w:val="baseline"/>
+              </w:rPr>
+              <w:t>Input</w:t>
+            </w:r>
+          </w:p>
+        </w:tc>
+        <w:tc>
+          <w:tcPr>
+            <w:tcW w:w="1368" w:type="dxa"/>
+            <w:tcBorders>
+              <w:tl2br w:val="nil"/>
+              <w:tr2bl w:val="nil"/>
+            </w:tcBorders>
+            <w:shd w:val="clear" w:color="auto" w:fill="auto"/>
+            <w:vAlign w:val="top"/>
+          </w:tcPr>
+          <w:p>
+            <w:pPr>
+              <w:widowControl w:val="0"/>
+              <w:jc w:val="left"/>
+              <w:rPr>
+                <w:rFonts w:hint="eastAsia" w:asciiTheme="majorEastAsia" w:hAnsiTheme="majorEastAsia" w:eastAsiaTheme="majorEastAsia" w:cstheme="majorEastAsia"/>
+                <w:b w:val="0"/>
+                <w:bCs w:val="0"/>
+                <w:color w:val="auto"/>
+                <w:sz w:val="20"/>
+                <w:szCs w:val="20"/>
+                <w:vertAlign w:val="baseline"/>
+              </w:rPr>
+            </w:pPr>
+            <w:r>
+              <w:rPr>
+                <w:rFonts w:hint="default" w:asciiTheme="majorEastAsia" w:hAnsiTheme="majorEastAsia" w:eastAsiaTheme="majorEastAsia" w:cstheme="majorEastAsia"/>
+                <w:b w:val="0"/>
+                <w:bCs w:val="0"/>
+                <w:color w:val="auto"/>
+                <w:sz w:val="20"/>
+                <w:szCs w:val="20"/>
+                <w:vertAlign w:val="baseline"/>
+              </w:rPr>
+              <w:t>NMxDW</w:t>
+            </w:r>
+          </w:p>
+        </w:tc>
+        <w:tc>
+          <w:tcPr>
+            <w:tcW w:w="3995" w:type="dxa"/>
+            <w:tcBorders>
+              <w:tl2br w:val="nil"/>
+              <w:tr2bl w:val="nil"/>
+            </w:tcBorders>
+            <w:shd w:val="clear" w:color="auto" w:fill="auto"/>
+            <w:vAlign w:val="top"/>
+          </w:tcPr>
+          <w:p>
+            <w:pPr>
+              <w:widowControl w:val="0"/>
+              <w:jc w:val="left"/>
+              <w:rPr>
+                <w:rFonts w:hint="eastAsia" w:asciiTheme="majorEastAsia" w:hAnsiTheme="majorEastAsia" w:eastAsiaTheme="majorEastAsia" w:cstheme="majorEastAsia"/>
+                <w:b w:val="0"/>
+                <w:bCs w:val="0"/>
+                <w:color w:val="auto"/>
+                <w:sz w:val="20"/>
+                <w:szCs w:val="20"/>
+                <w:vertAlign w:val="baseline"/>
+              </w:rPr>
+            </w:pPr>
           </w:p>
         </w:tc>
       </w:tr>
@@ -8475,38 +8568,38 @@
               <w:widowControl w:val="0"/>
               <w:jc w:val="left"/>
               <w:rPr>
-                <w:rFonts w:hint="eastAsia" w:asciiTheme="majorEastAsia" w:hAnsiTheme="majorEastAsia" w:eastAsiaTheme="majorEastAsia" w:cstheme="majorEastAsia"/>
-                <w:b w:val="0"/>
-                <w:bCs w:val="0"/>
-                <w:color w:val="auto"/>
-                <w:sz w:val="20"/>
-                <w:szCs w:val="20"/>
-                <w:vertAlign w:val="baseline"/>
-              </w:rPr>
-            </w:pPr>
-            <w:r>
-              <w:rPr>
-                <w:rFonts w:hint="default" w:asciiTheme="majorEastAsia" w:hAnsiTheme="majorEastAsia" w:eastAsiaTheme="majorEastAsia" w:cstheme="majorEastAsia"/>
-                <w:b w:val="0"/>
-                <w:bCs w:val="0"/>
-                <w:color w:val="auto"/>
-                <w:sz w:val="20"/>
-                <w:szCs w:val="20"/>
-                <w:vertAlign w:val="baseline"/>
-              </w:rPr>
-              <w:t>mst_hburst</w:t>
-            </w:r>
-            <w:r>
-              <w:rPr>
-                <w:rFonts w:hint="default" w:asciiTheme="majorEastAsia" w:hAnsiTheme="majorEastAsia" w:eastAsiaTheme="majorEastAsia" w:cstheme="majorEastAsia"/>
-                <w:b w:val="0"/>
-                <w:bCs w:val="0"/>
-                <w:color w:val="auto"/>
-                <w:sz w:val="20"/>
-                <w:szCs w:val="20"/>
-                <w:vertAlign w:val="baseline"/>
-              </w:rPr>
-              <w:t>_o</w:t>
+                <w:rFonts w:hint="default" w:asciiTheme="majorEastAsia" w:hAnsiTheme="majorEastAsia" w:eastAsiaTheme="majorEastAsia" w:cstheme="majorEastAsia"/>
+                <w:b w:val="0"/>
+                <w:bCs w:val="0"/>
+                <w:color w:val="auto"/>
+                <w:sz w:val="20"/>
+                <w:szCs w:val="20"/>
+                <w:vertAlign w:val="baseline"/>
+              </w:rPr>
+            </w:pPr>
+            <w:r>
+              <w:rPr>
+                <w:rFonts w:hint="default" w:asciiTheme="majorEastAsia" w:hAnsiTheme="majorEastAsia" w:eastAsiaTheme="majorEastAsia" w:cstheme="majorEastAsia"/>
+                <w:b w:val="0"/>
+                <w:bCs w:val="0"/>
+                <w:color w:val="auto"/>
+                <w:sz w:val="20"/>
+                <w:szCs w:val="20"/>
+                <w:vertAlign w:val="baseline"/>
+              </w:rPr>
+              <w:t>mst_hwstrb_</w:t>
+            </w:r>
+            <w:r>
+              <w:rPr>
+                <w:rFonts w:hint="default" w:asciiTheme="majorEastAsia" w:hAnsiTheme="majorEastAsia" w:eastAsiaTheme="majorEastAsia" w:cstheme="majorEastAsia"/>
+                <w:b w:val="0"/>
+                <w:bCs w:val="0"/>
+                <w:color w:val="auto"/>
+                <w:sz w:val="20"/>
+                <w:szCs w:val="20"/>
+                <w:vertAlign w:val="baseline"/>
+              </w:rPr>
+              <w:t>i</w:t>
             </w:r>
           </w:p>
         </w:tc>
@@ -8544,13 +8637,13 @@
                 <w:szCs w:val="20"/>
                 <w:vertAlign w:val="baseline"/>
               </w:rPr>
-              <w:t>Ouput</w:t>
-            </w:r>
-          </w:p>
-        </w:tc>
-        <w:tc>
-          <w:tcPr>
-            <w:tcW w:w="1150" w:type="dxa"/>
+              <w:t>Input</w:t>
+            </w:r>
+          </w:p>
+        </w:tc>
+        <w:tc>
+          <w:tcPr>
+            <w:tcW w:w="1368" w:type="dxa"/>
             <w:tcBorders>
               <w:tl2br w:val="nil"/>
               <w:tr2bl w:val="nil"/>
@@ -8582,13 +8675,13 @@
                 <w:szCs w:val="20"/>
                 <w:vertAlign w:val="baseline"/>
               </w:rPr>
-              <w:t>NMx3</w:t>
-            </w:r>
-          </w:p>
-        </w:tc>
-        <w:tc>
-          <w:tcPr>
-            <w:tcW w:w="4241" w:type="dxa"/>
+              <w:t>NMx(DW/8)</w:t>
+            </w:r>
+          </w:p>
+        </w:tc>
+        <w:tc>
+          <w:tcPr>
+            <w:tcW w:w="3995" w:type="dxa"/>
             <w:tcBorders>
               <w:tl2br w:val="nil"/>
               <w:tr2bl w:val="nil"/>
@@ -8669,19 +8762,19 @@
                 <w:szCs w:val="20"/>
                 <w:vertAlign w:val="baseline"/>
               </w:rPr>
-              <w:t>mst_hsize</w:t>
-            </w:r>
-            <w:r>
-              <w:rPr>
-                <w:rFonts w:hint="default" w:asciiTheme="majorEastAsia" w:hAnsiTheme="majorEastAsia" w:eastAsiaTheme="majorEastAsia" w:cstheme="majorEastAsia"/>
-                <w:b w:val="0"/>
-                <w:bCs w:val="0"/>
-                <w:color w:val="auto"/>
-                <w:sz w:val="20"/>
-                <w:szCs w:val="20"/>
-                <w:vertAlign w:val="baseline"/>
-              </w:rPr>
-              <w:t>_o</w:t>
+              <w:t>mst_hwrite_</w:t>
+            </w:r>
+            <w:r>
+              <w:rPr>
+                <w:rFonts w:hint="default" w:asciiTheme="majorEastAsia" w:hAnsiTheme="majorEastAsia" w:eastAsiaTheme="majorEastAsia" w:cstheme="majorEastAsia"/>
+                <w:b w:val="0"/>
+                <w:bCs w:val="0"/>
+                <w:color w:val="auto"/>
+                <w:sz w:val="20"/>
+                <w:szCs w:val="20"/>
+                <w:vertAlign w:val="baseline"/>
+              </w:rPr>
+              <w:t>i</w:t>
             </w:r>
           </w:p>
         </w:tc>
@@ -8719,13 +8812,13 @@
                 <w:szCs w:val="20"/>
                 <w:vertAlign w:val="baseline"/>
               </w:rPr>
-              <w:t>Ouput</w:t>
-            </w:r>
-          </w:p>
-        </w:tc>
-        <w:tc>
-          <w:tcPr>
-            <w:tcW w:w="1150" w:type="dxa"/>
+              <w:t>Input</w:t>
+            </w:r>
+          </w:p>
+        </w:tc>
+        <w:tc>
+          <w:tcPr>
+            <w:tcW w:w="1368" w:type="dxa"/>
             <w:tcBorders>
               <w:tl2br w:val="nil"/>
               <w:tr2bl w:val="nil"/>
@@ -8747,11 +8840,23 @@
                 <w:vertAlign w:val="baseline"/>
               </w:rPr>
             </w:pPr>
-          </w:p>
-        </w:tc>
-        <w:tc>
-          <w:tcPr>
-            <w:tcW w:w="4241" w:type="dxa"/>
+            <w:r>
+              <w:rPr>
+                <w:rFonts w:hint="default" w:asciiTheme="majorEastAsia" w:hAnsiTheme="majorEastAsia" w:eastAsiaTheme="majorEastAsia" w:cstheme="majorEastAsia"/>
+                <w:b w:val="0"/>
+                <w:bCs w:val="0"/>
+                <w:color w:val="auto"/>
+                <w:sz w:val="20"/>
+                <w:szCs w:val="20"/>
+                <w:vertAlign w:val="baseline"/>
+              </w:rPr>
+              <w:t>NM</w:t>
+            </w:r>
+          </w:p>
+        </w:tc>
+        <w:tc>
+          <w:tcPr>
+            <w:tcW w:w="3995" w:type="dxa"/>
             <w:tcBorders>
               <w:tl2br w:val="nil"/>
               <w:tr2bl w:val="nil"/>
@@ -8832,19 +8937,19 @@
                 <w:szCs w:val="20"/>
                 <w:vertAlign w:val="baseline"/>
               </w:rPr>
-              <w:t>mst_htrans</w:t>
-            </w:r>
-            <w:r>
-              <w:rPr>
-                <w:rFonts w:hint="default" w:asciiTheme="majorEastAsia" w:hAnsiTheme="majorEastAsia" w:eastAsiaTheme="majorEastAsia" w:cstheme="majorEastAsia"/>
-                <w:b w:val="0"/>
-                <w:bCs w:val="0"/>
-                <w:color w:val="auto"/>
-                <w:sz w:val="20"/>
-                <w:szCs w:val="20"/>
-                <w:vertAlign w:val="baseline"/>
-              </w:rPr>
-              <w:t>_o</w:t>
+              <w:t>mst_hrdata_</w:t>
+            </w:r>
+            <w:r>
+              <w:rPr>
+                <w:rFonts w:hint="default" w:asciiTheme="majorEastAsia" w:hAnsiTheme="majorEastAsia" w:eastAsiaTheme="majorEastAsia" w:cstheme="majorEastAsia"/>
+                <w:b w:val="0"/>
+                <w:bCs w:val="0"/>
+                <w:color w:val="auto"/>
+                <w:sz w:val="20"/>
+                <w:szCs w:val="20"/>
+                <w:vertAlign w:val="baseline"/>
+              </w:rPr>
+              <w:t>o</w:t>
             </w:r>
           </w:p>
         </w:tc>
@@ -8888,196 +8993,46 @@
         </w:tc>
         <w:tc>
           <w:tcPr>
-            <w:tcW w:w="1150" w:type="dxa"/>
-            <w:tcBorders>
-              <w:tl2br w:val="nil"/>
-              <w:tr2bl w:val="nil"/>
-            </w:tcBorders>
-            <w:shd w:val="clear" w:color="auto" w:fill="auto"/>
-            <w:vAlign w:val="top"/>
-          </w:tcPr>
-          <w:p>
-            <w:pPr>
-              <w:widowControl w:val="0"/>
-              <w:jc w:val="left"/>
-              <w:rPr>
-                <w:rFonts w:hint="eastAsia" w:asciiTheme="majorEastAsia" w:hAnsiTheme="majorEastAsia" w:eastAsiaTheme="majorEastAsia" w:cstheme="majorEastAsia"/>
-                <w:b w:val="0"/>
-                <w:bCs w:val="0"/>
-                <w:color w:val="auto"/>
-                <w:sz w:val="20"/>
-                <w:szCs w:val="20"/>
-                <w:vertAlign w:val="baseline"/>
-              </w:rPr>
-            </w:pPr>
-          </w:p>
-        </w:tc>
-        <w:tc>
-          <w:tcPr>
-            <w:tcW w:w="4241" w:type="dxa"/>
-            <w:tcBorders>
-              <w:tl2br w:val="nil"/>
-              <w:tr2bl w:val="nil"/>
-            </w:tcBorders>
-            <w:shd w:val="clear" w:color="auto" w:fill="auto"/>
-            <w:vAlign w:val="top"/>
-          </w:tcPr>
-          <w:p>
-            <w:pPr>
-              <w:widowControl w:val="0"/>
-              <w:jc w:val="left"/>
-              <w:rPr>
-                <w:rFonts w:hint="eastAsia" w:asciiTheme="majorEastAsia" w:hAnsiTheme="majorEastAsia" w:eastAsiaTheme="majorEastAsia" w:cstheme="majorEastAsia"/>
-                <w:b w:val="0"/>
-                <w:bCs w:val="0"/>
-                <w:color w:val="auto"/>
-                <w:sz w:val="20"/>
-                <w:szCs w:val="20"/>
-                <w:vertAlign w:val="baseline"/>
-              </w:rPr>
-            </w:pPr>
-          </w:p>
-        </w:tc>
-      </w:tr>
-      <w:tr>
-        <w:tblPrEx>
-          <w:tblBorders>
-            <w:top w:val="single" w:color="auto" w:sz="4" w:space="0"/>
-            <w:left w:val="single" w:color="auto" w:sz="4" w:space="0"/>
-            <w:bottom w:val="single" w:color="auto" w:sz="4" w:space="0"/>
-            <w:right w:val="single" w:color="auto" w:sz="4" w:space="0"/>
-            <w:insideH w:val="single" w:color="auto" w:sz="4" w:space="0"/>
-            <w:insideV w:val="single" w:color="auto" w:sz="4" w:space="0"/>
-          </w:tblBorders>
-          <w:shd w:val="clear" w:color="auto" w:fill="auto"/>
-          <w:tblLayout w:type="fixed"/>
-          <w:tblCellMar>
-            <w:top w:w="0" w:type="dxa"/>
-            <w:left w:w="108" w:type="dxa"/>
-            <w:bottom w:w="0" w:type="dxa"/>
-            <w:right w:w="108" w:type="dxa"/>
-          </w:tblCellMar>
-        </w:tblPrEx>
-        <w:trPr>
-          <w:trHeight w:val="356" w:hRule="atLeast"/>
-        </w:trPr>
-        <w:tc>
-          <w:tcPr>
-            <w:tcW w:w="2319" w:type="dxa"/>
-            <w:tcBorders>
-              <w:tl2br w:val="nil"/>
-              <w:tr2bl w:val="nil"/>
-            </w:tcBorders>
-            <w:shd w:val="clear" w:color="auto" w:fill="auto"/>
-            <w:vAlign w:val="top"/>
-          </w:tcPr>
-          <w:p>
-            <w:pPr>
-              <w:widowControl w:val="0"/>
-              <w:jc w:val="left"/>
-              <w:rPr>
-                <w:rFonts w:hint="default" w:asciiTheme="majorEastAsia" w:hAnsiTheme="majorEastAsia" w:eastAsiaTheme="majorEastAsia" w:cstheme="majorEastAsia"/>
-                <w:b w:val="0"/>
-                <w:bCs w:val="0"/>
-                <w:color w:val="auto"/>
-                <w:sz w:val="20"/>
-                <w:szCs w:val="20"/>
-                <w:vertAlign w:val="baseline"/>
-              </w:rPr>
-            </w:pPr>
-            <w:r>
-              <w:rPr>
-                <w:rFonts w:hint="default" w:asciiTheme="majorEastAsia" w:hAnsiTheme="majorEastAsia" w:eastAsiaTheme="majorEastAsia" w:cstheme="majorEastAsia"/>
-                <w:b w:val="0"/>
-                <w:bCs w:val="0"/>
-                <w:color w:val="auto"/>
-                <w:sz w:val="20"/>
-                <w:szCs w:val="20"/>
-                <w:vertAlign w:val="baseline"/>
-              </w:rPr>
-              <w:t>mst_hwdata</w:t>
-            </w:r>
-            <w:r>
-              <w:rPr>
-                <w:rFonts w:hint="default" w:asciiTheme="majorEastAsia" w:hAnsiTheme="majorEastAsia" w:eastAsiaTheme="majorEastAsia" w:cstheme="majorEastAsia"/>
-                <w:b w:val="0"/>
-                <w:bCs w:val="0"/>
-                <w:color w:val="auto"/>
-                <w:sz w:val="20"/>
-                <w:szCs w:val="20"/>
-                <w:vertAlign w:val="baseline"/>
-              </w:rPr>
-              <w:t>_o</w:t>
-            </w:r>
-          </w:p>
-        </w:tc>
-        <w:tc>
-          <w:tcPr>
-            <w:tcW w:w="840" w:type="dxa"/>
-            <w:tcBorders>
-              <w:tl2br w:val="nil"/>
-              <w:tr2bl w:val="nil"/>
-            </w:tcBorders>
-            <w:shd w:val="clear" w:color="auto" w:fill="auto"/>
-            <w:vAlign w:val="top"/>
-          </w:tcPr>
-          <w:p>
-            <w:pPr>
-              <w:widowControl w:val="0"/>
-              <w:jc w:val="left"/>
-              <w:rPr>
-                <w:rFonts w:hint="default" w:asciiTheme="majorEastAsia" w:hAnsiTheme="majorEastAsia" w:eastAsiaTheme="majorEastAsia" w:cstheme="majorEastAsia"/>
-                <w:b w:val="0"/>
-                <w:bCs w:val="0"/>
-                <w:color w:val="auto"/>
-                <w:sz w:val="20"/>
-                <w:szCs w:val="20"/>
-                <w:vertAlign w:val="baseline"/>
-              </w:rPr>
-            </w:pPr>
-            <w:r>
-              <w:rPr>
-                <w:rFonts w:hint="default" w:asciiTheme="majorEastAsia" w:hAnsiTheme="majorEastAsia" w:eastAsiaTheme="majorEastAsia" w:cstheme="majorEastAsia"/>
-                <w:b w:val="0"/>
-                <w:bCs w:val="0"/>
-                <w:color w:val="auto"/>
-                <w:sz w:val="20"/>
-                <w:szCs w:val="20"/>
-                <w:vertAlign w:val="baseline"/>
-              </w:rPr>
-              <w:t>Ouput</w:t>
-            </w:r>
-          </w:p>
-        </w:tc>
-        <w:tc>
-          <w:tcPr>
-            <w:tcW w:w="1150" w:type="dxa"/>
-            <w:tcBorders>
-              <w:tl2br w:val="nil"/>
-              <w:tr2bl w:val="nil"/>
-            </w:tcBorders>
-            <w:shd w:val="clear" w:color="auto" w:fill="auto"/>
-            <w:vAlign w:val="top"/>
-          </w:tcPr>
-          <w:p>
-            <w:pPr>
-              <w:widowControl w:val="0"/>
-              <w:jc w:val="left"/>
-              <w:rPr>
-                <w:rFonts w:hint="eastAsia" w:asciiTheme="majorEastAsia" w:hAnsiTheme="majorEastAsia" w:eastAsiaTheme="majorEastAsia" w:cstheme="majorEastAsia"/>
-                <w:b w:val="0"/>
-                <w:bCs w:val="0"/>
-                <w:color w:val="auto"/>
-                <w:sz w:val="20"/>
-                <w:szCs w:val="20"/>
-                <w:vertAlign w:val="baseline"/>
-              </w:rPr>
-            </w:pPr>
-          </w:p>
-        </w:tc>
-        <w:tc>
-          <w:tcPr>
-            <w:tcW w:w="4241" w:type="dxa"/>
+            <w:tcW w:w="1368" w:type="dxa"/>
+            <w:tcBorders>
+              <w:tl2br w:val="nil"/>
+              <w:tr2bl w:val="nil"/>
+            </w:tcBorders>
+            <w:shd w:val="clear" w:color="auto" w:fill="auto"/>
+            <w:textDirection w:val="lrTbV"/>
+            <w:vAlign w:val="center"/>
+          </w:tcPr>
+          <w:p>
+            <w:pPr>
+              <w:widowControl w:val="0"/>
+              <w:jc w:val="both"/>
+              <w:rPr>
+                <w:rFonts w:hint="default" w:asciiTheme="majorEastAsia" w:hAnsiTheme="majorEastAsia" w:eastAsiaTheme="majorEastAsia" w:cstheme="majorEastAsia"/>
+                <w:b w:val="0"/>
+                <w:bCs w:val="0"/>
+                <w:color w:val="auto"/>
+                <w:sz w:val="20"/>
+                <w:szCs w:val="20"/>
+                <w:vertAlign w:val="baseline"/>
+              </w:rPr>
+            </w:pPr>
+            <w:r>
+              <w:rPr>
+                <w:rFonts w:hint="default" w:asciiTheme="majorEastAsia" w:hAnsiTheme="majorEastAsia" w:eastAsiaTheme="majorEastAsia" w:cstheme="majorEastAsia"/>
+                <w:b w:val="0"/>
+                <w:bCs w:val="0"/>
+                <w:color w:val="auto"/>
+                <w:sz w:val="20"/>
+                <w:szCs w:val="20"/>
+                <w:vertAlign w:val="baseline"/>
+              </w:rPr>
+              <w:t>NMxDW</w:t>
+            </w:r>
+          </w:p>
+        </w:tc>
+        <w:tc>
+          <w:tcPr>
+            <w:tcW w:w="3995" w:type="dxa"/>
             <w:tcBorders>
               <w:tl2br w:val="nil"/>
               <w:tr2bl w:val="nil"/>
@@ -9158,19 +9113,19 @@
                 <w:szCs w:val="20"/>
                 <w:vertAlign w:val="baseline"/>
               </w:rPr>
-              <w:t>mst_hwstrb</w:t>
-            </w:r>
-            <w:r>
-              <w:rPr>
-                <w:rFonts w:hint="default" w:asciiTheme="majorEastAsia" w:hAnsiTheme="majorEastAsia" w:eastAsiaTheme="majorEastAsia" w:cstheme="majorEastAsia"/>
-                <w:b w:val="0"/>
-                <w:bCs w:val="0"/>
-                <w:color w:val="auto"/>
-                <w:sz w:val="20"/>
-                <w:szCs w:val="20"/>
-                <w:vertAlign w:val="baseline"/>
-              </w:rPr>
-              <w:t>_o</w:t>
+              <w:t>mst_hresp_</w:t>
+            </w:r>
+            <w:r>
+              <w:rPr>
+                <w:rFonts w:hint="default" w:asciiTheme="majorEastAsia" w:hAnsiTheme="majorEastAsia" w:eastAsiaTheme="majorEastAsia" w:cstheme="majorEastAsia"/>
+                <w:b w:val="0"/>
+                <w:bCs w:val="0"/>
+                <w:color w:val="auto"/>
+                <w:sz w:val="20"/>
+                <w:szCs w:val="20"/>
+                <w:vertAlign w:val="baseline"/>
+              </w:rPr>
+              <w:t>o</w:t>
             </w:r>
           </w:p>
         </w:tc>
@@ -9214,33 +9169,46 @@
         </w:tc>
         <w:tc>
           <w:tcPr>
-            <w:tcW w:w="1150" w:type="dxa"/>
-            <w:tcBorders>
-              <w:tl2br w:val="nil"/>
-              <w:tr2bl w:val="nil"/>
-            </w:tcBorders>
-            <w:shd w:val="clear" w:color="auto" w:fill="auto"/>
-            <w:vAlign w:val="top"/>
-          </w:tcPr>
-          <w:p>
-            <w:pPr>
-              <w:widowControl w:val="0"/>
-              <w:jc w:val="left"/>
-              <w:rPr>
-                <w:rFonts w:hint="eastAsia" w:asciiTheme="majorEastAsia" w:hAnsiTheme="majorEastAsia" w:eastAsiaTheme="majorEastAsia" w:cstheme="majorEastAsia"/>
-                <w:b w:val="0"/>
-                <w:bCs w:val="0"/>
-                <w:color w:val="auto"/>
-                <w:sz w:val="20"/>
-                <w:szCs w:val="20"/>
-                <w:vertAlign w:val="baseline"/>
-              </w:rPr>
-            </w:pPr>
-          </w:p>
-        </w:tc>
-        <w:tc>
-          <w:tcPr>
-            <w:tcW w:w="4241" w:type="dxa"/>
+            <w:tcW w:w="1368" w:type="dxa"/>
+            <w:tcBorders>
+              <w:tl2br w:val="nil"/>
+              <w:tr2bl w:val="nil"/>
+            </w:tcBorders>
+            <w:shd w:val="clear" w:color="auto" w:fill="auto"/>
+            <w:textDirection w:val="lrTbV"/>
+            <w:vAlign w:val="center"/>
+          </w:tcPr>
+          <w:p>
+            <w:pPr>
+              <w:widowControl w:val="0"/>
+              <w:jc w:val="both"/>
+              <w:rPr>
+                <w:rFonts w:hint="default" w:asciiTheme="majorEastAsia" w:hAnsiTheme="majorEastAsia" w:eastAsiaTheme="majorEastAsia" w:cstheme="majorEastAsia"/>
+                <w:b w:val="0"/>
+                <w:bCs w:val="0"/>
+                <w:color w:val="auto"/>
+                <w:sz w:val="20"/>
+                <w:szCs w:val="20"/>
+                <w:vertAlign w:val="baseline"/>
+              </w:rPr>
+            </w:pPr>
+            <w:r>
+              <w:rPr>
+                <w:rFonts w:hint="default" w:asciiTheme="majorEastAsia" w:hAnsiTheme="majorEastAsia" w:eastAsiaTheme="majorEastAsia" w:cstheme="majorEastAsia"/>
+                <w:b w:val="0"/>
+                <w:bCs w:val="0"/>
+                <w:color w:val="auto"/>
+                <w:sz w:val="20"/>
+                <w:szCs w:val="20"/>
+                <w:vertAlign w:val="baseline"/>
+              </w:rPr>
+              <w:t>NM</w:t>
+            </w:r>
+          </w:p>
+        </w:tc>
+        <w:tc>
+          <w:tcPr>
+            <w:tcW w:w="3995" w:type="dxa"/>
             <w:tcBorders>
               <w:tl2br w:val="nil"/>
               <w:tr2bl w:val="nil"/>
@@ -9321,19 +9289,19 @@
                 <w:szCs w:val="20"/>
                 <w:vertAlign w:val="baseline"/>
               </w:rPr>
-              <w:t>mst_hwrite</w:t>
-            </w:r>
-            <w:r>
-              <w:rPr>
-                <w:rFonts w:hint="default" w:asciiTheme="majorEastAsia" w:hAnsiTheme="majorEastAsia" w:eastAsiaTheme="majorEastAsia" w:cstheme="majorEastAsia"/>
-                <w:b w:val="0"/>
-                <w:bCs w:val="0"/>
-                <w:color w:val="auto"/>
-                <w:sz w:val="20"/>
-                <w:szCs w:val="20"/>
-                <w:vertAlign w:val="baseline"/>
-              </w:rPr>
-              <w:t>_o</w:t>
+              <w:t>mst_hready_</w:t>
+            </w:r>
+            <w:r>
+              <w:rPr>
+                <w:rFonts w:hint="default" w:asciiTheme="majorEastAsia" w:hAnsiTheme="majorEastAsia" w:eastAsiaTheme="majorEastAsia" w:cstheme="majorEastAsia"/>
+                <w:b w:val="0"/>
+                <w:bCs w:val="0"/>
+                <w:color w:val="auto"/>
+                <w:sz w:val="20"/>
+                <w:szCs w:val="20"/>
+                <w:vertAlign w:val="baseline"/>
+              </w:rPr>
+              <w:t>o</w:t>
             </w:r>
           </w:p>
         </w:tc>
@@ -9377,33 +9345,46 @@
         </w:tc>
         <w:tc>
           <w:tcPr>
-            <w:tcW w:w="1150" w:type="dxa"/>
-            <w:tcBorders>
-              <w:tl2br w:val="nil"/>
-              <w:tr2bl w:val="nil"/>
-            </w:tcBorders>
-            <w:shd w:val="clear" w:color="auto" w:fill="auto"/>
-            <w:vAlign w:val="top"/>
-          </w:tcPr>
-          <w:p>
-            <w:pPr>
-              <w:widowControl w:val="0"/>
-              <w:jc w:val="left"/>
-              <w:rPr>
-                <w:rFonts w:hint="eastAsia" w:asciiTheme="majorEastAsia" w:hAnsiTheme="majorEastAsia" w:eastAsiaTheme="majorEastAsia" w:cstheme="majorEastAsia"/>
-                <w:b w:val="0"/>
-                <w:bCs w:val="0"/>
-                <w:color w:val="auto"/>
-                <w:sz w:val="20"/>
-                <w:szCs w:val="20"/>
-                <w:vertAlign w:val="baseline"/>
-              </w:rPr>
-            </w:pPr>
-          </w:p>
-        </w:tc>
-        <w:tc>
-          <w:tcPr>
-            <w:tcW w:w="4241" w:type="dxa"/>
+            <w:tcW w:w="1368" w:type="dxa"/>
+            <w:tcBorders>
+              <w:tl2br w:val="nil"/>
+              <w:tr2bl w:val="nil"/>
+            </w:tcBorders>
+            <w:shd w:val="clear" w:color="auto" w:fill="auto"/>
+            <w:textDirection w:val="lrTbV"/>
+            <w:vAlign w:val="center"/>
+          </w:tcPr>
+          <w:p>
+            <w:pPr>
+              <w:widowControl w:val="0"/>
+              <w:jc w:val="both"/>
+              <w:rPr>
+                <w:rFonts w:hint="default" w:asciiTheme="majorEastAsia" w:hAnsiTheme="majorEastAsia" w:eastAsiaTheme="majorEastAsia" w:cstheme="majorEastAsia"/>
+                <w:b w:val="0"/>
+                <w:bCs w:val="0"/>
+                <w:color w:val="auto"/>
+                <w:sz w:val="20"/>
+                <w:szCs w:val="20"/>
+                <w:vertAlign w:val="baseline"/>
+              </w:rPr>
+            </w:pPr>
+            <w:r>
+              <w:rPr>
+                <w:rFonts w:hint="default" w:asciiTheme="majorEastAsia" w:hAnsiTheme="majorEastAsia" w:eastAsiaTheme="majorEastAsia" w:cstheme="majorEastAsia"/>
+                <w:b w:val="0"/>
+                <w:bCs w:val="0"/>
+                <w:color w:val="auto"/>
+                <w:sz w:val="20"/>
+                <w:szCs w:val="20"/>
+                <w:vertAlign w:val="baseline"/>
+              </w:rPr>
+              <w:t>NM</w:t>
+            </w:r>
+          </w:p>
+        </w:tc>
+        <w:tc>
+          <w:tcPr>
+            <w:tcW w:w="3995" w:type="dxa"/>
             <w:tcBorders>
               <w:tl2br w:val="nil"/>
               <w:tr2bl w:val="nil"/>
@@ -9452,7 +9433,7 @@
         </w:trPr>
         <w:tc>
           <w:tcPr>
-            <w:tcW w:w="8550" w:type="dxa"/>
+            <w:tcW w:w="8522" w:type="dxa"/>
             <w:gridSpan w:val="4"/>
             <w:tcBorders>
               <w:tl2br w:val="nil"/>
@@ -9486,7 +9467,7 @@
                 <w:szCs w:val="20"/>
                 <w:vertAlign w:val="baseline"/>
               </w:rPr>
-              <w:t>AHB Slave side ---------------------------------------------------------------------------------------------------</w:t>
+              <w:t xml:space="preserve">AHB </w:t>
             </w:r>
             <w:r>
               <w:rPr>
@@ -9498,7 +9479,43 @@
                 <w:szCs w:val="20"/>
                 <w:vertAlign w:val="baseline"/>
               </w:rPr>
-              <w:t>-</w:t>
+              <w:t>Slave</w:t>
+            </w:r>
+            <w:r>
+              <w:rPr>
+                <w:rFonts w:hint="default" w:asciiTheme="majorEastAsia" w:hAnsiTheme="majorEastAsia" w:eastAsiaTheme="majorEastAsia" w:cstheme="majorEastAsia"/>
+                <w:b/>
+                <w:bCs/>
+                <w:color w:val="auto"/>
+                <w:sz w:val="20"/>
+                <w:szCs w:val="20"/>
+                <w:vertAlign w:val="baseline"/>
+              </w:rPr>
+              <w:t xml:space="preserve"> side -</w:t>
+            </w:r>
+            <w:r>
+              <w:rPr>
+                <w:rFonts w:hint="default" w:asciiTheme="majorEastAsia" w:hAnsiTheme="majorEastAsia" w:eastAsiaTheme="majorEastAsia" w:cstheme="majorEastAsia"/>
+                <w:b/>
+                <w:bCs/>
+                <w:color w:val="auto"/>
+                <w:sz w:val="20"/>
+                <w:szCs w:val="20"/>
+                <w:vertAlign w:val="baseline"/>
+              </w:rPr>
+              <w:t>--</w:t>
+            </w:r>
+            <w:r>
+              <w:rPr>
+                <w:rFonts w:hint="default" w:asciiTheme="majorEastAsia" w:hAnsiTheme="majorEastAsia" w:eastAsiaTheme="majorEastAsia" w:cstheme="majorEastAsia"/>
+                <w:b/>
+                <w:bCs/>
+                <w:color w:val="auto"/>
+                <w:sz w:val="20"/>
+                <w:szCs w:val="20"/>
+                <w:vertAlign w:val="baseline"/>
+              </w:rPr>
+              <w:t>-------------------------------------------------------------------------------------------------</w:t>
             </w:r>
           </w:p>
         </w:tc>
@@ -9540,38 +9557,38 @@
               <w:widowControl w:val="0"/>
               <w:jc w:val="left"/>
               <w:rPr>
-                <w:rFonts w:hint="eastAsia" w:asciiTheme="majorEastAsia" w:hAnsiTheme="majorEastAsia" w:eastAsiaTheme="majorEastAsia" w:cstheme="majorEastAsia"/>
-                <w:b w:val="0"/>
-                <w:bCs w:val="0"/>
-                <w:color w:val="auto"/>
-                <w:sz w:val="20"/>
-                <w:szCs w:val="20"/>
-                <w:vertAlign w:val="baseline"/>
-              </w:rPr>
-            </w:pPr>
-            <w:r>
-              <w:rPr>
-                <w:rFonts w:hint="default" w:asciiTheme="majorEastAsia" w:hAnsiTheme="majorEastAsia" w:eastAsiaTheme="majorEastAsia" w:cstheme="majorEastAsia"/>
-                <w:b w:val="0"/>
-                <w:bCs w:val="0"/>
-                <w:color w:val="auto"/>
-                <w:sz w:val="20"/>
-                <w:szCs w:val="20"/>
-                <w:vertAlign w:val="baseline"/>
-              </w:rPr>
-              <w:t>slv_haddr</w:t>
-            </w:r>
-            <w:r>
-              <w:rPr>
-                <w:rFonts w:hint="default" w:asciiTheme="majorEastAsia" w:hAnsiTheme="majorEastAsia" w:eastAsiaTheme="majorEastAsia" w:cstheme="majorEastAsia"/>
-                <w:b w:val="0"/>
-                <w:bCs w:val="0"/>
-                <w:color w:val="auto"/>
-                <w:sz w:val="20"/>
-                <w:szCs w:val="20"/>
-                <w:vertAlign w:val="baseline"/>
-              </w:rPr>
-              <w:t>_i</w:t>
+                <w:rFonts w:hint="default" w:asciiTheme="majorEastAsia" w:hAnsiTheme="majorEastAsia" w:eastAsiaTheme="majorEastAsia" w:cstheme="majorEastAsia"/>
+                <w:b w:val="0"/>
+                <w:bCs w:val="0"/>
+                <w:color w:val="auto"/>
+                <w:sz w:val="20"/>
+                <w:szCs w:val="20"/>
+                <w:vertAlign w:val="baseline"/>
+              </w:rPr>
+            </w:pPr>
+            <w:r>
+              <w:rPr>
+                <w:rFonts w:hint="default" w:asciiTheme="majorEastAsia" w:hAnsiTheme="majorEastAsia" w:eastAsiaTheme="majorEastAsia" w:cstheme="majorEastAsia"/>
+                <w:b w:val="0"/>
+                <w:bCs w:val="0"/>
+                <w:color w:val="auto"/>
+                <w:sz w:val="20"/>
+                <w:szCs w:val="20"/>
+                <w:vertAlign w:val="baseline"/>
+              </w:rPr>
+              <w:t>slv_hrdata_</w:t>
+            </w:r>
+            <w:r>
+              <w:rPr>
+                <w:rFonts w:hint="default" w:asciiTheme="majorEastAsia" w:hAnsiTheme="majorEastAsia" w:eastAsiaTheme="majorEastAsia" w:cstheme="majorEastAsia"/>
+                <w:b w:val="0"/>
+                <w:bCs w:val="0"/>
+                <w:color w:val="auto"/>
+                <w:sz w:val="20"/>
+                <w:szCs w:val="20"/>
+                <w:vertAlign w:val="baseline"/>
+              </w:rPr>
+              <w:t>i</w:t>
             </w:r>
           </w:p>
         </w:tc>
@@ -9615,34 +9632,45 @@
         </w:tc>
         <w:tc>
           <w:tcPr>
-            <w:tcW w:w="1150" w:type="dxa"/>
-            <w:tcBorders>
-              <w:tl2br w:val="nil"/>
-              <w:tr2bl w:val="nil"/>
-            </w:tcBorders>
-            <w:shd w:val="clear" w:color="auto" w:fill="auto"/>
-            <w:textDirection w:val="lrTbV"/>
-            <w:vAlign w:val="center"/>
-          </w:tcPr>
-          <w:p>
-            <w:pPr>
-              <w:widowControl w:val="0"/>
-              <w:jc w:val="both"/>
-              <w:rPr>
-                <w:rFonts w:hint="eastAsia" w:asciiTheme="majorEastAsia" w:hAnsiTheme="majorEastAsia" w:eastAsiaTheme="majorEastAsia" w:cstheme="majorEastAsia"/>
-                <w:b w:val="0"/>
-                <w:bCs w:val="0"/>
-                <w:color w:val="auto"/>
-                <w:sz w:val="20"/>
-                <w:szCs w:val="20"/>
-                <w:vertAlign w:val="baseline"/>
-              </w:rPr>
-            </w:pPr>
-          </w:p>
-        </w:tc>
-        <w:tc>
-          <w:tcPr>
-            <w:tcW w:w="4241" w:type="dxa"/>
+            <w:tcW w:w="1368" w:type="dxa"/>
+            <w:tcBorders>
+              <w:tl2br w:val="nil"/>
+              <w:tr2bl w:val="nil"/>
+            </w:tcBorders>
+            <w:shd w:val="clear" w:color="auto" w:fill="auto"/>
+            <w:vAlign w:val="top"/>
+          </w:tcPr>
+          <w:p>
+            <w:pPr>
+              <w:widowControl w:val="0"/>
+              <w:jc w:val="left"/>
+              <w:rPr>
+                <w:rFonts w:hint="eastAsia" w:asciiTheme="majorEastAsia" w:hAnsiTheme="majorEastAsia" w:eastAsiaTheme="majorEastAsia" w:cstheme="majorEastAsia"/>
+                <w:b w:val="0"/>
+                <w:bCs w:val="0"/>
+                <w:color w:val="auto"/>
+                <w:sz w:val="20"/>
+                <w:szCs w:val="20"/>
+                <w:vertAlign w:val="baseline"/>
+              </w:rPr>
+            </w:pPr>
+            <w:r>
+              <w:rPr>
+                <w:rFonts w:hint="default" w:asciiTheme="majorEastAsia" w:hAnsiTheme="majorEastAsia" w:eastAsiaTheme="majorEastAsia" w:cstheme="majorEastAsia"/>
+                <w:b w:val="0"/>
+                <w:bCs w:val="0"/>
+                <w:color w:val="auto"/>
+                <w:sz w:val="20"/>
+                <w:szCs w:val="20"/>
+                <w:vertAlign w:val="baseline"/>
+              </w:rPr>
+              <w:t>NSxDW</w:t>
+            </w:r>
+          </w:p>
+        </w:tc>
+        <w:tc>
+          <w:tcPr>
+            <w:tcW w:w="3995" w:type="dxa"/>
             <w:tcBorders>
               <w:tl2br w:val="nil"/>
               <w:tr2bl w:val="nil"/>
@@ -9704,38 +9732,38 @@
               <w:widowControl w:val="0"/>
               <w:jc w:val="left"/>
               <w:rPr>
-                <w:rFonts w:hint="eastAsia" w:asciiTheme="majorEastAsia" w:hAnsiTheme="majorEastAsia" w:eastAsiaTheme="majorEastAsia" w:cstheme="majorEastAsia"/>
-                <w:b w:val="0"/>
-                <w:bCs w:val="0"/>
-                <w:color w:val="auto"/>
-                <w:sz w:val="20"/>
-                <w:szCs w:val="20"/>
-                <w:vertAlign w:val="baseline"/>
-              </w:rPr>
-            </w:pPr>
-            <w:r>
-              <w:rPr>
-                <w:rFonts w:hint="default" w:asciiTheme="majorEastAsia" w:hAnsiTheme="majorEastAsia" w:eastAsiaTheme="majorEastAsia" w:cstheme="majorEastAsia"/>
-                <w:b w:val="0"/>
-                <w:bCs w:val="0"/>
-                <w:color w:val="auto"/>
-                <w:sz w:val="20"/>
-                <w:szCs w:val="20"/>
-                <w:vertAlign w:val="baseline"/>
-              </w:rPr>
-              <w:t>slv_hburst</w:t>
-            </w:r>
-            <w:r>
-              <w:rPr>
-                <w:rFonts w:hint="default" w:asciiTheme="majorEastAsia" w:hAnsiTheme="majorEastAsia" w:eastAsiaTheme="majorEastAsia" w:cstheme="majorEastAsia"/>
-                <w:b w:val="0"/>
-                <w:bCs w:val="0"/>
-                <w:color w:val="auto"/>
-                <w:sz w:val="20"/>
-                <w:szCs w:val="20"/>
-                <w:vertAlign w:val="baseline"/>
-              </w:rPr>
-              <w:t>_i</w:t>
+                <w:rFonts w:hint="default" w:asciiTheme="majorEastAsia" w:hAnsiTheme="majorEastAsia" w:eastAsiaTheme="majorEastAsia" w:cstheme="majorEastAsia"/>
+                <w:b w:val="0"/>
+                <w:bCs w:val="0"/>
+                <w:color w:val="auto"/>
+                <w:sz w:val="20"/>
+                <w:szCs w:val="20"/>
+                <w:vertAlign w:val="baseline"/>
+              </w:rPr>
+            </w:pPr>
+            <w:r>
+              <w:rPr>
+                <w:rFonts w:hint="default" w:asciiTheme="majorEastAsia" w:hAnsiTheme="majorEastAsia" w:eastAsiaTheme="majorEastAsia" w:cstheme="majorEastAsia"/>
+                <w:b w:val="0"/>
+                <w:bCs w:val="0"/>
+                <w:color w:val="auto"/>
+                <w:sz w:val="20"/>
+                <w:szCs w:val="20"/>
+                <w:vertAlign w:val="baseline"/>
+              </w:rPr>
+              <w:t>slv_hresp_</w:t>
+            </w:r>
+            <w:r>
+              <w:rPr>
+                <w:rFonts w:hint="default" w:asciiTheme="majorEastAsia" w:hAnsiTheme="majorEastAsia" w:eastAsiaTheme="majorEastAsia" w:cstheme="majorEastAsia"/>
+                <w:b w:val="0"/>
+                <w:bCs w:val="0"/>
+                <w:color w:val="auto"/>
+                <w:sz w:val="20"/>
+                <w:szCs w:val="20"/>
+                <w:vertAlign w:val="baseline"/>
+              </w:rPr>
+              <w:t>i</w:t>
             </w:r>
           </w:p>
         </w:tc>
@@ -9779,34 +9807,45 @@
         </w:tc>
         <w:tc>
           <w:tcPr>
-            <w:tcW w:w="1150" w:type="dxa"/>
-            <w:tcBorders>
-              <w:tl2br w:val="nil"/>
-              <w:tr2bl w:val="nil"/>
-            </w:tcBorders>
-            <w:shd w:val="clear" w:color="auto" w:fill="auto"/>
-            <w:textDirection w:val="lrTbV"/>
-            <w:vAlign w:val="center"/>
-          </w:tcPr>
-          <w:p>
-            <w:pPr>
-              <w:widowControl w:val="0"/>
-              <w:jc w:val="both"/>
-              <w:rPr>
-                <w:rFonts w:hint="eastAsia" w:asciiTheme="majorEastAsia" w:hAnsiTheme="majorEastAsia" w:eastAsiaTheme="majorEastAsia" w:cstheme="majorEastAsia"/>
-                <w:b w:val="0"/>
-                <w:bCs w:val="0"/>
-                <w:color w:val="auto"/>
-                <w:sz w:val="20"/>
-                <w:szCs w:val="20"/>
-                <w:vertAlign w:val="baseline"/>
-              </w:rPr>
-            </w:pPr>
-          </w:p>
-        </w:tc>
-        <w:tc>
-          <w:tcPr>
-            <w:tcW w:w="4241" w:type="dxa"/>
+            <w:tcW w:w="1368" w:type="dxa"/>
+            <w:tcBorders>
+              <w:tl2br w:val="nil"/>
+              <w:tr2bl w:val="nil"/>
+            </w:tcBorders>
+            <w:shd w:val="clear" w:color="auto" w:fill="auto"/>
+            <w:vAlign w:val="top"/>
+          </w:tcPr>
+          <w:p>
+            <w:pPr>
+              <w:widowControl w:val="0"/>
+              <w:jc w:val="left"/>
+              <w:rPr>
+                <w:rFonts w:hint="eastAsia" w:asciiTheme="majorEastAsia" w:hAnsiTheme="majorEastAsia" w:eastAsiaTheme="majorEastAsia" w:cstheme="majorEastAsia"/>
+                <w:b w:val="0"/>
+                <w:bCs w:val="0"/>
+                <w:color w:val="auto"/>
+                <w:sz w:val="20"/>
+                <w:szCs w:val="20"/>
+                <w:vertAlign w:val="baseline"/>
+              </w:rPr>
+            </w:pPr>
+            <w:r>
+              <w:rPr>
+                <w:rFonts w:hint="default" w:asciiTheme="majorEastAsia" w:hAnsiTheme="majorEastAsia" w:eastAsiaTheme="majorEastAsia" w:cstheme="majorEastAsia"/>
+                <w:b w:val="0"/>
+                <w:bCs w:val="0"/>
+                <w:color w:val="auto"/>
+                <w:sz w:val="20"/>
+                <w:szCs w:val="20"/>
+                <w:vertAlign w:val="baseline"/>
+              </w:rPr>
+              <w:t>NS</w:t>
+            </w:r>
+          </w:p>
+        </w:tc>
+        <w:tc>
+          <w:tcPr>
+            <w:tcW w:w="3995" w:type="dxa"/>
             <w:tcBorders>
               <w:tl2br w:val="nil"/>
               <w:tr2bl w:val="nil"/>
@@ -9868,38 +9907,38 @@
               <w:widowControl w:val="0"/>
               <w:jc w:val="left"/>
               <w:rPr>
-                <w:rFonts w:hint="eastAsia" w:asciiTheme="majorEastAsia" w:hAnsiTheme="majorEastAsia" w:eastAsiaTheme="majorEastAsia" w:cstheme="majorEastAsia"/>
-                <w:b w:val="0"/>
-                <w:bCs w:val="0"/>
-                <w:color w:val="auto"/>
-                <w:sz w:val="20"/>
-                <w:szCs w:val="20"/>
-                <w:vertAlign w:val="baseline"/>
-              </w:rPr>
-            </w:pPr>
-            <w:r>
-              <w:rPr>
-                <w:rFonts w:hint="default" w:asciiTheme="majorEastAsia" w:hAnsiTheme="majorEastAsia" w:eastAsiaTheme="majorEastAsia" w:cstheme="majorEastAsia"/>
-                <w:b w:val="0"/>
-                <w:bCs w:val="0"/>
-                <w:color w:val="auto"/>
-                <w:sz w:val="20"/>
-                <w:szCs w:val="20"/>
-                <w:vertAlign w:val="baseline"/>
-              </w:rPr>
-              <w:t>slv_hsize</w:t>
-            </w:r>
-            <w:r>
-              <w:rPr>
-                <w:rFonts w:hint="default" w:asciiTheme="majorEastAsia" w:hAnsiTheme="majorEastAsia" w:eastAsiaTheme="majorEastAsia" w:cstheme="majorEastAsia"/>
-                <w:b w:val="0"/>
-                <w:bCs w:val="0"/>
-                <w:color w:val="auto"/>
-                <w:sz w:val="20"/>
-                <w:szCs w:val="20"/>
-                <w:vertAlign w:val="baseline"/>
-              </w:rPr>
-              <w:t>_i</w:t>
+                <w:rFonts w:hint="default" w:asciiTheme="majorEastAsia" w:hAnsiTheme="majorEastAsia" w:eastAsiaTheme="majorEastAsia" w:cstheme="majorEastAsia"/>
+                <w:b w:val="0"/>
+                <w:bCs w:val="0"/>
+                <w:color w:val="auto"/>
+                <w:sz w:val="20"/>
+                <w:szCs w:val="20"/>
+                <w:vertAlign w:val="baseline"/>
+              </w:rPr>
+            </w:pPr>
+            <w:r>
+              <w:rPr>
+                <w:rFonts w:hint="default" w:asciiTheme="majorEastAsia" w:hAnsiTheme="majorEastAsia" w:eastAsiaTheme="majorEastAsia" w:cstheme="majorEastAsia"/>
+                <w:b w:val="0"/>
+                <w:bCs w:val="0"/>
+                <w:color w:val="auto"/>
+                <w:sz w:val="20"/>
+                <w:szCs w:val="20"/>
+                <w:vertAlign w:val="baseline"/>
+              </w:rPr>
+              <w:t>slv_hreadyout_</w:t>
+            </w:r>
+            <w:r>
+              <w:rPr>
+                <w:rFonts w:hint="default" w:asciiTheme="majorEastAsia" w:hAnsiTheme="majorEastAsia" w:eastAsiaTheme="majorEastAsia" w:cstheme="majorEastAsia"/>
+                <w:b w:val="0"/>
+                <w:bCs w:val="0"/>
+                <w:color w:val="auto"/>
+                <w:sz w:val="20"/>
+                <w:szCs w:val="20"/>
+                <w:vertAlign w:val="baseline"/>
+              </w:rPr>
+              <w:t>i</w:t>
             </w:r>
           </w:p>
         </w:tc>
@@ -9943,34 +9982,45 @@
         </w:tc>
         <w:tc>
           <w:tcPr>
-            <w:tcW w:w="1150" w:type="dxa"/>
-            <w:tcBorders>
-              <w:tl2br w:val="nil"/>
-              <w:tr2bl w:val="nil"/>
-            </w:tcBorders>
-            <w:shd w:val="clear" w:color="auto" w:fill="auto"/>
-            <w:textDirection w:val="lrTbV"/>
-            <w:vAlign w:val="center"/>
-          </w:tcPr>
-          <w:p>
-            <w:pPr>
-              <w:widowControl w:val="0"/>
-              <w:jc w:val="both"/>
-              <w:rPr>
-                <w:rFonts w:hint="eastAsia" w:asciiTheme="majorEastAsia" w:hAnsiTheme="majorEastAsia" w:eastAsiaTheme="majorEastAsia" w:cstheme="majorEastAsia"/>
-                <w:b w:val="0"/>
-                <w:bCs w:val="0"/>
-                <w:color w:val="auto"/>
-                <w:sz w:val="20"/>
-                <w:szCs w:val="20"/>
-                <w:vertAlign w:val="baseline"/>
-              </w:rPr>
-            </w:pPr>
-          </w:p>
-        </w:tc>
-        <w:tc>
-          <w:tcPr>
-            <w:tcW w:w="4241" w:type="dxa"/>
+            <w:tcW w:w="1368" w:type="dxa"/>
+            <w:tcBorders>
+              <w:tl2br w:val="nil"/>
+              <w:tr2bl w:val="nil"/>
+            </w:tcBorders>
+            <w:shd w:val="clear" w:color="auto" w:fill="auto"/>
+            <w:vAlign w:val="top"/>
+          </w:tcPr>
+          <w:p>
+            <w:pPr>
+              <w:widowControl w:val="0"/>
+              <w:jc w:val="left"/>
+              <w:rPr>
+                <w:rFonts w:hint="eastAsia" w:asciiTheme="majorEastAsia" w:hAnsiTheme="majorEastAsia" w:eastAsiaTheme="majorEastAsia" w:cstheme="majorEastAsia"/>
+                <w:b w:val="0"/>
+                <w:bCs w:val="0"/>
+                <w:color w:val="auto"/>
+                <w:sz w:val="20"/>
+                <w:szCs w:val="20"/>
+                <w:vertAlign w:val="baseline"/>
+              </w:rPr>
+            </w:pPr>
+            <w:r>
+              <w:rPr>
+                <w:rFonts w:hint="default" w:asciiTheme="majorEastAsia" w:hAnsiTheme="majorEastAsia" w:eastAsiaTheme="majorEastAsia" w:cstheme="majorEastAsia"/>
+                <w:b w:val="0"/>
+                <w:bCs w:val="0"/>
+                <w:color w:val="auto"/>
+                <w:sz w:val="20"/>
+                <w:szCs w:val="20"/>
+                <w:vertAlign w:val="baseline"/>
+              </w:rPr>
+              <w:t>NS</w:t>
+            </w:r>
+          </w:p>
+        </w:tc>
+        <w:tc>
+          <w:tcPr>
+            <w:tcW w:w="3995" w:type="dxa"/>
             <w:tcBorders>
               <w:tl2br w:val="nil"/>
               <w:tr2bl w:val="nil"/>
@@ -10051,19 +10101,19 @@
                 <w:szCs w:val="20"/>
                 <w:vertAlign w:val="baseline"/>
               </w:rPr>
-              <w:t>slv_htrans</w:t>
-            </w:r>
-            <w:r>
-              <w:rPr>
-                <w:rFonts w:hint="default" w:asciiTheme="majorEastAsia" w:hAnsiTheme="majorEastAsia" w:eastAsiaTheme="majorEastAsia" w:cstheme="majorEastAsia"/>
-                <w:b w:val="0"/>
-                <w:bCs w:val="0"/>
-                <w:color w:val="auto"/>
-                <w:sz w:val="20"/>
-                <w:szCs w:val="20"/>
-                <w:vertAlign w:val="baseline"/>
-              </w:rPr>
-              <w:t>_i</w:t>
+              <w:t>slv_haddr_</w:t>
+            </w:r>
+            <w:r>
+              <w:rPr>
+                <w:rFonts w:hint="default" w:asciiTheme="majorEastAsia" w:hAnsiTheme="majorEastAsia" w:eastAsiaTheme="majorEastAsia" w:cstheme="majorEastAsia"/>
+                <w:b w:val="0"/>
+                <w:bCs w:val="0"/>
+                <w:color w:val="auto"/>
+                <w:sz w:val="20"/>
+                <w:szCs w:val="20"/>
+                <w:vertAlign w:val="baseline"/>
+              </w:rPr>
+              <w:t>o</w:t>
             </w:r>
           </w:p>
         </w:tc>
@@ -10101,13 +10151,13 @@
                 <w:szCs w:val="20"/>
                 <w:vertAlign w:val="baseline"/>
               </w:rPr>
-              <w:t>Input</w:t>
-            </w:r>
-          </w:p>
-        </w:tc>
-        <w:tc>
-          <w:tcPr>
-            <w:tcW w:w="1150" w:type="dxa"/>
+              <w:t>Ouput</w:t>
+            </w:r>
+          </w:p>
+        </w:tc>
+        <w:tc>
+          <w:tcPr>
+            <w:tcW w:w="1368" w:type="dxa"/>
             <w:tcBorders>
               <w:tl2br w:val="nil"/>
               <w:tr2bl w:val="nil"/>
@@ -10130,11 +10180,23 @@
                 <w:vertAlign w:val="baseline"/>
               </w:rPr>
             </w:pPr>
-          </w:p>
-        </w:tc>
-        <w:tc>
-          <w:tcPr>
-            <w:tcW w:w="4241" w:type="dxa"/>
+            <w:r>
+              <w:rPr>
+                <w:rFonts w:hint="default" w:asciiTheme="majorEastAsia" w:hAnsiTheme="majorEastAsia" w:eastAsiaTheme="majorEastAsia" w:cstheme="majorEastAsia"/>
+                <w:b w:val="0"/>
+                <w:bCs w:val="0"/>
+                <w:color w:val="auto"/>
+                <w:sz w:val="20"/>
+                <w:szCs w:val="20"/>
+                <w:vertAlign w:val="baseline"/>
+              </w:rPr>
+              <w:t>AW</w:t>
+            </w:r>
+          </w:p>
+        </w:tc>
+        <w:tc>
+          <w:tcPr>
+            <w:tcW w:w="3995" w:type="dxa"/>
             <w:tcBorders>
               <w:tl2br w:val="nil"/>
               <w:tr2bl w:val="nil"/>
@@ -10215,19 +10277,19 @@
                 <w:szCs w:val="20"/>
                 <w:vertAlign w:val="baseline"/>
               </w:rPr>
-              <w:t>slv_hwdata</w:t>
-            </w:r>
-            <w:r>
-              <w:rPr>
-                <w:rFonts w:hint="default" w:asciiTheme="majorEastAsia" w:hAnsiTheme="majorEastAsia" w:eastAsiaTheme="majorEastAsia" w:cstheme="majorEastAsia"/>
-                <w:b w:val="0"/>
-                <w:bCs w:val="0"/>
-                <w:color w:val="auto"/>
-                <w:sz w:val="20"/>
-                <w:szCs w:val="20"/>
-                <w:vertAlign w:val="baseline"/>
-              </w:rPr>
-              <w:t>_i</w:t>
+              <w:t>slv_hburst_</w:t>
+            </w:r>
+            <w:r>
+              <w:rPr>
+                <w:rFonts w:hint="default" w:asciiTheme="majorEastAsia" w:hAnsiTheme="majorEastAsia" w:eastAsiaTheme="majorEastAsia" w:cstheme="majorEastAsia"/>
+                <w:b w:val="0"/>
+                <w:bCs w:val="0"/>
+                <w:color w:val="auto"/>
+                <w:sz w:val="20"/>
+                <w:szCs w:val="20"/>
+                <w:vertAlign w:val="baseline"/>
+              </w:rPr>
+              <w:t>o</w:t>
             </w:r>
           </w:p>
         </w:tc>
@@ -10265,13 +10327,13 @@
                 <w:szCs w:val="20"/>
                 <w:vertAlign w:val="baseline"/>
               </w:rPr>
-              <w:t>Input</w:t>
-            </w:r>
-          </w:p>
-        </w:tc>
-        <w:tc>
-          <w:tcPr>
-            <w:tcW w:w="1150" w:type="dxa"/>
+              <w:t>Ouput</w:t>
+            </w:r>
+          </w:p>
+        </w:tc>
+        <w:tc>
+          <w:tcPr>
+            <w:tcW w:w="1368" w:type="dxa"/>
             <w:tcBorders>
               <w:tl2br w:val="nil"/>
               <w:tr2bl w:val="nil"/>
@@ -10294,11 +10356,23 @@
                 <w:vertAlign w:val="baseline"/>
               </w:rPr>
             </w:pPr>
-          </w:p>
-        </w:tc>
-        <w:tc>
-          <w:tcPr>
-            <w:tcW w:w="4241" w:type="dxa"/>
+            <w:r>
+              <w:rPr>
+                <w:rFonts w:hint="default" w:asciiTheme="majorEastAsia" w:hAnsiTheme="majorEastAsia" w:eastAsiaTheme="majorEastAsia" w:cstheme="majorEastAsia"/>
+                <w:b w:val="0"/>
+                <w:bCs w:val="0"/>
+                <w:color w:val="auto"/>
+                <w:sz w:val="20"/>
+                <w:szCs w:val="20"/>
+                <w:vertAlign w:val="baseline"/>
+              </w:rPr>
+              <w:t>3</w:t>
+            </w:r>
+          </w:p>
+        </w:tc>
+        <w:tc>
+          <w:tcPr>
+            <w:tcW w:w="3995" w:type="dxa"/>
             <w:tcBorders>
               <w:tl2br w:val="nil"/>
               <w:tr2bl w:val="nil"/>
@@ -10379,19 +10453,19 @@
                 <w:szCs w:val="20"/>
                 <w:vertAlign w:val="baseline"/>
               </w:rPr>
-              <w:t>slv_hwstrb</w:t>
-            </w:r>
-            <w:r>
-              <w:rPr>
-                <w:rFonts w:hint="default" w:asciiTheme="majorEastAsia" w:hAnsiTheme="majorEastAsia" w:eastAsiaTheme="majorEastAsia" w:cstheme="majorEastAsia"/>
-                <w:b w:val="0"/>
-                <w:bCs w:val="0"/>
-                <w:color w:val="auto"/>
-                <w:sz w:val="20"/>
-                <w:szCs w:val="20"/>
-                <w:vertAlign w:val="baseline"/>
-              </w:rPr>
-              <w:t>_i</w:t>
+              <w:t>slv_hsize_</w:t>
+            </w:r>
+            <w:r>
+              <w:rPr>
+                <w:rFonts w:hint="default" w:asciiTheme="majorEastAsia" w:hAnsiTheme="majorEastAsia" w:eastAsiaTheme="majorEastAsia" w:cstheme="majorEastAsia"/>
+                <w:b w:val="0"/>
+                <w:bCs w:val="0"/>
+                <w:color w:val="auto"/>
+                <w:sz w:val="20"/>
+                <w:szCs w:val="20"/>
+                <w:vertAlign w:val="baseline"/>
+              </w:rPr>
+              <w:t>o</w:t>
             </w:r>
           </w:p>
         </w:tc>
@@ -10429,13 +10503,13 @@
                 <w:szCs w:val="20"/>
                 <w:vertAlign w:val="baseline"/>
               </w:rPr>
-              <w:t>Input</w:t>
-            </w:r>
-          </w:p>
-        </w:tc>
-        <w:tc>
-          <w:tcPr>
-            <w:tcW w:w="1150" w:type="dxa"/>
+              <w:t>Ouput</w:t>
+            </w:r>
+          </w:p>
+        </w:tc>
+        <w:tc>
+          <w:tcPr>
+            <w:tcW w:w="1368" w:type="dxa"/>
             <w:tcBorders>
               <w:tl2br w:val="nil"/>
               <w:tr2bl w:val="nil"/>
@@ -10458,11 +10532,23 @@
                 <w:vertAlign w:val="baseline"/>
               </w:rPr>
             </w:pPr>
-          </w:p>
-        </w:tc>
-        <w:tc>
-          <w:tcPr>
-            <w:tcW w:w="4241" w:type="dxa"/>
+            <w:r>
+              <w:rPr>
+                <w:rFonts w:hint="default" w:asciiTheme="majorEastAsia" w:hAnsiTheme="majorEastAsia" w:eastAsiaTheme="majorEastAsia" w:cstheme="majorEastAsia"/>
+                <w:b w:val="0"/>
+                <w:bCs w:val="0"/>
+                <w:color w:val="auto"/>
+                <w:sz w:val="20"/>
+                <w:szCs w:val="20"/>
+                <w:vertAlign w:val="baseline"/>
+              </w:rPr>
+              <w:t>3</w:t>
+            </w:r>
+          </w:p>
+        </w:tc>
+        <w:tc>
+          <w:tcPr>
+            <w:tcW w:w="3995" w:type="dxa"/>
             <w:tcBorders>
               <w:tl2br w:val="nil"/>
               <w:tr2bl w:val="nil"/>
@@ -10543,19 +10629,19 @@
                 <w:szCs w:val="20"/>
                 <w:vertAlign w:val="baseline"/>
               </w:rPr>
-              <w:t>slv_hwrite</w:t>
-            </w:r>
-            <w:r>
-              <w:rPr>
-                <w:rFonts w:hint="default" w:asciiTheme="majorEastAsia" w:hAnsiTheme="majorEastAsia" w:eastAsiaTheme="majorEastAsia" w:cstheme="majorEastAsia"/>
-                <w:b w:val="0"/>
-                <w:bCs w:val="0"/>
-                <w:color w:val="auto"/>
-                <w:sz w:val="20"/>
-                <w:szCs w:val="20"/>
-                <w:vertAlign w:val="baseline"/>
-              </w:rPr>
-              <w:t>_i</w:t>
+              <w:t>slv_htrans_</w:t>
+            </w:r>
+            <w:r>
+              <w:rPr>
+                <w:rFonts w:hint="default" w:asciiTheme="majorEastAsia" w:hAnsiTheme="majorEastAsia" w:eastAsiaTheme="majorEastAsia" w:cstheme="majorEastAsia"/>
+                <w:b w:val="0"/>
+                <w:bCs w:val="0"/>
+                <w:color w:val="auto"/>
+                <w:sz w:val="20"/>
+                <w:szCs w:val="20"/>
+                <w:vertAlign w:val="baseline"/>
+              </w:rPr>
+              <w:t>o</w:t>
             </w:r>
           </w:p>
         </w:tc>
@@ -10593,13 +10679,13 @@
                 <w:szCs w:val="20"/>
                 <w:vertAlign w:val="baseline"/>
               </w:rPr>
-              <w:t>Input</w:t>
-            </w:r>
-          </w:p>
-        </w:tc>
-        <w:tc>
-          <w:tcPr>
-            <w:tcW w:w="1150" w:type="dxa"/>
+              <w:t>Ouput</w:t>
+            </w:r>
+          </w:p>
+        </w:tc>
+        <w:tc>
+          <w:tcPr>
+            <w:tcW w:w="1368" w:type="dxa"/>
             <w:tcBorders>
               <w:tl2br w:val="nil"/>
               <w:tr2bl w:val="nil"/>
@@ -10622,11 +10708,23 @@
                 <w:vertAlign w:val="baseline"/>
               </w:rPr>
             </w:pPr>
-          </w:p>
-        </w:tc>
-        <w:tc>
-          <w:tcPr>
-            <w:tcW w:w="4241" w:type="dxa"/>
+            <w:r>
+              <w:rPr>
+                <w:rFonts w:hint="default" w:asciiTheme="majorEastAsia" w:hAnsiTheme="majorEastAsia" w:eastAsiaTheme="majorEastAsia" w:cstheme="majorEastAsia"/>
+                <w:b w:val="0"/>
+                <w:bCs w:val="0"/>
+                <w:color w:val="auto"/>
+                <w:sz w:val="20"/>
+                <w:szCs w:val="20"/>
+                <w:vertAlign w:val="baseline"/>
+              </w:rPr>
+              <w:t>2</w:t>
+            </w:r>
+          </w:p>
+        </w:tc>
+        <w:tc>
+          <w:tcPr>
+            <w:tcW w:w="3995" w:type="dxa"/>
             <w:tcBorders>
               <w:tl2br w:val="nil"/>
               <w:tr2bl w:val="nil"/>
@@ -10688,38 +10786,38 @@
               <w:widowControl w:val="0"/>
               <w:jc w:val="left"/>
               <w:rPr>
-                <w:rFonts w:hint="default" w:asciiTheme="majorEastAsia" w:hAnsiTheme="majorEastAsia" w:eastAsiaTheme="majorEastAsia" w:cstheme="majorEastAsia"/>
-                <w:b w:val="0"/>
-                <w:bCs w:val="0"/>
-                <w:color w:val="auto"/>
-                <w:sz w:val="20"/>
-                <w:szCs w:val="20"/>
-                <w:vertAlign w:val="baseline"/>
-              </w:rPr>
-            </w:pPr>
-            <w:r>
-              <w:rPr>
-                <w:rFonts w:hint="default" w:asciiTheme="majorEastAsia" w:hAnsiTheme="majorEastAsia" w:eastAsiaTheme="majorEastAsia" w:cstheme="majorEastAsia"/>
-                <w:b w:val="0"/>
-                <w:bCs w:val="0"/>
-                <w:color w:val="auto"/>
-                <w:sz w:val="20"/>
-                <w:szCs w:val="20"/>
-                <w:vertAlign w:val="baseline"/>
-              </w:rPr>
-              <w:t>slv_hsel</w:t>
-            </w:r>
-            <w:r>
-              <w:rPr>
-                <w:rFonts w:hint="default" w:asciiTheme="majorEastAsia" w:hAnsiTheme="majorEastAsia" w:eastAsiaTheme="majorEastAsia" w:cstheme="majorEastAsia"/>
-                <w:b w:val="0"/>
-                <w:bCs w:val="0"/>
-                <w:color w:val="auto"/>
-                <w:sz w:val="20"/>
-                <w:szCs w:val="20"/>
-                <w:vertAlign w:val="baseline"/>
-              </w:rPr>
-              <w:t>_i</w:t>
+                <w:rFonts w:hint="eastAsia" w:asciiTheme="majorEastAsia" w:hAnsiTheme="majorEastAsia" w:eastAsiaTheme="majorEastAsia" w:cstheme="majorEastAsia"/>
+                <w:b w:val="0"/>
+                <w:bCs w:val="0"/>
+                <w:color w:val="auto"/>
+                <w:sz w:val="20"/>
+                <w:szCs w:val="20"/>
+                <w:vertAlign w:val="baseline"/>
+              </w:rPr>
+            </w:pPr>
+            <w:r>
+              <w:rPr>
+                <w:rFonts w:hint="default" w:asciiTheme="majorEastAsia" w:hAnsiTheme="majorEastAsia" w:eastAsiaTheme="majorEastAsia" w:cstheme="majorEastAsia"/>
+                <w:b w:val="0"/>
+                <w:bCs w:val="0"/>
+                <w:color w:val="auto"/>
+                <w:sz w:val="20"/>
+                <w:szCs w:val="20"/>
+                <w:vertAlign w:val="baseline"/>
+              </w:rPr>
+              <w:t>slv_hwdata_</w:t>
+            </w:r>
+            <w:r>
+              <w:rPr>
+                <w:rFonts w:hint="default" w:asciiTheme="majorEastAsia" w:hAnsiTheme="majorEastAsia" w:eastAsiaTheme="majorEastAsia" w:cstheme="majorEastAsia"/>
+                <w:b w:val="0"/>
+                <w:bCs w:val="0"/>
+                <w:color w:val="auto"/>
+                <w:sz w:val="20"/>
+                <w:szCs w:val="20"/>
+                <w:vertAlign w:val="baseline"/>
+              </w:rPr>
+              <w:t>o</w:t>
             </w:r>
           </w:p>
         </w:tc>
@@ -10757,13 +10855,13 @@
                 <w:szCs w:val="20"/>
                 <w:vertAlign w:val="baseline"/>
               </w:rPr>
-              <w:t>Input</w:t>
-            </w:r>
-          </w:p>
-        </w:tc>
-        <w:tc>
-          <w:tcPr>
-            <w:tcW w:w="1150" w:type="dxa"/>
+              <w:t>Ouput</w:t>
+            </w:r>
+          </w:p>
+        </w:tc>
+        <w:tc>
+          <w:tcPr>
+            <w:tcW w:w="1368" w:type="dxa"/>
             <w:tcBorders>
               <w:tl2br w:val="nil"/>
               <w:tr2bl w:val="nil"/>
@@ -10786,11 +10884,23 @@
                 <w:vertAlign w:val="baseline"/>
               </w:rPr>
             </w:pPr>
-          </w:p>
-        </w:tc>
-        <w:tc>
-          <w:tcPr>
-            <w:tcW w:w="4241" w:type="dxa"/>
+            <w:r>
+              <w:rPr>
+                <w:rFonts w:hint="default" w:asciiTheme="majorEastAsia" w:hAnsiTheme="majorEastAsia" w:eastAsiaTheme="majorEastAsia" w:cstheme="majorEastAsia"/>
+                <w:b w:val="0"/>
+                <w:bCs w:val="0"/>
+                <w:color w:val="auto"/>
+                <w:sz w:val="20"/>
+                <w:szCs w:val="20"/>
+                <w:vertAlign w:val="baseline"/>
+              </w:rPr>
+              <w:t>DW</w:t>
+            </w:r>
+          </w:p>
+        </w:tc>
+        <w:tc>
+          <w:tcPr>
+            <w:tcW w:w="3995" w:type="dxa"/>
             <w:tcBorders>
               <w:tl2br w:val="nil"/>
               <w:tr2bl w:val="nil"/>
@@ -10871,19 +10981,19 @@
                 <w:szCs w:val="20"/>
                 <w:vertAlign w:val="baseline"/>
               </w:rPr>
-              <w:t>slv_hrdata</w:t>
-            </w:r>
-            <w:r>
-              <w:rPr>
-                <w:rFonts w:hint="default" w:asciiTheme="majorEastAsia" w:hAnsiTheme="majorEastAsia" w:eastAsiaTheme="majorEastAsia" w:cstheme="majorEastAsia"/>
-                <w:b w:val="0"/>
-                <w:bCs w:val="0"/>
-                <w:color w:val="auto"/>
-                <w:sz w:val="20"/>
-                <w:szCs w:val="20"/>
-                <w:vertAlign w:val="baseline"/>
-              </w:rPr>
-              <w:t>_o</w:t>
+              <w:t>slv_hwstrb_</w:t>
+            </w:r>
+            <w:r>
+              <w:rPr>
+                <w:rFonts w:hint="default" w:asciiTheme="majorEastAsia" w:hAnsiTheme="majorEastAsia" w:eastAsiaTheme="majorEastAsia" w:cstheme="majorEastAsia"/>
+                <w:b w:val="0"/>
+                <w:bCs w:val="0"/>
+                <w:color w:val="auto"/>
+                <w:sz w:val="20"/>
+                <w:szCs w:val="20"/>
+                <w:vertAlign w:val="baseline"/>
+              </w:rPr>
+              <w:t>o</w:t>
             </w:r>
           </w:p>
         </w:tc>
@@ -10927,33 +11037,46 @@
         </w:tc>
         <w:tc>
           <w:tcPr>
-            <w:tcW w:w="1150" w:type="dxa"/>
-            <w:tcBorders>
-              <w:tl2br w:val="nil"/>
-              <w:tr2bl w:val="nil"/>
-            </w:tcBorders>
-            <w:shd w:val="clear" w:color="auto" w:fill="auto"/>
-            <w:vAlign w:val="top"/>
-          </w:tcPr>
-          <w:p>
-            <w:pPr>
-              <w:widowControl w:val="0"/>
-              <w:jc w:val="left"/>
-              <w:rPr>
-                <w:rFonts w:hint="eastAsia" w:asciiTheme="majorEastAsia" w:hAnsiTheme="majorEastAsia" w:eastAsiaTheme="majorEastAsia" w:cstheme="majorEastAsia"/>
-                <w:b w:val="0"/>
-                <w:bCs w:val="0"/>
-                <w:color w:val="auto"/>
-                <w:sz w:val="20"/>
-                <w:szCs w:val="20"/>
-                <w:vertAlign w:val="baseline"/>
-              </w:rPr>
-            </w:pPr>
-          </w:p>
-        </w:tc>
-        <w:tc>
-          <w:tcPr>
-            <w:tcW w:w="4241" w:type="dxa"/>
+            <w:tcW w:w="1368" w:type="dxa"/>
+            <w:tcBorders>
+              <w:tl2br w:val="nil"/>
+              <w:tr2bl w:val="nil"/>
+            </w:tcBorders>
+            <w:shd w:val="clear" w:color="auto" w:fill="auto"/>
+            <w:textDirection w:val="lrTbV"/>
+            <w:vAlign w:val="center"/>
+          </w:tcPr>
+          <w:p>
+            <w:pPr>
+              <w:widowControl w:val="0"/>
+              <w:jc w:val="both"/>
+              <w:rPr>
+                <w:rFonts w:hint="eastAsia" w:asciiTheme="majorEastAsia" w:hAnsiTheme="majorEastAsia" w:eastAsiaTheme="majorEastAsia" w:cstheme="majorEastAsia"/>
+                <w:b w:val="0"/>
+                <w:bCs w:val="0"/>
+                <w:color w:val="auto"/>
+                <w:sz w:val="20"/>
+                <w:szCs w:val="20"/>
+                <w:vertAlign w:val="baseline"/>
+              </w:rPr>
+            </w:pPr>
+            <w:r>
+              <w:rPr>
+                <w:rFonts w:hint="default" w:asciiTheme="majorEastAsia" w:hAnsiTheme="majorEastAsia" w:eastAsiaTheme="majorEastAsia" w:cstheme="majorEastAsia"/>
+                <w:b w:val="0"/>
+                <w:bCs w:val="0"/>
+                <w:color w:val="auto"/>
+                <w:sz w:val="20"/>
+                <w:szCs w:val="20"/>
+                <w:vertAlign w:val="baseline"/>
+              </w:rPr>
+              <w:t>DW/8</w:t>
+            </w:r>
+          </w:p>
+        </w:tc>
+        <w:tc>
+          <w:tcPr>
+            <w:tcW w:w="3995" w:type="dxa"/>
             <w:tcBorders>
               <w:tl2br w:val="nil"/>
               <w:tr2bl w:val="nil"/>
@@ -11034,19 +11157,19 @@
                 <w:szCs w:val="20"/>
                 <w:vertAlign w:val="baseline"/>
               </w:rPr>
-              <w:t>slv_hresp</w:t>
-            </w:r>
-            <w:r>
-              <w:rPr>
-                <w:rFonts w:hint="default" w:asciiTheme="majorEastAsia" w:hAnsiTheme="majorEastAsia" w:eastAsiaTheme="majorEastAsia" w:cstheme="majorEastAsia"/>
-                <w:b w:val="0"/>
-                <w:bCs w:val="0"/>
-                <w:color w:val="auto"/>
-                <w:sz w:val="20"/>
-                <w:szCs w:val="20"/>
-                <w:vertAlign w:val="baseline"/>
-              </w:rPr>
-              <w:t>_o</w:t>
+              <w:t>slv_hwrite_</w:t>
+            </w:r>
+            <w:r>
+              <w:rPr>
+                <w:rFonts w:hint="default" w:asciiTheme="majorEastAsia" w:hAnsiTheme="majorEastAsia" w:eastAsiaTheme="majorEastAsia" w:cstheme="majorEastAsia"/>
+                <w:b w:val="0"/>
+                <w:bCs w:val="0"/>
+                <w:color w:val="auto"/>
+                <w:sz w:val="20"/>
+                <w:szCs w:val="20"/>
+                <w:vertAlign w:val="baseline"/>
+              </w:rPr>
+              <w:t>o</w:t>
             </w:r>
           </w:p>
         </w:tc>
@@ -11090,33 +11213,46 @@
         </w:tc>
         <w:tc>
           <w:tcPr>
-            <w:tcW w:w="1150" w:type="dxa"/>
-            <w:tcBorders>
-              <w:tl2br w:val="nil"/>
-              <w:tr2bl w:val="nil"/>
-            </w:tcBorders>
-            <w:shd w:val="clear" w:color="auto" w:fill="auto"/>
-            <w:vAlign w:val="top"/>
-          </w:tcPr>
-          <w:p>
-            <w:pPr>
-              <w:widowControl w:val="0"/>
-              <w:jc w:val="left"/>
-              <w:rPr>
-                <w:rFonts w:hint="eastAsia" w:asciiTheme="majorEastAsia" w:hAnsiTheme="majorEastAsia" w:eastAsiaTheme="majorEastAsia" w:cstheme="majorEastAsia"/>
-                <w:b w:val="0"/>
-                <w:bCs w:val="0"/>
-                <w:color w:val="auto"/>
-                <w:sz w:val="20"/>
-                <w:szCs w:val="20"/>
-                <w:vertAlign w:val="baseline"/>
-              </w:rPr>
-            </w:pPr>
-          </w:p>
-        </w:tc>
-        <w:tc>
-          <w:tcPr>
-            <w:tcW w:w="4241" w:type="dxa"/>
+            <w:tcW w:w="1368" w:type="dxa"/>
+            <w:tcBorders>
+              <w:tl2br w:val="nil"/>
+              <w:tr2bl w:val="nil"/>
+            </w:tcBorders>
+            <w:shd w:val="clear" w:color="auto" w:fill="auto"/>
+            <w:textDirection w:val="lrTbV"/>
+            <w:vAlign w:val="center"/>
+          </w:tcPr>
+          <w:p>
+            <w:pPr>
+              <w:widowControl w:val="0"/>
+              <w:jc w:val="both"/>
+              <w:rPr>
+                <w:rFonts w:hint="eastAsia" w:asciiTheme="majorEastAsia" w:hAnsiTheme="majorEastAsia" w:eastAsiaTheme="majorEastAsia" w:cstheme="majorEastAsia"/>
+                <w:b w:val="0"/>
+                <w:bCs w:val="0"/>
+                <w:color w:val="auto"/>
+                <w:sz w:val="20"/>
+                <w:szCs w:val="20"/>
+                <w:vertAlign w:val="baseline"/>
+              </w:rPr>
+            </w:pPr>
+            <w:r>
+              <w:rPr>
+                <w:rFonts w:hint="default" w:asciiTheme="majorEastAsia" w:hAnsiTheme="majorEastAsia" w:eastAsiaTheme="majorEastAsia" w:cstheme="majorEastAsia"/>
+                <w:b w:val="0"/>
+                <w:bCs w:val="0"/>
+                <w:color w:val="auto"/>
+                <w:sz w:val="20"/>
+                <w:szCs w:val="20"/>
+                <w:vertAlign w:val="baseline"/>
+              </w:rPr>
+              <w:t>1</w:t>
+            </w:r>
+          </w:p>
+        </w:tc>
+        <w:tc>
+          <w:tcPr>
+            <w:tcW w:w="3995" w:type="dxa"/>
             <w:tcBorders>
               <w:tl2br w:val="nil"/>
               <w:tr2bl w:val="nil"/>
@@ -11178,38 +11314,38 @@
               <w:widowControl w:val="0"/>
               <w:jc w:val="left"/>
               <w:rPr>
-                <w:rFonts w:hint="eastAsia" w:asciiTheme="majorEastAsia" w:hAnsiTheme="majorEastAsia" w:eastAsiaTheme="majorEastAsia" w:cstheme="majorEastAsia"/>
-                <w:b w:val="0"/>
-                <w:bCs w:val="0"/>
-                <w:color w:val="auto"/>
-                <w:sz w:val="20"/>
-                <w:szCs w:val="20"/>
-                <w:vertAlign w:val="baseline"/>
-              </w:rPr>
-            </w:pPr>
-            <w:r>
-              <w:rPr>
-                <w:rFonts w:hint="default" w:asciiTheme="majorEastAsia" w:hAnsiTheme="majorEastAsia" w:eastAsiaTheme="majorEastAsia" w:cstheme="majorEastAsia"/>
-                <w:b w:val="0"/>
-                <w:bCs w:val="0"/>
-                <w:color w:val="auto"/>
-                <w:sz w:val="20"/>
-                <w:szCs w:val="20"/>
-                <w:vertAlign w:val="baseline"/>
-              </w:rPr>
-              <w:t>slv_hreadyout</w:t>
-            </w:r>
-            <w:r>
-              <w:rPr>
-                <w:rFonts w:hint="default" w:asciiTheme="majorEastAsia" w:hAnsiTheme="majorEastAsia" w:eastAsiaTheme="majorEastAsia" w:cstheme="majorEastAsia"/>
-                <w:b w:val="0"/>
-                <w:bCs w:val="0"/>
-                <w:color w:val="auto"/>
-                <w:sz w:val="20"/>
-                <w:szCs w:val="20"/>
-                <w:vertAlign w:val="baseline"/>
-              </w:rPr>
-              <w:t>_o</w:t>
+                <w:rFonts w:hint="default" w:asciiTheme="majorEastAsia" w:hAnsiTheme="majorEastAsia" w:eastAsiaTheme="majorEastAsia" w:cstheme="majorEastAsia"/>
+                <w:b w:val="0"/>
+                <w:bCs w:val="0"/>
+                <w:color w:val="auto"/>
+                <w:sz w:val="20"/>
+                <w:szCs w:val="20"/>
+                <w:vertAlign w:val="baseline"/>
+              </w:rPr>
+            </w:pPr>
+            <w:r>
+              <w:rPr>
+                <w:rFonts w:hint="default" w:asciiTheme="majorEastAsia" w:hAnsiTheme="majorEastAsia" w:eastAsiaTheme="majorEastAsia" w:cstheme="majorEastAsia"/>
+                <w:b w:val="0"/>
+                <w:bCs w:val="0"/>
+                <w:color w:val="auto"/>
+                <w:sz w:val="20"/>
+                <w:szCs w:val="20"/>
+                <w:vertAlign w:val="baseline"/>
+              </w:rPr>
+              <w:t>slv_hsel_</w:t>
+            </w:r>
+            <w:r>
+              <w:rPr>
+                <w:rFonts w:hint="default" w:asciiTheme="majorEastAsia" w:hAnsiTheme="majorEastAsia" w:eastAsiaTheme="majorEastAsia" w:cstheme="majorEastAsia"/>
+                <w:b w:val="0"/>
+                <w:bCs w:val="0"/>
+                <w:color w:val="auto"/>
+                <w:sz w:val="20"/>
+                <w:szCs w:val="20"/>
+                <w:vertAlign w:val="baseline"/>
+              </w:rPr>
+              <w:t>o</w:t>
             </w:r>
           </w:p>
         </w:tc>
@@ -11253,33 +11389,48 @@
         </w:tc>
         <w:tc>
           <w:tcPr>
-            <w:tcW w:w="1150" w:type="dxa"/>
-            <w:tcBorders>
-              <w:tl2br w:val="nil"/>
-              <w:tr2bl w:val="nil"/>
-            </w:tcBorders>
-            <w:shd w:val="clear" w:color="auto" w:fill="auto"/>
-            <w:vAlign w:val="top"/>
-          </w:tcPr>
-          <w:p>
-            <w:pPr>
-              <w:widowControl w:val="0"/>
-              <w:jc w:val="left"/>
-              <w:rPr>
-                <w:rFonts w:hint="eastAsia" w:asciiTheme="majorEastAsia" w:hAnsiTheme="majorEastAsia" w:eastAsiaTheme="majorEastAsia" w:cstheme="majorEastAsia"/>
-                <w:b w:val="0"/>
-                <w:bCs w:val="0"/>
-                <w:color w:val="auto"/>
-                <w:sz w:val="20"/>
-                <w:szCs w:val="20"/>
-                <w:vertAlign w:val="baseline"/>
-              </w:rPr>
-            </w:pPr>
-          </w:p>
-        </w:tc>
-        <w:tc>
-          <w:tcPr>
-            <w:tcW w:w="4241" w:type="dxa"/>
+            <w:tcW w:w="1368" w:type="dxa"/>
+            <w:tcBorders>
+              <w:tl2br w:val="nil"/>
+              <w:tr2bl w:val="nil"/>
+            </w:tcBorders>
+            <w:shd w:val="clear" w:color="auto" w:fill="auto"/>
+            <w:textDirection w:val="lrTbV"/>
+            <w:vAlign w:val="center"/>
+          </w:tcPr>
+          <w:p>
+            <w:pPr>
+              <w:widowControl w:val="0"/>
+              <w:jc w:val="both"/>
+              <w:rPr>
+                <w:rFonts w:hint="eastAsia" w:asciiTheme="majorEastAsia" w:hAnsiTheme="majorEastAsia" w:eastAsiaTheme="majorEastAsia" w:cstheme="majorEastAsia"/>
+                <w:b w:val="0"/>
+                <w:bCs w:val="0"/>
+                <w:color w:val="auto"/>
+                <w:sz w:val="20"/>
+                <w:szCs w:val="20"/>
+                <w:vertAlign w:val="baseline"/>
+              </w:rPr>
+            </w:pPr>
+            <w:r>
+              <w:rPr>
+                <w:rFonts w:hint="default" w:asciiTheme="majorEastAsia" w:hAnsiTheme="majorEastAsia" w:eastAsiaTheme="majorEastAsia" w:cstheme="majorEastAsia"/>
+                <w:b w:val="0"/>
+                <w:bCs w:val="0"/>
+                <w:color w:val="auto"/>
+                <w:sz w:val="20"/>
+                <w:szCs w:val="20"/>
+                <w:vertAlign w:val="baseline"/>
+              </w:rPr>
+              <w:t>NS</w:t>
+            </w:r>
+            <w:bookmarkStart w:id="0" w:name="_GoBack"/>
+            <w:bookmarkEnd w:id="0"/>
+          </w:p>
+        </w:tc>
+        <w:tc>
+          <w:tcPr>
+            <w:tcW w:w="3995" w:type="dxa"/>
             <w:tcBorders>
               <w:tl2br w:val="nil"/>
               <w:tr2bl w:val="nil"/>

--- a/docs/SimpleMCU_MAS.docx
+++ b/docs/SimpleMCU_MAS.docx
@@ -716,9 +716,9 @@
         </w:rPr>
         <w:drawing>
           <wp:inline distT="0" distB="0" distL="114300" distR="114300">
-            <wp:extent cx="5105400" cy="3439160"/>
-            <wp:effectExtent l="0" t="0" r="0" b="8890"/>
-            <wp:docPr id="3" name="Picture 3" descr="/home/long-nguyen/work/spmcu/docs/block_diagram/top.pngtop"/>
+            <wp:extent cx="4868545" cy="3439160"/>
+            <wp:effectExtent l="0" t="0" r="8255" b="8890"/>
+            <wp:docPr id="3" name="Picture 3" descr="/home/long-nguyen/work/spmcu/docs/block_diagram/spmcu.pngspmcu"/>
             <wp:cNvGraphicFramePr>
               <a:graphicFrameLocks xmlns:a="http://schemas.openxmlformats.org/drawingml/2006/main" noChangeAspect="1"/>
             </wp:cNvGraphicFramePr>
@@ -726,7 +726,7 @@
               <a:graphicData uri="http://schemas.openxmlformats.org/drawingml/2006/picture">
                 <pic:pic xmlns:pic="http://schemas.openxmlformats.org/drawingml/2006/picture">
                   <pic:nvPicPr>
-                    <pic:cNvPr id="3" name="Picture 3" descr="/home/long-nguyen/work/spmcu/docs/block_diagram/top.pngtop"/>
+                    <pic:cNvPr id="3" name="Picture 3" descr="/home/long-nguyen/work/spmcu/docs/block_diagram/spmcu.pngspmcu"/>
                     <pic:cNvPicPr>
                       <a:picLocks noChangeAspect="1"/>
                     </pic:cNvPicPr>
@@ -741,7 +741,7 @@
                   <pic:spPr>
                     <a:xfrm>
                       <a:off x="0" y="0"/>
-                      <a:ext cx="5105400" cy="3439160"/>
+                      <a:ext cx="4868545" cy="3439160"/>
                     </a:xfrm>
                     <a:prstGeom prst="rect">
                       <a:avLst/>
@@ -5024,6 +5024,397 @@
           <w:sz w:val="20"/>
           <w:szCs w:val="20"/>
         </w:rPr>
+        <w:t>Common</w:t>
+      </w:r>
+    </w:p>
+    <w:p>
+      <w:pPr>
+        <w:numPr>
+          <w:ilvl w:val="1"/>
+          <w:numId w:val="3"/>
+        </w:numPr>
+        <w:ind w:left="0" w:leftChars="0" w:firstLine="0" w:firstLineChars="0"/>
+        <w:jc w:val="left"/>
+        <w:outlineLvl w:val="0"/>
+        <w:rPr>
+          <w:rFonts w:hint="eastAsia" w:asciiTheme="majorEastAsia" w:hAnsiTheme="majorEastAsia" w:eastAsiaTheme="majorEastAsia" w:cstheme="majorEastAsia"/>
+          <w:b/>
+          <w:bCs/>
+          <w:i w:val="0"/>
+          <w:iCs w:val="0"/>
+          <w:color w:val="002060"/>
+          <w:sz w:val="20"/>
+          <w:szCs w:val="20"/>
+        </w:rPr>
+      </w:pPr>
+      <w:r>
+        <w:rPr>
+          <w:rFonts w:hint="default" w:asciiTheme="majorEastAsia" w:hAnsiTheme="majorEastAsia" w:eastAsiaTheme="majorEastAsia" w:cstheme="majorEastAsia"/>
+          <w:b/>
+          <w:bCs/>
+          <w:i w:val="0"/>
+          <w:iCs w:val="0"/>
+          <w:color w:val="002060"/>
+          <w:sz w:val="20"/>
+          <w:szCs w:val="20"/>
+        </w:rPr>
+        <w:t>Round Robin Arbiter</w:t>
+      </w:r>
+    </w:p>
+    <w:tbl>
+      <w:tblPr>
+        <w:tblStyle w:val="5"/>
+        <w:tblW w:w="7962" w:type="dxa"/>
+        <w:tblInd w:w="475" w:type="dxa"/>
+        <w:tblBorders>
+          <w:top w:val="none" w:color="auto" w:sz="0" w:space="0"/>
+          <w:left w:val="none" w:color="auto" w:sz="0" w:space="0"/>
+          <w:bottom w:val="none" w:color="auto" w:sz="0" w:space="0"/>
+          <w:right w:val="none" w:color="auto" w:sz="0" w:space="0"/>
+          <w:insideH w:val="none" w:color="auto" w:sz="0" w:space="0"/>
+          <w:insideV w:val="none" w:color="auto" w:sz="0" w:space="0"/>
+        </w:tblBorders>
+        <w:tblLayout w:type="fixed"/>
+        <w:tblCellMar>
+          <w:top w:w="0" w:type="dxa"/>
+          <w:left w:w="108" w:type="dxa"/>
+          <w:bottom w:w="0" w:type="dxa"/>
+          <w:right w:w="108" w:type="dxa"/>
+        </w:tblCellMar>
+      </w:tblPr>
+      <w:tblGrid>
+        <w:gridCol w:w="1545"/>
+        <w:gridCol w:w="6417"/>
+      </w:tblGrid>
+      <w:tr>
+        <w:tblPrEx>
+          <w:tblBorders>
+            <w:top w:val="none" w:color="auto" w:sz="0" w:space="0"/>
+            <w:left w:val="none" w:color="auto" w:sz="0" w:space="0"/>
+            <w:bottom w:val="none" w:color="auto" w:sz="0" w:space="0"/>
+            <w:right w:val="none" w:color="auto" w:sz="0" w:space="0"/>
+            <w:insideH w:val="none" w:color="auto" w:sz="0" w:space="0"/>
+            <w:insideV w:val="none" w:color="auto" w:sz="0" w:space="0"/>
+          </w:tblBorders>
+          <w:tblLayout w:type="fixed"/>
+          <w:tblCellMar>
+            <w:top w:w="0" w:type="dxa"/>
+            <w:left w:w="108" w:type="dxa"/>
+            <w:bottom w:w="0" w:type="dxa"/>
+            <w:right w:w="108" w:type="dxa"/>
+          </w:tblCellMar>
+        </w:tblPrEx>
+        <w:trPr>
+          <w:trHeight w:val="0" w:hRule="atLeast"/>
+        </w:trPr>
+        <w:tc>
+          <w:tcPr>
+            <w:tcW w:w="1545" w:type="dxa"/>
+            <w:tcBorders>
+              <w:tl2br w:val="nil"/>
+              <w:tr2bl w:val="nil"/>
+            </w:tcBorders>
+            <w:vAlign w:val="bottom"/>
+          </w:tcPr>
+          <w:p>
+            <w:pPr>
+              <w:widowControl w:val="0"/>
+              <w:numPr>
+                <w:ilvl w:val="0"/>
+                <w:numId w:val="0"/>
+              </w:numPr>
+              <w:jc w:val="both"/>
+              <w:outlineLvl w:val="0"/>
+              <w:rPr>
+                <w:rFonts w:hint="default" w:asciiTheme="majorEastAsia" w:hAnsiTheme="majorEastAsia" w:eastAsiaTheme="majorEastAsia" w:cstheme="majorEastAsia"/>
+                <w:b w:val="0"/>
+                <w:bCs w:val="0"/>
+                <w:i/>
+                <w:iCs/>
+                <w:color w:val="auto"/>
+                <w:sz w:val="20"/>
+                <w:szCs w:val="20"/>
+                <w:vertAlign w:val="baseline"/>
+              </w:rPr>
+            </w:pPr>
+            <w:r>
+              <w:rPr>
+                <w:rFonts w:hint="default" w:asciiTheme="majorEastAsia" w:hAnsiTheme="majorEastAsia" w:eastAsiaTheme="majorEastAsia" w:cstheme="majorEastAsia"/>
+                <w:b/>
+                <w:bCs/>
+                <w:i w:val="0"/>
+                <w:iCs w:val="0"/>
+                <w:color w:val="auto"/>
+                <w:sz w:val="20"/>
+                <w:szCs w:val="20"/>
+              </w:rPr>
+              <w:t>Directory:</w:t>
+            </w:r>
+          </w:p>
+        </w:tc>
+        <w:tc>
+          <w:tcPr>
+            <w:tcW w:w="6417" w:type="dxa"/>
+            <w:tcBorders>
+              <w:tl2br w:val="nil"/>
+              <w:tr2bl w:val="nil"/>
+            </w:tcBorders>
+            <w:vAlign w:val="bottom"/>
+          </w:tcPr>
+          <w:p>
+            <w:pPr>
+              <w:widowControl w:val="0"/>
+              <w:numPr>
+                <w:ilvl w:val="0"/>
+                <w:numId w:val="0"/>
+              </w:numPr>
+              <w:jc w:val="both"/>
+              <w:outlineLvl w:val="0"/>
+              <w:rPr>
+                <w:rFonts w:hint="default" w:asciiTheme="majorEastAsia" w:hAnsiTheme="majorEastAsia" w:eastAsiaTheme="majorEastAsia" w:cstheme="majorEastAsia"/>
+                <w:b w:val="0"/>
+                <w:bCs w:val="0"/>
+                <w:i w:val="0"/>
+                <w:iCs w:val="0"/>
+                <w:color w:val="auto"/>
+                <w:sz w:val="20"/>
+                <w:szCs w:val="20"/>
+                <w:vertAlign w:val="baseline"/>
+              </w:rPr>
+            </w:pPr>
+            <w:r>
+              <w:rPr>
+                <w:rFonts w:hint="default" w:asciiTheme="majorEastAsia" w:hAnsiTheme="majorEastAsia" w:eastAsiaTheme="majorEastAsia" w:cstheme="majorEastAsia"/>
+                <w:b w:val="0"/>
+                <w:bCs w:val="0"/>
+                <w:i w:val="0"/>
+                <w:iCs w:val="0"/>
+                <w:color w:val="auto"/>
+                <w:sz w:val="20"/>
+                <w:szCs w:val="20"/>
+              </w:rPr>
+              <w:t>“${PROJ_ROOT}/rtl</w:t>
+            </w:r>
+            <w:r>
+              <w:rPr>
+                <w:rFonts w:hint="default" w:asciiTheme="majorEastAsia" w:hAnsiTheme="majorEastAsia" w:eastAsiaTheme="majorEastAsia" w:cstheme="majorEastAsia"/>
+                <w:b w:val="0"/>
+                <w:bCs w:val="0"/>
+                <w:i w:val="0"/>
+                <w:iCs w:val="0"/>
+                <w:color w:val="auto"/>
+                <w:sz w:val="20"/>
+                <w:szCs w:val="20"/>
+              </w:rPr>
+              <w:t>/common</w:t>
+            </w:r>
+            <w:r>
+              <w:rPr>
+                <w:rFonts w:hint="default" w:asciiTheme="majorEastAsia" w:hAnsiTheme="majorEastAsia" w:eastAsiaTheme="majorEastAsia" w:cstheme="majorEastAsia"/>
+                <w:b w:val="0"/>
+                <w:bCs w:val="0"/>
+                <w:i w:val="0"/>
+                <w:iCs w:val="0"/>
+                <w:color w:val="auto"/>
+                <w:sz w:val="20"/>
+                <w:szCs w:val="20"/>
+              </w:rPr>
+              <w:t>/”</w:t>
+            </w:r>
+          </w:p>
+        </w:tc>
+      </w:tr>
+      <w:tr>
+        <w:tblPrEx>
+          <w:tblBorders>
+            <w:top w:val="none" w:color="auto" w:sz="0" w:space="0"/>
+            <w:left w:val="none" w:color="auto" w:sz="0" w:space="0"/>
+            <w:bottom w:val="none" w:color="auto" w:sz="0" w:space="0"/>
+            <w:right w:val="none" w:color="auto" w:sz="0" w:space="0"/>
+            <w:insideH w:val="none" w:color="auto" w:sz="0" w:space="0"/>
+            <w:insideV w:val="none" w:color="auto" w:sz="0" w:space="0"/>
+          </w:tblBorders>
+          <w:tblLayout w:type="fixed"/>
+          <w:tblCellMar>
+            <w:top w:w="0" w:type="dxa"/>
+            <w:left w:w="108" w:type="dxa"/>
+            <w:bottom w:w="0" w:type="dxa"/>
+            <w:right w:w="108" w:type="dxa"/>
+          </w:tblCellMar>
+        </w:tblPrEx>
+        <w:trPr>
+          <w:trHeight w:val="0" w:hRule="atLeast"/>
+        </w:trPr>
+        <w:tc>
+          <w:tcPr>
+            <w:tcW w:w="1545" w:type="dxa"/>
+            <w:tcBorders>
+              <w:tl2br w:val="nil"/>
+              <w:tr2bl w:val="nil"/>
+            </w:tcBorders>
+            <w:vAlign w:val="bottom"/>
+          </w:tcPr>
+          <w:p>
+            <w:pPr>
+              <w:widowControl w:val="0"/>
+              <w:numPr>
+                <w:ilvl w:val="0"/>
+                <w:numId w:val="0"/>
+              </w:numPr>
+              <w:jc w:val="both"/>
+              <w:outlineLvl w:val="0"/>
+              <w:rPr>
+                <w:rFonts w:hint="default" w:asciiTheme="majorEastAsia" w:hAnsiTheme="majorEastAsia" w:eastAsiaTheme="majorEastAsia" w:cstheme="majorEastAsia"/>
+                <w:b w:val="0"/>
+                <w:bCs w:val="0"/>
+                <w:i/>
+                <w:iCs/>
+                <w:color w:val="auto"/>
+                <w:sz w:val="20"/>
+                <w:szCs w:val="20"/>
+                <w:vertAlign w:val="baseline"/>
+              </w:rPr>
+            </w:pPr>
+            <w:r>
+              <w:rPr>
+                <w:rFonts w:hint="default" w:asciiTheme="majorEastAsia" w:hAnsiTheme="majorEastAsia" w:eastAsiaTheme="majorEastAsia" w:cstheme="majorEastAsia"/>
+                <w:b/>
+                <w:bCs/>
+                <w:i w:val="0"/>
+                <w:iCs w:val="0"/>
+                <w:color w:val="auto"/>
+                <w:sz w:val="20"/>
+                <w:szCs w:val="20"/>
+              </w:rPr>
+              <w:t>Top module:</w:t>
+            </w:r>
+          </w:p>
+        </w:tc>
+        <w:tc>
+          <w:tcPr>
+            <w:tcW w:w="6417" w:type="dxa"/>
+            <w:tcBorders>
+              <w:tl2br w:val="nil"/>
+              <w:tr2bl w:val="nil"/>
+            </w:tcBorders>
+            <w:vAlign w:val="bottom"/>
+          </w:tcPr>
+          <w:p>
+            <w:pPr>
+              <w:widowControl w:val="0"/>
+              <w:numPr>
+                <w:ilvl w:val="0"/>
+                <w:numId w:val="0"/>
+              </w:numPr>
+              <w:jc w:val="both"/>
+              <w:outlineLvl w:val="0"/>
+              <w:rPr>
+                <w:rFonts w:hint="default" w:asciiTheme="majorEastAsia" w:hAnsiTheme="majorEastAsia" w:eastAsiaTheme="majorEastAsia" w:cstheme="majorEastAsia"/>
+                <w:b w:val="0"/>
+                <w:bCs w:val="0"/>
+                <w:i w:val="0"/>
+                <w:iCs w:val="0"/>
+                <w:color w:val="auto"/>
+                <w:sz w:val="20"/>
+                <w:szCs w:val="20"/>
+                <w:vertAlign w:val="baseline"/>
+              </w:rPr>
+            </w:pPr>
+            <w:r>
+              <w:rPr>
+                <w:rFonts w:hint="default" w:asciiTheme="majorEastAsia" w:hAnsiTheme="majorEastAsia" w:eastAsiaTheme="majorEastAsia" w:cstheme="majorEastAsia"/>
+                <w:b w:val="0"/>
+                <w:bCs w:val="0"/>
+                <w:i w:val="0"/>
+                <w:iCs w:val="0"/>
+                <w:color w:val="auto"/>
+                <w:sz w:val="20"/>
+                <w:szCs w:val="20"/>
+              </w:rPr>
+              <w:t>“spmcu_</w:t>
+            </w:r>
+            <w:r>
+              <w:rPr>
+                <w:rFonts w:hint="default" w:asciiTheme="majorEastAsia" w:hAnsiTheme="majorEastAsia" w:eastAsiaTheme="majorEastAsia" w:cstheme="majorEastAsia"/>
+                <w:b w:val="0"/>
+                <w:bCs w:val="0"/>
+                <w:i w:val="0"/>
+                <w:iCs w:val="0"/>
+                <w:color w:val="auto"/>
+                <w:sz w:val="20"/>
+                <w:szCs w:val="20"/>
+              </w:rPr>
+              <w:t>rr_arbiter</w:t>
+            </w:r>
+            <w:bookmarkStart w:id="0" w:name="_GoBack"/>
+            <w:bookmarkEnd w:id="0"/>
+            <w:r>
+              <w:rPr>
+                <w:rFonts w:hint="default" w:asciiTheme="majorEastAsia" w:hAnsiTheme="majorEastAsia" w:eastAsiaTheme="majorEastAsia" w:cstheme="majorEastAsia"/>
+                <w:b w:val="0"/>
+                <w:bCs w:val="0"/>
+                <w:i w:val="0"/>
+                <w:iCs w:val="0"/>
+                <w:color w:val="auto"/>
+                <w:sz w:val="20"/>
+                <w:szCs w:val="20"/>
+              </w:rPr>
+              <w:t>.sv”</w:t>
+            </w:r>
+          </w:p>
+        </w:tc>
+      </w:tr>
+    </w:tbl>
+    <w:p>
+      <w:pPr>
+        <w:numPr>
+          <w:numId w:val="0"/>
+        </w:numPr>
+        <w:ind w:left="0" w:leftChars="0" w:firstLine="402" w:firstLineChars="200"/>
+        <w:jc w:val="left"/>
+        <w:outlineLvl w:val="0"/>
+        <w:rPr>
+          <w:rFonts w:hint="eastAsia" w:asciiTheme="majorEastAsia" w:hAnsiTheme="majorEastAsia" w:eastAsiaTheme="majorEastAsia" w:cstheme="majorEastAsia"/>
+          <w:b/>
+          <w:bCs/>
+          <w:i w:val="0"/>
+          <w:iCs w:val="0"/>
+          <w:color w:val="002060"/>
+          <w:sz w:val="20"/>
+          <w:szCs w:val="20"/>
+        </w:rPr>
+      </w:pPr>
+    </w:p>
+    <w:p>
+      <w:pPr>
+        <w:numPr>
+          <w:ilvl w:val="0"/>
+          <w:numId w:val="3"/>
+        </w:numPr>
+        <w:jc w:val="left"/>
+        <w:outlineLvl w:val="0"/>
+        <w:rPr>
+          <w:rFonts w:hint="eastAsia" w:asciiTheme="majorEastAsia" w:hAnsiTheme="majorEastAsia" w:eastAsiaTheme="majorEastAsia" w:cstheme="majorEastAsia"/>
+          <w:b/>
+          <w:bCs/>
+          <w:i w:val="0"/>
+          <w:iCs w:val="0"/>
+          <w:color w:val="002060"/>
+          <w:sz w:val="20"/>
+          <w:szCs w:val="20"/>
+        </w:rPr>
+      </w:pPr>
+      <w:r>
+        <w:rPr>
+          <w:rFonts w:hint="default" w:asciiTheme="majorEastAsia" w:hAnsiTheme="majorEastAsia" w:eastAsiaTheme="majorEastAsia" w:cstheme="majorEastAsia"/>
+          <w:b/>
+          <w:bCs/>
+          <w:i w:val="0"/>
+          <w:iCs w:val="0"/>
+          <w:color w:val="002060"/>
+          <w:sz w:val="20"/>
+          <w:szCs w:val="20"/>
+        </w:rPr>
         <w:t>RISC-V Core</w:t>
       </w:r>
     </w:p>
@@ -5319,8 +5710,8 @@
         </w:tblCellMar>
       </w:tblPr>
       <w:tblGrid>
-        <w:gridCol w:w="2133"/>
-        <w:gridCol w:w="5829"/>
+        <w:gridCol w:w="1545"/>
+        <w:gridCol w:w="6417"/>
       </w:tblGrid>
       <w:tr>
         <w:tblPrEx>
@@ -5345,7 +5736,7 @@
         </w:trPr>
         <w:tc>
           <w:tcPr>
-            <w:tcW w:w="2133" w:type="dxa"/>
+            <w:tcW w:w="1545" w:type="dxa"/>
             <w:tcBorders>
               <w:tl2br w:val="nil"/>
               <w:tr2bl w:val="nil"/>
@@ -5384,13 +5775,26 @@
                 <w:sz w:val="20"/>
                 <w:szCs w:val="20"/>
               </w:rPr>
-              <w:t>Release directory:</w:t>
-            </w:r>
-          </w:p>
-        </w:tc>
-        <w:tc>
-          <w:tcPr>
-            <w:tcW w:w="5829" w:type="dxa"/>
+              <w:t>D</w:t>
+            </w:r>
+            <w:r>
+              <w:rPr>
+                <w:rFonts w:hint="default" w:asciiTheme="majorEastAsia" w:hAnsiTheme="majorEastAsia" w:eastAsiaTheme="majorEastAsia" w:cstheme="majorEastAsia"/>
+                <w:b/>
+                <w:bCs/>
+                <w:i w:val="0"/>
+                <w:iCs w:val="0"/>
+                <w:color w:val="auto"/>
+                <w:sz w:val="20"/>
+                <w:szCs w:val="20"/>
+              </w:rPr>
+              <w:t>irectory:</w:t>
+            </w:r>
+          </w:p>
+        </w:tc>
+        <w:tc>
+          <w:tcPr>
+            <w:tcW w:w="6417" w:type="dxa"/>
             <w:tcBorders>
               <w:tl2br w:val="nil"/>
               <w:tr2bl w:val="nil"/>
@@ -5457,7 +5861,7 @@
         </w:trPr>
         <w:tc>
           <w:tcPr>
-            <w:tcW w:w="2133" w:type="dxa"/>
+            <w:tcW w:w="1545" w:type="dxa"/>
             <w:tcBorders>
               <w:tl2br w:val="nil"/>
               <w:tr2bl w:val="nil"/>
@@ -5502,7 +5906,7 @@
         </w:tc>
         <w:tc>
           <w:tcPr>
-            <w:tcW w:w="5829" w:type="dxa"/>
+            <w:tcW w:w="6417" w:type="dxa"/>
             <w:tcBorders>
               <w:tl2br w:val="nil"/>
               <w:tr2bl w:val="nil"/>
@@ -5578,20 +5982,7 @@
           <w:sz w:val="20"/>
           <w:szCs w:val="20"/>
         </w:rPr>
-        <w:t>&lt;Chuc nang, tinh nang, diem dac biet</w:t>
-      </w:r>
-      <w:r>
-        <w:rPr>
-          <w:rFonts w:hint="default" w:asciiTheme="majorEastAsia" w:hAnsiTheme="majorEastAsia" w:eastAsiaTheme="majorEastAsia" w:cstheme="majorEastAsia"/>
-          <w:b w:val="0"/>
-          <w:bCs w:val="0"/>
-          <w:i w:val="0"/>
-          <w:iCs w:val="0"/>
-          <w:color w:val="auto"/>
-          <w:sz w:val="20"/>
-          <w:szCs w:val="20"/>
-        </w:rPr>
-        <w:t>&gt;</w:t>
+        <w:t>&lt;Chuc nang, tinh nang, diem dac biet&gt;</w:t>
       </w:r>
     </w:p>
     <w:p>
@@ -6046,33 +6437,7 @@
           <w:sz w:val="20"/>
           <w:szCs w:val="20"/>
         </w:rPr>
-        <w:t>*To ON/OFF these defines, modify ‘${PROJ_ROOT}/rtl/ahb/interconnect/spmcu_ahb_ interconnect_define.sv</w:t>
-      </w:r>
-      <w:r>
-        <w:rPr>
-          <w:rFonts w:hint="default" w:asciiTheme="majorEastAsia" w:hAnsiTheme="majorEastAsia" w:eastAsiaTheme="majorEastAsia" w:cstheme="majorEastAsia"/>
-          <w:b w:val="0"/>
-          <w:bCs w:val="0"/>
-          <w:i w:val="0"/>
-          <w:iCs w:val="0"/>
-          <w:color w:val="auto"/>
-          <w:sz w:val="20"/>
-          <w:szCs w:val="20"/>
-        </w:rPr>
-        <w:t>h</w:t>
-      </w:r>
-      <w:r>
-        <w:rPr>
-          <w:rFonts w:hint="default" w:asciiTheme="majorEastAsia" w:hAnsiTheme="majorEastAsia" w:eastAsiaTheme="majorEastAsia" w:cstheme="majorEastAsia"/>
-          <w:b w:val="0"/>
-          <w:bCs w:val="0"/>
-          <w:i w:val="0"/>
-          <w:iCs w:val="0"/>
-          <w:color w:val="auto"/>
-          <w:sz w:val="20"/>
-          <w:szCs w:val="20"/>
-        </w:rPr>
-        <w:t>’</w:t>
+        <w:t>*To ON/OFF these defines, modify ‘${PROJ_ROOT}/rtl/ahb/interconnect/spmcu_ahb_ interconnect_define.svh’</w:t>
       </w:r>
     </w:p>
     <w:p>
@@ -7615,31 +7980,7 @@
                 <w:szCs w:val="20"/>
                 <w:vertAlign w:val="baseline"/>
               </w:rPr>
-              <w:t>AHB</w:t>
-            </w:r>
-            <w:r>
-              <w:rPr>
-                <w:rFonts w:hint="default" w:asciiTheme="majorEastAsia" w:hAnsiTheme="majorEastAsia" w:eastAsiaTheme="majorEastAsia" w:cstheme="majorEastAsia"/>
-                <w:b/>
-                <w:bCs/>
-                <w:color w:val="auto"/>
-                <w:sz w:val="20"/>
-                <w:szCs w:val="20"/>
-                <w:vertAlign w:val="baseline"/>
-              </w:rPr>
-              <w:t xml:space="preserve"> Master</w:t>
-            </w:r>
-            <w:r>
-              <w:rPr>
-                <w:rFonts w:hint="default" w:asciiTheme="majorEastAsia" w:hAnsiTheme="majorEastAsia" w:eastAsiaTheme="majorEastAsia" w:cstheme="majorEastAsia"/>
-                <w:b/>
-                <w:bCs/>
-                <w:color w:val="auto"/>
-                <w:sz w:val="20"/>
-                <w:szCs w:val="20"/>
-                <w:vertAlign w:val="baseline"/>
-              </w:rPr>
-              <w:t xml:space="preserve"> side --------------------------------------------------------------------------------------------------</w:t>
+              <w:t>AHB Master side --------------------------------------------------------------------------------------------------</w:t>
             </w:r>
           </w:p>
         </w:tc>
@@ -7700,19 +8041,7 @@
                 <w:szCs w:val="20"/>
                 <w:vertAlign w:val="baseline"/>
               </w:rPr>
-              <w:t>mst_haddr_</w:t>
-            </w:r>
-            <w:r>
-              <w:rPr>
-                <w:rFonts w:hint="default" w:asciiTheme="majorEastAsia" w:hAnsiTheme="majorEastAsia" w:eastAsiaTheme="majorEastAsia" w:cstheme="majorEastAsia"/>
-                <w:b w:val="0"/>
-                <w:bCs w:val="0"/>
-                <w:color w:val="auto"/>
-                <w:sz w:val="20"/>
-                <w:szCs w:val="20"/>
-                <w:vertAlign w:val="baseline"/>
-              </w:rPr>
-              <w:t>i</w:t>
+              <w:t>mst_haddr_i</w:t>
             </w:r>
           </w:p>
         </w:tc>
@@ -7887,19 +8216,7 @@
                 <w:szCs w:val="20"/>
                 <w:vertAlign w:val="baseline"/>
               </w:rPr>
-              <w:t>mst_hburst_</w:t>
-            </w:r>
-            <w:r>
-              <w:rPr>
-                <w:rFonts w:hint="default" w:asciiTheme="majorEastAsia" w:hAnsiTheme="majorEastAsia" w:eastAsiaTheme="majorEastAsia" w:cstheme="majorEastAsia"/>
-                <w:b w:val="0"/>
-                <w:bCs w:val="0"/>
-                <w:color w:val="auto"/>
-                <w:sz w:val="20"/>
-                <w:szCs w:val="20"/>
-                <w:vertAlign w:val="baseline"/>
-              </w:rPr>
-              <w:t>i</w:t>
+              <w:t>mst_hburst_i</w:t>
             </w:r>
           </w:p>
         </w:tc>
@@ -8062,19 +8379,7 @@
                 <w:szCs w:val="20"/>
                 <w:vertAlign w:val="baseline"/>
               </w:rPr>
-              <w:t>mst_hsize_</w:t>
-            </w:r>
-            <w:r>
-              <w:rPr>
-                <w:rFonts w:hint="default" w:asciiTheme="majorEastAsia" w:hAnsiTheme="majorEastAsia" w:eastAsiaTheme="majorEastAsia" w:cstheme="majorEastAsia"/>
-                <w:b w:val="0"/>
-                <w:bCs w:val="0"/>
-                <w:color w:val="auto"/>
-                <w:sz w:val="20"/>
-                <w:szCs w:val="20"/>
-                <w:vertAlign w:val="baseline"/>
-              </w:rPr>
-              <w:t>i</w:t>
+              <w:t>mst_hsize_i</w:t>
             </w:r>
           </w:p>
         </w:tc>
@@ -8237,19 +8542,7 @@
                 <w:szCs w:val="20"/>
                 <w:vertAlign w:val="baseline"/>
               </w:rPr>
-              <w:t>mst_htrans_</w:t>
-            </w:r>
-            <w:r>
-              <w:rPr>
-                <w:rFonts w:hint="default" w:asciiTheme="majorEastAsia" w:hAnsiTheme="majorEastAsia" w:eastAsiaTheme="majorEastAsia" w:cstheme="majorEastAsia"/>
-                <w:b w:val="0"/>
-                <w:bCs w:val="0"/>
-                <w:color w:val="auto"/>
-                <w:sz w:val="20"/>
-                <w:szCs w:val="20"/>
-                <w:vertAlign w:val="baseline"/>
-              </w:rPr>
-              <w:t>i</w:t>
+              <w:t>mst_htrans_i</w:t>
             </w:r>
           </w:p>
         </w:tc>
@@ -8412,19 +8705,7 @@
                 <w:szCs w:val="20"/>
                 <w:vertAlign w:val="baseline"/>
               </w:rPr>
-              <w:t>mst_hwdata_</w:t>
-            </w:r>
-            <w:r>
-              <w:rPr>
-                <w:rFonts w:hint="default" w:asciiTheme="majorEastAsia" w:hAnsiTheme="majorEastAsia" w:eastAsiaTheme="majorEastAsia" w:cstheme="majorEastAsia"/>
-                <w:b w:val="0"/>
-                <w:bCs w:val="0"/>
-                <w:color w:val="auto"/>
-                <w:sz w:val="20"/>
-                <w:szCs w:val="20"/>
-                <w:vertAlign w:val="baseline"/>
-              </w:rPr>
-              <w:t>i</w:t>
+              <w:t>mst_hwdata_i</w:t>
             </w:r>
           </w:p>
         </w:tc>
@@ -8587,19 +8868,7 @@
                 <w:szCs w:val="20"/>
                 <w:vertAlign w:val="baseline"/>
               </w:rPr>
-              <w:t>mst_hwstrb_</w:t>
-            </w:r>
-            <w:r>
-              <w:rPr>
-                <w:rFonts w:hint="default" w:asciiTheme="majorEastAsia" w:hAnsiTheme="majorEastAsia" w:eastAsiaTheme="majorEastAsia" w:cstheme="majorEastAsia"/>
-                <w:b w:val="0"/>
-                <w:bCs w:val="0"/>
-                <w:color w:val="auto"/>
-                <w:sz w:val="20"/>
-                <w:szCs w:val="20"/>
-                <w:vertAlign w:val="baseline"/>
-              </w:rPr>
-              <w:t>i</w:t>
+              <w:t>mst_hwstrb_i</w:t>
             </w:r>
           </w:p>
         </w:tc>
@@ -8762,19 +9031,7 @@
                 <w:szCs w:val="20"/>
                 <w:vertAlign w:val="baseline"/>
               </w:rPr>
-              <w:t>mst_hwrite_</w:t>
-            </w:r>
-            <w:r>
-              <w:rPr>
-                <w:rFonts w:hint="default" w:asciiTheme="majorEastAsia" w:hAnsiTheme="majorEastAsia" w:eastAsiaTheme="majorEastAsia" w:cstheme="majorEastAsia"/>
-                <w:b w:val="0"/>
-                <w:bCs w:val="0"/>
-                <w:color w:val="auto"/>
-                <w:sz w:val="20"/>
-                <w:szCs w:val="20"/>
-                <w:vertAlign w:val="baseline"/>
-              </w:rPr>
-              <w:t>i</w:t>
+              <w:t>mst_hwrite_i</w:t>
             </w:r>
           </w:p>
         </w:tc>
@@ -8937,19 +9194,7 @@
                 <w:szCs w:val="20"/>
                 <w:vertAlign w:val="baseline"/>
               </w:rPr>
-              <w:t>mst_hrdata_</w:t>
-            </w:r>
-            <w:r>
-              <w:rPr>
-                <w:rFonts w:hint="default" w:asciiTheme="majorEastAsia" w:hAnsiTheme="majorEastAsia" w:eastAsiaTheme="majorEastAsia" w:cstheme="majorEastAsia"/>
-                <w:b w:val="0"/>
-                <w:bCs w:val="0"/>
-                <w:color w:val="auto"/>
-                <w:sz w:val="20"/>
-                <w:szCs w:val="20"/>
-                <w:vertAlign w:val="baseline"/>
-              </w:rPr>
-              <w:t>o</w:t>
+              <w:t>mst_hrdata_o</w:t>
             </w:r>
           </w:p>
         </w:tc>
@@ -9113,19 +9358,7 @@
                 <w:szCs w:val="20"/>
                 <w:vertAlign w:val="baseline"/>
               </w:rPr>
-              <w:t>mst_hresp_</w:t>
-            </w:r>
-            <w:r>
-              <w:rPr>
-                <w:rFonts w:hint="default" w:asciiTheme="majorEastAsia" w:hAnsiTheme="majorEastAsia" w:eastAsiaTheme="majorEastAsia" w:cstheme="majorEastAsia"/>
-                <w:b w:val="0"/>
-                <w:bCs w:val="0"/>
-                <w:color w:val="auto"/>
-                <w:sz w:val="20"/>
-                <w:szCs w:val="20"/>
-                <w:vertAlign w:val="baseline"/>
-              </w:rPr>
-              <w:t>o</w:t>
+              <w:t>mst_hresp_o</w:t>
             </w:r>
           </w:p>
         </w:tc>
@@ -9289,19 +9522,7 @@
                 <w:szCs w:val="20"/>
                 <w:vertAlign w:val="baseline"/>
               </w:rPr>
-              <w:t>mst_hready_</w:t>
-            </w:r>
-            <w:r>
-              <w:rPr>
-                <w:rFonts w:hint="default" w:asciiTheme="majorEastAsia" w:hAnsiTheme="majorEastAsia" w:eastAsiaTheme="majorEastAsia" w:cstheme="majorEastAsia"/>
-                <w:b w:val="0"/>
-                <w:bCs w:val="0"/>
-                <w:color w:val="auto"/>
-                <w:sz w:val="20"/>
-                <w:szCs w:val="20"/>
-                <w:vertAlign w:val="baseline"/>
-              </w:rPr>
-              <w:t>o</w:t>
+              <w:t>mst_hready_o</w:t>
             </w:r>
           </w:p>
         </w:tc>
@@ -9467,55 +9688,7 @@
                 <w:szCs w:val="20"/>
                 <w:vertAlign w:val="baseline"/>
               </w:rPr>
-              <w:t xml:space="preserve">AHB </w:t>
-            </w:r>
-            <w:r>
-              <w:rPr>
-                <w:rFonts w:hint="default" w:asciiTheme="majorEastAsia" w:hAnsiTheme="majorEastAsia" w:eastAsiaTheme="majorEastAsia" w:cstheme="majorEastAsia"/>
-                <w:b/>
-                <w:bCs/>
-                <w:color w:val="auto"/>
-                <w:sz w:val="20"/>
-                <w:szCs w:val="20"/>
-                <w:vertAlign w:val="baseline"/>
-              </w:rPr>
-              <w:t>Slave</w:t>
-            </w:r>
-            <w:r>
-              <w:rPr>
-                <w:rFonts w:hint="default" w:asciiTheme="majorEastAsia" w:hAnsiTheme="majorEastAsia" w:eastAsiaTheme="majorEastAsia" w:cstheme="majorEastAsia"/>
-                <w:b/>
-                <w:bCs/>
-                <w:color w:val="auto"/>
-                <w:sz w:val="20"/>
-                <w:szCs w:val="20"/>
-                <w:vertAlign w:val="baseline"/>
-              </w:rPr>
-              <w:t xml:space="preserve"> side -</w:t>
-            </w:r>
-            <w:r>
-              <w:rPr>
-                <w:rFonts w:hint="default" w:asciiTheme="majorEastAsia" w:hAnsiTheme="majorEastAsia" w:eastAsiaTheme="majorEastAsia" w:cstheme="majorEastAsia"/>
-                <w:b/>
-                <w:bCs/>
-                <w:color w:val="auto"/>
-                <w:sz w:val="20"/>
-                <w:szCs w:val="20"/>
-                <w:vertAlign w:val="baseline"/>
-              </w:rPr>
-              <w:t>--</w:t>
-            </w:r>
-            <w:r>
-              <w:rPr>
-                <w:rFonts w:hint="default" w:asciiTheme="majorEastAsia" w:hAnsiTheme="majorEastAsia" w:eastAsiaTheme="majorEastAsia" w:cstheme="majorEastAsia"/>
-                <w:b/>
-                <w:bCs/>
-                <w:color w:val="auto"/>
-                <w:sz w:val="20"/>
-                <w:szCs w:val="20"/>
-                <w:vertAlign w:val="baseline"/>
-              </w:rPr>
-              <w:t>-------------------------------------------------------------------------------------------------</w:t>
+              <w:t>AHB Slave side ----------------------------------------------------------------------------------------------------</w:t>
             </w:r>
           </w:p>
         </w:tc>
@@ -9576,19 +9749,7 @@
                 <w:szCs w:val="20"/>
                 <w:vertAlign w:val="baseline"/>
               </w:rPr>
-              <w:t>slv_hrdata_</w:t>
-            </w:r>
-            <w:r>
-              <w:rPr>
-                <w:rFonts w:hint="default" w:asciiTheme="majorEastAsia" w:hAnsiTheme="majorEastAsia" w:eastAsiaTheme="majorEastAsia" w:cstheme="majorEastAsia"/>
-                <w:b w:val="0"/>
-                <w:bCs w:val="0"/>
-                <w:color w:val="auto"/>
-                <w:sz w:val="20"/>
-                <w:szCs w:val="20"/>
-                <w:vertAlign w:val="baseline"/>
-              </w:rPr>
-              <w:t>i</w:t>
+              <w:t>slv_hrdata_i</w:t>
             </w:r>
           </w:p>
         </w:tc>
@@ -9751,19 +9912,7 @@
                 <w:szCs w:val="20"/>
                 <w:vertAlign w:val="baseline"/>
               </w:rPr>
-              <w:t>slv_hresp_</w:t>
-            </w:r>
-            <w:r>
-              <w:rPr>
-                <w:rFonts w:hint="default" w:asciiTheme="majorEastAsia" w:hAnsiTheme="majorEastAsia" w:eastAsiaTheme="majorEastAsia" w:cstheme="majorEastAsia"/>
-                <w:b w:val="0"/>
-                <w:bCs w:val="0"/>
-                <w:color w:val="auto"/>
-                <w:sz w:val="20"/>
-                <w:szCs w:val="20"/>
-                <w:vertAlign w:val="baseline"/>
-              </w:rPr>
-              <w:t>i</w:t>
+              <w:t>slv_hresp_i</w:t>
             </w:r>
           </w:p>
         </w:tc>
@@ -9926,19 +10075,7 @@
                 <w:szCs w:val="20"/>
                 <w:vertAlign w:val="baseline"/>
               </w:rPr>
-              <w:t>slv_hreadyout_</w:t>
-            </w:r>
-            <w:r>
-              <w:rPr>
-                <w:rFonts w:hint="default" w:asciiTheme="majorEastAsia" w:hAnsiTheme="majorEastAsia" w:eastAsiaTheme="majorEastAsia" w:cstheme="majorEastAsia"/>
-                <w:b w:val="0"/>
-                <w:bCs w:val="0"/>
-                <w:color w:val="auto"/>
-                <w:sz w:val="20"/>
-                <w:szCs w:val="20"/>
-                <w:vertAlign w:val="baseline"/>
-              </w:rPr>
-              <w:t>i</w:t>
+              <w:t>slv_hreadyout_i</w:t>
             </w:r>
           </w:p>
         </w:tc>
@@ -10101,19 +10238,7 @@
                 <w:szCs w:val="20"/>
                 <w:vertAlign w:val="baseline"/>
               </w:rPr>
-              <w:t>slv_haddr_</w:t>
-            </w:r>
-            <w:r>
-              <w:rPr>
-                <w:rFonts w:hint="default" w:asciiTheme="majorEastAsia" w:hAnsiTheme="majorEastAsia" w:eastAsiaTheme="majorEastAsia" w:cstheme="majorEastAsia"/>
-                <w:b w:val="0"/>
-                <w:bCs w:val="0"/>
-                <w:color w:val="auto"/>
-                <w:sz w:val="20"/>
-                <w:szCs w:val="20"/>
-                <w:vertAlign w:val="baseline"/>
-              </w:rPr>
-              <w:t>o</w:t>
+              <w:t>slv_haddr_o</w:t>
             </w:r>
           </w:p>
         </w:tc>
@@ -10277,19 +10402,7 @@
                 <w:szCs w:val="20"/>
                 <w:vertAlign w:val="baseline"/>
               </w:rPr>
-              <w:t>slv_hburst_</w:t>
-            </w:r>
-            <w:r>
-              <w:rPr>
-                <w:rFonts w:hint="default" w:asciiTheme="majorEastAsia" w:hAnsiTheme="majorEastAsia" w:eastAsiaTheme="majorEastAsia" w:cstheme="majorEastAsia"/>
-                <w:b w:val="0"/>
-                <w:bCs w:val="0"/>
-                <w:color w:val="auto"/>
-                <w:sz w:val="20"/>
-                <w:szCs w:val="20"/>
-                <w:vertAlign w:val="baseline"/>
-              </w:rPr>
-              <w:t>o</w:t>
+              <w:t>slv_hburst_o</w:t>
             </w:r>
           </w:p>
         </w:tc>
@@ -10453,19 +10566,7 @@
                 <w:szCs w:val="20"/>
                 <w:vertAlign w:val="baseline"/>
               </w:rPr>
-              <w:t>slv_hsize_</w:t>
-            </w:r>
-            <w:r>
-              <w:rPr>
-                <w:rFonts w:hint="default" w:asciiTheme="majorEastAsia" w:hAnsiTheme="majorEastAsia" w:eastAsiaTheme="majorEastAsia" w:cstheme="majorEastAsia"/>
-                <w:b w:val="0"/>
-                <w:bCs w:val="0"/>
-                <w:color w:val="auto"/>
-                <w:sz w:val="20"/>
-                <w:szCs w:val="20"/>
-                <w:vertAlign w:val="baseline"/>
-              </w:rPr>
-              <w:t>o</w:t>
+              <w:t>slv_hsize_o</w:t>
             </w:r>
           </w:p>
         </w:tc>
@@ -10629,19 +10730,7 @@
                 <w:szCs w:val="20"/>
                 <w:vertAlign w:val="baseline"/>
               </w:rPr>
-              <w:t>slv_htrans_</w:t>
-            </w:r>
-            <w:r>
-              <w:rPr>
-                <w:rFonts w:hint="default" w:asciiTheme="majorEastAsia" w:hAnsiTheme="majorEastAsia" w:eastAsiaTheme="majorEastAsia" w:cstheme="majorEastAsia"/>
-                <w:b w:val="0"/>
-                <w:bCs w:val="0"/>
-                <w:color w:val="auto"/>
-                <w:sz w:val="20"/>
-                <w:szCs w:val="20"/>
-                <w:vertAlign w:val="baseline"/>
-              </w:rPr>
-              <w:t>o</w:t>
+              <w:t>slv_htrans_o</w:t>
             </w:r>
           </w:p>
         </w:tc>
@@ -10805,19 +10894,7 @@
                 <w:szCs w:val="20"/>
                 <w:vertAlign w:val="baseline"/>
               </w:rPr>
-              <w:t>slv_hwdata_</w:t>
-            </w:r>
-            <w:r>
-              <w:rPr>
-                <w:rFonts w:hint="default" w:asciiTheme="majorEastAsia" w:hAnsiTheme="majorEastAsia" w:eastAsiaTheme="majorEastAsia" w:cstheme="majorEastAsia"/>
-                <w:b w:val="0"/>
-                <w:bCs w:val="0"/>
-                <w:color w:val="auto"/>
-                <w:sz w:val="20"/>
-                <w:szCs w:val="20"/>
-                <w:vertAlign w:val="baseline"/>
-              </w:rPr>
-              <w:t>o</w:t>
+              <w:t>slv_hwdata_o</w:t>
             </w:r>
           </w:p>
         </w:tc>
@@ -10981,19 +11058,7 @@
                 <w:szCs w:val="20"/>
                 <w:vertAlign w:val="baseline"/>
               </w:rPr>
-              <w:t>slv_hwstrb_</w:t>
-            </w:r>
-            <w:r>
-              <w:rPr>
-                <w:rFonts w:hint="default" w:asciiTheme="majorEastAsia" w:hAnsiTheme="majorEastAsia" w:eastAsiaTheme="majorEastAsia" w:cstheme="majorEastAsia"/>
-                <w:b w:val="0"/>
-                <w:bCs w:val="0"/>
-                <w:color w:val="auto"/>
-                <w:sz w:val="20"/>
-                <w:szCs w:val="20"/>
-                <w:vertAlign w:val="baseline"/>
-              </w:rPr>
-              <w:t>o</w:t>
+              <w:t>slv_hwstrb_o</w:t>
             </w:r>
           </w:p>
         </w:tc>
@@ -11157,19 +11222,7 @@
                 <w:szCs w:val="20"/>
                 <w:vertAlign w:val="baseline"/>
               </w:rPr>
-              <w:t>slv_hwrite_</w:t>
-            </w:r>
-            <w:r>
-              <w:rPr>
-                <w:rFonts w:hint="default" w:asciiTheme="majorEastAsia" w:hAnsiTheme="majorEastAsia" w:eastAsiaTheme="majorEastAsia" w:cstheme="majorEastAsia"/>
-                <w:b w:val="0"/>
-                <w:bCs w:val="0"/>
-                <w:color w:val="auto"/>
-                <w:sz w:val="20"/>
-                <w:szCs w:val="20"/>
-                <w:vertAlign w:val="baseline"/>
-              </w:rPr>
-              <w:t>o</w:t>
+              <w:t>slv_hwrite_o</w:t>
             </w:r>
           </w:p>
         </w:tc>
@@ -11333,19 +11386,7 @@
                 <w:szCs w:val="20"/>
                 <w:vertAlign w:val="baseline"/>
               </w:rPr>
-              <w:t>slv_hsel_</w:t>
-            </w:r>
-            <w:r>
-              <w:rPr>
-                <w:rFonts w:hint="default" w:asciiTheme="majorEastAsia" w:hAnsiTheme="majorEastAsia" w:eastAsiaTheme="majorEastAsia" w:cstheme="majorEastAsia"/>
-                <w:b w:val="0"/>
-                <w:bCs w:val="0"/>
-                <w:color w:val="auto"/>
-                <w:sz w:val="20"/>
-                <w:szCs w:val="20"/>
-                <w:vertAlign w:val="baseline"/>
-              </w:rPr>
-              <w:t>o</w:t>
+              <w:t>slv_hsel_o</w:t>
             </w:r>
           </w:p>
         </w:tc>
@@ -11424,8 +11465,6 @@
               </w:rPr>
               <w:t>NS</w:t>
             </w:r>
-            <w:bookmarkStart w:id="0" w:name="_GoBack"/>
-            <w:bookmarkEnd w:id="0"/>
           </w:p>
         </w:tc>
         <w:tc>
